--- a/DF_TermProject_Spring2026.docx
+++ b/DF_TermProject_Spring2026.docx
@@ -1,6 +1,6 @@
 
 <file path=word/document.xml><?xml version="1.0" encoding="utf-8"?>
-<w:document xmlns:wpc="http://schemas.microsoft.com/office/word/2010/wordprocessingCanvas" xmlns:cx="http://schemas.microsoft.com/office/drawing/2014/chartex" xmlns:cx1="http://schemas.microsoft.com/office/drawing/2015/9/8/chartex" xmlns:cx2="http://schemas.microsoft.com/office/drawing/2015/10/21/chartex" xmlns:cx3="http://schemas.microsoft.com/office/drawing/2016/5/9/chartex" xmlns:cx4="http://schemas.microsoft.com/office/drawing/2016/5/10/chartex" xmlns:cx5="http://schemas.microsoft.com/office/drawing/2016/5/11/chartex" xmlns:cx6="http://schemas.microsoft.com/office/drawing/2016/5/12/chartex" xmlns:cx7="http://schemas.microsoft.com/office/drawing/2016/5/13/chartex" xmlns:cx8="http://schemas.microsoft.com/office/drawing/2016/5/14/chartex" xmlns:mc="http://schemas.openxmlformats.org/markup-compatibility/2006" xmlns:aink="http://schemas.microsoft.com/office/drawing/2016/ink" xmlns:am3d="http://schemas.microsoft.com/office/drawing/2017/model3d" xmlns:o="urn:schemas-microsoft-com:office:office" xmlns:oel="http://schemas.microsoft.com/office/2019/extlst" xmlns:r="http://schemas.openxmlformats.org/officeDocument/2006/relationships" xmlns:m="http://schemas.openxmlformats.org/officeDocument/2006/math" xmlns:v="urn:schemas-microsoft-com:vml" xmlns:wp14="http://schemas.microsoft.com/office/word/2010/wordprocessingDrawing" xmlns:wp="http://schemas.openxmlformats.org/drawingml/2006/wordprocessingDrawing" xmlns:w10="urn:schemas-microsoft-com:office:word" xmlns:w="http://schemas.openxmlformats.org/wordprocessingml/2006/main" xmlns:w14="http://schemas.microsoft.com/office/word/2010/wordml" xmlns:w15="http://schemas.microsoft.com/office/word/2012/wordml" xmlns:w16cex="http://schemas.microsoft.com/office/word/2018/wordml/cex" xmlns:w16cid="http://schemas.microsoft.com/office/word/2016/wordml/cid" xmlns:w16="http://schemas.microsoft.com/office/word/2018/wordml" xmlns:w16du="http://schemas.microsoft.com/office/word/2023/wordml/word16du" xmlns:w16sdtdh="http://schemas.microsoft.com/office/word/2020/wordml/sdtdatahash" xmlns:w16sdtfl="http://schemas.microsoft.com/office/word/2024/wordml/sdtformatlock" xmlns:w16se="http://schemas.microsoft.com/office/word/2015/wordml/symex" xmlns:wpg="http://schemas.microsoft.com/office/word/2010/wordprocessingGroup" xmlns:wpi="http://schemas.microsoft.com/office/word/2010/wordprocessingInk" xmlns:wne="http://schemas.microsoft.com/office/word/2006/wordml" xmlns:wps="http://schemas.microsoft.com/office/word/2010/wordprocessingShape" mc:Ignorable="w14 w15 w16se w16cid w16 w16cex w16sdtdh w16sdtfl w16du wp14">
+<w:document xmlns:wpc="http://schemas.microsoft.com/office/word/2010/wordprocessingCanvas" xmlns:mc="http://schemas.openxmlformats.org/markup-compatibility/2006" xmlns:o="urn:schemas-microsoft-com:office:office" xmlns:r="http://schemas.openxmlformats.org/officeDocument/2006/relationships" xmlns:m="http://schemas.openxmlformats.org/officeDocument/2006/math" xmlns:v="urn:schemas-microsoft-com:vml" xmlns:wp14="http://schemas.microsoft.com/office/word/2010/wordprocessingDrawing" xmlns:wp="http://schemas.openxmlformats.org/drawingml/2006/wordprocessingDrawing" xmlns:w10="urn:schemas-microsoft-com:office:word" xmlns:w="http://schemas.openxmlformats.org/wordprocessingml/2006/main" xmlns:w14="http://schemas.microsoft.com/office/word/2010/wordml" xmlns:wpg="http://schemas.microsoft.com/office/word/2010/wordprocessingGroup" xmlns:wpi="http://schemas.microsoft.com/office/word/2010/wordprocessingInk" xmlns:wne="http://schemas.microsoft.com/office/word/2006/wordml" xmlns:wps="http://schemas.microsoft.com/office/word/2010/wordprocessingShape" mc:Ignorable="w14 wp14">
   <w:body>
     <w:p>
       <w:pPr>
@@ -448,9 +448,9 @@
         <w:gridCol w:w="985"/>
         <w:gridCol w:w="1208"/>
         <w:gridCol w:w="1663"/>
+        <w:gridCol w:w="1268"/>
         <w:gridCol w:w="1141"/>
-        <w:gridCol w:w="1141"/>
-        <w:gridCol w:w="974"/>
+        <w:gridCol w:w="1586"/>
         <w:gridCol w:w="1441"/>
       </w:tblGrid>
       <w:tr>
@@ -908,7 +908,11 @@
             </w:tcMar>
             <w:vAlign w:val="center"/>
           </w:tcPr>
-          <w:p/>
+          <w:p>
+            <w:r>
+              <w:t>2</w:t>
+            </w:r>
+          </w:p>
         </w:tc>
         <w:tc>
           <w:tcPr>
@@ -928,7 +932,11 @@
             </w:tcMar>
             <w:vAlign w:val="center"/>
           </w:tcPr>
-          <w:p/>
+          <w:p>
+            <w:r>
+              <w:t>Aleeza Ejaz</w:t>
+            </w:r>
+          </w:p>
         </w:tc>
         <w:tc>
           <w:tcPr>
@@ -948,7 +956,11 @@
             </w:tcMar>
             <w:vAlign w:val="center"/>
           </w:tcPr>
-          <w:p/>
+          <w:p>
+            <w:r>
+              <w:t>aleezagit</w:t>
+            </w:r>
+          </w:p>
         </w:tc>
         <w:tc>
           <w:tcPr>
@@ -968,7 +980,11 @@
             </w:tcMar>
             <w:vAlign w:val="center"/>
           </w:tcPr>
-          <w:p/>
+          <w:p>
+            <w:r>
+              <w:t>Member</w:t>
+            </w:r>
+          </w:p>
         </w:tc>
         <w:tc>
           <w:tcPr>
@@ -988,7 +1004,11 @@
             </w:tcMar>
             <w:vAlign w:val="center"/>
           </w:tcPr>
-          <w:p/>
+          <w:p>
+            <w:r>
+              <w:t>Cd production</w:t>
+            </w:r>
+          </w:p>
         </w:tc>
         <w:tc>
           <w:tcPr>
@@ -1008,7 +1028,11 @@
             </w:tcMar>
             <w:vAlign w:val="center"/>
           </w:tcPr>
-          <w:p/>
+          <w:p>
+            <w:r>
+              <w:t>hunza</w:t>
+            </w:r>
+          </w:p>
         </w:tc>
         <w:tc>
           <w:tcPr>
@@ -1028,7 +1052,11 @@
             </w:tcMar>
             <w:vAlign w:val="center"/>
           </w:tcPr>
-          <w:p/>
+          <w:p>
+            <w:r>
+              <w:t>Develop,main</w:t>
+            </w:r>
+          </w:p>
         </w:tc>
         <w:tc>
           <w:tcPr>
@@ -1048,7 +1076,11 @@
             </w:tcMar>
             <w:vAlign w:val="center"/>
           </w:tcPr>
-          <w:p/>
+          <w:p>
+            <w:r>
+              <w:t>yes</w:t>
+            </w:r>
+          </w:p>
         </w:tc>
       </w:tr>
       <w:tr>
@@ -1871,8 +1903,45 @@
                 <w:sz w:val="20"/>
                 <w:szCs w:val="20"/>
               </w:rPr>
+              <w:t>Development</w:t>
+            </w:r>
+          </w:p>
+        </w:tc>
+        <w:tc>
+          <w:tcPr>
+            <w:tcW w:w="2300" w:type="dxa"/>
+            <w:tcBorders>
+              <w:top w:val="single" w:sz="1" w:space="0" w:color="AAAAAA"/>
+              <w:left w:val="single" w:sz="1" w:space="0" w:color="AAAAAA"/>
+              <w:bottom w:val="single" w:sz="1" w:space="0" w:color="AAAAAA"/>
+              <w:right w:val="single" w:sz="1" w:space="0" w:color="AAAAAA"/>
+            </w:tcBorders>
+            <w:shd w:val="clear" w:color="auto" w:fill="EBF3FA"/>
+            <w:tcMar>
+              <w:top w:w="80" w:type="dxa"/>
+              <w:left w:w="120" w:type="dxa"/>
+              <w:bottom w:w="80" w:type="dxa"/>
+              <w:right w:w="120" w:type="dxa"/>
+            </w:tcMar>
+            <w:vAlign w:val="center"/>
+          </w:tcPr>
+          <w:p>
+            <w:r>
+              <w:rPr>
+                <w:color w:val="000000"/>
+                <w:sz w:val="20"/>
+                <w:szCs w:val="20"/>
+              </w:rPr>
+              <w:t xml:space="preserve">Active development; CI </w:t>
+            </w:r>
+            <w:r>
+              <w:rPr>
+                <w:color w:val="000000"/>
+                <w:sz w:val="20"/>
+                <w:szCs w:val="20"/>
+              </w:rPr>
               <w:lastRenderedPageBreak/>
-              <w:t>Development</w:t>
+              <w:t>triggered on every PR to develop</w:t>
             </w:r>
           </w:p>
         </w:tc>
@@ -1901,13 +1970,23 @@
                 <w:sz w:val="20"/>
                 <w:szCs w:val="20"/>
               </w:rPr>
-              <w:t>Active development; CI triggered on every PR to develop</w:t>
-            </w:r>
-          </w:p>
-        </w:tc>
-        <w:tc>
-          <w:tcPr>
-            <w:tcW w:w="2300" w:type="dxa"/>
+              <w:lastRenderedPageBreak/>
+              <w:t>:dev-latest / :dev-</w:t>
+            </w:r>
+            <w:r>
+              <w:rPr>
+                <w:color w:val="000000"/>
+                <w:sz w:val="20"/>
+                <w:szCs w:val="20"/>
+              </w:rPr>
+              <w:lastRenderedPageBreak/>
+              <w:t>&lt;sha&gt;</w:t>
+            </w:r>
+          </w:p>
+        </w:tc>
+        <w:tc>
+          <w:tcPr>
+            <w:tcW w:w="2560" w:type="dxa"/>
             <w:tcBorders>
               <w:top w:val="single" w:sz="1" w:space="0" w:color="AAAAAA"/>
               <w:left w:val="single" w:sz="1" w:space="0" w:color="AAAAAA"/>
@@ -1930,35 +2009,7 @@
                 <w:sz w:val="20"/>
                 <w:szCs w:val="20"/>
               </w:rPr>
-              <w:t>:dev-latest / :dev-&lt;sha&gt;</w:t>
-            </w:r>
-          </w:p>
-        </w:tc>
-        <w:tc>
-          <w:tcPr>
-            <w:tcW w:w="2560" w:type="dxa"/>
-            <w:tcBorders>
-              <w:top w:val="single" w:sz="1" w:space="0" w:color="AAAAAA"/>
-              <w:left w:val="single" w:sz="1" w:space="0" w:color="AAAAAA"/>
-              <w:bottom w:val="single" w:sz="1" w:space="0" w:color="AAAAAA"/>
-              <w:right w:val="single" w:sz="1" w:space="0" w:color="AAAAAA"/>
-            </w:tcBorders>
-            <w:shd w:val="clear" w:color="auto" w:fill="EBF3FA"/>
-            <w:tcMar>
-              <w:top w:w="80" w:type="dxa"/>
-              <w:left w:w="120" w:type="dxa"/>
-              <w:bottom w:w="80" w:type="dxa"/>
-              <w:right w:w="120" w:type="dxa"/>
-            </w:tcMar>
-            <w:vAlign w:val="center"/>
-          </w:tcPr>
-          <w:p>
-            <w:r>
-              <w:rPr>
-                <w:color w:val="000000"/>
-                <w:sz w:val="20"/>
-                <w:szCs w:val="20"/>
-              </w:rPr>
+              <w:lastRenderedPageBreak/>
               <w:t>pakvista-dev (on Render)</w:t>
             </w:r>
           </w:p>
@@ -1992,6 +2043,7 @@
                 <w:sz w:val="20"/>
                 <w:szCs w:val="20"/>
               </w:rPr>
+              <w:lastRenderedPageBreak/>
               <w:t>Staging</w:t>
             </w:r>
           </w:p>
@@ -3387,7 +3439,15 @@
                 <w:sz w:val="20"/>
                 <w:szCs w:val="20"/>
               </w:rPr>
-              <w:t xml:space="preserve"> HTML &amp; CSS Linting, Building with </w:t>
+              <w:t xml:space="preserve"> HTML &amp; CSS Linting, Building with Parcel,</w:t>
+            </w:r>
+            <w:r>
+              <w:rPr>
+                <w:color w:val="000000"/>
+                <w:sz w:val="20"/>
+                <w:szCs w:val="20"/>
+              </w:rPr>
+              <w:t xml:space="preserve"> Docker Login, Build, Tag (:dev-latest, </w:t>
             </w:r>
             <w:r>
               <w:rPr>
@@ -3396,15 +3456,7 @@
                 <w:szCs w:val="20"/>
               </w:rPr>
               <w:lastRenderedPageBreak/>
-              <w:t>Parcel,</w:t>
-            </w:r>
-            <w:r>
-              <w:rPr>
-                <w:color w:val="000000"/>
-                <w:sz w:val="20"/>
-                <w:szCs w:val="20"/>
-              </w:rPr>
-              <w:t xml:space="preserve"> Docker Login, Build, Tag (:dev-latest, :dev-&lt;sha&gt;), Push to Docker Hub.</w:t>
+              <w:t>:dev-&lt;sha&gt;), Push to Docker Hub.</w:t>
             </w:r>
           </w:p>
         </w:tc>
@@ -11992,37 +12044,45 @@
                 <w:sz w:val="20"/>
                 <w:szCs w:val="20"/>
               </w:rPr>
+              <w:t>13</w:t>
+            </w:r>
+          </w:p>
+        </w:tc>
+        <w:tc>
+          <w:tcPr>
+            <w:tcW w:w="6860" w:type="dxa"/>
+            <w:tcBorders>
+              <w:top w:val="single" w:sz="1" w:space="0" w:color="AAAAAA"/>
+              <w:left w:val="single" w:sz="1" w:space="0" w:color="AAAAAA"/>
+              <w:bottom w:val="single" w:sz="1" w:space="0" w:color="AAAAAA"/>
+              <w:right w:val="single" w:sz="1" w:space="0" w:color="AAAAAA"/>
+            </w:tcBorders>
+            <w:shd w:val="clear" w:color="auto" w:fill="EBF3FA"/>
+            <w:tcMar>
+              <w:top w:w="80" w:type="dxa"/>
+              <w:left w:w="120" w:type="dxa"/>
+              <w:bottom w:w="80" w:type="dxa"/>
+              <w:right w:w="120" w:type="dxa"/>
+            </w:tcMar>
+            <w:vAlign w:val="center"/>
+          </w:tcPr>
+          <w:p>
+            <w:r>
+              <w:rPr>
+                <w:color w:val="000000"/>
+                <w:sz w:val="20"/>
+                <w:szCs w:val="20"/>
+              </w:rPr>
+              <w:t xml:space="preserve">cd-dev.yml: correct push trigger on develop, declares environment: development, curl POST to RENDER_DEPLOY_HOOK_DEV_URL, echo </w:t>
+            </w:r>
+            <w:r>
+              <w:rPr>
+                <w:color w:val="000000"/>
+                <w:sz w:val="20"/>
+                <w:szCs w:val="20"/>
+              </w:rPr>
               <w:lastRenderedPageBreak/>
-              <w:t>13</w:t>
-            </w:r>
-          </w:p>
-        </w:tc>
-        <w:tc>
-          <w:tcPr>
-            <w:tcW w:w="6860" w:type="dxa"/>
-            <w:tcBorders>
-              <w:top w:val="single" w:sz="1" w:space="0" w:color="AAAAAA"/>
-              <w:left w:val="single" w:sz="1" w:space="0" w:color="AAAAAA"/>
-              <w:bottom w:val="single" w:sz="1" w:space="0" w:color="AAAAAA"/>
-              <w:right w:val="single" w:sz="1" w:space="0" w:color="AAAAAA"/>
-            </w:tcBorders>
-            <w:shd w:val="clear" w:color="auto" w:fill="EBF3FA"/>
-            <w:tcMar>
-              <w:top w:w="80" w:type="dxa"/>
-              <w:left w:w="120" w:type="dxa"/>
-              <w:bottom w:w="80" w:type="dxa"/>
-              <w:right w:w="120" w:type="dxa"/>
-            </w:tcMar>
-            <w:vAlign w:val="center"/>
-          </w:tcPr>
-          <w:p>
-            <w:r>
-              <w:rPr>
-                <w:color w:val="000000"/>
-                <w:sz w:val="20"/>
-                <w:szCs w:val="20"/>
-              </w:rPr>
-              <w:t>cd-dev.yml: correct push trigger on develop, declares environment: development, curl POST to RENDER_DEPLOY_HOOK_DEV_URL, echo confirmation.</w:t>
+              <w:t>confirmation.</w:t>
             </w:r>
           </w:p>
         </w:tc>
@@ -12054,6 +12114,7 @@
                 <w:sz w:val="20"/>
                 <w:szCs w:val="20"/>
               </w:rPr>
+              <w:lastRenderedPageBreak/>
               <w:t>6</w:t>
             </w:r>
           </w:p>
@@ -12090,6 +12151,7 @@
                 <w:sz w:val="20"/>
                 <w:szCs w:val="20"/>
               </w:rPr>
+              <w:lastRenderedPageBreak/>
               <w:t>14</w:t>
             </w:r>
           </w:p>
@@ -12809,8 +12871,8 @@
         <w:tblLook w:val="04A0" w:firstRow="1" w:lastRow="0" w:firstColumn="1" w:lastColumn="0" w:noHBand="0" w:noVBand="1"/>
       </w:tblPr>
       <w:tblGrid>
-        <w:gridCol w:w="3200"/>
-        <w:gridCol w:w="6160"/>
+        <w:gridCol w:w="1485"/>
+        <w:gridCol w:w="8835"/>
       </w:tblGrid>
       <w:tr>
         <w:tc>
@@ -13036,7 +13098,18 @@
                 <w:sz w:val="20"/>
                 <w:szCs w:val="20"/>
               </w:rPr>
-              <w:t>Docker Hub – Pushed Images with All Environment Tags (dev, staging, prod)</w:t>
+              <w:t xml:space="preserve">Docker Hub – Pushed Images with All Environment </w:t>
+            </w:r>
+            <w:r>
+              <w:rPr>
+                <w:b/>
+                <w:bCs/>
+                <w:color w:val="000000"/>
+                <w:sz w:val="20"/>
+                <w:szCs w:val="20"/>
+              </w:rPr>
+              <w:lastRenderedPageBreak/>
+              <w:t>Tags (dev, staging, prod)</w:t>
             </w:r>
           </w:p>
         </w:tc>
@@ -13066,6 +13139,7 @@
                 <w:sz w:val="20"/>
                 <w:szCs w:val="20"/>
               </w:rPr>
+              <w:lastRenderedPageBreak/>
               <w:t>[Paste screenshot here]</w:t>
             </w:r>
           </w:p>
@@ -13099,6 +13173,7 @@
                 <w:sz w:val="20"/>
                 <w:szCs w:val="20"/>
               </w:rPr>
+              <w:lastRenderedPageBreak/>
               <w:t>CD Workflow Runs – All three environments triggered by push events</w:t>
             </w:r>
           </w:p>
@@ -13113,6 +13188,101 @@
               <w:right w:val="single" w:sz="1" w:space="0" w:color="AAAAAA"/>
             </w:tcBorders>
             <w:shd w:val="clear" w:color="auto" w:fill="FFFFFF"/>
+            <w:tcMar>
+              <w:top w:w="80" w:type="dxa"/>
+              <w:left w:w="120" w:type="dxa"/>
+              <w:bottom w:w="80" w:type="dxa"/>
+              <w:right w:w="120" w:type="dxa"/>
+            </w:tcMar>
+          </w:tcPr>
+          <w:p>
+            <w:r>
+              <w:rPr>
+                <w:noProof/>
+              </w:rPr>
+              <w:drawing>
+                <wp:inline distT="0" distB="0" distL="0" distR="0" wp14:anchorId="34C73433" wp14:editId="592A4704">
+                  <wp:extent cx="5943600" cy="2592070"/>
+                  <wp:effectExtent l="0" t="0" r="0" b="0"/>
+                  <wp:docPr id="2" name="Picture 2"/>
+                  <wp:cNvGraphicFramePr>
+                    <a:graphicFrameLocks xmlns:a="http://schemas.openxmlformats.org/drawingml/2006/main" noChangeAspect="1"/>
+                  </wp:cNvGraphicFramePr>
+                  <a:graphic xmlns:a="http://schemas.openxmlformats.org/drawingml/2006/main">
+                    <a:graphicData uri="http://schemas.openxmlformats.org/drawingml/2006/picture">
+                      <pic:pic xmlns:pic="http://schemas.openxmlformats.org/drawingml/2006/picture">
+                        <pic:nvPicPr>
+                          <pic:cNvPr id="0" name=""/>
+                          <pic:cNvPicPr/>
+                        </pic:nvPicPr>
+                        <pic:blipFill>
+                          <a:blip r:embed="rId8"/>
+                          <a:stretch>
+                            <a:fillRect/>
+                          </a:stretch>
+                        </pic:blipFill>
+                        <pic:spPr>
+                          <a:xfrm>
+                            <a:off x="0" y="0"/>
+                            <a:ext cx="5943600" cy="2592070"/>
+                          </a:xfrm>
+                          <a:prstGeom prst="rect">
+                            <a:avLst/>
+                          </a:prstGeom>
+                        </pic:spPr>
+                      </pic:pic>
+                    </a:graphicData>
+                  </a:graphic>
+                </wp:inline>
+              </w:drawing>
+            </w:r>
+            <w:bookmarkStart w:id="0" w:name="_GoBack"/>
+            <w:bookmarkEnd w:id="0"/>
+          </w:p>
+        </w:tc>
+      </w:tr>
+      <w:tr>
+        <w:tc>
+          <w:tcPr>
+            <w:tcW w:w="3200" w:type="dxa"/>
+            <w:tcBorders>
+              <w:top w:val="single" w:sz="1" w:space="0" w:color="AAAAAA"/>
+              <w:left w:val="single" w:sz="1" w:space="0" w:color="AAAAAA"/>
+              <w:bottom w:val="single" w:sz="1" w:space="0" w:color="AAAAAA"/>
+              <w:right w:val="single" w:sz="1" w:space="0" w:color="AAAAAA"/>
+            </w:tcBorders>
+            <w:shd w:val="clear" w:color="auto" w:fill="EBF3FA"/>
+            <w:tcMar>
+              <w:top w:w="80" w:type="dxa"/>
+              <w:left w:w="120" w:type="dxa"/>
+              <w:bottom w:w="80" w:type="dxa"/>
+              <w:right w:w="120" w:type="dxa"/>
+            </w:tcMar>
+            <w:vAlign w:val="center"/>
+          </w:tcPr>
+          <w:p>
+            <w:r>
+              <w:rPr>
+                <w:b/>
+                <w:bCs/>
+                <w:color w:val="000000"/>
+                <w:sz w:val="20"/>
+                <w:szCs w:val="20"/>
+              </w:rPr>
+              <w:t>Live PakVista – Development Render Service (all 5 pages accessible)</w:t>
+            </w:r>
+          </w:p>
+        </w:tc>
+        <w:tc>
+          <w:tcPr>
+            <w:tcW w:w="6160" w:type="dxa"/>
+            <w:tcBorders>
+              <w:top w:val="single" w:sz="1" w:space="0" w:color="AAAAAA"/>
+              <w:left w:val="single" w:sz="1" w:space="0" w:color="AAAAAA"/>
+              <w:bottom w:val="single" w:sz="1" w:space="0" w:color="AAAAAA"/>
+              <w:right w:val="single" w:sz="1" w:space="0" w:color="AAAAAA"/>
+            </w:tcBorders>
+            <w:shd w:val="clear" w:color="auto" w:fill="EBF3FA"/>
             <w:tcMar>
               <w:top w:w="80" w:type="dxa"/>
               <w:left w:w="120" w:type="dxa"/>
@@ -13144,25 +13314,25 @@
               <w:bottom w:val="single" w:sz="1" w:space="0" w:color="AAAAAA"/>
               <w:right w:val="single" w:sz="1" w:space="0" w:color="AAAAAA"/>
             </w:tcBorders>
-            <w:shd w:val="clear" w:color="auto" w:fill="EBF3FA"/>
-            <w:tcMar>
-              <w:top w:w="80" w:type="dxa"/>
-              <w:left w:w="120" w:type="dxa"/>
-              <w:bottom w:w="80" w:type="dxa"/>
-              <w:right w:w="120" w:type="dxa"/>
-            </w:tcMar>
-            <w:vAlign w:val="center"/>
-          </w:tcPr>
-          <w:p>
-            <w:r>
-              <w:rPr>
-                <w:b/>
-                <w:bCs/>
-                <w:color w:val="000000"/>
-                <w:sz w:val="20"/>
-                <w:szCs w:val="20"/>
-              </w:rPr>
-              <w:t>Live PakVista – Development Render Service (all 5 pages accessible)</w:t>
+            <w:shd w:val="clear" w:color="auto" w:fill="FFFFFF"/>
+            <w:tcMar>
+              <w:top w:w="80" w:type="dxa"/>
+              <w:left w:w="120" w:type="dxa"/>
+              <w:bottom w:w="80" w:type="dxa"/>
+              <w:right w:w="120" w:type="dxa"/>
+            </w:tcMar>
+            <w:vAlign w:val="center"/>
+          </w:tcPr>
+          <w:p>
+            <w:r>
+              <w:rPr>
+                <w:b/>
+                <w:bCs/>
+                <w:color w:val="000000"/>
+                <w:sz w:val="20"/>
+                <w:szCs w:val="20"/>
+              </w:rPr>
+              <w:t>Live PakVista – Staging Render Service (all 5 pages accessible)</w:t>
             </w:r>
           </w:p>
         </w:tc>
@@ -13175,7 +13345,7 @@
               <w:bottom w:val="single" w:sz="1" w:space="0" w:color="AAAAAA"/>
               <w:right w:val="single" w:sz="1" w:space="0" w:color="AAAAAA"/>
             </w:tcBorders>
-            <w:shd w:val="clear" w:color="auto" w:fill="EBF3FA"/>
+            <w:shd w:val="clear" w:color="auto" w:fill="FFFFFF"/>
             <w:tcMar>
               <w:top w:w="80" w:type="dxa"/>
               <w:left w:w="120" w:type="dxa"/>
@@ -13207,25 +13377,25 @@
               <w:bottom w:val="single" w:sz="1" w:space="0" w:color="AAAAAA"/>
               <w:right w:val="single" w:sz="1" w:space="0" w:color="AAAAAA"/>
             </w:tcBorders>
-            <w:shd w:val="clear" w:color="auto" w:fill="FFFFFF"/>
-            <w:tcMar>
-              <w:top w:w="80" w:type="dxa"/>
-              <w:left w:w="120" w:type="dxa"/>
-              <w:bottom w:w="80" w:type="dxa"/>
-              <w:right w:w="120" w:type="dxa"/>
-            </w:tcMar>
-            <w:vAlign w:val="center"/>
-          </w:tcPr>
-          <w:p>
-            <w:r>
-              <w:rPr>
-                <w:b/>
-                <w:bCs/>
-                <w:color w:val="000000"/>
-                <w:sz w:val="20"/>
-                <w:szCs w:val="20"/>
-              </w:rPr>
-              <w:t>Live PakVista – Staging Render Service (all 5 pages accessible)</w:t>
+            <w:shd w:val="clear" w:color="auto" w:fill="EBF3FA"/>
+            <w:tcMar>
+              <w:top w:w="80" w:type="dxa"/>
+              <w:left w:w="120" w:type="dxa"/>
+              <w:bottom w:w="80" w:type="dxa"/>
+              <w:right w:w="120" w:type="dxa"/>
+            </w:tcMar>
+            <w:vAlign w:val="center"/>
+          </w:tcPr>
+          <w:p>
+            <w:r>
+              <w:rPr>
+                <w:b/>
+                <w:bCs/>
+                <w:color w:val="000000"/>
+                <w:sz w:val="20"/>
+                <w:szCs w:val="20"/>
+              </w:rPr>
+              <w:t>Live PakVista – Production Render Service (all 5 pages accessible)</w:t>
             </w:r>
           </w:p>
         </w:tc>
@@ -13238,7 +13408,7 @@
               <w:bottom w:val="single" w:sz="1" w:space="0" w:color="AAAAAA"/>
               <w:right w:val="single" w:sz="1" w:space="0" w:color="AAAAAA"/>
             </w:tcBorders>
-            <w:shd w:val="clear" w:color="auto" w:fill="FFFFFF"/>
+            <w:shd w:val="clear" w:color="auto" w:fill="EBF3FA"/>
             <w:tcMar>
               <w:top w:w="80" w:type="dxa"/>
               <w:left w:w="120" w:type="dxa"/>
@@ -13270,7 +13440,7 @@
               <w:bottom w:val="single" w:sz="1" w:space="0" w:color="AAAAAA"/>
               <w:right w:val="single" w:sz="1" w:space="0" w:color="AAAAAA"/>
             </w:tcBorders>
-            <w:shd w:val="clear" w:color="auto" w:fill="EBF3FA"/>
+            <w:shd w:val="clear" w:color="auto" w:fill="FFFFFF"/>
             <w:tcMar>
               <w:top w:w="80" w:type="dxa"/>
               <w:left w:w="120" w:type="dxa"/>
@@ -13289,7 +13459,7 @@
                 <w:szCs w:val="20"/>
               </w:rPr>
               <w:lastRenderedPageBreak/>
-              <w:t>Live PakVista – Production Render Service (all 5 pages accessible)</w:t>
+              <w:t>Term Project .docx visible in GitHub Repository file listing</w:t>
             </w:r>
           </w:p>
         </w:tc>
@@ -13302,38 +13472,6 @@
               <w:bottom w:val="single" w:sz="1" w:space="0" w:color="AAAAAA"/>
               <w:right w:val="single" w:sz="1" w:space="0" w:color="AAAAAA"/>
             </w:tcBorders>
-            <w:shd w:val="clear" w:color="auto" w:fill="EBF3FA"/>
-            <w:tcMar>
-              <w:top w:w="80" w:type="dxa"/>
-              <w:left w:w="120" w:type="dxa"/>
-              <w:bottom w:w="80" w:type="dxa"/>
-              <w:right w:w="120" w:type="dxa"/>
-            </w:tcMar>
-          </w:tcPr>
-          <w:p>
-            <w:r>
-              <w:rPr>
-                <w:i/>
-                <w:iCs/>
-                <w:color w:val="595959"/>
-                <w:sz w:val="20"/>
-                <w:szCs w:val="20"/>
-              </w:rPr>
-              <w:t>[Paste screenshot here]</w:t>
-            </w:r>
-          </w:p>
-        </w:tc>
-      </w:tr>
-      <w:tr>
-        <w:tc>
-          <w:tcPr>
-            <w:tcW w:w="3200" w:type="dxa"/>
-            <w:tcBorders>
-              <w:top w:val="single" w:sz="1" w:space="0" w:color="AAAAAA"/>
-              <w:left w:val="single" w:sz="1" w:space="0" w:color="AAAAAA"/>
-              <w:bottom w:val="single" w:sz="1" w:space="0" w:color="AAAAAA"/>
-              <w:right w:val="single" w:sz="1" w:space="0" w:color="AAAAAA"/>
-            </w:tcBorders>
             <w:shd w:val="clear" w:color="auto" w:fill="FFFFFF"/>
             <w:tcMar>
               <w:top w:w="80" w:type="dxa"/>
@@ -13341,48 +13479,47 @@
               <w:bottom w:w="80" w:type="dxa"/>
               <w:right w:w="120" w:type="dxa"/>
             </w:tcMar>
-            <w:vAlign w:val="center"/>
-          </w:tcPr>
-          <w:p>
-            <w:r>
-              <w:rPr>
-                <w:b/>
-                <w:bCs/>
-                <w:color w:val="000000"/>
-                <w:sz w:val="20"/>
-                <w:szCs w:val="20"/>
-              </w:rPr>
-              <w:t>Term Project .docx visible in GitHub Repository file listing</w:t>
-            </w:r>
-          </w:p>
-        </w:tc>
-        <w:tc>
-          <w:tcPr>
-            <w:tcW w:w="6160" w:type="dxa"/>
-            <w:tcBorders>
-              <w:top w:val="single" w:sz="1" w:space="0" w:color="AAAAAA"/>
-              <w:left w:val="single" w:sz="1" w:space="0" w:color="AAAAAA"/>
-              <w:bottom w:val="single" w:sz="1" w:space="0" w:color="AAAAAA"/>
-              <w:right w:val="single" w:sz="1" w:space="0" w:color="AAAAAA"/>
-            </w:tcBorders>
-            <w:shd w:val="clear" w:color="auto" w:fill="FFFFFF"/>
-            <w:tcMar>
-              <w:top w:w="80" w:type="dxa"/>
-              <w:left w:w="120" w:type="dxa"/>
-              <w:bottom w:w="80" w:type="dxa"/>
-              <w:right w:w="120" w:type="dxa"/>
-            </w:tcMar>
-          </w:tcPr>
-          <w:p>
-            <w:r>
-              <w:rPr>
-                <w:i/>
-                <w:iCs/>
-                <w:color w:val="595959"/>
-                <w:sz w:val="20"/>
-                <w:szCs w:val="20"/>
-              </w:rPr>
-              <w:t>[Paste screenshot here]</w:t>
+          </w:tcPr>
+          <w:p>
+            <w:r>
+              <w:rPr>
+                <w:noProof/>
+              </w:rPr>
+              <w:drawing>
+                <wp:inline distT="0" distB="0" distL="0" distR="0" wp14:anchorId="4E28739C" wp14:editId="00E8178B">
+                  <wp:extent cx="5943600" cy="2827655"/>
+                  <wp:effectExtent l="0" t="0" r="0" b="0"/>
+                  <wp:docPr id="1" name="Picture 1"/>
+                  <wp:cNvGraphicFramePr>
+                    <a:graphicFrameLocks xmlns:a="http://schemas.openxmlformats.org/drawingml/2006/main" noChangeAspect="1"/>
+                  </wp:cNvGraphicFramePr>
+                  <a:graphic xmlns:a="http://schemas.openxmlformats.org/drawingml/2006/main">
+                    <a:graphicData uri="http://schemas.openxmlformats.org/drawingml/2006/picture">
+                      <pic:pic xmlns:pic="http://schemas.openxmlformats.org/drawingml/2006/picture">
+                        <pic:nvPicPr>
+                          <pic:cNvPr id="0" name=""/>
+                          <pic:cNvPicPr/>
+                        </pic:nvPicPr>
+                        <pic:blipFill>
+                          <a:blip r:embed="rId9"/>
+                          <a:stretch>
+                            <a:fillRect/>
+                          </a:stretch>
+                        </pic:blipFill>
+                        <pic:spPr>
+                          <a:xfrm>
+                            <a:off x="0" y="0"/>
+                            <a:ext cx="5943600" cy="2827655"/>
+                          </a:xfrm>
+                          <a:prstGeom prst="rect">
+                            <a:avLst/>
+                          </a:prstGeom>
+                        </pic:spPr>
+                      </pic:pic>
+                    </a:graphicData>
+                  </a:graphic>
+                </wp:inline>
+              </w:drawing>
             </w:r>
           </w:p>
         </w:tc>
@@ -13449,7 +13586,15 @@
           <w:bCs/>
           <w:color w:val="2E75B6"/>
         </w:rPr>
-        <w:t>Member 2: [Student Name] – Reflection</w:t>
+        <w:t>Member 2: Aleeza Ejaz</w:t>
+      </w:r>
+      <w:r>
+        <w:rPr>
+          <w:b/>
+          <w:bCs/>
+          <w:color w:val="2E75B6"/>
+        </w:rPr>
+        <w:t xml:space="preserve"> – Reflection</w:t>
       </w:r>
     </w:p>
     <w:p>
@@ -13460,12 +13605,28 @@
         <w:spacing w:before="160" w:after="40"/>
       </w:pPr>
       <w:r>
-        <w:rPr>
-          <w:i/>
-          <w:iCs/>
-          <w:color w:val="595959"/>
-        </w:rPr>
-        <w:t>[Write your 4–5 line reflection here]</w:t>
+        <w:t xml:space="preserve">I developed a </w:t>
+      </w:r>
+      <w:r>
+        <w:rPr>
+          <w:rStyle w:val="Strong"/>
+        </w:rPr>
+        <w:t>Hunza.html page</w:t>
+      </w:r>
+      <w:r>
+        <w:t xml:space="preserve"> for the PakVista project and improved the website structure. I also created a</w:t>
+      </w:r>
+      <w:r>
+        <w:t xml:space="preserve"> </w:t>
+      </w:r>
+      <w:r>
+        <w:rPr>
+          <w:rStyle w:val="Strong"/>
+        </w:rPr>
+        <w:t>CD production workflow using GitHub Actions</w:t>
+      </w:r>
+      <w:r>
+        <w:t xml:space="preserve"> to automate deployment on every push to the main branch. During the process, I fixed a Stylelint error, which helped me understand code quality rules in CSS. This task gave me practical experience in web development, version control, and automated deployment.</w:t>
       </w:r>
     </w:p>
     <w:p/>
@@ -14820,8 +14981,18 @@
                 <w:sz w:val="20"/>
                 <w:szCs w:val="20"/>
               </w:rPr>
+              <w:t xml:space="preserve">CSS Custom Properties </w:t>
+            </w:r>
+            <w:r>
+              <w:rPr>
+                <w:b/>
+                <w:bCs/>
+                <w:color w:val="000000"/>
+                <w:sz w:val="20"/>
+                <w:szCs w:val="20"/>
+              </w:rPr>
               <w:lastRenderedPageBreak/>
-              <w:t>CSS Custom Properties (Variables)</w:t>
+              <w:t>(Variables)</w:t>
             </w:r>
           </w:p>
         </w:tc>
@@ -14850,7 +15021,18 @@
                 <w:sz w:val="18"/>
                 <w:szCs w:val="18"/>
               </w:rPr>
-              <w:t>https://developer.mozilla.org/en-US/docs/Web/CSS/Using_CSS_custom_properties</w:t>
+              <w:lastRenderedPageBreak/>
+              <w:t>https://developer.mozilla.org/en-</w:t>
+            </w:r>
+            <w:r>
+              <w:rPr>
+                <w:rFonts w:ascii="Courier New" w:eastAsia="Courier New" w:hAnsi="Courier New" w:cs="Courier New"/>
+                <w:color w:val="2E75B6"/>
+                <w:sz w:val="18"/>
+                <w:szCs w:val="18"/>
+              </w:rPr>
+              <w:lastRenderedPageBreak/>
+              <w:t>US/docs/Web/CSS/Using_CSS_custom_properties</w:t>
             </w:r>
           </w:p>
         </w:tc>
@@ -14858,8 +15040,8 @@
     </w:tbl>
     <w:p/>
     <w:sectPr>
-      <w:headerReference w:type="default" r:id="rId7"/>
-      <w:footerReference w:type="default" r:id="rId8"/>
+      <w:headerReference w:type="default" r:id="rId10"/>
+      <w:footerReference w:type="default" r:id="rId11"/>
       <w:pgSz w:w="12240" w:h="15840"/>
       <w:pgMar w:top="1080" w:right="1080" w:bottom="1080" w:left="1080" w:header="708" w:footer="708" w:gutter="0"/>
       <w:cols w:space="720"/>
@@ -14870,7 +15052,7 @@
 </file>
 
 <file path=word/endnotes.xml><?xml version="1.0" encoding="utf-8"?>
-<w:endnotes xmlns:wpc="http://schemas.microsoft.com/office/word/2010/wordprocessingCanvas" xmlns:cx="http://schemas.microsoft.com/office/drawing/2014/chartex" xmlns:cx1="http://schemas.microsoft.com/office/drawing/2015/9/8/chartex" xmlns:cx2="http://schemas.microsoft.com/office/drawing/2015/10/21/chartex" xmlns:cx3="http://schemas.microsoft.com/office/drawing/2016/5/9/chartex" xmlns:cx4="http://schemas.microsoft.com/office/drawing/2016/5/10/chartex" xmlns:cx5="http://schemas.microsoft.com/office/drawing/2016/5/11/chartex" xmlns:cx6="http://schemas.microsoft.com/office/drawing/2016/5/12/chartex" xmlns:cx7="http://schemas.microsoft.com/office/drawing/2016/5/13/chartex" xmlns:cx8="http://schemas.microsoft.com/office/drawing/2016/5/14/chartex" xmlns:mc="http://schemas.openxmlformats.org/markup-compatibility/2006" xmlns:aink="http://schemas.microsoft.com/office/drawing/2016/ink" xmlns:am3d="http://schemas.microsoft.com/office/drawing/2017/model3d" xmlns:o="urn:schemas-microsoft-com:office:office" xmlns:oel="http://schemas.microsoft.com/office/2019/extlst" xmlns:r="http://schemas.openxmlformats.org/officeDocument/2006/relationships" xmlns:m="http://schemas.openxmlformats.org/officeDocument/2006/math" xmlns:v="urn:schemas-microsoft-com:vml" xmlns:wp14="http://schemas.microsoft.com/office/word/2010/wordprocessingDrawing" xmlns:wp="http://schemas.openxmlformats.org/drawingml/2006/wordprocessingDrawing" xmlns:w10="urn:schemas-microsoft-com:office:word" xmlns:w="http://schemas.openxmlformats.org/wordprocessingml/2006/main" xmlns:w14="http://schemas.microsoft.com/office/word/2010/wordml" xmlns:w15="http://schemas.microsoft.com/office/word/2012/wordml" xmlns:w16cex="http://schemas.microsoft.com/office/word/2018/wordml/cex" xmlns:w16cid="http://schemas.microsoft.com/office/word/2016/wordml/cid" xmlns:w16="http://schemas.microsoft.com/office/word/2018/wordml" xmlns:w16du="http://schemas.microsoft.com/office/word/2023/wordml/word16du" xmlns:w16sdtdh="http://schemas.microsoft.com/office/word/2020/wordml/sdtdatahash" xmlns:w16sdtfl="http://schemas.microsoft.com/office/word/2024/wordml/sdtformatlock" xmlns:w16se="http://schemas.microsoft.com/office/word/2015/wordml/symex" xmlns:wpg="http://schemas.microsoft.com/office/word/2010/wordprocessingGroup" xmlns:wpi="http://schemas.microsoft.com/office/word/2010/wordprocessingInk" xmlns:wne="http://schemas.microsoft.com/office/word/2006/wordml" xmlns:wps="http://schemas.microsoft.com/office/word/2010/wordprocessingShape" mc:Ignorable="w14 w15 w16se w16cid w16 w16cex w16sdtdh w16sdtfl w16du wp14">
+<w:endnotes xmlns:wpc="http://schemas.microsoft.com/office/word/2010/wordprocessingCanvas" xmlns:mc="http://schemas.openxmlformats.org/markup-compatibility/2006" xmlns:o="urn:schemas-microsoft-com:office:office" xmlns:r="http://schemas.openxmlformats.org/officeDocument/2006/relationships" xmlns:m="http://schemas.openxmlformats.org/officeDocument/2006/math" xmlns:v="urn:schemas-microsoft-com:vml" xmlns:wp14="http://schemas.microsoft.com/office/word/2010/wordprocessingDrawing" xmlns:wp="http://schemas.openxmlformats.org/drawingml/2006/wordprocessingDrawing" xmlns:w10="urn:schemas-microsoft-com:office:word" xmlns:w="http://schemas.openxmlformats.org/wordprocessingml/2006/main" xmlns:w14="http://schemas.microsoft.com/office/word/2010/wordml" xmlns:wpg="http://schemas.microsoft.com/office/word/2010/wordprocessingGroup" xmlns:wpi="http://schemas.microsoft.com/office/word/2010/wordprocessingInk" xmlns:wne="http://schemas.microsoft.com/office/word/2006/wordml" xmlns:wps="http://schemas.microsoft.com/office/word/2010/wordprocessingShape" mc:Ignorable="w14 wp14">
   <w:endnote w:type="separator" w:id="-1">
     <w:p>
       <w:r>
@@ -14889,7 +15071,7 @@
 </file>
 
 <file path=word/footer1.xml><?xml version="1.0" encoding="utf-8"?>
-<w:ftr xmlns:wpc="http://schemas.microsoft.com/office/word/2010/wordprocessingCanvas" xmlns:cx="http://schemas.microsoft.com/office/drawing/2014/chartex" xmlns:cx1="http://schemas.microsoft.com/office/drawing/2015/9/8/chartex" xmlns:cx2="http://schemas.microsoft.com/office/drawing/2015/10/21/chartex" xmlns:cx3="http://schemas.microsoft.com/office/drawing/2016/5/9/chartex" xmlns:cx4="http://schemas.microsoft.com/office/drawing/2016/5/10/chartex" xmlns:cx5="http://schemas.microsoft.com/office/drawing/2016/5/11/chartex" xmlns:cx6="http://schemas.microsoft.com/office/drawing/2016/5/12/chartex" xmlns:cx7="http://schemas.microsoft.com/office/drawing/2016/5/13/chartex" xmlns:cx8="http://schemas.microsoft.com/office/drawing/2016/5/14/chartex" xmlns:mc="http://schemas.openxmlformats.org/markup-compatibility/2006" xmlns:aink="http://schemas.microsoft.com/office/drawing/2016/ink" xmlns:am3d="http://schemas.microsoft.com/office/drawing/2017/model3d" xmlns:o="urn:schemas-microsoft-com:office:office" xmlns:oel="http://schemas.microsoft.com/office/2019/extlst" xmlns:r="http://schemas.openxmlformats.org/officeDocument/2006/relationships" xmlns:m="http://schemas.openxmlformats.org/officeDocument/2006/math" xmlns:v="urn:schemas-microsoft-com:vml" xmlns:wp14="http://schemas.microsoft.com/office/word/2010/wordprocessingDrawing" xmlns:wp="http://schemas.openxmlformats.org/drawingml/2006/wordprocessingDrawing" xmlns:w10="urn:schemas-microsoft-com:office:word" xmlns:w="http://schemas.openxmlformats.org/wordprocessingml/2006/main" xmlns:w14="http://schemas.microsoft.com/office/word/2010/wordml" xmlns:w15="http://schemas.microsoft.com/office/word/2012/wordml" xmlns:w16cex="http://schemas.microsoft.com/office/word/2018/wordml/cex" xmlns:w16cid="http://schemas.microsoft.com/office/word/2016/wordml/cid" xmlns:w16="http://schemas.microsoft.com/office/word/2018/wordml" xmlns:w16du="http://schemas.microsoft.com/office/word/2023/wordml/word16du" xmlns:w16sdtdh="http://schemas.microsoft.com/office/word/2020/wordml/sdtdatahash" xmlns:w16sdtfl="http://schemas.microsoft.com/office/word/2024/wordml/sdtformatlock" xmlns:w16se="http://schemas.microsoft.com/office/word/2015/wordml/symex" xmlns:wpg="http://schemas.microsoft.com/office/word/2010/wordprocessingGroup" xmlns:wpi="http://schemas.microsoft.com/office/word/2010/wordprocessingInk" xmlns:wne="http://schemas.microsoft.com/office/word/2006/wordml" xmlns:wps="http://schemas.microsoft.com/office/word/2010/wordprocessingShape" mc:Ignorable="w14 w15 w16se w16cid w16 w16cex w16sdtdh w16sdtfl w16du wp14">
+<w:ftr xmlns:wpc="http://schemas.microsoft.com/office/word/2010/wordprocessingCanvas" xmlns:mc="http://schemas.openxmlformats.org/markup-compatibility/2006" xmlns:o="urn:schemas-microsoft-com:office:office" xmlns:r="http://schemas.openxmlformats.org/officeDocument/2006/relationships" xmlns:m="http://schemas.openxmlformats.org/officeDocument/2006/math" xmlns:v="urn:schemas-microsoft-com:vml" xmlns:wp14="http://schemas.microsoft.com/office/word/2010/wordprocessingDrawing" xmlns:wp="http://schemas.openxmlformats.org/drawingml/2006/wordprocessingDrawing" xmlns:w10="urn:schemas-microsoft-com:office:word" xmlns:w="http://schemas.openxmlformats.org/wordprocessingml/2006/main" xmlns:w14="http://schemas.microsoft.com/office/word/2010/wordml" xmlns:wpg="http://schemas.microsoft.com/office/word/2010/wordprocessingGroup" xmlns:wpi="http://schemas.microsoft.com/office/word/2010/wordprocessingInk" xmlns:wne="http://schemas.microsoft.com/office/word/2006/wordml" xmlns:wps="http://schemas.microsoft.com/office/word/2010/wordprocessingShape" mc:Ignorable="w14 wp14">
   <w:p>
     <w:pPr>
       <w:pBdr>
@@ -14947,7 +15129,7 @@
         <w:sz w:val="18"/>
         <w:szCs w:val="18"/>
       </w:rPr>
-      <w:t>1</w:t>
+      <w:t>13</w:t>
     </w:r>
     <w:r>
       <w:rPr>
@@ -14996,7 +15178,7 @@
         <w:sz w:val="18"/>
         <w:szCs w:val="18"/>
       </w:rPr>
-      <w:t>2</w:t>
+      <w:t>21</w:t>
     </w:r>
     <w:r>
       <w:rPr>
@@ -15011,7 +15193,7 @@
 </file>
 
 <file path=word/footnotes.xml><?xml version="1.0" encoding="utf-8"?>
-<w:footnotes xmlns:wpc="http://schemas.microsoft.com/office/word/2010/wordprocessingCanvas" xmlns:cx="http://schemas.microsoft.com/office/drawing/2014/chartex" xmlns:cx1="http://schemas.microsoft.com/office/drawing/2015/9/8/chartex" xmlns:cx2="http://schemas.microsoft.com/office/drawing/2015/10/21/chartex" xmlns:cx3="http://schemas.microsoft.com/office/drawing/2016/5/9/chartex" xmlns:cx4="http://schemas.microsoft.com/office/drawing/2016/5/10/chartex" xmlns:cx5="http://schemas.microsoft.com/office/drawing/2016/5/11/chartex" xmlns:cx6="http://schemas.microsoft.com/office/drawing/2016/5/12/chartex" xmlns:cx7="http://schemas.microsoft.com/office/drawing/2016/5/13/chartex" xmlns:cx8="http://schemas.microsoft.com/office/drawing/2016/5/14/chartex" xmlns:mc="http://schemas.openxmlformats.org/markup-compatibility/2006" xmlns:aink="http://schemas.microsoft.com/office/drawing/2016/ink" xmlns:am3d="http://schemas.microsoft.com/office/drawing/2017/model3d" xmlns:o="urn:schemas-microsoft-com:office:office" xmlns:oel="http://schemas.microsoft.com/office/2019/extlst" xmlns:r="http://schemas.openxmlformats.org/officeDocument/2006/relationships" xmlns:m="http://schemas.openxmlformats.org/officeDocument/2006/math" xmlns:v="urn:schemas-microsoft-com:vml" xmlns:wp14="http://schemas.microsoft.com/office/word/2010/wordprocessingDrawing" xmlns:wp="http://schemas.openxmlformats.org/drawingml/2006/wordprocessingDrawing" xmlns:w10="urn:schemas-microsoft-com:office:word" xmlns:w="http://schemas.openxmlformats.org/wordprocessingml/2006/main" xmlns:w14="http://schemas.microsoft.com/office/word/2010/wordml" xmlns:w15="http://schemas.microsoft.com/office/word/2012/wordml" xmlns:w16cex="http://schemas.microsoft.com/office/word/2018/wordml/cex" xmlns:w16cid="http://schemas.microsoft.com/office/word/2016/wordml/cid" xmlns:w16="http://schemas.microsoft.com/office/word/2018/wordml" xmlns:w16du="http://schemas.microsoft.com/office/word/2023/wordml/word16du" xmlns:w16sdtdh="http://schemas.microsoft.com/office/word/2020/wordml/sdtdatahash" xmlns:w16sdtfl="http://schemas.microsoft.com/office/word/2024/wordml/sdtformatlock" xmlns:w16se="http://schemas.microsoft.com/office/word/2015/wordml/symex" xmlns:wpg="http://schemas.microsoft.com/office/word/2010/wordprocessingGroup" xmlns:wpi="http://schemas.microsoft.com/office/word/2010/wordprocessingInk" xmlns:wne="http://schemas.microsoft.com/office/word/2006/wordml" xmlns:wps="http://schemas.microsoft.com/office/word/2010/wordprocessingShape" mc:Ignorable="w14 w15 w16se w16cid w16 w16cex w16sdtdh w16sdtfl w16du wp14">
+<w:footnotes xmlns:wpc="http://schemas.microsoft.com/office/word/2010/wordprocessingCanvas" xmlns:mc="http://schemas.openxmlformats.org/markup-compatibility/2006" xmlns:o="urn:schemas-microsoft-com:office:office" xmlns:r="http://schemas.openxmlformats.org/officeDocument/2006/relationships" xmlns:m="http://schemas.openxmlformats.org/officeDocument/2006/math" xmlns:v="urn:schemas-microsoft-com:vml" xmlns:wp14="http://schemas.microsoft.com/office/word/2010/wordprocessingDrawing" xmlns:wp="http://schemas.openxmlformats.org/drawingml/2006/wordprocessingDrawing" xmlns:w10="urn:schemas-microsoft-com:office:word" xmlns:w="http://schemas.openxmlformats.org/wordprocessingml/2006/main" xmlns:w14="http://schemas.microsoft.com/office/word/2010/wordml" xmlns:wpg="http://schemas.microsoft.com/office/word/2010/wordprocessingGroup" xmlns:wpi="http://schemas.microsoft.com/office/word/2010/wordprocessingInk" xmlns:wne="http://schemas.microsoft.com/office/word/2006/wordml" xmlns:wps="http://schemas.microsoft.com/office/word/2010/wordprocessingShape" mc:Ignorable="w14 wp14">
   <w:footnote w:type="separator" w:id="-1">
     <w:p>
       <w:r>
@@ -15030,7 +15212,7 @@
 </file>
 
 <file path=word/header1.xml><?xml version="1.0" encoding="utf-8"?>
-<w:hdr xmlns:wpc="http://schemas.microsoft.com/office/word/2010/wordprocessingCanvas" xmlns:cx="http://schemas.microsoft.com/office/drawing/2014/chartex" xmlns:cx1="http://schemas.microsoft.com/office/drawing/2015/9/8/chartex" xmlns:cx2="http://schemas.microsoft.com/office/drawing/2015/10/21/chartex" xmlns:cx3="http://schemas.microsoft.com/office/drawing/2016/5/9/chartex" xmlns:cx4="http://schemas.microsoft.com/office/drawing/2016/5/10/chartex" xmlns:cx5="http://schemas.microsoft.com/office/drawing/2016/5/11/chartex" xmlns:cx6="http://schemas.microsoft.com/office/drawing/2016/5/12/chartex" xmlns:cx7="http://schemas.microsoft.com/office/drawing/2016/5/13/chartex" xmlns:cx8="http://schemas.microsoft.com/office/drawing/2016/5/14/chartex" xmlns:mc="http://schemas.openxmlformats.org/markup-compatibility/2006" xmlns:aink="http://schemas.microsoft.com/office/drawing/2016/ink" xmlns:am3d="http://schemas.microsoft.com/office/drawing/2017/model3d" xmlns:o="urn:schemas-microsoft-com:office:office" xmlns:oel="http://schemas.microsoft.com/office/2019/extlst" xmlns:r="http://schemas.openxmlformats.org/officeDocument/2006/relationships" xmlns:m="http://schemas.openxmlformats.org/officeDocument/2006/math" xmlns:v="urn:schemas-microsoft-com:vml" xmlns:wp14="http://schemas.microsoft.com/office/word/2010/wordprocessingDrawing" xmlns:wp="http://schemas.openxmlformats.org/drawingml/2006/wordprocessingDrawing" xmlns:w10="urn:schemas-microsoft-com:office:word" xmlns:w="http://schemas.openxmlformats.org/wordprocessingml/2006/main" xmlns:w14="http://schemas.microsoft.com/office/word/2010/wordml" xmlns:w15="http://schemas.microsoft.com/office/word/2012/wordml" xmlns:w16cex="http://schemas.microsoft.com/office/word/2018/wordml/cex" xmlns:w16cid="http://schemas.microsoft.com/office/word/2016/wordml/cid" xmlns:w16="http://schemas.microsoft.com/office/word/2018/wordml" xmlns:w16du="http://schemas.microsoft.com/office/word/2023/wordml/word16du" xmlns:w16sdtdh="http://schemas.microsoft.com/office/word/2020/wordml/sdtdatahash" xmlns:w16sdtfl="http://schemas.microsoft.com/office/word/2024/wordml/sdtformatlock" xmlns:w16se="http://schemas.microsoft.com/office/word/2015/wordml/symex" xmlns:wpg="http://schemas.microsoft.com/office/word/2010/wordprocessingGroup" xmlns:wpi="http://schemas.microsoft.com/office/word/2010/wordprocessingInk" xmlns:wne="http://schemas.microsoft.com/office/word/2006/wordml" xmlns:wps="http://schemas.microsoft.com/office/word/2010/wordprocessingShape" mc:Ignorable="w14 w15 w16se w16cid w16 w16cex w16sdtdh w16sdtfl w16du wp14">
+<w:hdr xmlns:wpc="http://schemas.microsoft.com/office/word/2010/wordprocessingCanvas" xmlns:mc="http://schemas.openxmlformats.org/markup-compatibility/2006" xmlns:o="urn:schemas-microsoft-com:office:office" xmlns:r="http://schemas.openxmlformats.org/officeDocument/2006/relationships" xmlns:m="http://schemas.openxmlformats.org/officeDocument/2006/math" xmlns:v="urn:schemas-microsoft-com:vml" xmlns:wp14="http://schemas.microsoft.com/office/word/2010/wordprocessingDrawing" xmlns:wp="http://schemas.openxmlformats.org/drawingml/2006/wordprocessingDrawing" xmlns:w10="urn:schemas-microsoft-com:office:word" xmlns:w="http://schemas.openxmlformats.org/wordprocessingml/2006/main" xmlns:w14="http://schemas.microsoft.com/office/word/2010/wordml" xmlns:wpg="http://schemas.microsoft.com/office/word/2010/wordprocessingGroup" xmlns:wpi="http://schemas.microsoft.com/office/word/2010/wordprocessingInk" xmlns:wne="http://schemas.microsoft.com/office/word/2006/wordml" xmlns:wps="http://schemas.microsoft.com/office/word/2010/wordprocessingShape" mc:Ignorable="w14 wp14">
   <w:p>
     <w:pPr>
       <w:pBdr>
@@ -15064,8 +15246,8 @@
 </file>
 
 <file path=word/numbering.xml><?xml version="1.0" encoding="utf-8"?>
-<w:numbering xmlns:wpc="http://schemas.microsoft.com/office/word/2010/wordprocessingCanvas" xmlns:cx="http://schemas.microsoft.com/office/drawing/2014/chartex" xmlns:cx1="http://schemas.microsoft.com/office/drawing/2015/9/8/chartex" xmlns:cx2="http://schemas.microsoft.com/office/drawing/2015/10/21/chartex" xmlns:cx3="http://schemas.microsoft.com/office/drawing/2016/5/9/chartex" xmlns:cx4="http://schemas.microsoft.com/office/drawing/2016/5/10/chartex" xmlns:cx5="http://schemas.microsoft.com/office/drawing/2016/5/11/chartex" xmlns:cx6="http://schemas.microsoft.com/office/drawing/2016/5/12/chartex" xmlns:cx7="http://schemas.microsoft.com/office/drawing/2016/5/13/chartex" xmlns:cx8="http://schemas.microsoft.com/office/drawing/2016/5/14/chartex" xmlns:mc="http://schemas.openxmlformats.org/markup-compatibility/2006" xmlns:aink="http://schemas.microsoft.com/office/drawing/2016/ink" xmlns:am3d="http://schemas.microsoft.com/office/drawing/2017/model3d" xmlns:o="urn:schemas-microsoft-com:office:office" xmlns:oel="http://schemas.microsoft.com/office/2019/extlst" xmlns:r="http://schemas.openxmlformats.org/officeDocument/2006/relationships" xmlns:m="http://schemas.openxmlformats.org/officeDocument/2006/math" xmlns:v="urn:schemas-microsoft-com:vml" xmlns:wp14="http://schemas.microsoft.com/office/word/2010/wordprocessingDrawing" xmlns:wp="http://schemas.openxmlformats.org/drawingml/2006/wordprocessingDrawing" xmlns:w10="urn:schemas-microsoft-com:office:word" xmlns:w="http://schemas.openxmlformats.org/wordprocessingml/2006/main" xmlns:w14="http://schemas.microsoft.com/office/word/2010/wordml" xmlns:w15="http://schemas.microsoft.com/office/word/2012/wordml" xmlns:w16cex="http://schemas.microsoft.com/office/word/2018/wordml/cex" xmlns:w16cid="http://schemas.microsoft.com/office/word/2016/wordml/cid" xmlns:w16="http://schemas.microsoft.com/office/word/2018/wordml" xmlns:w16du="http://schemas.microsoft.com/office/word/2023/wordml/word16du" xmlns:w16sdtdh="http://schemas.microsoft.com/office/word/2020/wordml/sdtdatahash" xmlns:w16sdtfl="http://schemas.microsoft.com/office/word/2024/wordml/sdtformatlock" xmlns:w16se="http://schemas.microsoft.com/office/word/2015/wordml/symex" xmlns:wpg="http://schemas.microsoft.com/office/word/2010/wordprocessingGroup" xmlns:wpi="http://schemas.microsoft.com/office/word/2010/wordprocessingInk" xmlns:wne="http://schemas.microsoft.com/office/word/2006/wordml" xmlns:wps="http://schemas.microsoft.com/office/word/2010/wordprocessingShape" mc:Ignorable="w14 w15 w16se w16cid w16 w16cex w16sdtdh w16sdtfl w16du wp14">
-  <w:abstractNum w:abstractNumId="0" w15:restartNumberingAfterBreak="0">
+<w:numbering xmlns:wpc="http://schemas.microsoft.com/office/word/2010/wordprocessingCanvas" xmlns:mc="http://schemas.openxmlformats.org/markup-compatibility/2006" xmlns:o="urn:schemas-microsoft-com:office:office" xmlns:r="http://schemas.openxmlformats.org/officeDocument/2006/relationships" xmlns:m="http://schemas.openxmlformats.org/officeDocument/2006/math" xmlns:v="urn:schemas-microsoft-com:vml" xmlns:wp14="http://schemas.microsoft.com/office/word/2010/wordprocessingDrawing" xmlns:wp="http://schemas.openxmlformats.org/drawingml/2006/wordprocessingDrawing" xmlns:w10="urn:schemas-microsoft-com:office:word" xmlns:w="http://schemas.openxmlformats.org/wordprocessingml/2006/main" xmlns:w14="http://schemas.microsoft.com/office/word/2010/wordml" xmlns:wpg="http://schemas.microsoft.com/office/word/2010/wordprocessingGroup" xmlns:wpi="http://schemas.microsoft.com/office/word/2010/wordprocessingInk" xmlns:wne="http://schemas.microsoft.com/office/word/2006/wordml" xmlns:wps="http://schemas.microsoft.com/office/word/2010/wordprocessingShape" mc:Ignorable="w14 wp14">
+  <w:abstractNum w:abstractNumId="0">
     <w:nsid w:val="0C5F5D60"/>
     <w:multiLevelType w:val="hybridMultilevel"/>
     <w:tmpl w:val="0E229818"/>
@@ -15123,7 +15305,7 @@
       <w:lvlJc w:val="left"/>
     </w:lvl>
   </w:abstractNum>
-  <w:abstractNum w:abstractNumId="1" w15:restartNumberingAfterBreak="0">
+  <w:abstractNum w:abstractNumId="1">
     <w:nsid w:val="12062537"/>
     <w:multiLevelType w:val="hybridMultilevel"/>
     <w:tmpl w:val="014E7C2E"/>
@@ -15181,7 +15363,7 @@
       <w:lvlJc w:val="left"/>
     </w:lvl>
   </w:abstractNum>
-  <w:abstractNum w:abstractNumId="2" w15:restartNumberingAfterBreak="0">
+  <w:abstractNum w:abstractNumId="2">
     <w:nsid w:val="23622E05"/>
     <w:multiLevelType w:val="hybridMultilevel"/>
     <w:tmpl w:val="6D467764"/>
@@ -15235,7 +15417,7 @@
       <w:lvlJc w:val="left"/>
     </w:lvl>
   </w:abstractNum>
-  <w:abstractNum w:abstractNumId="3" w15:restartNumberingAfterBreak="0">
+  <w:abstractNum w:abstractNumId="3">
     <w:nsid w:val="25741BD5"/>
     <w:multiLevelType w:val="hybridMultilevel"/>
     <w:tmpl w:val="4372CDE2"/>
@@ -15293,7 +15475,7 @@
       <w:lvlJc w:val="left"/>
     </w:lvl>
   </w:abstractNum>
-  <w:abstractNum w:abstractNumId="4" w15:restartNumberingAfterBreak="0">
+  <w:abstractNum w:abstractNumId="4">
     <w:nsid w:val="2EE12045"/>
     <w:multiLevelType w:val="hybridMultilevel"/>
     <w:tmpl w:val="39C47428"/>
@@ -15379,7 +15561,7 @@
       </w:pPr>
     </w:lvl>
   </w:abstractNum>
-  <w:abstractNum w:abstractNumId="5" w15:restartNumberingAfterBreak="0">
+  <w:abstractNum w:abstractNumId="5">
     <w:nsid w:val="4CF6362C"/>
     <w:multiLevelType w:val="hybridMultilevel"/>
     <w:tmpl w:val="3E187E5A"/>
@@ -15437,7 +15619,7 @@
       <w:lvlJc w:val="left"/>
     </w:lvl>
   </w:abstractNum>
-  <w:abstractNum w:abstractNumId="6" w15:restartNumberingAfterBreak="0">
+  <w:abstractNum w:abstractNumId="6">
     <w:nsid w:val="7E832E7F"/>
     <w:multiLevelType w:val="hybridMultilevel"/>
     <w:tmpl w:val="7F823D60"/>
@@ -15495,44 +15677,44 @@
       <w:lvlJc w:val="left"/>
     </w:lvl>
   </w:abstractNum>
-  <w:num w:numId="1" w16cid:durableId="2117942478">
+  <w:num w:numId="1">
     <w:abstractNumId w:val="4"/>
     <w:lvlOverride w:ilvl="0">
       <w:startOverride w:val="1"/>
     </w:lvlOverride>
   </w:num>
-  <w:num w:numId="2" w16cid:durableId="83378792">
+  <w:num w:numId="2">
     <w:abstractNumId w:val="0"/>
     <w:lvlOverride w:ilvl="0">
       <w:startOverride w:val="1"/>
     </w:lvlOverride>
   </w:num>
-  <w:num w:numId="3" w16cid:durableId="109058998">
+  <w:num w:numId="3">
     <w:abstractNumId w:val="2"/>
     <w:lvlOverride w:ilvl="0">
       <w:startOverride w:val="1"/>
     </w:lvlOverride>
   </w:num>
-  <w:num w:numId="4" w16cid:durableId="1097016307">
+  <w:num w:numId="4">
     <w:abstractNumId w:val="0"/>
   </w:num>
-  <w:num w:numId="5" w16cid:durableId="148984198">
+  <w:num w:numId="5">
     <w:abstractNumId w:val="6"/>
   </w:num>
-  <w:num w:numId="6" w16cid:durableId="1898860815">
+  <w:num w:numId="6">
     <w:abstractNumId w:val="1"/>
   </w:num>
-  <w:num w:numId="7" w16cid:durableId="2025783913">
+  <w:num w:numId="7">
     <w:abstractNumId w:val="5"/>
   </w:num>
-  <w:num w:numId="8" w16cid:durableId="1904019393">
+  <w:num w:numId="8">
     <w:abstractNumId w:val="3"/>
   </w:num>
 </w:numbering>
 </file>
 
 <file path=word/styles.xml><?xml version="1.0" encoding="utf-8"?>
-<w:styles xmlns:mc="http://schemas.openxmlformats.org/markup-compatibility/2006" xmlns:r="http://schemas.openxmlformats.org/officeDocument/2006/relationships" xmlns:w="http://schemas.openxmlformats.org/wordprocessingml/2006/main" xmlns:w14="http://schemas.microsoft.com/office/word/2010/wordml" xmlns:w15="http://schemas.microsoft.com/office/word/2012/wordml" xmlns:w16cex="http://schemas.microsoft.com/office/word/2018/wordml/cex" xmlns:w16cid="http://schemas.microsoft.com/office/word/2016/wordml/cid" xmlns:w16="http://schemas.microsoft.com/office/word/2018/wordml" xmlns:w16du="http://schemas.microsoft.com/office/word/2023/wordml/word16du" xmlns:w16sdtdh="http://schemas.microsoft.com/office/word/2020/wordml/sdtdatahash" xmlns:w16sdtfl="http://schemas.microsoft.com/office/word/2024/wordml/sdtformatlock" xmlns:w16se="http://schemas.microsoft.com/office/word/2015/wordml/symex" mc:Ignorable="w14 w15 w16se w16cid w16 w16cex w16sdtdh w16sdtfl w16du">
+<w:styles xmlns:mc="http://schemas.openxmlformats.org/markup-compatibility/2006" xmlns:r="http://schemas.openxmlformats.org/officeDocument/2006/relationships" xmlns:w="http://schemas.openxmlformats.org/wordprocessingml/2006/main" xmlns:w14="http://schemas.microsoft.com/office/word/2010/wordml" mc:Ignorable="w14">
   <w:docDefaults>
     <w:rPrDefault>
       <w:rPr>
@@ -15544,383 +15726,144 @@
     </w:rPrDefault>
     <w:pPrDefault/>
   </w:docDefaults>
-  <w:latentStyles w:defLockedState="0" w:defUIPriority="99" w:defSemiHidden="0" w:defUnhideWhenUsed="0" w:defQFormat="0" w:count="376">
-    <w:lsdException w:name="Normal" w:uiPriority="0" w:qFormat="1"/>
-    <w:lsdException w:name="heading 1" w:uiPriority="9" w:qFormat="1"/>
-    <w:lsdException w:name="heading 2" w:semiHidden="1" w:uiPriority="9" w:unhideWhenUsed="1" w:qFormat="1"/>
-    <w:lsdException w:name="heading 3" w:semiHidden="1" w:uiPriority="9" w:unhideWhenUsed="1" w:qFormat="1"/>
-    <w:lsdException w:name="heading 4" w:semiHidden="1" w:uiPriority="9" w:unhideWhenUsed="1" w:qFormat="1"/>
-    <w:lsdException w:name="heading 5" w:semiHidden="1" w:uiPriority="9" w:unhideWhenUsed="1" w:qFormat="1"/>
-    <w:lsdException w:name="heading 6" w:semiHidden="1" w:uiPriority="9" w:unhideWhenUsed="1" w:qFormat="1"/>
-    <w:lsdException w:name="heading 7" w:semiHidden="1" w:uiPriority="9" w:unhideWhenUsed="1" w:qFormat="1"/>
-    <w:lsdException w:name="heading 8" w:semiHidden="1" w:uiPriority="9" w:unhideWhenUsed="1" w:qFormat="1"/>
-    <w:lsdException w:name="heading 9" w:semiHidden="1" w:uiPriority="9" w:unhideWhenUsed="1" w:qFormat="1"/>
-    <w:lsdException w:name="index 1" w:semiHidden="1" w:unhideWhenUsed="1"/>
-    <w:lsdException w:name="index 2" w:semiHidden="1" w:unhideWhenUsed="1"/>
-    <w:lsdException w:name="index 3" w:semiHidden="1" w:unhideWhenUsed="1"/>
-    <w:lsdException w:name="index 4" w:semiHidden="1" w:unhideWhenUsed="1"/>
-    <w:lsdException w:name="index 5" w:semiHidden="1" w:unhideWhenUsed="1"/>
-    <w:lsdException w:name="index 6" w:semiHidden="1" w:unhideWhenUsed="1"/>
-    <w:lsdException w:name="index 7" w:semiHidden="1" w:unhideWhenUsed="1"/>
-    <w:lsdException w:name="index 8" w:semiHidden="1" w:unhideWhenUsed="1"/>
-    <w:lsdException w:name="index 9" w:semiHidden="1" w:unhideWhenUsed="1"/>
-    <w:lsdException w:name="toc 1" w:semiHidden="1" w:uiPriority="39" w:unhideWhenUsed="1"/>
-    <w:lsdException w:name="toc 2" w:semiHidden="1" w:uiPriority="39" w:unhideWhenUsed="1"/>
-    <w:lsdException w:name="toc 3" w:semiHidden="1" w:uiPriority="39" w:unhideWhenUsed="1"/>
-    <w:lsdException w:name="toc 4" w:semiHidden="1" w:uiPriority="39" w:unhideWhenUsed="1"/>
-    <w:lsdException w:name="toc 5" w:semiHidden="1" w:uiPriority="39" w:unhideWhenUsed="1"/>
-    <w:lsdException w:name="toc 6" w:semiHidden="1" w:uiPriority="39" w:unhideWhenUsed="1"/>
-    <w:lsdException w:name="toc 7" w:semiHidden="1" w:uiPriority="39" w:unhideWhenUsed="1"/>
-    <w:lsdException w:name="toc 8" w:semiHidden="1" w:uiPriority="39" w:unhideWhenUsed="1"/>
-    <w:lsdException w:name="toc 9" w:semiHidden="1" w:uiPriority="39" w:unhideWhenUsed="1"/>
-    <w:lsdException w:name="Normal Indent" w:semiHidden="1" w:unhideWhenUsed="1"/>
-    <w:lsdException w:name="footnote text" w:semiHidden="1" w:unhideWhenUsed="1"/>
-    <w:lsdException w:name="annotation text" w:semiHidden="1" w:unhideWhenUsed="1"/>
-    <w:lsdException w:name="header" w:semiHidden="1" w:unhideWhenUsed="1"/>
-    <w:lsdException w:name="footer" w:semiHidden="1" w:unhideWhenUsed="1"/>
-    <w:lsdException w:name="index heading" w:semiHidden="1" w:unhideWhenUsed="1"/>
-    <w:lsdException w:name="caption" w:semiHidden="1" w:uiPriority="35" w:unhideWhenUsed="1" w:qFormat="1"/>
-    <w:lsdException w:name="table of figures" w:semiHidden="1" w:unhideWhenUsed="1"/>
-    <w:lsdException w:name="envelope address" w:semiHidden="1" w:unhideWhenUsed="1"/>
-    <w:lsdException w:name="envelope return" w:semiHidden="1" w:unhideWhenUsed="1"/>
-    <w:lsdException w:name="footnote reference" w:semiHidden="1" w:unhideWhenUsed="1"/>
-    <w:lsdException w:name="annotation reference" w:semiHidden="1" w:unhideWhenUsed="1"/>
-    <w:lsdException w:name="line number" w:semiHidden="1" w:unhideWhenUsed="1"/>
-    <w:lsdException w:name="page number" w:semiHidden="1" w:unhideWhenUsed="1"/>
-    <w:lsdException w:name="endnote reference" w:semiHidden="1" w:unhideWhenUsed="1"/>
-    <w:lsdException w:name="endnote text" w:semiHidden="1" w:unhideWhenUsed="1"/>
-    <w:lsdException w:name="table of authorities" w:semiHidden="1" w:unhideWhenUsed="1"/>
-    <w:lsdException w:name="macro" w:semiHidden="1" w:unhideWhenUsed="1"/>
-    <w:lsdException w:name="toa heading" w:semiHidden="1" w:unhideWhenUsed="1"/>
-    <w:lsdException w:name="List" w:semiHidden="1" w:unhideWhenUsed="1"/>
-    <w:lsdException w:name="List Bullet" w:semiHidden="1" w:unhideWhenUsed="1"/>
-    <w:lsdException w:name="List Number" w:semiHidden="1" w:unhideWhenUsed="1"/>
-    <w:lsdException w:name="List 2" w:semiHidden="1" w:unhideWhenUsed="1"/>
-    <w:lsdException w:name="List 3" w:semiHidden="1" w:unhideWhenUsed="1"/>
-    <w:lsdException w:name="List 4" w:semiHidden="1" w:unhideWhenUsed="1"/>
-    <w:lsdException w:name="List 5" w:semiHidden="1" w:unhideWhenUsed="1"/>
-    <w:lsdException w:name="List Bullet 2" w:semiHidden="1" w:unhideWhenUsed="1"/>
-    <w:lsdException w:name="List Bullet 3" w:semiHidden="1" w:unhideWhenUsed="1"/>
-    <w:lsdException w:name="List Bullet 4" w:semiHidden="1" w:unhideWhenUsed="1"/>
-    <w:lsdException w:name="List Bullet 5" w:semiHidden="1" w:unhideWhenUsed="1"/>
-    <w:lsdException w:name="List Number 2" w:semiHidden="1" w:unhideWhenUsed="1"/>
-    <w:lsdException w:name="List Number 3" w:semiHidden="1" w:unhideWhenUsed="1"/>
-    <w:lsdException w:name="List Number 4" w:semiHidden="1" w:unhideWhenUsed="1"/>
-    <w:lsdException w:name="List Number 5" w:semiHidden="1" w:unhideWhenUsed="1"/>
-    <w:lsdException w:name="Title" w:uiPriority="10" w:qFormat="1"/>
-    <w:lsdException w:name="Closing" w:semiHidden="1" w:unhideWhenUsed="1"/>
-    <w:lsdException w:name="Signature" w:semiHidden="1" w:unhideWhenUsed="1"/>
-    <w:lsdException w:name="Default Paragraph Font" w:semiHidden="1" w:uiPriority="1" w:unhideWhenUsed="1"/>
-    <w:lsdException w:name="Body Text" w:semiHidden="1" w:unhideWhenUsed="1"/>
-    <w:lsdException w:name="Body Text Indent" w:semiHidden="1" w:unhideWhenUsed="1"/>
-    <w:lsdException w:name="List Continue" w:semiHidden="1" w:unhideWhenUsed="1"/>
-    <w:lsdException w:name="List Continue 2" w:semiHidden="1" w:unhideWhenUsed="1"/>
-    <w:lsdException w:name="List Continue 3" w:semiHidden="1" w:unhideWhenUsed="1"/>
-    <w:lsdException w:name="List Continue 4" w:semiHidden="1" w:unhideWhenUsed="1"/>
-    <w:lsdException w:name="List Continue 5" w:semiHidden="1" w:unhideWhenUsed="1"/>
-    <w:lsdException w:name="Message Header" w:semiHidden="1" w:unhideWhenUsed="1"/>
-    <w:lsdException w:name="Subtitle" w:uiPriority="11" w:qFormat="1"/>
-    <w:lsdException w:name="Salutation" w:semiHidden="1" w:unhideWhenUsed="1"/>
-    <w:lsdException w:name="Date" w:semiHidden="1" w:unhideWhenUsed="1"/>
-    <w:lsdException w:name="Body Text First Indent" w:semiHidden="1" w:unhideWhenUsed="1"/>
-    <w:lsdException w:name="Body Text First Indent 2" w:semiHidden="1" w:unhideWhenUsed="1"/>
-    <w:lsdException w:name="Note Heading" w:semiHidden="1" w:unhideWhenUsed="1"/>
-    <w:lsdException w:name="Body Text 2" w:semiHidden="1" w:unhideWhenUsed="1"/>
-    <w:lsdException w:name="Body Text 3" w:semiHidden="1" w:unhideWhenUsed="1"/>
-    <w:lsdException w:name="Body Text Indent 2" w:semiHidden="1" w:unhideWhenUsed="1"/>
-    <w:lsdException w:name="Body Text Indent 3" w:semiHidden="1" w:unhideWhenUsed="1"/>
-    <w:lsdException w:name="Block Text" w:semiHidden="1" w:unhideWhenUsed="1"/>
-    <w:lsdException w:name="Hyperlink" w:semiHidden="1" w:unhideWhenUsed="1"/>
-    <w:lsdException w:name="FollowedHyperlink" w:semiHidden="1" w:unhideWhenUsed="1"/>
-    <w:lsdException w:name="Strong" w:uiPriority="22" w:qFormat="1"/>
-    <w:lsdException w:name="Emphasis" w:uiPriority="20" w:qFormat="1"/>
-    <w:lsdException w:name="Document Map" w:semiHidden="1" w:unhideWhenUsed="1"/>
-    <w:lsdException w:name="Plain Text" w:semiHidden="1" w:unhideWhenUsed="1"/>
-    <w:lsdException w:name="E-mail Signature" w:semiHidden="1" w:unhideWhenUsed="1"/>
-    <w:lsdException w:name="HTML Top of Form" w:semiHidden="1" w:unhideWhenUsed="1"/>
-    <w:lsdException w:name="HTML Bottom of Form" w:semiHidden="1" w:unhideWhenUsed="1"/>
-    <w:lsdException w:name="Normal (Web)" w:semiHidden="1" w:unhideWhenUsed="1"/>
-    <w:lsdException w:name="HTML Acronym" w:semiHidden="1" w:unhideWhenUsed="1"/>
-    <w:lsdException w:name="HTML Address" w:semiHidden="1" w:unhideWhenUsed="1"/>
-    <w:lsdException w:name="HTML Cite" w:semiHidden="1" w:unhideWhenUsed="1"/>
-    <w:lsdException w:name="HTML Code" w:semiHidden="1" w:unhideWhenUsed="1"/>
-    <w:lsdException w:name="HTML Definition" w:semiHidden="1" w:unhideWhenUsed="1"/>
-    <w:lsdException w:name="HTML Keyboard" w:semiHidden="1" w:unhideWhenUsed="1"/>
-    <w:lsdException w:name="HTML Preformatted" w:semiHidden="1" w:unhideWhenUsed="1"/>
-    <w:lsdException w:name="HTML Sample" w:semiHidden="1" w:unhideWhenUsed="1"/>
-    <w:lsdException w:name="HTML Typewriter" w:semiHidden="1" w:unhideWhenUsed="1"/>
-    <w:lsdException w:name="HTML Variable" w:semiHidden="1" w:unhideWhenUsed="1"/>
-    <w:lsdException w:name="Normal Table" w:semiHidden="1" w:unhideWhenUsed="1"/>
-    <w:lsdException w:name="annotation subject" w:semiHidden="1" w:unhideWhenUsed="1"/>
-    <w:lsdException w:name="No List" w:semiHidden="1" w:unhideWhenUsed="1"/>
-    <w:lsdException w:name="Outline List 1" w:semiHidden="1" w:unhideWhenUsed="1"/>
-    <w:lsdException w:name="Outline List 2" w:semiHidden="1" w:unhideWhenUsed="1"/>
-    <w:lsdException w:name="Outline List 3" w:semiHidden="1" w:unhideWhenUsed="1"/>
-    <w:lsdException w:name="Table Simple 1" w:semiHidden="1" w:unhideWhenUsed="1"/>
-    <w:lsdException w:name="Table Simple 2" w:semiHidden="1" w:unhideWhenUsed="1"/>
-    <w:lsdException w:name="Table Simple 3" w:semiHidden="1" w:unhideWhenUsed="1"/>
-    <w:lsdException w:name="Table Classic 1" w:semiHidden="1" w:unhideWhenUsed="1"/>
-    <w:lsdException w:name="Table Classic 2" w:semiHidden="1" w:unhideWhenUsed="1"/>
-    <w:lsdException w:name="Table Classic 3" w:semiHidden="1" w:unhideWhenUsed="1"/>
-    <w:lsdException w:name="Table Classic 4" w:semiHidden="1" w:unhideWhenUsed="1"/>
-    <w:lsdException w:name="Table Colorful 1" w:semiHidden="1" w:unhideWhenUsed="1"/>
-    <w:lsdException w:name="Table Colorful 2" w:semiHidden="1" w:unhideWhenUsed="1"/>
-    <w:lsdException w:name="Table Colorful 3" w:semiHidden="1" w:unhideWhenUsed="1"/>
-    <w:lsdException w:name="Table Columns 1" w:semiHidden="1" w:unhideWhenUsed="1"/>
-    <w:lsdException w:name="Table Columns 2" w:semiHidden="1" w:unhideWhenUsed="1"/>
-    <w:lsdException w:name="Table Columns 3" w:semiHidden="1" w:unhideWhenUsed="1"/>
-    <w:lsdException w:name="Table Columns 4" w:semiHidden="1" w:unhideWhenUsed="1"/>
-    <w:lsdException w:name="Table Columns 5" w:semiHidden="1" w:unhideWhenUsed="1"/>
-    <w:lsdException w:name="Table Grid 1" w:semiHidden="1" w:unhideWhenUsed="1"/>
-    <w:lsdException w:name="Table Grid 2" w:semiHidden="1" w:unhideWhenUsed="1"/>
-    <w:lsdException w:name="Table Grid 3" w:semiHidden="1" w:unhideWhenUsed="1"/>
-    <w:lsdException w:name="Table Grid 4" w:semiHidden="1" w:unhideWhenUsed="1"/>
-    <w:lsdException w:name="Table Grid 5" w:semiHidden="1" w:unhideWhenUsed="1"/>
-    <w:lsdException w:name="Table Grid 6" w:semiHidden="1" w:unhideWhenUsed="1"/>
-    <w:lsdException w:name="Table Grid 7" w:semiHidden="1" w:unhideWhenUsed="1"/>
-    <w:lsdException w:name="Table Grid 8" w:semiHidden="1" w:unhideWhenUsed="1"/>
-    <w:lsdException w:name="Table List 1" w:semiHidden="1" w:unhideWhenUsed="1"/>
-    <w:lsdException w:name="Table List 2" w:semiHidden="1" w:unhideWhenUsed="1"/>
-    <w:lsdException w:name="Table List 3" w:semiHidden="1" w:unhideWhenUsed="1"/>
-    <w:lsdException w:name="Table List 4" w:semiHidden="1" w:unhideWhenUsed="1"/>
-    <w:lsdException w:name="Table List 5" w:semiHidden="1" w:unhideWhenUsed="1"/>
-    <w:lsdException w:name="Table List 6" w:semiHidden="1" w:unhideWhenUsed="1"/>
-    <w:lsdException w:name="Table List 7" w:semiHidden="1" w:unhideWhenUsed="1"/>
-    <w:lsdException w:name="Table List 8" w:semiHidden="1" w:unhideWhenUsed="1"/>
-    <w:lsdException w:name="Table 3D effects 1" w:semiHidden="1" w:unhideWhenUsed="1"/>
-    <w:lsdException w:name="Table 3D effects 2" w:semiHidden="1" w:unhideWhenUsed="1"/>
-    <w:lsdException w:name="Table 3D effects 3" w:semiHidden="1" w:unhideWhenUsed="1"/>
-    <w:lsdException w:name="Table Contemporary" w:semiHidden="1" w:unhideWhenUsed="1"/>
-    <w:lsdException w:name="Table Elegant" w:semiHidden="1" w:unhideWhenUsed="1"/>
-    <w:lsdException w:name="Table Professional" w:semiHidden="1" w:unhideWhenUsed="1"/>
-    <w:lsdException w:name="Table Subtle 1" w:semiHidden="1" w:unhideWhenUsed="1"/>
-    <w:lsdException w:name="Table Subtle 2" w:semiHidden="1" w:unhideWhenUsed="1"/>
-    <w:lsdException w:name="Table Web 1" w:semiHidden="1" w:unhideWhenUsed="1"/>
-    <w:lsdException w:name="Table Web 2" w:semiHidden="1" w:unhideWhenUsed="1"/>
-    <w:lsdException w:name="Table Web 3" w:semiHidden="1" w:unhideWhenUsed="1"/>
-    <w:lsdException w:name="Balloon Text" w:semiHidden="1" w:unhideWhenUsed="1"/>
-    <w:lsdException w:name="Table Grid" w:uiPriority="39"/>
-    <w:lsdException w:name="Table Theme" w:semiHidden="1" w:unhideWhenUsed="1"/>
-    <w:lsdException w:name="Placeholder Text" w:semiHidden="1"/>
-    <w:lsdException w:name="No Spacing" w:uiPriority="1" w:qFormat="1"/>
-    <w:lsdException w:name="Light Shading" w:uiPriority="60"/>
-    <w:lsdException w:name="Light List" w:uiPriority="61"/>
-    <w:lsdException w:name="Light Grid" w:uiPriority="62"/>
-    <w:lsdException w:name="Medium Shading 1" w:uiPriority="63"/>
-    <w:lsdException w:name="Medium Shading 2" w:uiPriority="64"/>
-    <w:lsdException w:name="Medium List 1" w:uiPriority="65"/>
-    <w:lsdException w:name="Medium List 2" w:uiPriority="66"/>
-    <w:lsdException w:name="Medium Grid 1" w:uiPriority="67"/>
-    <w:lsdException w:name="Medium Grid 2" w:uiPriority="68"/>
-    <w:lsdException w:name="Medium Grid 3" w:uiPriority="69"/>
-    <w:lsdException w:name="Dark List" w:uiPriority="70"/>
-    <w:lsdException w:name="Colorful Shading" w:uiPriority="71"/>
-    <w:lsdException w:name="Colorful List" w:uiPriority="72"/>
-    <w:lsdException w:name="Colorful Grid" w:uiPriority="73"/>
-    <w:lsdException w:name="Light Shading Accent 1" w:uiPriority="60"/>
-    <w:lsdException w:name="Light List Accent 1" w:uiPriority="61"/>
-    <w:lsdException w:name="Light Grid Accent 1" w:uiPriority="62"/>
-    <w:lsdException w:name="Medium Shading 1 Accent 1" w:uiPriority="63"/>
-    <w:lsdException w:name="Medium Shading 2 Accent 1" w:uiPriority="64"/>
-    <w:lsdException w:name="Medium List 1 Accent 1" w:uiPriority="65"/>
-    <w:lsdException w:name="Revision" w:semiHidden="1"/>
-    <w:lsdException w:name="List Paragraph" w:uiPriority="34" w:qFormat="1"/>
-    <w:lsdException w:name="Quote" w:uiPriority="29" w:qFormat="1"/>
-    <w:lsdException w:name="Intense Quote" w:uiPriority="30" w:qFormat="1"/>
-    <w:lsdException w:name="Medium List 2 Accent 1" w:uiPriority="66"/>
-    <w:lsdException w:name="Medium Grid 1 Accent 1" w:uiPriority="67"/>
-    <w:lsdException w:name="Medium Grid 2 Accent 1" w:uiPriority="68"/>
-    <w:lsdException w:name="Medium Grid 3 Accent 1" w:uiPriority="69"/>
-    <w:lsdException w:name="Dark List Accent 1" w:uiPriority="70"/>
-    <w:lsdException w:name="Colorful Shading Accent 1" w:uiPriority="71"/>
-    <w:lsdException w:name="Colorful List Accent 1" w:uiPriority="72"/>
-    <w:lsdException w:name="Colorful Grid Accent 1" w:uiPriority="73"/>
-    <w:lsdException w:name="Light Shading Accent 2" w:uiPriority="60"/>
-    <w:lsdException w:name="Light List Accent 2" w:uiPriority="61"/>
-    <w:lsdException w:name="Light Grid Accent 2" w:uiPriority="62"/>
-    <w:lsdException w:name="Medium Shading 1 Accent 2" w:uiPriority="63"/>
-    <w:lsdException w:name="Medium Shading 2 Accent 2" w:uiPriority="64"/>
-    <w:lsdException w:name="Medium List 1 Accent 2" w:uiPriority="65"/>
-    <w:lsdException w:name="Medium List 2 Accent 2" w:uiPriority="66"/>
-    <w:lsdException w:name="Medium Grid 1 Accent 2" w:uiPriority="67"/>
-    <w:lsdException w:name="Medium Grid 2 Accent 2" w:uiPriority="68"/>
-    <w:lsdException w:name="Medium Grid 3 Accent 2" w:uiPriority="69"/>
-    <w:lsdException w:name="Dark List Accent 2" w:uiPriority="70"/>
-    <w:lsdException w:name="Colorful Shading Accent 2" w:uiPriority="71"/>
-    <w:lsdException w:name="Colorful List Accent 2" w:uiPriority="72"/>
-    <w:lsdException w:name="Colorful Grid Accent 2" w:uiPriority="73"/>
-    <w:lsdException w:name="Light Shading Accent 3" w:uiPriority="60"/>
-    <w:lsdException w:name="Light List Accent 3" w:uiPriority="61"/>
-    <w:lsdException w:name="Light Grid Accent 3" w:uiPriority="62"/>
-    <w:lsdException w:name="Medium Shading 1 Accent 3" w:uiPriority="63"/>
-    <w:lsdException w:name="Medium Shading 2 Accent 3" w:uiPriority="64"/>
-    <w:lsdException w:name="Medium List 1 Accent 3" w:uiPriority="65"/>
-    <w:lsdException w:name="Medium List 2 Accent 3" w:uiPriority="66"/>
-    <w:lsdException w:name="Medium Grid 1 Accent 3" w:uiPriority="67"/>
-    <w:lsdException w:name="Medium Grid 2 Accent 3" w:uiPriority="68"/>
-    <w:lsdException w:name="Medium Grid 3 Accent 3" w:uiPriority="69"/>
-    <w:lsdException w:name="Dark List Accent 3" w:uiPriority="70"/>
-    <w:lsdException w:name="Colorful Shading Accent 3" w:uiPriority="71"/>
-    <w:lsdException w:name="Colorful List Accent 3" w:uiPriority="72"/>
-    <w:lsdException w:name="Colorful Grid Accent 3" w:uiPriority="73"/>
-    <w:lsdException w:name="Light Shading Accent 4" w:uiPriority="60"/>
-    <w:lsdException w:name="Light List Accent 4" w:uiPriority="61"/>
-    <w:lsdException w:name="Light Grid Accent 4" w:uiPriority="62"/>
-    <w:lsdException w:name="Medium Shading 1 Accent 4" w:uiPriority="63"/>
-    <w:lsdException w:name="Medium Shading 2 Accent 4" w:uiPriority="64"/>
-    <w:lsdException w:name="Medium List 1 Accent 4" w:uiPriority="65"/>
-    <w:lsdException w:name="Medium List 2 Accent 4" w:uiPriority="66"/>
-    <w:lsdException w:name="Medium Grid 1 Accent 4" w:uiPriority="67"/>
-    <w:lsdException w:name="Medium Grid 2 Accent 4" w:uiPriority="68"/>
-    <w:lsdException w:name="Medium Grid 3 Accent 4" w:uiPriority="69"/>
-    <w:lsdException w:name="Dark List Accent 4" w:uiPriority="70"/>
-    <w:lsdException w:name="Colorful Shading Accent 4" w:uiPriority="71"/>
-    <w:lsdException w:name="Colorful List Accent 4" w:uiPriority="72"/>
-    <w:lsdException w:name="Colorful Grid Accent 4" w:uiPriority="73"/>
-    <w:lsdException w:name="Light Shading Accent 5" w:uiPriority="60"/>
-    <w:lsdException w:name="Light List Accent 5" w:uiPriority="61"/>
-    <w:lsdException w:name="Light Grid Accent 5" w:uiPriority="62"/>
-    <w:lsdException w:name="Medium Shading 1 Accent 5" w:uiPriority="63"/>
-    <w:lsdException w:name="Medium Shading 2 Accent 5" w:uiPriority="64"/>
-    <w:lsdException w:name="Medium List 1 Accent 5" w:uiPriority="65"/>
-    <w:lsdException w:name="Medium List 2 Accent 5" w:uiPriority="66"/>
-    <w:lsdException w:name="Medium Grid 1 Accent 5" w:uiPriority="67"/>
-    <w:lsdException w:name="Medium Grid 2 Accent 5" w:uiPriority="68"/>
-    <w:lsdException w:name="Medium Grid 3 Accent 5" w:uiPriority="69"/>
-    <w:lsdException w:name="Dark List Accent 5" w:uiPriority="70"/>
-    <w:lsdException w:name="Colorful Shading Accent 5" w:uiPriority="71"/>
-    <w:lsdException w:name="Colorful List Accent 5" w:uiPriority="72"/>
-    <w:lsdException w:name="Colorful Grid Accent 5" w:uiPriority="73"/>
-    <w:lsdException w:name="Light Shading Accent 6" w:uiPriority="60"/>
-    <w:lsdException w:name="Light List Accent 6" w:uiPriority="61"/>
-    <w:lsdException w:name="Light Grid Accent 6" w:uiPriority="62"/>
-    <w:lsdException w:name="Medium Shading 1 Accent 6" w:uiPriority="63"/>
-    <w:lsdException w:name="Medium Shading 2 Accent 6" w:uiPriority="64"/>
-    <w:lsdException w:name="Medium List 1 Accent 6" w:uiPriority="65"/>
-    <w:lsdException w:name="Medium List 2 Accent 6" w:uiPriority="66"/>
-    <w:lsdException w:name="Medium Grid 1 Accent 6" w:uiPriority="67"/>
-    <w:lsdException w:name="Medium Grid 2 Accent 6" w:uiPriority="68"/>
-    <w:lsdException w:name="Medium Grid 3 Accent 6" w:uiPriority="69"/>
-    <w:lsdException w:name="Dark List Accent 6" w:uiPriority="70"/>
-    <w:lsdException w:name="Colorful Shading Accent 6" w:uiPriority="71"/>
-    <w:lsdException w:name="Colorful List Accent 6" w:uiPriority="72"/>
-    <w:lsdException w:name="Colorful Grid Accent 6" w:uiPriority="73"/>
-    <w:lsdException w:name="Subtle Emphasis" w:uiPriority="19" w:qFormat="1"/>
-    <w:lsdException w:name="Intense Emphasis" w:uiPriority="21" w:qFormat="1"/>
-    <w:lsdException w:name="Subtle Reference" w:uiPriority="31" w:qFormat="1"/>
-    <w:lsdException w:name="Intense Reference" w:uiPriority="32" w:qFormat="1"/>
-    <w:lsdException w:name="Book Title" w:uiPriority="33" w:qFormat="1"/>
-    <w:lsdException w:name="Bibliography" w:semiHidden="1" w:uiPriority="37" w:unhideWhenUsed="1"/>
-    <w:lsdException w:name="TOC Heading" w:semiHidden="1" w:uiPriority="39" w:unhideWhenUsed="1" w:qFormat="1"/>
-    <w:lsdException w:name="Plain Table 1" w:uiPriority="41"/>
-    <w:lsdException w:name="Plain Table 2" w:uiPriority="42"/>
-    <w:lsdException w:name="Plain Table 3" w:uiPriority="43"/>
-    <w:lsdException w:name="Plain Table 4" w:uiPriority="44"/>
-    <w:lsdException w:name="Plain Table 5" w:uiPriority="45"/>
-    <w:lsdException w:name="Grid Table Light" w:uiPriority="40"/>
-    <w:lsdException w:name="Grid Table 1 Light" w:uiPriority="46"/>
-    <w:lsdException w:name="Grid Table 2" w:uiPriority="47"/>
-    <w:lsdException w:name="Grid Table 3" w:uiPriority="48"/>
-    <w:lsdException w:name="Grid Table 4" w:uiPriority="49"/>
-    <w:lsdException w:name="Grid Table 5 Dark" w:uiPriority="50"/>
-    <w:lsdException w:name="Grid Table 6 Colorful" w:uiPriority="51"/>
-    <w:lsdException w:name="Grid Table 7 Colorful" w:uiPriority="52"/>
-    <w:lsdException w:name="Grid Table 1 Light Accent 1" w:uiPriority="46"/>
-    <w:lsdException w:name="Grid Table 2 Accent 1" w:uiPriority="47"/>
-    <w:lsdException w:name="Grid Table 3 Accent 1" w:uiPriority="48"/>
-    <w:lsdException w:name="Grid Table 4 Accent 1" w:uiPriority="49"/>
-    <w:lsdException w:name="Grid Table 5 Dark Accent 1" w:uiPriority="50"/>
-    <w:lsdException w:name="Grid Table 6 Colorful Accent 1" w:uiPriority="51"/>
-    <w:lsdException w:name="Grid Table 7 Colorful Accent 1" w:uiPriority="52"/>
-    <w:lsdException w:name="Grid Table 1 Light Accent 2" w:uiPriority="46"/>
-    <w:lsdException w:name="Grid Table 2 Accent 2" w:uiPriority="47"/>
-    <w:lsdException w:name="Grid Table 3 Accent 2" w:uiPriority="48"/>
-    <w:lsdException w:name="Grid Table 4 Accent 2" w:uiPriority="49"/>
-    <w:lsdException w:name="Grid Table 5 Dark Accent 2" w:uiPriority="50"/>
-    <w:lsdException w:name="Grid Table 6 Colorful Accent 2" w:uiPriority="51"/>
-    <w:lsdException w:name="Grid Table 7 Colorful Accent 2" w:uiPriority="52"/>
-    <w:lsdException w:name="Grid Table 1 Light Accent 3" w:uiPriority="46"/>
-    <w:lsdException w:name="Grid Table 2 Accent 3" w:uiPriority="47"/>
-    <w:lsdException w:name="Grid Table 3 Accent 3" w:uiPriority="48"/>
-    <w:lsdException w:name="Grid Table 4 Accent 3" w:uiPriority="49"/>
-    <w:lsdException w:name="Grid Table 5 Dark Accent 3" w:uiPriority="50"/>
-    <w:lsdException w:name="Grid Table 6 Colorful Accent 3" w:uiPriority="51"/>
-    <w:lsdException w:name="Grid Table 7 Colorful Accent 3" w:uiPriority="52"/>
-    <w:lsdException w:name="Grid Table 1 Light Accent 4" w:uiPriority="46"/>
-    <w:lsdException w:name="Grid Table 2 Accent 4" w:uiPriority="47"/>
-    <w:lsdException w:name="Grid Table 3 Accent 4" w:uiPriority="48"/>
-    <w:lsdException w:name="Grid Table 4 Accent 4" w:uiPriority="49"/>
-    <w:lsdException w:name="Grid Table 5 Dark Accent 4" w:uiPriority="50"/>
-    <w:lsdException w:name="Grid Table 6 Colorful Accent 4" w:uiPriority="51"/>
-    <w:lsdException w:name="Grid Table 7 Colorful Accent 4" w:uiPriority="52"/>
-    <w:lsdException w:name="Grid Table 1 Light Accent 5" w:uiPriority="46"/>
-    <w:lsdException w:name="Grid Table 2 Accent 5" w:uiPriority="47"/>
-    <w:lsdException w:name="Grid Table 3 Accent 5" w:uiPriority="48"/>
-    <w:lsdException w:name="Grid Table 4 Accent 5" w:uiPriority="49"/>
-    <w:lsdException w:name="Grid Table 5 Dark Accent 5" w:uiPriority="50"/>
-    <w:lsdException w:name="Grid Table 6 Colorful Accent 5" w:uiPriority="51"/>
-    <w:lsdException w:name="Grid Table 7 Colorful Accent 5" w:uiPriority="52"/>
-    <w:lsdException w:name="Grid Table 1 Light Accent 6" w:uiPriority="46"/>
-    <w:lsdException w:name="Grid Table 2 Accent 6" w:uiPriority="47"/>
-    <w:lsdException w:name="Grid Table 3 Accent 6" w:uiPriority="48"/>
-    <w:lsdException w:name="Grid Table 4 Accent 6" w:uiPriority="49"/>
-    <w:lsdException w:name="Grid Table 5 Dark Accent 6" w:uiPriority="50"/>
-    <w:lsdException w:name="Grid Table 6 Colorful Accent 6" w:uiPriority="51"/>
-    <w:lsdException w:name="Grid Table 7 Colorful Accent 6" w:uiPriority="52"/>
-    <w:lsdException w:name="List Table 1 Light" w:uiPriority="46"/>
-    <w:lsdException w:name="List Table 2" w:uiPriority="47"/>
-    <w:lsdException w:name="List Table 3" w:uiPriority="48"/>
-    <w:lsdException w:name="List Table 4" w:uiPriority="49"/>
-    <w:lsdException w:name="List Table 5 Dark" w:uiPriority="50"/>
-    <w:lsdException w:name="List Table 6 Colorful" w:uiPriority="51"/>
-    <w:lsdException w:name="List Table 7 Colorful" w:uiPriority="52"/>
-    <w:lsdException w:name="List Table 1 Light Accent 1" w:uiPriority="46"/>
-    <w:lsdException w:name="List Table 2 Accent 1" w:uiPriority="47"/>
-    <w:lsdException w:name="List Table 3 Accent 1" w:uiPriority="48"/>
-    <w:lsdException w:name="List Table 4 Accent 1" w:uiPriority="49"/>
-    <w:lsdException w:name="List Table 5 Dark Accent 1" w:uiPriority="50"/>
-    <w:lsdException w:name="List Table 6 Colorful Accent 1" w:uiPriority="51"/>
-    <w:lsdException w:name="List Table 7 Colorful Accent 1" w:uiPriority="52"/>
-    <w:lsdException w:name="List Table 1 Light Accent 2" w:uiPriority="46"/>
-    <w:lsdException w:name="List Table 2 Accent 2" w:uiPriority="47"/>
-    <w:lsdException w:name="List Table 3 Accent 2" w:uiPriority="48"/>
-    <w:lsdException w:name="List Table 4 Accent 2" w:uiPriority="49"/>
-    <w:lsdException w:name="List Table 5 Dark Accent 2" w:uiPriority="50"/>
-    <w:lsdException w:name="List Table 6 Colorful Accent 2" w:uiPriority="51"/>
-    <w:lsdException w:name="List Table 7 Colorful Accent 2" w:uiPriority="52"/>
-    <w:lsdException w:name="List Table 1 Light Accent 3" w:uiPriority="46"/>
-    <w:lsdException w:name="List Table 2 Accent 3" w:uiPriority="47"/>
-    <w:lsdException w:name="List Table 3 Accent 3" w:uiPriority="48"/>
-    <w:lsdException w:name="List Table 4 Accent 3" w:uiPriority="49"/>
-    <w:lsdException w:name="List Table 5 Dark Accent 3" w:uiPriority="50"/>
-    <w:lsdException w:name="List Table 6 Colorful Accent 3" w:uiPriority="51"/>
-    <w:lsdException w:name="List Table 7 Colorful Accent 3" w:uiPriority="52"/>
-    <w:lsdException w:name="List Table 1 Light Accent 4" w:uiPriority="46"/>
-    <w:lsdException w:name="List Table 2 Accent 4" w:uiPriority="47"/>
-    <w:lsdException w:name="List Table 3 Accent 4" w:uiPriority="48"/>
-    <w:lsdException w:name="List Table 4 Accent 4" w:uiPriority="49"/>
-    <w:lsdException w:name="List Table 5 Dark Accent 4" w:uiPriority="50"/>
-    <w:lsdException w:name="List Table 6 Colorful Accent 4" w:uiPriority="51"/>
-    <w:lsdException w:name="List Table 7 Colorful Accent 4" w:uiPriority="52"/>
-    <w:lsdException w:name="List Table 1 Light Accent 5" w:uiPriority="46"/>
-    <w:lsdException w:name="List Table 2 Accent 5" w:uiPriority="47"/>
-    <w:lsdException w:name="List Table 3 Accent 5" w:uiPriority="48"/>
-    <w:lsdException w:name="List Table 4 Accent 5" w:uiPriority="49"/>
-    <w:lsdException w:name="List Table 5 Dark Accent 5" w:uiPriority="50"/>
-    <w:lsdException w:name="List Table 6 Colorful Accent 5" w:uiPriority="51"/>
-    <w:lsdException w:name="List Table 7 Colorful Accent 5" w:uiPriority="52"/>
-    <w:lsdException w:name="List Table 1 Light Accent 6" w:uiPriority="46"/>
-    <w:lsdException w:name="List Table 2 Accent 6" w:uiPriority="47"/>
-    <w:lsdException w:name="List Table 3 Accent 6" w:uiPriority="48"/>
-    <w:lsdException w:name="List Table 4 Accent 6" w:uiPriority="49"/>
-    <w:lsdException w:name="List Table 5 Dark Accent 6" w:uiPriority="50"/>
-    <w:lsdException w:name="List Table 6 Colorful Accent 6" w:uiPriority="51"/>
-    <w:lsdException w:name="List Table 7 Colorful Accent 6" w:uiPriority="52"/>
-    <w:lsdException w:name="Mention" w:semiHidden="1" w:unhideWhenUsed="1"/>
-    <w:lsdException w:name="Smart Hyperlink" w:semiHidden="1" w:unhideWhenUsed="1"/>
-    <w:lsdException w:name="Hashtag" w:semiHidden="1" w:unhideWhenUsed="1"/>
-    <w:lsdException w:name="Unresolved Mention" w:semiHidden="1" w:unhideWhenUsed="1"/>
-    <w:lsdException w:name="Smart Link" w:semiHidden="1" w:unhideWhenUsed="1"/>
+  <w:latentStyles w:defLockedState="0" w:defUIPriority="99" w:defSemiHidden="1" w:defUnhideWhenUsed="1" w:defQFormat="0" w:count="267">
+    <w:lsdException w:name="Normal" w:semiHidden="0" w:uiPriority="0" w:unhideWhenUsed="0" w:qFormat="1"/>
+    <w:lsdException w:name="heading 1" w:semiHidden="0" w:uiPriority="9" w:unhideWhenUsed="0" w:qFormat="1"/>
+    <w:lsdException w:name="heading 2" w:uiPriority="9" w:qFormat="1"/>
+    <w:lsdException w:name="heading 3" w:uiPriority="9" w:qFormat="1"/>
+    <w:lsdException w:name="heading 4" w:uiPriority="9" w:qFormat="1"/>
+    <w:lsdException w:name="heading 5" w:uiPriority="9" w:qFormat="1"/>
+    <w:lsdException w:name="heading 6" w:uiPriority="9" w:qFormat="1"/>
+    <w:lsdException w:name="heading 7" w:uiPriority="9" w:qFormat="1"/>
+    <w:lsdException w:name="heading 8" w:uiPriority="9" w:qFormat="1"/>
+    <w:lsdException w:name="heading 9" w:uiPriority="9" w:qFormat="1"/>
+    <w:lsdException w:name="toc 1" w:uiPriority="39"/>
+    <w:lsdException w:name="toc 2" w:uiPriority="39"/>
+    <w:lsdException w:name="toc 3" w:uiPriority="39"/>
+    <w:lsdException w:name="toc 4" w:uiPriority="39"/>
+    <w:lsdException w:name="toc 5" w:uiPriority="39"/>
+    <w:lsdException w:name="toc 6" w:uiPriority="39"/>
+    <w:lsdException w:name="toc 7" w:uiPriority="39"/>
+    <w:lsdException w:name="toc 8" w:uiPriority="39"/>
+    <w:lsdException w:name="toc 9" w:uiPriority="39"/>
+    <w:lsdException w:name="caption" w:uiPriority="35" w:qFormat="1"/>
+    <w:lsdException w:name="Title" w:semiHidden="0" w:uiPriority="10" w:unhideWhenUsed="0" w:qFormat="1"/>
+    <w:lsdException w:name="Default Paragraph Font" w:uiPriority="1"/>
+    <w:lsdException w:name="Subtitle" w:semiHidden="0" w:uiPriority="11" w:unhideWhenUsed="0" w:qFormat="1"/>
+    <w:lsdException w:name="Strong" w:semiHidden="0" w:uiPriority="22" w:unhideWhenUsed="0" w:qFormat="1"/>
+    <w:lsdException w:name="Emphasis" w:semiHidden="0" w:uiPriority="20" w:unhideWhenUsed="0" w:qFormat="1"/>
+    <w:lsdException w:name="Table Grid" w:semiHidden="0" w:uiPriority="39" w:unhideWhenUsed="0"/>
+    <w:lsdException w:name="Placeholder Text" w:unhideWhenUsed="0"/>
+    <w:lsdException w:name="No Spacing" w:semiHidden="0" w:uiPriority="1" w:unhideWhenUsed="0" w:qFormat="1"/>
+    <w:lsdException w:name="Light Shading" w:semiHidden="0" w:uiPriority="60" w:unhideWhenUsed="0"/>
+    <w:lsdException w:name="Light List" w:semiHidden="0" w:uiPriority="61" w:unhideWhenUsed="0"/>
+    <w:lsdException w:name="Light Grid" w:semiHidden="0" w:uiPriority="62" w:unhideWhenUsed="0"/>
+    <w:lsdException w:name="Medium Shading 1" w:semiHidden="0" w:uiPriority="63" w:unhideWhenUsed="0"/>
+    <w:lsdException w:name="Medium Shading 2" w:semiHidden="0" w:uiPriority="64" w:unhideWhenUsed="0"/>
+    <w:lsdException w:name="Medium List 1" w:semiHidden="0" w:uiPriority="65" w:unhideWhenUsed="0"/>
+    <w:lsdException w:name="Medium List 2" w:semiHidden="0" w:uiPriority="66" w:unhideWhenUsed="0"/>
+    <w:lsdException w:name="Medium Grid 1" w:semiHidden="0" w:uiPriority="67" w:unhideWhenUsed="0"/>
+    <w:lsdException w:name="Medium Grid 2" w:semiHidden="0" w:uiPriority="68" w:unhideWhenUsed="0"/>
+    <w:lsdException w:name="Medium Grid 3" w:semiHidden="0" w:uiPriority="69" w:unhideWhenUsed="0"/>
+    <w:lsdException w:name="Dark List" w:semiHidden="0" w:uiPriority="70" w:unhideWhenUsed="0"/>
+    <w:lsdException w:name="Colorful Shading" w:semiHidden="0" w:uiPriority="71" w:unhideWhenUsed="0"/>
+    <w:lsdException w:name="Colorful List" w:semiHidden="0" w:uiPriority="72" w:unhideWhenUsed="0"/>
+    <w:lsdException w:name="Colorful Grid" w:semiHidden="0" w:uiPriority="73" w:unhideWhenUsed="0"/>
+    <w:lsdException w:name="Light Shading Accent 1" w:semiHidden="0" w:uiPriority="60" w:unhideWhenUsed="0"/>
+    <w:lsdException w:name="Light List Accent 1" w:semiHidden="0" w:uiPriority="61" w:unhideWhenUsed="0"/>
+    <w:lsdException w:name="Light Grid Accent 1" w:semiHidden="0" w:uiPriority="62" w:unhideWhenUsed="0"/>
+    <w:lsdException w:name="Medium Shading 1 Accent 1" w:semiHidden="0" w:uiPriority="63" w:unhideWhenUsed="0"/>
+    <w:lsdException w:name="Medium Shading 2 Accent 1" w:semiHidden="0" w:uiPriority="64" w:unhideWhenUsed="0"/>
+    <w:lsdException w:name="Medium List 1 Accent 1" w:semiHidden="0" w:uiPriority="65" w:unhideWhenUsed="0"/>
+    <w:lsdException w:name="Revision" w:unhideWhenUsed="0"/>
+    <w:lsdException w:name="List Paragraph" w:semiHidden="0" w:uiPriority="34" w:unhideWhenUsed="0" w:qFormat="1"/>
+    <w:lsdException w:name="Quote" w:semiHidden="0" w:uiPriority="29" w:unhideWhenUsed="0" w:qFormat="1"/>
+    <w:lsdException w:name="Intense Quote" w:semiHidden="0" w:uiPriority="30" w:unhideWhenUsed="0" w:qFormat="1"/>
+    <w:lsdException w:name="Medium List 2 Accent 1" w:semiHidden="0" w:uiPriority="66" w:unhideWhenUsed="0"/>
+    <w:lsdException w:name="Medium Grid 1 Accent 1" w:semiHidden="0" w:uiPriority="67" w:unhideWhenUsed="0"/>
+    <w:lsdException w:name="Medium Grid 2 Accent 1" w:semiHidden="0" w:uiPriority="68" w:unhideWhenUsed="0"/>
+    <w:lsdException w:name="Medium Grid 3 Accent 1" w:semiHidden="0" w:uiPriority="69" w:unhideWhenUsed="0"/>
+    <w:lsdException w:name="Dark List Accent 1" w:semiHidden="0" w:uiPriority="70" w:unhideWhenUsed="0"/>
+    <w:lsdException w:name="Colorful Shading Accent 1" w:semiHidden="0" w:uiPriority="71" w:unhideWhenUsed="0"/>
+    <w:lsdException w:name="Colorful List Accent 1" w:semiHidden="0" w:uiPriority="72" w:unhideWhenUsed="0"/>
+    <w:lsdException w:name="Colorful Grid Accent 1" w:semiHidden="0" w:uiPriority="73" w:unhideWhenUsed="0"/>
+    <w:lsdException w:name="Light Shading Accent 2" w:semiHidden="0" w:uiPriority="60" w:unhideWhenUsed="0"/>
+    <w:lsdException w:name="Light List Accent 2" w:semiHidden="0" w:uiPriority="61" w:unhideWhenUsed="0"/>
+    <w:lsdException w:name="Light Grid Accent 2" w:semiHidden="0" w:uiPriority="62" w:unhideWhenUsed="0"/>
+    <w:lsdException w:name="Medium Shading 1 Accent 2" w:semiHidden="0" w:uiPriority="63" w:unhideWhenUsed="0"/>
+    <w:lsdException w:name="Medium Shading 2 Accent 2" w:semiHidden="0" w:uiPriority="64" w:unhideWhenUsed="0"/>
+    <w:lsdException w:name="Medium List 1 Accent 2" w:semiHidden="0" w:uiPriority="65" w:unhideWhenUsed="0"/>
+    <w:lsdException w:name="Medium List 2 Accent 2" w:semiHidden="0" w:uiPriority="66" w:unhideWhenUsed="0"/>
+    <w:lsdException w:name="Medium Grid 1 Accent 2" w:semiHidden="0" w:uiPriority="67" w:unhideWhenUsed="0"/>
+    <w:lsdException w:name="Medium Grid 2 Accent 2" w:semiHidden="0" w:uiPriority="68" w:unhideWhenUsed="0"/>
+    <w:lsdException w:name="Medium Grid 3 Accent 2" w:semiHidden="0" w:uiPriority="69" w:unhideWhenUsed="0"/>
+    <w:lsdException w:name="Dark List Accent 2" w:semiHidden="0" w:uiPriority="70" w:unhideWhenUsed="0"/>
+    <w:lsdException w:name="Colorful Shading Accent 2" w:semiHidden="0" w:uiPriority="71" w:unhideWhenUsed="0"/>
+    <w:lsdException w:name="Colorful List Accent 2" w:semiHidden="0" w:uiPriority="72" w:unhideWhenUsed="0"/>
+    <w:lsdException w:name="Colorful Grid Accent 2" w:semiHidden="0" w:uiPriority="73" w:unhideWhenUsed="0"/>
+    <w:lsdException w:name="Light Shading Accent 3" w:semiHidden="0" w:uiPriority="60" w:unhideWhenUsed="0"/>
+    <w:lsdException w:name="Light List Accent 3" w:semiHidden="0" w:uiPriority="61" w:unhideWhenUsed="0"/>
+    <w:lsdException w:name="Light Grid Accent 3" w:semiHidden="0" w:uiPriority="62" w:unhideWhenUsed="0"/>
+    <w:lsdException w:name="Medium Shading 1 Accent 3" w:semiHidden="0" w:uiPriority="63" w:unhideWhenUsed="0"/>
+    <w:lsdException w:name="Medium Shading 2 Accent 3" w:semiHidden="0" w:uiPriority="64" w:unhideWhenUsed="0"/>
+    <w:lsdException w:name="Medium List 1 Accent 3" w:semiHidden="0" w:uiPriority="65" w:unhideWhenUsed="0"/>
+    <w:lsdException w:name="Medium List 2 Accent 3" w:semiHidden="0" w:uiPriority="66" w:unhideWhenUsed="0"/>
+    <w:lsdException w:name="Medium Grid 1 Accent 3" w:semiHidden="0" w:uiPriority="67" w:unhideWhenUsed="0"/>
+    <w:lsdException w:name="Medium Grid 2 Accent 3" w:semiHidden="0" w:uiPriority="68" w:unhideWhenUsed="0"/>
+    <w:lsdException w:name="Medium Grid 3 Accent 3" w:semiHidden="0" w:uiPriority="69" w:unhideWhenUsed="0"/>
+    <w:lsdException w:name="Dark List Accent 3" w:semiHidden="0" w:uiPriority="70" w:unhideWhenUsed="0"/>
+    <w:lsdException w:name="Colorful Shading Accent 3" w:semiHidden="0" w:uiPriority="71" w:unhideWhenUsed="0"/>
+    <w:lsdException w:name="Colorful List Accent 3" w:semiHidden="0" w:uiPriority="72" w:unhideWhenUsed="0"/>
+    <w:lsdException w:name="Colorful Grid Accent 3" w:semiHidden="0" w:uiPriority="73" w:unhideWhenUsed="0"/>
+    <w:lsdException w:name="Light Shading Accent 4" w:semiHidden="0" w:uiPriority="60" w:unhideWhenUsed="0"/>
+    <w:lsdException w:name="Light List Accent 4" w:semiHidden="0" w:uiPriority="61" w:unhideWhenUsed="0"/>
+    <w:lsdException w:name="Light Grid Accent 4" w:semiHidden="0" w:uiPriority="62" w:unhideWhenUsed="0"/>
+    <w:lsdException w:name="Medium Shading 1 Accent 4" w:semiHidden="0" w:uiPriority="63" w:unhideWhenUsed="0"/>
+    <w:lsdException w:name="Medium Shading 2 Accent 4" w:semiHidden="0" w:uiPriority="64" w:unhideWhenUsed="0"/>
+    <w:lsdException w:name="Medium List 1 Accent 4" w:semiHidden="0" w:uiPriority="65" w:unhideWhenUsed="0"/>
+    <w:lsdException w:name="Medium List 2 Accent 4" w:semiHidden="0" w:uiPriority="66" w:unhideWhenUsed="0"/>
+    <w:lsdException w:name="Medium Grid 1 Accent 4" w:semiHidden="0" w:uiPriority="67" w:unhideWhenUsed="0"/>
+    <w:lsdException w:name="Medium Grid 2 Accent 4" w:semiHidden="0" w:uiPriority="68" w:unhideWhenUsed="0"/>
+    <w:lsdException w:name="Medium Grid 3 Accent 4" w:semiHidden="0" w:uiPriority="69" w:unhideWhenUsed="0"/>
+    <w:lsdException w:name="Dark List Accent 4" w:semiHidden="0" w:uiPriority="70" w:unhideWhenUsed="0"/>
+    <w:lsdException w:name="Colorful Shading Accent 4" w:semiHidden="0" w:uiPriority="71" w:unhideWhenUsed="0"/>
+    <w:lsdException w:name="Colorful List Accent 4" w:semiHidden="0" w:uiPriority="72" w:unhideWhenUsed="0"/>
+    <w:lsdException w:name="Colorful Grid Accent 4" w:semiHidden="0" w:uiPriority="73" w:unhideWhenUsed="0"/>
+    <w:lsdException w:name="Light Shading Accent 5" w:semiHidden="0" w:uiPriority="60" w:unhideWhenUsed="0"/>
+    <w:lsdException w:name="Light List Accent 5" w:semiHidden="0" w:uiPriority="61" w:unhideWhenUsed="0"/>
+    <w:lsdException w:name="Light Grid Accent 5" w:semiHidden="0" w:uiPriority="62" w:unhideWhenUsed="0"/>
+    <w:lsdException w:name="Medium Shading 1 Accent 5" w:semiHidden="0" w:uiPriority="63" w:unhideWhenUsed="0"/>
+    <w:lsdException w:name="Medium Shading 2 Accent 5" w:semiHidden="0" w:uiPriority="64" w:unhideWhenUsed="0"/>
+    <w:lsdException w:name="Medium List 1 Accent 5" w:semiHidden="0" w:uiPriority="65" w:unhideWhenUsed="0"/>
+    <w:lsdException w:name="Medium List 2 Accent 5" w:semiHidden="0" w:uiPriority="66" w:unhideWhenUsed="0"/>
+    <w:lsdException w:name="Medium Grid 1 Accent 5" w:semiHidden="0" w:uiPriority="67" w:unhideWhenUsed="0"/>
+    <w:lsdException w:name="Medium Grid 2 Accent 5" w:semiHidden="0" w:uiPriority="68" w:unhideWhenUsed="0"/>
+    <w:lsdException w:name="Medium Grid 3 Accent 5" w:semiHidden="0" w:uiPriority="69" w:unhideWhenUsed="0"/>
+    <w:lsdException w:name="Dark List Accent 5" w:semiHidden="0" w:uiPriority="70" w:unhideWhenUsed="0"/>
+    <w:lsdException w:name="Colorful Shading Accent 5" w:semiHidden="0" w:uiPriority="71" w:unhideWhenUsed="0"/>
+    <w:lsdException w:name="Colorful List Accent 5" w:semiHidden="0" w:uiPriority="72" w:unhideWhenUsed="0"/>
+    <w:lsdException w:name="Colorful Grid Accent 5" w:semiHidden="0" w:uiPriority="73" w:unhideWhenUsed="0"/>
+    <w:lsdException w:name="Light Shading Accent 6" w:semiHidden="0" w:uiPriority="60" w:unhideWhenUsed="0"/>
+    <w:lsdException w:name="Light List Accent 6" w:semiHidden="0" w:uiPriority="61" w:unhideWhenUsed="0"/>
+    <w:lsdException w:name="Light Grid Accent 6" w:semiHidden="0" w:uiPriority="62" w:unhideWhenUsed="0"/>
+    <w:lsdException w:name="Medium Shading 1 Accent 6" w:semiHidden="0" w:uiPriority="63" w:unhideWhenUsed="0"/>
+    <w:lsdException w:name="Medium Shading 2 Accent 6" w:semiHidden="0" w:uiPriority="64" w:unhideWhenUsed="0"/>
+    <w:lsdException w:name="Medium List 1 Accent 6" w:semiHidden="0" w:uiPriority="65" w:unhideWhenUsed="0"/>
+    <w:lsdException w:name="Medium List 2 Accent 6" w:semiHidden="0" w:uiPriority="66" w:unhideWhenUsed="0"/>
+    <w:lsdException w:name="Medium Grid 1 Accent 6" w:semiHidden="0" w:uiPriority="67" w:unhideWhenUsed="0"/>
+    <w:lsdException w:name="Medium Grid 2 Accent 6" w:semiHidden="0" w:uiPriority="68" w:unhideWhenUsed="0"/>
+    <w:lsdException w:name="Medium Grid 3 Accent 6" w:semiHidden="0" w:uiPriority="69" w:unhideWhenUsed="0"/>
+    <w:lsdException w:name="Dark List Accent 6" w:semiHidden="0" w:uiPriority="70" w:unhideWhenUsed="0"/>
+    <w:lsdException w:name="Colorful Shading Accent 6" w:semiHidden="0" w:uiPriority="71" w:unhideWhenUsed="0"/>
+    <w:lsdException w:name="Colorful List Accent 6" w:semiHidden="0" w:uiPriority="72" w:unhideWhenUsed="0"/>
+    <w:lsdException w:name="Colorful Grid Accent 6" w:semiHidden="0" w:uiPriority="73" w:unhideWhenUsed="0"/>
+    <w:lsdException w:name="Subtle Emphasis" w:semiHidden="0" w:uiPriority="19" w:unhideWhenUsed="0" w:qFormat="1"/>
+    <w:lsdException w:name="Intense Emphasis" w:semiHidden="0" w:uiPriority="21" w:unhideWhenUsed="0" w:qFormat="1"/>
+    <w:lsdException w:name="Subtle Reference" w:semiHidden="0" w:uiPriority="31" w:unhideWhenUsed="0" w:qFormat="1"/>
+    <w:lsdException w:name="Intense Reference" w:semiHidden="0" w:uiPriority="32" w:unhideWhenUsed="0" w:qFormat="1"/>
+    <w:lsdException w:name="Book Title" w:semiHidden="0" w:uiPriority="33" w:unhideWhenUsed="0" w:qFormat="1"/>
+    <w:lsdException w:name="Bibliography" w:uiPriority="37"/>
+    <w:lsdException w:name="TOC Heading" w:uiPriority="39" w:qFormat="1"/>
   </w:latentStyles>
   <w:style w:type="paragraph" w:default="1" w:styleId="Normal">
     <w:name w:val="Normal"/>
@@ -16138,6 +16081,453 @@
       <w:szCs w:val="20"/>
     </w:rPr>
   </w:style>
+  <w:style w:type="character" w:styleId="Strong">
+    <w:name w:val="Strong"/>
+    <w:basedOn w:val="DefaultParagraphFont"/>
+    <w:uiPriority w:val="22"/>
+    <w:qFormat/>
+    <w:rsid w:val="001D769A"/>
+    <w:rPr>
+      <w:b/>
+      <w:bCs/>
+    </w:rPr>
+  </w:style>
+  <w:style w:type="paragraph" w:styleId="BalloonText">
+    <w:name w:val="Balloon Text"/>
+    <w:basedOn w:val="Normal"/>
+    <w:link w:val="BalloonTextChar"/>
+    <w:uiPriority w:val="99"/>
+    <w:semiHidden/>
+    <w:unhideWhenUsed/>
+    <w:rsid w:val="001D769A"/>
+    <w:rPr>
+      <w:rFonts w:ascii="Tahoma" w:hAnsi="Tahoma" w:cs="Tahoma"/>
+      <w:sz w:val="16"/>
+      <w:szCs w:val="16"/>
+    </w:rPr>
+  </w:style>
+  <w:style w:type="character" w:customStyle="1" w:styleId="BalloonTextChar">
+    <w:name w:val="Balloon Text Char"/>
+    <w:basedOn w:val="DefaultParagraphFont"/>
+    <w:link w:val="BalloonText"/>
+    <w:uiPriority w:val="99"/>
+    <w:semiHidden/>
+    <w:rsid w:val="001D769A"/>
+    <w:rPr>
+      <w:rFonts w:ascii="Tahoma" w:hAnsi="Tahoma" w:cs="Tahoma"/>
+      <w:sz w:val="16"/>
+      <w:szCs w:val="16"/>
+    </w:rPr>
+  </w:style>
+</w:styles>
+</file>
+
+<file path=word/stylesWithEffects.xml><?xml version="1.0" encoding="utf-8"?>
+<w:styles xmlns:wpc="http://schemas.microsoft.com/office/word/2010/wordprocessingCanvas" xmlns:mc="http://schemas.openxmlformats.org/markup-compatibility/2006" xmlns:o="urn:schemas-microsoft-com:office:office" xmlns:r="http://schemas.openxmlformats.org/officeDocument/2006/relationships" xmlns:m="http://schemas.openxmlformats.org/officeDocument/2006/math" xmlns:v="urn:schemas-microsoft-com:vml" xmlns:wp14="http://schemas.microsoft.com/office/word/2010/wordprocessingDrawing" xmlns:wp="http://schemas.openxmlformats.org/drawingml/2006/wordprocessingDrawing" xmlns:w10="urn:schemas-microsoft-com:office:word" xmlns:w="http://schemas.openxmlformats.org/wordprocessingml/2006/main" xmlns:w14="http://schemas.microsoft.com/office/word/2010/wordml" xmlns:wpg="http://schemas.microsoft.com/office/word/2010/wordprocessingGroup" xmlns:wpi="http://schemas.microsoft.com/office/word/2010/wordprocessingInk" xmlns:wne="http://schemas.microsoft.com/office/word/2006/wordml" xmlns:wps="http://schemas.microsoft.com/office/word/2010/wordprocessingShape" mc:Ignorable="w14 wp14">
+  <w:docDefaults>
+    <w:rPrDefault>
+      <w:rPr>
+        <w:rFonts w:ascii="Arial" w:eastAsia="Arial" w:hAnsi="Arial" w:cs="Arial"/>
+        <w:sz w:val="22"/>
+        <w:szCs w:val="22"/>
+        <w:lang w:val="en-US" w:eastAsia="en-US" w:bidi="ar-SA"/>
+      </w:rPr>
+    </w:rPrDefault>
+    <w:pPrDefault/>
+  </w:docDefaults>
+  <w:latentStyles w:defLockedState="0" w:defUIPriority="99" w:defSemiHidden="1" w:defUnhideWhenUsed="1" w:defQFormat="0" w:count="267">
+    <w:lsdException w:name="Normal" w:semiHidden="0" w:uiPriority="0" w:unhideWhenUsed="0" w:qFormat="1"/>
+    <w:lsdException w:name="heading 1" w:semiHidden="0" w:uiPriority="9" w:unhideWhenUsed="0" w:qFormat="1"/>
+    <w:lsdException w:name="heading 2" w:uiPriority="9" w:qFormat="1"/>
+    <w:lsdException w:name="heading 3" w:uiPriority="9" w:qFormat="1"/>
+    <w:lsdException w:name="heading 4" w:uiPriority="9" w:qFormat="1"/>
+    <w:lsdException w:name="heading 5" w:uiPriority="9" w:qFormat="1"/>
+    <w:lsdException w:name="heading 6" w:uiPriority="9" w:qFormat="1"/>
+    <w:lsdException w:name="heading 7" w:uiPriority="9" w:qFormat="1"/>
+    <w:lsdException w:name="heading 8" w:uiPriority="9" w:qFormat="1"/>
+    <w:lsdException w:name="heading 9" w:uiPriority="9" w:qFormat="1"/>
+    <w:lsdException w:name="toc 1" w:uiPriority="39"/>
+    <w:lsdException w:name="toc 2" w:uiPriority="39"/>
+    <w:lsdException w:name="toc 3" w:uiPriority="39"/>
+    <w:lsdException w:name="toc 4" w:uiPriority="39"/>
+    <w:lsdException w:name="toc 5" w:uiPriority="39"/>
+    <w:lsdException w:name="toc 6" w:uiPriority="39"/>
+    <w:lsdException w:name="toc 7" w:uiPriority="39"/>
+    <w:lsdException w:name="toc 8" w:uiPriority="39"/>
+    <w:lsdException w:name="toc 9" w:uiPriority="39"/>
+    <w:lsdException w:name="caption" w:uiPriority="35" w:qFormat="1"/>
+    <w:lsdException w:name="Title" w:semiHidden="0" w:uiPriority="10" w:unhideWhenUsed="0" w:qFormat="1"/>
+    <w:lsdException w:name="Default Paragraph Font" w:uiPriority="1"/>
+    <w:lsdException w:name="Subtitle" w:semiHidden="0" w:uiPriority="11" w:unhideWhenUsed="0" w:qFormat="1"/>
+    <w:lsdException w:name="Strong" w:semiHidden="0" w:uiPriority="22" w:unhideWhenUsed="0" w:qFormat="1"/>
+    <w:lsdException w:name="Emphasis" w:semiHidden="0" w:uiPriority="20" w:unhideWhenUsed="0" w:qFormat="1"/>
+    <w:lsdException w:name="Table Grid" w:semiHidden="0" w:uiPriority="39" w:unhideWhenUsed="0"/>
+    <w:lsdException w:name="Placeholder Text" w:unhideWhenUsed="0"/>
+    <w:lsdException w:name="No Spacing" w:semiHidden="0" w:uiPriority="1" w:unhideWhenUsed="0" w:qFormat="1"/>
+    <w:lsdException w:name="Light Shading" w:semiHidden="0" w:uiPriority="60" w:unhideWhenUsed="0"/>
+    <w:lsdException w:name="Light List" w:semiHidden="0" w:uiPriority="61" w:unhideWhenUsed="0"/>
+    <w:lsdException w:name="Light Grid" w:semiHidden="0" w:uiPriority="62" w:unhideWhenUsed="0"/>
+    <w:lsdException w:name="Medium Shading 1" w:semiHidden="0" w:uiPriority="63" w:unhideWhenUsed="0"/>
+    <w:lsdException w:name="Medium Shading 2" w:semiHidden="0" w:uiPriority="64" w:unhideWhenUsed="0"/>
+    <w:lsdException w:name="Medium List 1" w:semiHidden="0" w:uiPriority="65" w:unhideWhenUsed="0"/>
+    <w:lsdException w:name="Medium List 2" w:semiHidden="0" w:uiPriority="66" w:unhideWhenUsed="0"/>
+    <w:lsdException w:name="Medium Grid 1" w:semiHidden="0" w:uiPriority="67" w:unhideWhenUsed="0"/>
+    <w:lsdException w:name="Medium Grid 2" w:semiHidden="0" w:uiPriority="68" w:unhideWhenUsed="0"/>
+    <w:lsdException w:name="Medium Grid 3" w:semiHidden="0" w:uiPriority="69" w:unhideWhenUsed="0"/>
+    <w:lsdException w:name="Dark List" w:semiHidden="0" w:uiPriority="70" w:unhideWhenUsed="0"/>
+    <w:lsdException w:name="Colorful Shading" w:semiHidden="0" w:uiPriority="71" w:unhideWhenUsed="0"/>
+    <w:lsdException w:name="Colorful List" w:semiHidden="0" w:uiPriority="72" w:unhideWhenUsed="0"/>
+    <w:lsdException w:name="Colorful Grid" w:semiHidden="0" w:uiPriority="73" w:unhideWhenUsed="0"/>
+    <w:lsdException w:name="Light Shading Accent 1" w:semiHidden="0" w:uiPriority="60" w:unhideWhenUsed="0"/>
+    <w:lsdException w:name="Light List Accent 1" w:semiHidden="0" w:uiPriority="61" w:unhideWhenUsed="0"/>
+    <w:lsdException w:name="Light Grid Accent 1" w:semiHidden="0" w:uiPriority="62" w:unhideWhenUsed="0"/>
+    <w:lsdException w:name="Medium Shading 1 Accent 1" w:semiHidden="0" w:uiPriority="63" w:unhideWhenUsed="0"/>
+    <w:lsdException w:name="Medium Shading 2 Accent 1" w:semiHidden="0" w:uiPriority="64" w:unhideWhenUsed="0"/>
+    <w:lsdException w:name="Medium List 1 Accent 1" w:semiHidden="0" w:uiPriority="65" w:unhideWhenUsed="0"/>
+    <w:lsdException w:name="Revision" w:unhideWhenUsed="0"/>
+    <w:lsdException w:name="List Paragraph" w:semiHidden="0" w:uiPriority="34" w:unhideWhenUsed="0" w:qFormat="1"/>
+    <w:lsdException w:name="Quote" w:semiHidden="0" w:uiPriority="29" w:unhideWhenUsed="0" w:qFormat="1"/>
+    <w:lsdException w:name="Intense Quote" w:semiHidden="0" w:uiPriority="30" w:unhideWhenUsed="0" w:qFormat="1"/>
+    <w:lsdException w:name="Medium List 2 Accent 1" w:semiHidden="0" w:uiPriority="66" w:unhideWhenUsed="0"/>
+    <w:lsdException w:name="Medium Grid 1 Accent 1" w:semiHidden="0" w:uiPriority="67" w:unhideWhenUsed="0"/>
+    <w:lsdException w:name="Medium Grid 2 Accent 1" w:semiHidden="0" w:uiPriority="68" w:unhideWhenUsed="0"/>
+    <w:lsdException w:name="Medium Grid 3 Accent 1" w:semiHidden="0" w:uiPriority="69" w:unhideWhenUsed="0"/>
+    <w:lsdException w:name="Dark List Accent 1" w:semiHidden="0" w:uiPriority="70" w:unhideWhenUsed="0"/>
+    <w:lsdException w:name="Colorful Shading Accent 1" w:semiHidden="0" w:uiPriority="71" w:unhideWhenUsed="0"/>
+    <w:lsdException w:name="Colorful List Accent 1" w:semiHidden="0" w:uiPriority="72" w:unhideWhenUsed="0"/>
+    <w:lsdException w:name="Colorful Grid Accent 1" w:semiHidden="0" w:uiPriority="73" w:unhideWhenUsed="0"/>
+    <w:lsdException w:name="Light Shading Accent 2" w:semiHidden="0" w:uiPriority="60" w:unhideWhenUsed="0"/>
+    <w:lsdException w:name="Light List Accent 2" w:semiHidden="0" w:uiPriority="61" w:unhideWhenUsed="0"/>
+    <w:lsdException w:name="Light Grid Accent 2" w:semiHidden="0" w:uiPriority="62" w:unhideWhenUsed="0"/>
+    <w:lsdException w:name="Medium Shading 1 Accent 2" w:semiHidden="0" w:uiPriority="63" w:unhideWhenUsed="0"/>
+    <w:lsdException w:name="Medium Shading 2 Accent 2" w:semiHidden="0" w:uiPriority="64" w:unhideWhenUsed="0"/>
+    <w:lsdException w:name="Medium List 1 Accent 2" w:semiHidden="0" w:uiPriority="65" w:unhideWhenUsed="0"/>
+    <w:lsdException w:name="Medium List 2 Accent 2" w:semiHidden="0" w:uiPriority="66" w:unhideWhenUsed="0"/>
+    <w:lsdException w:name="Medium Grid 1 Accent 2" w:semiHidden="0" w:uiPriority="67" w:unhideWhenUsed="0"/>
+    <w:lsdException w:name="Medium Grid 2 Accent 2" w:semiHidden="0" w:uiPriority="68" w:unhideWhenUsed="0"/>
+    <w:lsdException w:name="Medium Grid 3 Accent 2" w:semiHidden="0" w:uiPriority="69" w:unhideWhenUsed="0"/>
+    <w:lsdException w:name="Dark List Accent 2" w:semiHidden="0" w:uiPriority="70" w:unhideWhenUsed="0"/>
+    <w:lsdException w:name="Colorful Shading Accent 2" w:semiHidden="0" w:uiPriority="71" w:unhideWhenUsed="0"/>
+    <w:lsdException w:name="Colorful List Accent 2" w:semiHidden="0" w:uiPriority="72" w:unhideWhenUsed="0"/>
+    <w:lsdException w:name="Colorful Grid Accent 2" w:semiHidden="0" w:uiPriority="73" w:unhideWhenUsed="0"/>
+    <w:lsdException w:name="Light Shading Accent 3" w:semiHidden="0" w:uiPriority="60" w:unhideWhenUsed="0"/>
+    <w:lsdException w:name="Light List Accent 3" w:semiHidden="0" w:uiPriority="61" w:unhideWhenUsed="0"/>
+    <w:lsdException w:name="Light Grid Accent 3" w:semiHidden="0" w:uiPriority="62" w:unhideWhenUsed="0"/>
+    <w:lsdException w:name="Medium Shading 1 Accent 3" w:semiHidden="0" w:uiPriority="63" w:unhideWhenUsed="0"/>
+    <w:lsdException w:name="Medium Shading 2 Accent 3" w:semiHidden="0" w:uiPriority="64" w:unhideWhenUsed="0"/>
+    <w:lsdException w:name="Medium List 1 Accent 3" w:semiHidden="0" w:uiPriority="65" w:unhideWhenUsed="0"/>
+    <w:lsdException w:name="Medium List 2 Accent 3" w:semiHidden="0" w:uiPriority="66" w:unhideWhenUsed="0"/>
+    <w:lsdException w:name="Medium Grid 1 Accent 3" w:semiHidden="0" w:uiPriority="67" w:unhideWhenUsed="0"/>
+    <w:lsdException w:name="Medium Grid 2 Accent 3" w:semiHidden="0" w:uiPriority="68" w:unhideWhenUsed="0"/>
+    <w:lsdException w:name="Medium Grid 3 Accent 3" w:semiHidden="0" w:uiPriority="69" w:unhideWhenUsed="0"/>
+    <w:lsdException w:name="Dark List Accent 3" w:semiHidden="0" w:uiPriority="70" w:unhideWhenUsed="0"/>
+    <w:lsdException w:name="Colorful Shading Accent 3" w:semiHidden="0" w:uiPriority="71" w:unhideWhenUsed="0"/>
+    <w:lsdException w:name="Colorful List Accent 3" w:semiHidden="0" w:uiPriority="72" w:unhideWhenUsed="0"/>
+    <w:lsdException w:name="Colorful Grid Accent 3" w:semiHidden="0" w:uiPriority="73" w:unhideWhenUsed="0"/>
+    <w:lsdException w:name="Light Shading Accent 4" w:semiHidden="0" w:uiPriority="60" w:unhideWhenUsed="0"/>
+    <w:lsdException w:name="Light List Accent 4" w:semiHidden="0" w:uiPriority="61" w:unhideWhenUsed="0"/>
+    <w:lsdException w:name="Light Grid Accent 4" w:semiHidden="0" w:uiPriority="62" w:unhideWhenUsed="0"/>
+    <w:lsdException w:name="Medium Shading 1 Accent 4" w:semiHidden="0" w:uiPriority="63" w:unhideWhenUsed="0"/>
+    <w:lsdException w:name="Medium Shading 2 Accent 4" w:semiHidden="0" w:uiPriority="64" w:unhideWhenUsed="0"/>
+    <w:lsdException w:name="Medium List 1 Accent 4" w:semiHidden="0" w:uiPriority="65" w:unhideWhenUsed="0"/>
+    <w:lsdException w:name="Medium List 2 Accent 4" w:semiHidden="0" w:uiPriority="66" w:unhideWhenUsed="0"/>
+    <w:lsdException w:name="Medium Grid 1 Accent 4" w:semiHidden="0" w:uiPriority="67" w:unhideWhenUsed="0"/>
+    <w:lsdException w:name="Medium Grid 2 Accent 4" w:semiHidden="0" w:uiPriority="68" w:unhideWhenUsed="0"/>
+    <w:lsdException w:name="Medium Grid 3 Accent 4" w:semiHidden="0" w:uiPriority="69" w:unhideWhenUsed="0"/>
+    <w:lsdException w:name="Dark List Accent 4" w:semiHidden="0" w:uiPriority="70" w:unhideWhenUsed="0"/>
+    <w:lsdException w:name="Colorful Shading Accent 4" w:semiHidden="0" w:uiPriority="71" w:unhideWhenUsed="0"/>
+    <w:lsdException w:name="Colorful List Accent 4" w:semiHidden="0" w:uiPriority="72" w:unhideWhenUsed="0"/>
+    <w:lsdException w:name="Colorful Grid Accent 4" w:semiHidden="0" w:uiPriority="73" w:unhideWhenUsed="0"/>
+    <w:lsdException w:name="Light Shading Accent 5" w:semiHidden="0" w:uiPriority="60" w:unhideWhenUsed="0"/>
+    <w:lsdException w:name="Light List Accent 5" w:semiHidden="0" w:uiPriority="61" w:unhideWhenUsed="0"/>
+    <w:lsdException w:name="Light Grid Accent 5" w:semiHidden="0" w:uiPriority="62" w:unhideWhenUsed="0"/>
+    <w:lsdException w:name="Medium Shading 1 Accent 5" w:semiHidden="0" w:uiPriority="63" w:unhideWhenUsed="0"/>
+    <w:lsdException w:name="Medium Shading 2 Accent 5" w:semiHidden="0" w:uiPriority="64" w:unhideWhenUsed="0"/>
+    <w:lsdException w:name="Medium List 1 Accent 5" w:semiHidden="0" w:uiPriority="65" w:unhideWhenUsed="0"/>
+    <w:lsdException w:name="Medium List 2 Accent 5" w:semiHidden="0" w:uiPriority="66" w:unhideWhenUsed="0"/>
+    <w:lsdException w:name="Medium Grid 1 Accent 5" w:semiHidden="0" w:uiPriority="67" w:unhideWhenUsed="0"/>
+    <w:lsdException w:name="Medium Grid 2 Accent 5" w:semiHidden="0" w:uiPriority="68" w:unhideWhenUsed="0"/>
+    <w:lsdException w:name="Medium Grid 3 Accent 5" w:semiHidden="0" w:uiPriority="69" w:unhideWhenUsed="0"/>
+    <w:lsdException w:name="Dark List Accent 5" w:semiHidden="0" w:uiPriority="70" w:unhideWhenUsed="0"/>
+    <w:lsdException w:name="Colorful Shading Accent 5" w:semiHidden="0" w:uiPriority="71" w:unhideWhenUsed="0"/>
+    <w:lsdException w:name="Colorful List Accent 5" w:semiHidden="0" w:uiPriority="72" w:unhideWhenUsed="0"/>
+    <w:lsdException w:name="Colorful Grid Accent 5" w:semiHidden="0" w:uiPriority="73" w:unhideWhenUsed="0"/>
+    <w:lsdException w:name="Light Shading Accent 6" w:semiHidden="0" w:uiPriority="60" w:unhideWhenUsed="0"/>
+    <w:lsdException w:name="Light List Accent 6" w:semiHidden="0" w:uiPriority="61" w:unhideWhenUsed="0"/>
+    <w:lsdException w:name="Light Grid Accent 6" w:semiHidden="0" w:uiPriority="62" w:unhideWhenUsed="0"/>
+    <w:lsdException w:name="Medium Shading 1 Accent 6" w:semiHidden="0" w:uiPriority="63" w:unhideWhenUsed="0"/>
+    <w:lsdException w:name="Medium Shading 2 Accent 6" w:semiHidden="0" w:uiPriority="64" w:unhideWhenUsed="0"/>
+    <w:lsdException w:name="Medium List 1 Accent 6" w:semiHidden="0" w:uiPriority="65" w:unhideWhenUsed="0"/>
+    <w:lsdException w:name="Medium List 2 Accent 6" w:semiHidden="0" w:uiPriority="66" w:unhideWhenUsed="0"/>
+    <w:lsdException w:name="Medium Grid 1 Accent 6" w:semiHidden="0" w:uiPriority="67" w:unhideWhenUsed="0"/>
+    <w:lsdException w:name="Medium Grid 2 Accent 6" w:semiHidden="0" w:uiPriority="68" w:unhideWhenUsed="0"/>
+    <w:lsdException w:name="Medium Grid 3 Accent 6" w:semiHidden="0" w:uiPriority="69" w:unhideWhenUsed="0"/>
+    <w:lsdException w:name="Dark List Accent 6" w:semiHidden="0" w:uiPriority="70" w:unhideWhenUsed="0"/>
+    <w:lsdException w:name="Colorful Shading Accent 6" w:semiHidden="0" w:uiPriority="71" w:unhideWhenUsed="0"/>
+    <w:lsdException w:name="Colorful List Accent 6" w:semiHidden="0" w:uiPriority="72" w:unhideWhenUsed="0"/>
+    <w:lsdException w:name="Colorful Grid Accent 6" w:semiHidden="0" w:uiPriority="73" w:unhideWhenUsed="0"/>
+    <w:lsdException w:name="Subtle Emphasis" w:semiHidden="0" w:uiPriority="19" w:unhideWhenUsed="0" w:qFormat="1"/>
+    <w:lsdException w:name="Intense Emphasis" w:semiHidden="0" w:uiPriority="21" w:unhideWhenUsed="0" w:qFormat="1"/>
+    <w:lsdException w:name="Subtle Reference" w:semiHidden="0" w:uiPriority="31" w:unhideWhenUsed="0" w:qFormat="1"/>
+    <w:lsdException w:name="Intense Reference" w:semiHidden="0" w:uiPriority="32" w:unhideWhenUsed="0" w:qFormat="1"/>
+    <w:lsdException w:name="Book Title" w:semiHidden="0" w:uiPriority="33" w:unhideWhenUsed="0" w:qFormat="1"/>
+    <w:lsdException w:name="Bibliography" w:uiPriority="37"/>
+    <w:lsdException w:name="TOC Heading" w:uiPriority="39" w:qFormat="1"/>
+  </w:latentStyles>
+  <w:style w:type="paragraph" w:default="1" w:styleId="Normal">
+    <w:name w:val="Normal"/>
+    <w:qFormat/>
+    <w:rsid w:val="0052654E"/>
+  </w:style>
+  <w:style w:type="paragraph" w:styleId="Heading1">
+    <w:name w:val="heading 1"/>
+    <w:uiPriority w:val="9"/>
+    <w:qFormat/>
+    <w:pPr>
+      <w:spacing w:before="280" w:after="120"/>
+      <w:outlineLvl w:val="0"/>
+    </w:pPr>
+    <w:rPr>
+      <w:b/>
+      <w:bCs/>
+      <w:color w:val="1F3864"/>
+      <w:sz w:val="32"/>
+      <w:szCs w:val="32"/>
+    </w:rPr>
+  </w:style>
+  <w:style w:type="paragraph" w:styleId="Heading2">
+    <w:name w:val="heading 2"/>
+    <w:uiPriority w:val="9"/>
+    <w:unhideWhenUsed/>
+    <w:qFormat/>
+    <w:pPr>
+      <w:spacing w:before="200" w:after="80"/>
+      <w:outlineLvl w:val="1"/>
+    </w:pPr>
+    <w:rPr>
+      <w:b/>
+      <w:bCs/>
+      <w:color w:val="2E75B6"/>
+      <w:sz w:val="26"/>
+      <w:szCs w:val="26"/>
+    </w:rPr>
+  </w:style>
+  <w:style w:type="paragraph" w:styleId="Heading3">
+    <w:name w:val="heading 3"/>
+    <w:uiPriority w:val="9"/>
+    <w:semiHidden/>
+    <w:unhideWhenUsed/>
+    <w:qFormat/>
+    <w:pPr>
+      <w:spacing w:before="140" w:after="60"/>
+      <w:outlineLvl w:val="2"/>
+    </w:pPr>
+    <w:rPr>
+      <w:b/>
+      <w:bCs/>
+      <w:color w:val="1F3864"/>
+      <w:sz w:val="23"/>
+      <w:szCs w:val="23"/>
+    </w:rPr>
+  </w:style>
+  <w:style w:type="paragraph" w:styleId="Heading4">
+    <w:name w:val="heading 4"/>
+    <w:uiPriority w:val="9"/>
+    <w:semiHidden/>
+    <w:unhideWhenUsed/>
+    <w:qFormat/>
+    <w:pPr>
+      <w:outlineLvl w:val="3"/>
+    </w:pPr>
+    <w:rPr>
+      <w:i/>
+      <w:iCs/>
+      <w:color w:val="2E74B5"/>
+    </w:rPr>
+  </w:style>
+  <w:style w:type="paragraph" w:styleId="Heading5">
+    <w:name w:val="heading 5"/>
+    <w:uiPriority w:val="9"/>
+    <w:semiHidden/>
+    <w:unhideWhenUsed/>
+    <w:qFormat/>
+    <w:pPr>
+      <w:outlineLvl w:val="4"/>
+    </w:pPr>
+    <w:rPr>
+      <w:color w:val="2E74B5"/>
+    </w:rPr>
+  </w:style>
+  <w:style w:type="paragraph" w:styleId="Heading6">
+    <w:name w:val="heading 6"/>
+    <w:uiPriority w:val="9"/>
+    <w:semiHidden/>
+    <w:unhideWhenUsed/>
+    <w:qFormat/>
+    <w:pPr>
+      <w:outlineLvl w:val="5"/>
+    </w:pPr>
+    <w:rPr>
+      <w:color w:val="1F4D78"/>
+    </w:rPr>
+  </w:style>
+  <w:style w:type="character" w:default="1" w:styleId="DefaultParagraphFont">
+    <w:name w:val="Default Paragraph Font"/>
+    <w:uiPriority w:val="1"/>
+    <w:semiHidden/>
+    <w:unhideWhenUsed/>
+  </w:style>
+  <w:style w:type="table" w:default="1" w:styleId="TableNormal">
+    <w:name w:val="Normal Table"/>
+    <w:uiPriority w:val="99"/>
+    <w:semiHidden/>
+    <w:unhideWhenUsed/>
+    <w:tblPr>
+      <w:tblInd w:w="0" w:type="dxa"/>
+      <w:tblCellMar>
+        <w:top w:w="0" w:type="dxa"/>
+        <w:left w:w="108" w:type="dxa"/>
+        <w:bottom w:w="0" w:type="dxa"/>
+        <w:right w:w="108" w:type="dxa"/>
+      </w:tblCellMar>
+    </w:tblPr>
+  </w:style>
+  <w:style w:type="numbering" w:default="1" w:styleId="NoList">
+    <w:name w:val="No List"/>
+    <w:uiPriority w:val="99"/>
+    <w:semiHidden/>
+    <w:unhideWhenUsed/>
+  </w:style>
+  <w:style w:type="paragraph" w:styleId="Title">
+    <w:name w:val="Title"/>
+    <w:uiPriority w:val="10"/>
+    <w:qFormat/>
+    <w:rPr>
+      <w:sz w:val="56"/>
+      <w:szCs w:val="56"/>
+    </w:rPr>
+  </w:style>
+  <w:style w:type="paragraph" w:customStyle="1" w:styleId="Strong1">
+    <w:name w:val="Strong1"/>
+    <w:qFormat/>
+    <w:rPr>
+      <w:b/>
+      <w:bCs/>
+    </w:rPr>
+  </w:style>
+  <w:style w:type="paragraph" w:styleId="ListParagraph">
+    <w:name w:val="List Paragraph"/>
+    <w:qFormat/>
+  </w:style>
+  <w:style w:type="character" w:styleId="Hyperlink">
+    <w:name w:val="Hyperlink"/>
+    <w:uiPriority w:val="99"/>
+    <w:unhideWhenUsed/>
+    <w:rPr>
+      <w:color w:val="0563C1"/>
+      <w:u w:val="single"/>
+    </w:rPr>
+  </w:style>
+  <w:style w:type="character" w:styleId="FootnoteReference">
+    <w:name w:val="footnote reference"/>
+    <w:uiPriority w:val="99"/>
+    <w:semiHidden/>
+    <w:unhideWhenUsed/>
+    <w:rPr>
+      <w:vertAlign w:val="superscript"/>
+    </w:rPr>
+  </w:style>
+  <w:style w:type="paragraph" w:styleId="FootnoteText">
+    <w:name w:val="footnote text"/>
+    <w:link w:val="FootnoteTextChar"/>
+    <w:uiPriority w:val="99"/>
+    <w:semiHidden/>
+    <w:unhideWhenUsed/>
+    <w:rPr>
+      <w:sz w:val="20"/>
+      <w:szCs w:val="20"/>
+    </w:rPr>
+  </w:style>
+  <w:style w:type="character" w:customStyle="1" w:styleId="FootnoteTextChar">
+    <w:name w:val="Footnote Text Char"/>
+    <w:link w:val="FootnoteText"/>
+    <w:uiPriority w:val="99"/>
+    <w:semiHidden/>
+    <w:unhideWhenUsed/>
+    <w:rPr>
+      <w:sz w:val="20"/>
+      <w:szCs w:val="20"/>
+    </w:rPr>
+  </w:style>
+  <w:style w:type="character" w:styleId="EndnoteReference">
+    <w:name w:val="endnote reference"/>
+    <w:uiPriority w:val="99"/>
+    <w:semiHidden/>
+    <w:unhideWhenUsed/>
+    <w:rPr>
+      <w:vertAlign w:val="superscript"/>
+    </w:rPr>
+  </w:style>
+  <w:style w:type="paragraph" w:styleId="EndnoteText">
+    <w:name w:val="endnote text"/>
+    <w:link w:val="EndnoteTextChar"/>
+    <w:uiPriority w:val="99"/>
+    <w:semiHidden/>
+    <w:unhideWhenUsed/>
+    <w:rPr>
+      <w:sz w:val="20"/>
+      <w:szCs w:val="20"/>
+    </w:rPr>
+  </w:style>
+  <w:style w:type="character" w:customStyle="1" w:styleId="EndnoteTextChar">
+    <w:name w:val="Endnote Text Char"/>
+    <w:link w:val="EndnoteText"/>
+    <w:uiPriority w:val="99"/>
+    <w:semiHidden/>
+    <w:unhideWhenUsed/>
+    <w:rPr>
+      <w:sz w:val="20"/>
+      <w:szCs w:val="20"/>
+    </w:rPr>
+  </w:style>
+  <w:style w:type="character" w:styleId="Strong">
+    <w:name w:val="Strong"/>
+    <w:basedOn w:val="DefaultParagraphFont"/>
+    <w:uiPriority w:val="22"/>
+    <w:qFormat/>
+    <w:rsid w:val="001D769A"/>
+    <w:rPr>
+      <w:b/>
+      <w:bCs/>
+    </w:rPr>
+  </w:style>
+  <w:style w:type="paragraph" w:styleId="BalloonText">
+    <w:name w:val="Balloon Text"/>
+    <w:basedOn w:val="Normal"/>
+    <w:link w:val="BalloonTextChar"/>
+    <w:uiPriority w:val="99"/>
+    <w:semiHidden/>
+    <w:unhideWhenUsed/>
+    <w:rsid w:val="001D769A"/>
+    <w:rPr>
+      <w:rFonts w:ascii="Tahoma" w:hAnsi="Tahoma" w:cs="Tahoma"/>
+      <w:sz w:val="16"/>
+      <w:szCs w:val="16"/>
+    </w:rPr>
+  </w:style>
+  <w:style w:type="character" w:customStyle="1" w:styleId="BalloonTextChar">
+    <w:name w:val="Balloon Text Char"/>
+    <w:basedOn w:val="DefaultParagraphFont"/>
+    <w:link w:val="BalloonText"/>
+    <w:uiPriority w:val="99"/>
+    <w:semiHidden/>
+    <w:rsid w:val="001D769A"/>
+    <w:rPr>
+      <w:rFonts w:ascii="Tahoma" w:hAnsi="Tahoma" w:cs="Tahoma"/>
+      <w:sz w:val="16"/>
+      <w:szCs w:val="16"/>
+    </w:rPr>
+  </w:style>
 </w:styles>
 </file>
 
@@ -16184,7 +16574,7 @@
     </a:clrScheme>
     <a:fontScheme name="Office">
       <a:majorFont>
-        <a:latin typeface="Calibri Light" panose="020F0302020204030204"/>
+        <a:latin typeface="Calibri Light"/>
         <a:ea typeface=""/>
         <a:cs typeface=""/>
         <a:font script="Jpan" typeface="游ゴシック Light"/>
@@ -16236,7 +16626,7 @@
         <a:font script="Tfng" typeface="Ebrima"/>
       </a:majorFont>
       <a:minorFont>
-        <a:latin typeface="Calibri" panose="020F0502020204030204"/>
+        <a:latin typeface="Calibri"/>
         <a:ea typeface=""/>
         <a:cs typeface=""/>
         <a:font script="Jpan" typeface="游明朝"/>
@@ -16430,7 +16820,7 @@
   <a:extraClrSchemeLst/>
   <a:extLst>
     <a:ext uri="{05A4C25C-085E-4340-85A3-A5531E510DB2}">
-      <thm15:themeFamily xmlns:thm15="http://schemas.microsoft.com/office/thememl/2012/main" name="Office Theme" id="{62F939B6-93AF-4DB8-9C6B-D6C7DFDC589F}" vid="{4A3C46E8-61CC-4603-A589-7422A47A8E4A}"/>
+      <thm15:themeFamily xmlns:thm15="http://schemas.microsoft.com/office/thememl/2012/main" xmlns="" name="Office Theme" id="{62F939B6-93AF-4DB8-9C6B-D6C7DFDC589F}" vid="{4A3C46E8-61CC-4603-A589-7422A47A8E4A}"/>
     </a:ext>
   </a:extLst>
 </a:theme>

--- a/DF_TermProject_Spring2026.docx
+++ b/DF_TermProject_Spring2026.docx
@@ -15,7 +15,51 @@
           <w:sz w:val="20"/>
           <w:szCs w:val="20"/>
         </w:rPr>
-        <w:t>University of Central Punjab – Faculty of Information Technology  |  DevOps Fundamentals – Spring, 2026</w:t>
+        <w:t xml:space="preserve">University of Central Punjab – Faculty of Information </w:t>
+      </w:r>
+      <w:proofErr w:type="gramStart"/>
+      <w:r>
+        <w:rPr>
+          <w:b/>
+          <w:bCs/>
+          <w:color w:val="595959"/>
+          <w:sz w:val="20"/>
+          <w:szCs w:val="20"/>
+        </w:rPr>
+        <w:t>Technology  |</w:t>
+      </w:r>
+      <w:proofErr w:type="gramEnd"/>
+      <w:r>
+        <w:rPr>
+          <w:b/>
+          <w:bCs/>
+          <w:color w:val="595959"/>
+          <w:sz w:val="20"/>
+          <w:szCs w:val="20"/>
+        </w:rPr>
+        <w:t xml:space="preserve">  </w:t>
+      </w:r>
+      <w:proofErr w:type="spellStart"/>
+      <w:r>
+        <w:rPr>
+          <w:b/>
+          <w:bCs/>
+          <w:color w:val="595959"/>
+          <w:sz w:val="20"/>
+          <w:szCs w:val="20"/>
+        </w:rPr>
+        <w:t>DevOps</w:t>
+      </w:r>
+      <w:proofErr w:type="spellEnd"/>
+      <w:r>
+        <w:rPr>
+          <w:b/>
+          <w:bCs/>
+          <w:color w:val="595959"/>
+          <w:sz w:val="20"/>
+          <w:szCs w:val="20"/>
+        </w:rPr>
+        <w:t xml:space="preserve"> Fundamentals – Spring, 2026</w:t>
       </w:r>
     </w:p>
     <w:p>
@@ -23,6 +67,7 @@
         <w:spacing w:before="100" w:after="100"/>
         <w:jc w:val="center"/>
       </w:pPr>
+      <w:proofErr w:type="spellStart"/>
       <w:r>
         <w:rPr>
           <w:b/>
@@ -31,7 +76,40 @@
           <w:sz w:val="36"/>
           <w:szCs w:val="36"/>
         </w:rPr>
-        <w:t>DevOps Fundamentals [Spring, 2026]</w:t>
+        <w:t>DevOps</w:t>
+      </w:r>
+      <w:proofErr w:type="spellEnd"/>
+      <w:r>
+        <w:rPr>
+          <w:b/>
+          <w:bCs/>
+          <w:color w:val="1F3864"/>
+          <w:sz w:val="36"/>
+          <w:szCs w:val="36"/>
+        </w:rPr>
+        <w:t xml:space="preserve"> Fundamentals [</w:t>
+      </w:r>
+      <w:proofErr w:type="gramStart"/>
+      <w:r>
+        <w:rPr>
+          <w:b/>
+          <w:bCs/>
+          <w:color w:val="1F3864"/>
+          <w:sz w:val="36"/>
+          <w:szCs w:val="36"/>
+        </w:rPr>
+        <w:t>Spring</w:t>
+      </w:r>
+      <w:proofErr w:type="gramEnd"/>
+      <w:r>
+        <w:rPr>
+          <w:b/>
+          <w:bCs/>
+          <w:color w:val="1F3864"/>
+          <w:sz w:val="36"/>
+          <w:szCs w:val="36"/>
+        </w:rPr>
+        <w:t>, 2026]</w:t>
       </w:r>
     </w:p>
     <w:p>
@@ -100,7 +178,21 @@
         <w:rPr>
           <w:color w:val="000000"/>
         </w:rPr>
-        <w:t xml:space="preserve"> static web application across three isolated software environments: Development, Staging, and Production. Each environment has its own dedicated CI workflow (triggered on a Pull Request) and its own dedicated CD workflow (triggered on a merge/push), giving six GitHub Actions workflow files in total. Each team member authors exactly one workflow file and exactly one web page.</w:t>
+        <w:t xml:space="preserve"> static web application across three isolated software environments: Development, Staging, and Production. Each environment has its own dedicated CI workflow (triggered on a Pull Request) and its own dedicated CD workflow (triggered on a merge/push), giving six </w:t>
+      </w:r>
+      <w:proofErr w:type="spellStart"/>
+      <w:r>
+        <w:rPr>
+          <w:color w:val="000000"/>
+        </w:rPr>
+        <w:t>GitHub</w:t>
+      </w:r>
+      <w:proofErr w:type="spellEnd"/>
+      <w:r>
+        <w:rPr>
+          <w:color w:val="000000"/>
+        </w:rPr>
+        <w:t xml:space="preserve"> Actions workflow files in total. Each team member authors exactly one workflow file and exactly one web page.</w:t>
       </w:r>
     </w:p>
     <w:p/>
@@ -130,7 +222,21 @@
         <w:rPr>
           <w:color w:val="000000"/>
         </w:rPr>
-        <w:t>Create and manage a structured GitHub repository with a three-tier branching strategy (feature → develop → staging → main).</w:t>
+        <w:t xml:space="preserve">Create and manage a structured </w:t>
+      </w:r>
+      <w:proofErr w:type="spellStart"/>
+      <w:r>
+        <w:rPr>
+          <w:color w:val="000000"/>
+        </w:rPr>
+        <w:t>GitHub</w:t>
+      </w:r>
+      <w:proofErr w:type="spellEnd"/>
+      <w:r>
+        <w:rPr>
+          <w:color w:val="000000"/>
+        </w:rPr>
+        <w:t xml:space="preserve"> repository with a three-tier branching strategy (feature → develop → staging → main).</w:t>
       </w:r>
     </w:p>
     <w:p>
@@ -146,7 +252,105 @@
         <w:rPr>
           <w:color w:val="000000"/>
         </w:rPr>
-        <w:t>Design and implement six GitHub Actions workflow files: ci-dev.yml, cd-dev.yml, ci-staging.yml, cd-staging.yml, ci-prod.yml, and cd-prod.yml.</w:t>
+        <w:t xml:space="preserve">Design and implement six </w:t>
+      </w:r>
+      <w:proofErr w:type="spellStart"/>
+      <w:r>
+        <w:rPr>
+          <w:color w:val="000000"/>
+        </w:rPr>
+        <w:t>GitHub</w:t>
+      </w:r>
+      <w:proofErr w:type="spellEnd"/>
+      <w:r>
+        <w:rPr>
+          <w:color w:val="000000"/>
+        </w:rPr>
+        <w:t xml:space="preserve"> Actions workflow files: ci-</w:t>
+      </w:r>
+      <w:proofErr w:type="spellStart"/>
+      <w:r>
+        <w:rPr>
+          <w:color w:val="000000"/>
+        </w:rPr>
+        <w:t>dev.yml</w:t>
+      </w:r>
+      <w:proofErr w:type="spellEnd"/>
+      <w:r>
+        <w:rPr>
+          <w:color w:val="000000"/>
+        </w:rPr>
+        <w:t>, cd-</w:t>
+      </w:r>
+      <w:proofErr w:type="spellStart"/>
+      <w:r>
+        <w:rPr>
+          <w:color w:val="000000"/>
+        </w:rPr>
+        <w:t>dev.yml</w:t>
+      </w:r>
+      <w:proofErr w:type="spellEnd"/>
+      <w:r>
+        <w:rPr>
+          <w:color w:val="000000"/>
+        </w:rPr>
+        <w:t>, ci-</w:t>
+      </w:r>
+      <w:proofErr w:type="spellStart"/>
+      <w:r>
+        <w:rPr>
+          <w:color w:val="000000"/>
+        </w:rPr>
+        <w:t>staging.yml</w:t>
+      </w:r>
+      <w:proofErr w:type="spellEnd"/>
+      <w:r>
+        <w:rPr>
+          <w:color w:val="000000"/>
+        </w:rPr>
+        <w:t>, cd-</w:t>
+      </w:r>
+      <w:proofErr w:type="spellStart"/>
+      <w:r>
+        <w:rPr>
+          <w:color w:val="000000"/>
+        </w:rPr>
+        <w:t>staging.yml</w:t>
+      </w:r>
+      <w:proofErr w:type="spellEnd"/>
+      <w:r>
+        <w:rPr>
+          <w:color w:val="000000"/>
+        </w:rPr>
+        <w:t>, ci-</w:t>
+      </w:r>
+      <w:proofErr w:type="spellStart"/>
+      <w:r>
+        <w:rPr>
+          <w:color w:val="000000"/>
+        </w:rPr>
+        <w:t>prod.yml</w:t>
+      </w:r>
+      <w:proofErr w:type="spellEnd"/>
+      <w:r>
+        <w:rPr>
+          <w:color w:val="000000"/>
+        </w:rPr>
+        <w:t>, and cd-</w:t>
+      </w:r>
+      <w:proofErr w:type="spellStart"/>
+      <w:r>
+        <w:rPr>
+          <w:color w:val="000000"/>
+        </w:rPr>
+        <w:t>prod.yml</w:t>
+      </w:r>
+      <w:proofErr w:type="spellEnd"/>
+      <w:r>
+        <w:rPr>
+          <w:color w:val="000000"/>
+        </w:rPr>
+        <w:t>.</w:t>
       </w:r>
     </w:p>
     <w:p>
@@ -162,7 +366,21 @@
         <w:rPr>
           <w:color w:val="000000"/>
         </w:rPr>
-        <w:t>Configure three GitHub Environments (development, staging, production) each with its own environment-level secrets.</w:t>
+        <w:t xml:space="preserve">Configure three </w:t>
+      </w:r>
+      <w:proofErr w:type="spellStart"/>
+      <w:r>
+        <w:rPr>
+          <w:color w:val="000000"/>
+        </w:rPr>
+        <w:t>GitHub</w:t>
+      </w:r>
+      <w:proofErr w:type="spellEnd"/>
+      <w:r>
+        <w:rPr>
+          <w:color w:val="000000"/>
+        </w:rPr>
+        <w:t xml:space="preserve"> Environments (development, staging, production) each with its own environment-level secrets.</w:t>
       </w:r>
     </w:p>
     <w:p>
@@ -178,7 +396,35 @@
         <w:rPr>
           <w:color w:val="000000"/>
         </w:rPr>
-        <w:t>Build and push environment-tagged Docker images to Docker Hub from each CI pipeline.</w:t>
+        <w:t xml:space="preserve">Build and push environment-tagged </w:t>
+      </w:r>
+      <w:proofErr w:type="spellStart"/>
+      <w:r>
+        <w:rPr>
+          <w:color w:val="000000"/>
+        </w:rPr>
+        <w:t>Docker</w:t>
+      </w:r>
+      <w:proofErr w:type="spellEnd"/>
+      <w:r>
+        <w:rPr>
+          <w:color w:val="000000"/>
+        </w:rPr>
+        <w:t xml:space="preserve"> images to </w:t>
+      </w:r>
+      <w:proofErr w:type="spellStart"/>
+      <w:r>
+        <w:rPr>
+          <w:color w:val="000000"/>
+        </w:rPr>
+        <w:t>Docker</w:t>
+      </w:r>
+      <w:proofErr w:type="spellEnd"/>
+      <w:r>
+        <w:rPr>
+          <w:color w:val="000000"/>
+        </w:rPr>
+        <w:t xml:space="preserve"> Hub from each CI pipeline.</w:t>
       </w:r>
     </w:p>
     <w:p>
@@ -283,7 +529,21 @@
         <w:rPr>
           <w:color w:val="000000"/>
         </w:rPr>
-        <w:t>New Repository: Students MUST create a brand-new GitHub repository for this Term Project. Do NOT reuse or fork any repository from any previous assignment.</w:t>
+        <w:t xml:space="preserve">New Repository: Students MUST create a brand-new </w:t>
+      </w:r>
+      <w:proofErr w:type="spellStart"/>
+      <w:r>
+        <w:rPr>
+          <w:color w:val="000000"/>
+        </w:rPr>
+        <w:t>GitHub</w:t>
+      </w:r>
+      <w:proofErr w:type="spellEnd"/>
+      <w:r>
+        <w:rPr>
+          <w:color w:val="000000"/>
+        </w:rPr>
+        <w:t xml:space="preserve"> repository for this Term Project. Do NOT reuse or fork any repository from any previous assignment.</w:t>
       </w:r>
     </w:p>
     <w:p>
@@ -299,7 +559,21 @@
         <w:rPr>
           <w:color w:val="000000"/>
         </w:rPr>
-        <w:t>Assignment Document in Repo: This Term Project document (.docx) must be committed to the root of the repository. Each student must fill in their own row in Table 1 (Group Details) directly inside the versioned document.</w:t>
+        <w:t>Assignment Document in Repo: This Term Project document (.</w:t>
+      </w:r>
+      <w:proofErr w:type="spellStart"/>
+      <w:r>
+        <w:rPr>
+          <w:color w:val="000000"/>
+        </w:rPr>
+        <w:t>docx</w:t>
+      </w:r>
+      <w:proofErr w:type="spellEnd"/>
+      <w:r>
+        <w:rPr>
+          <w:color w:val="000000"/>
+        </w:rPr>
+        <w:t>) must be committed to the root of the repository. Each student must fill in their own row in Table 1 (Group Details) directly inside the versioned document.</w:t>
       </w:r>
     </w:p>
     <w:p>
@@ -315,7 +589,35 @@
         <w:rPr>
           <w:color w:val="000000"/>
         </w:rPr>
-        <w:t>Secrets Ownership: All GitHub secrets and environment configurations must be created by the Team Lead using the TL's own Docker Hub and Render credentials. No team member other than the TL should create or modify secrets.</w:t>
+        <w:t xml:space="preserve">Secrets Ownership: All </w:t>
+      </w:r>
+      <w:proofErr w:type="spellStart"/>
+      <w:r>
+        <w:rPr>
+          <w:color w:val="000000"/>
+        </w:rPr>
+        <w:t>GitHub</w:t>
+      </w:r>
+      <w:proofErr w:type="spellEnd"/>
+      <w:r>
+        <w:rPr>
+          <w:color w:val="000000"/>
+        </w:rPr>
+        <w:t xml:space="preserve"> secrets and environment configurations must be created by the Team Lead using the TL's own </w:t>
+      </w:r>
+      <w:proofErr w:type="spellStart"/>
+      <w:r>
+        <w:rPr>
+          <w:color w:val="000000"/>
+        </w:rPr>
+        <w:t>Docker</w:t>
+      </w:r>
+      <w:proofErr w:type="spellEnd"/>
+      <w:r>
+        <w:rPr>
+          <w:color w:val="000000"/>
+        </w:rPr>
+        <w:t xml:space="preserve"> Hub and Render credentials. No team member other than the TL should create or modify secrets.</w:t>
       </w:r>
     </w:p>
     <w:p>
@@ -331,7 +633,21 @@
         <w:rPr>
           <w:color w:val="000000"/>
         </w:rPr>
-        <w:t>All deployments MUST be triggered via the GitHub Actions CD pipelines. Manual deployment on Render is NOT permitted after the initial service setup.</w:t>
+        <w:t xml:space="preserve">All deployments MUST be triggered via the </w:t>
+      </w:r>
+      <w:proofErr w:type="spellStart"/>
+      <w:r>
+        <w:rPr>
+          <w:color w:val="000000"/>
+        </w:rPr>
+        <w:t>GitHub</w:t>
+      </w:r>
+      <w:proofErr w:type="spellEnd"/>
+      <w:r>
+        <w:rPr>
+          <w:color w:val="000000"/>
+        </w:rPr>
+        <w:t xml:space="preserve"> Actions CD pipelines. Manual deployment on Render is NOT permitted after the initial service setup.</w:t>
       </w:r>
     </w:p>
     <w:p>
@@ -396,7 +712,21 @@
         <w:rPr>
           <w:color w:val="000000"/>
         </w:rPr>
-        <w:t>No JavaScript of any kind is permitted. All pages must be built exclusively using HTML5 and CSS3. Forms must use HTML-only attributes (no JS event listeners, no fetch, no XMLHttpRequest).</w:t>
+        <w:t xml:space="preserve">No JavaScript of any kind is permitted. All pages must be built exclusively using HTML5 and CSS3. Forms must use HTML-only attributes (no JS event listeners, no fetch, no </w:t>
+      </w:r>
+      <w:proofErr w:type="spellStart"/>
+      <w:r>
+        <w:rPr>
+          <w:color w:val="000000"/>
+        </w:rPr>
+        <w:t>XMLHttpRequest</w:t>
+      </w:r>
+      <w:proofErr w:type="spellEnd"/>
+      <w:r>
+        <w:rPr>
+          <w:color w:val="000000"/>
+        </w:rPr>
+        <w:t>).</w:t>
       </w:r>
     </w:p>
     <w:p>
@@ -444,14 +774,14 @@
         <w:tblLook w:val="04A0" w:firstRow="1" w:lastRow="0" w:firstColumn="1" w:lastColumn="0" w:noHBand="0" w:noVBand="1"/>
       </w:tblPr>
       <w:tblGrid>
-        <w:gridCol w:w="452"/>
-        <w:gridCol w:w="985"/>
-        <w:gridCol w:w="1208"/>
-        <w:gridCol w:w="1663"/>
-        <w:gridCol w:w="1268"/>
-        <w:gridCol w:w="1141"/>
-        <w:gridCol w:w="1586"/>
-        <w:gridCol w:w="1441"/>
+        <w:gridCol w:w="441"/>
+        <w:gridCol w:w="942"/>
+        <w:gridCol w:w="1152"/>
+        <w:gridCol w:w="1581"/>
+        <w:gridCol w:w="1209"/>
+        <w:gridCol w:w="1089"/>
+        <w:gridCol w:w="2534"/>
+        <w:gridCol w:w="1372"/>
       </w:tblGrid>
       <w:tr>
         <w:tc>
@@ -476,6 +806,7 @@
             <w:pPr>
               <w:jc w:val="center"/>
             </w:pPr>
+            <w:proofErr w:type="spellStart"/>
             <w:r>
               <w:rPr>
                 <w:b/>
@@ -484,7 +815,18 @@
                 <w:sz w:val="20"/>
                 <w:szCs w:val="20"/>
               </w:rPr>
-              <w:t>Sr #</w:t>
+              <w:t>Sr</w:t>
+            </w:r>
+            <w:proofErr w:type="spellEnd"/>
+            <w:r>
+              <w:rPr>
+                <w:b/>
+                <w:bCs/>
+                <w:color w:val="FFFFFF"/>
+                <w:sz w:val="20"/>
+                <w:szCs w:val="20"/>
+              </w:rPr>
+              <w:t xml:space="preserve"> #</w:t>
             </w:r>
           </w:p>
         </w:tc>
@@ -544,6 +886,7 @@
             <w:pPr>
               <w:jc w:val="center"/>
             </w:pPr>
+            <w:proofErr w:type="spellStart"/>
             <w:r>
               <w:rPr>
                 <w:b/>
@@ -552,7 +895,18 @@
                 <w:sz w:val="20"/>
                 <w:szCs w:val="20"/>
               </w:rPr>
-              <w:t>GitHub Username</w:t>
+              <w:t>GitHub</w:t>
+            </w:r>
+            <w:proofErr w:type="spellEnd"/>
+            <w:r>
+              <w:rPr>
+                <w:b/>
+                <w:bCs/>
+                <w:color w:val="FFFFFF"/>
+                <w:sz w:val="20"/>
+                <w:szCs w:val="20"/>
+              </w:rPr>
+              <w:t xml:space="preserve"> Username</w:t>
             </w:r>
           </w:p>
         </w:tc>
@@ -933,9 +1287,19 @@
             <w:vAlign w:val="center"/>
           </w:tcPr>
           <w:p>
-            <w:r>
-              <w:t>Aleeza Ejaz</w:t>
-            </w:r>
+            <w:proofErr w:type="spellStart"/>
+            <w:r>
+              <w:t>Aleeza</w:t>
+            </w:r>
+            <w:proofErr w:type="spellEnd"/>
+            <w:r>
+              <w:t xml:space="preserve"> </w:t>
+            </w:r>
+            <w:proofErr w:type="spellStart"/>
+            <w:r>
+              <w:t>Ejaz</w:t>
+            </w:r>
+            <w:proofErr w:type="spellEnd"/>
           </w:p>
         </w:tc>
         <w:tc>
@@ -957,9 +1321,11 @@
             <w:vAlign w:val="center"/>
           </w:tcPr>
           <w:p>
+            <w:proofErr w:type="spellStart"/>
             <w:r>
               <w:t>aleezagit</w:t>
             </w:r>
+            <w:proofErr w:type="spellEnd"/>
           </w:p>
         </w:tc>
         <w:tc>
@@ -1029,9 +1395,11 @@
             <w:vAlign w:val="center"/>
           </w:tcPr>
           <w:p>
+            <w:proofErr w:type="spellStart"/>
             <w:r>
               <w:t>hunza</w:t>
             </w:r>
+            <w:proofErr w:type="spellEnd"/>
           </w:p>
         </w:tc>
         <w:tc>
@@ -1054,8 +1422,10 @@
           </w:tcPr>
           <w:p>
             <w:r>
-              <w:t>Develop,main</w:t>
-            </w:r>
+              <w:t>Feature/aleezagit/hunza-cd-prod</w:t>
+            </w:r>
+            <w:bookmarkStart w:id="0" w:name="_GoBack"/>
+            <w:bookmarkEnd w:id="0"/>
           </w:p>
         </w:tc>
         <w:tc>
@@ -1589,7 +1959,25 @@
           <w:iCs/>
           <w:color w:val="595959"/>
         </w:rPr>
-        <w:t>[Paste Your GitHub Repository URL Here]</w:t>
+        <w:t xml:space="preserve">[Paste Your </w:t>
+      </w:r>
+      <w:proofErr w:type="spellStart"/>
+      <w:r>
+        <w:rPr>
+          <w:i/>
+          <w:iCs/>
+          <w:color w:val="595959"/>
+        </w:rPr>
+        <w:t>GitHub</w:t>
+      </w:r>
+      <w:proofErr w:type="spellEnd"/>
+      <w:r>
+        <w:rPr>
+          <w:i/>
+          <w:iCs/>
+          <w:color w:val="595959"/>
+        </w:rPr>
+        <w:t xml:space="preserve"> Repository URL Here]</w:t>
       </w:r>
     </w:p>
     <w:p/>
@@ -1682,6 +2070,7 @@
       <w:r>
         <w:t xml:space="preserve">Your team is the engineering crew for </w:t>
       </w:r>
+      <w:proofErr w:type="spellStart"/>
       <w:r>
         <w:rPr>
           <w:b/>
@@ -1690,8 +2079,17 @@
         </w:rPr>
         <w:t>PakVista</w:t>
       </w:r>
-      <w:r>
-        <w:t xml:space="preserve"> – a static informational website about Pakistan's top five tourist destinations. The site consists of five HTML pages, each dedicated to one destination, plus a shared stylesheet that enforces a consistent visual identity. The website must be built using </w:t>
+      <w:proofErr w:type="spellEnd"/>
+      <w:r>
+        <w:t xml:space="preserve"> – a static informational website about Pakistan's top five tourist destinations. The site consists of five HTML pages, each dedicated to one destination, plus a shared </w:t>
+      </w:r>
+      <w:proofErr w:type="spellStart"/>
+      <w:r>
+        <w:t>stylesheet</w:t>
+      </w:r>
+      <w:proofErr w:type="spellEnd"/>
+      <w:r>
+        <w:t xml:space="preserve"> that enforces a consistent visual identity. The website must be built using </w:t>
       </w:r>
       <w:r>
         <w:rPr>
@@ -1828,6 +2226,7 @@
             <w:pPr>
               <w:jc w:val="center"/>
             </w:pPr>
+            <w:proofErr w:type="spellStart"/>
             <w:r>
               <w:rPr>
                 <w:b/>
@@ -1836,7 +2235,18 @@
                 <w:sz w:val="20"/>
                 <w:szCs w:val="20"/>
               </w:rPr>
-              <w:t>Docker Image Tag</w:t>
+              <w:t>Docker</w:t>
+            </w:r>
+            <w:proofErr w:type="spellEnd"/>
+            <w:r>
+              <w:rPr>
+                <w:b/>
+                <w:bCs/>
+                <w:color w:val="FFFFFF"/>
+                <w:sz w:val="20"/>
+                <w:szCs w:val="20"/>
+              </w:rPr>
+              <w:t xml:space="preserve"> Image Tag</w:t>
             </w:r>
           </w:p>
         </w:tc>
@@ -1903,6 +2313,7 @@
                 <w:sz w:val="20"/>
                 <w:szCs w:val="20"/>
               </w:rPr>
+              <w:lastRenderedPageBreak/>
               <w:t>Development</w:t>
             </w:r>
           </w:p>
@@ -1932,16 +2343,7 @@
                 <w:sz w:val="20"/>
                 <w:szCs w:val="20"/>
               </w:rPr>
-              <w:t xml:space="preserve">Active development; CI </w:t>
-            </w:r>
-            <w:r>
-              <w:rPr>
-                <w:color w:val="000000"/>
-                <w:sz w:val="20"/>
-                <w:szCs w:val="20"/>
-              </w:rPr>
-              <w:lastRenderedPageBreak/>
-              <w:t>triggered on every PR to develop</w:t>
+              <w:t>Active development; CI triggered on every PR to develop</w:t>
             </w:r>
           </w:p>
         </w:tc>
@@ -1970,17 +2372,61 @@
                 <w:sz w:val="20"/>
                 <w:szCs w:val="20"/>
               </w:rPr>
-              <w:lastRenderedPageBreak/>
-              <w:t>:dev-latest / :dev-</w:t>
-            </w:r>
-            <w:r>
-              <w:rPr>
-                <w:color w:val="000000"/>
-                <w:sz w:val="20"/>
-                <w:szCs w:val="20"/>
-              </w:rPr>
-              <w:lastRenderedPageBreak/>
-              <w:t>&lt;sha&gt;</w:t>
+              <w:t>:</w:t>
+            </w:r>
+            <w:proofErr w:type="spellStart"/>
+            <w:r>
+              <w:rPr>
+                <w:color w:val="000000"/>
+                <w:sz w:val="20"/>
+                <w:szCs w:val="20"/>
+              </w:rPr>
+              <w:t>dev</w:t>
+            </w:r>
+            <w:proofErr w:type="spellEnd"/>
+            <w:r>
+              <w:rPr>
+                <w:color w:val="000000"/>
+                <w:sz w:val="20"/>
+                <w:szCs w:val="20"/>
+              </w:rPr>
+              <w:t>-latest / :</w:t>
+            </w:r>
+            <w:proofErr w:type="spellStart"/>
+            <w:r>
+              <w:rPr>
+                <w:color w:val="000000"/>
+                <w:sz w:val="20"/>
+                <w:szCs w:val="20"/>
+              </w:rPr>
+              <w:t>dev</w:t>
+            </w:r>
+            <w:proofErr w:type="spellEnd"/>
+            <w:r>
+              <w:rPr>
+                <w:color w:val="000000"/>
+                <w:sz w:val="20"/>
+                <w:szCs w:val="20"/>
+              </w:rPr>
+              <w:t>-&lt;</w:t>
+            </w:r>
+            <w:proofErr w:type="spellStart"/>
+            <w:r>
+              <w:rPr>
+                <w:color w:val="000000"/>
+                <w:sz w:val="20"/>
+                <w:szCs w:val="20"/>
+              </w:rPr>
+              <w:t>sha</w:t>
+            </w:r>
+            <w:proofErr w:type="spellEnd"/>
+            <w:r>
+              <w:rPr>
+                <w:color w:val="000000"/>
+                <w:sz w:val="20"/>
+                <w:szCs w:val="20"/>
+              </w:rPr>
+              <w:t>&gt;</w:t>
             </w:r>
           </w:p>
         </w:tc>
@@ -2003,14 +2449,23 @@
             <w:vAlign w:val="center"/>
           </w:tcPr>
           <w:p>
-            <w:r>
-              <w:rPr>
-                <w:color w:val="000000"/>
-                <w:sz w:val="20"/>
-                <w:szCs w:val="20"/>
-              </w:rPr>
-              <w:lastRenderedPageBreak/>
-              <w:t>pakvista-dev (on Render)</w:t>
+            <w:proofErr w:type="spellStart"/>
+            <w:r>
+              <w:rPr>
+                <w:color w:val="000000"/>
+                <w:sz w:val="20"/>
+                <w:szCs w:val="20"/>
+              </w:rPr>
+              <w:t>pakvista-dev</w:t>
+            </w:r>
+            <w:proofErr w:type="spellEnd"/>
+            <w:r>
+              <w:rPr>
+                <w:color w:val="000000"/>
+                <w:sz w:val="20"/>
+                <w:szCs w:val="20"/>
+              </w:rPr>
+              <w:t xml:space="preserve"> (on Render)</w:t>
             </w:r>
           </w:p>
         </w:tc>
@@ -2043,7 +2498,6 @@
                 <w:sz w:val="20"/>
                 <w:szCs w:val="20"/>
               </w:rPr>
-              <w:lastRenderedPageBreak/>
               <w:t>Staging</w:t>
             </w:r>
           </w:p>
@@ -2102,7 +2556,25 @@
                 <w:sz w:val="20"/>
                 <w:szCs w:val="20"/>
               </w:rPr>
-              <w:t>:staging-latest / :staging-&lt;sha&gt;</w:t>
+              <w:t>:staging-latest / :staging-&lt;</w:t>
+            </w:r>
+            <w:proofErr w:type="spellStart"/>
+            <w:r>
+              <w:rPr>
+                <w:color w:val="000000"/>
+                <w:sz w:val="20"/>
+                <w:szCs w:val="20"/>
+              </w:rPr>
+              <w:t>sha</w:t>
+            </w:r>
+            <w:proofErr w:type="spellEnd"/>
+            <w:r>
+              <w:rPr>
+                <w:color w:val="000000"/>
+                <w:sz w:val="20"/>
+                <w:szCs w:val="20"/>
+              </w:rPr>
+              <w:t>&gt;</w:t>
             </w:r>
           </w:p>
         </w:tc>
@@ -2125,13 +2597,23 @@
             <w:vAlign w:val="center"/>
           </w:tcPr>
           <w:p>
-            <w:r>
-              <w:rPr>
-                <w:color w:val="000000"/>
-                <w:sz w:val="20"/>
-                <w:szCs w:val="20"/>
-              </w:rPr>
-              <w:t>pakvista-staging (on Render)</w:t>
+            <w:proofErr w:type="spellStart"/>
+            <w:r>
+              <w:rPr>
+                <w:color w:val="000000"/>
+                <w:sz w:val="20"/>
+                <w:szCs w:val="20"/>
+              </w:rPr>
+              <w:t>pakvista</w:t>
+            </w:r>
+            <w:proofErr w:type="spellEnd"/>
+            <w:r>
+              <w:rPr>
+                <w:color w:val="000000"/>
+                <w:sz w:val="20"/>
+                <w:szCs w:val="20"/>
+              </w:rPr>
+              <w:t>-staging (on Render)</w:t>
             </w:r>
           </w:p>
         </w:tc>
@@ -2222,7 +2704,25 @@
                 <w:sz w:val="20"/>
                 <w:szCs w:val="20"/>
               </w:rPr>
-              <w:t>:prod-latest / :prod-&lt;sha&gt;</w:t>
+              <w:t>:prod-latest / :prod-&lt;</w:t>
+            </w:r>
+            <w:proofErr w:type="spellStart"/>
+            <w:r>
+              <w:rPr>
+                <w:color w:val="000000"/>
+                <w:sz w:val="20"/>
+                <w:szCs w:val="20"/>
+              </w:rPr>
+              <w:t>sha</w:t>
+            </w:r>
+            <w:proofErr w:type="spellEnd"/>
+            <w:r>
+              <w:rPr>
+                <w:color w:val="000000"/>
+                <w:sz w:val="20"/>
+                <w:szCs w:val="20"/>
+              </w:rPr>
+              <w:t>&gt;</w:t>
             </w:r>
           </w:p>
         </w:tc>
@@ -2245,13 +2745,23 @@
             <w:vAlign w:val="center"/>
           </w:tcPr>
           <w:p>
-            <w:r>
-              <w:rPr>
-                <w:color w:val="000000"/>
-                <w:sz w:val="20"/>
-                <w:szCs w:val="20"/>
-              </w:rPr>
-              <w:t>pakvista-prod (on Render)</w:t>
+            <w:proofErr w:type="spellStart"/>
+            <w:r>
+              <w:rPr>
+                <w:color w:val="000000"/>
+                <w:sz w:val="20"/>
+                <w:szCs w:val="20"/>
+              </w:rPr>
+              <w:t>pakvista</w:t>
+            </w:r>
+            <w:proofErr w:type="spellEnd"/>
+            <w:r>
+              <w:rPr>
+                <w:color w:val="000000"/>
+                <w:sz w:val="20"/>
+                <w:szCs w:val="20"/>
+              </w:rPr>
+              <w:t>-prod (on Render)</w:t>
             </w:r>
           </w:p>
         </w:tc>
@@ -2262,11 +2772,47 @@
       <w:pPr>
         <w:spacing w:before="60" w:after="60" w:line="276" w:lineRule="auto"/>
       </w:pPr>
-      <w:r>
-        <w:rPr>
-          <w:color w:val="000000"/>
-        </w:rPr>
-        <w:t>The Team Lead sets up the repository, Dockerfile, shared stylesheet (style.css), and all six CI/CD workflow files. Each team member is individually responsible for building one destination page (HTML + CSS) and authoring one workflow file – either a CI or a CD workflow for any one environment.</w:t>
+      <w:proofErr w:type="gramStart"/>
+      <w:r>
+        <w:rPr>
+          <w:color w:val="000000"/>
+        </w:rPr>
+        <w:t xml:space="preserve">The Team Lead sets up the repository, </w:t>
+      </w:r>
+      <w:proofErr w:type="spellStart"/>
+      <w:r>
+        <w:rPr>
+          <w:color w:val="000000"/>
+        </w:rPr>
+        <w:t>Dockerfile</w:t>
+      </w:r>
+      <w:proofErr w:type="spellEnd"/>
+      <w:r>
+        <w:rPr>
+          <w:color w:val="000000"/>
+        </w:rPr>
+        <w:t xml:space="preserve">, shared </w:t>
+      </w:r>
+      <w:proofErr w:type="spellStart"/>
+      <w:r>
+        <w:rPr>
+          <w:color w:val="000000"/>
+        </w:rPr>
+        <w:t>stylesheet</w:t>
+      </w:r>
+      <w:proofErr w:type="spellEnd"/>
+      <w:r>
+        <w:rPr>
+          <w:color w:val="000000"/>
+        </w:rPr>
+        <w:t xml:space="preserve"> (style.css), and all six CI/CD workflow files.</w:t>
+      </w:r>
+      <w:proofErr w:type="gramEnd"/>
+      <w:r>
+        <w:rPr>
+          <w:color w:val="000000"/>
+        </w:rPr>
+        <w:t xml:space="preserve"> Each team member is individually responsible for building one destination page (HTML + CSS) and authoring one workflow file – either a CI or a CD workflow for any one environment.</w:t>
       </w:r>
     </w:p>
     <w:p/>
@@ -2275,7 +2821,15 @@
         <w:pStyle w:val="Heading2"/>
       </w:pPr>
       <w:r>
-        <w:t>Table 2: PakVista Page Assignment</w:t>
+        <w:t xml:space="preserve">Table 2: </w:t>
+      </w:r>
+      <w:proofErr w:type="spellStart"/>
+      <w:r>
+        <w:t>PakVista</w:t>
+      </w:r>
+      <w:proofErr w:type="spellEnd"/>
+      <w:r>
+        <w:t xml:space="preserve"> Page Assignment</w:t>
       </w:r>
     </w:p>
     <w:tbl>
@@ -2324,6 +2878,7 @@
             <w:pPr>
               <w:jc w:val="center"/>
             </w:pPr>
+            <w:proofErr w:type="spellStart"/>
             <w:r>
               <w:rPr>
                 <w:b/>
@@ -2332,7 +2887,18 @@
                 <w:sz w:val="20"/>
                 <w:szCs w:val="20"/>
               </w:rPr>
-              <w:t>Sr #</w:t>
+              <w:t>Sr</w:t>
+            </w:r>
+            <w:proofErr w:type="spellEnd"/>
+            <w:r>
+              <w:rPr>
+                <w:b/>
+                <w:bCs/>
+                <w:color w:val="FFFFFF"/>
+                <w:sz w:val="20"/>
+                <w:szCs w:val="20"/>
+              </w:rPr>
+              <w:t xml:space="preserve"> #</w:t>
             </w:r>
           </w:p>
         </w:tc>
@@ -2559,7 +3125,25 @@
                 <w:sz w:val="20"/>
                 <w:szCs w:val="20"/>
               </w:rPr>
-              <w:t>A welcoming landing page introducing PakVista, with a hero section, a brief paragraph about Pakistan's tourism, and navigation links to all five destination pages.</w:t>
+              <w:t xml:space="preserve">A welcoming landing page introducing </w:t>
+            </w:r>
+            <w:proofErr w:type="spellStart"/>
+            <w:r>
+              <w:rPr>
+                <w:color w:val="000000"/>
+                <w:sz w:val="20"/>
+                <w:szCs w:val="20"/>
+              </w:rPr>
+              <w:t>PakVista</w:t>
+            </w:r>
+            <w:proofErr w:type="spellEnd"/>
+            <w:r>
+              <w:rPr>
+                <w:color w:val="000000"/>
+                <w:sz w:val="20"/>
+                <w:szCs w:val="20"/>
+              </w:rPr>
+              <w:t>, with a hero section, a brief paragraph about Pakistan's tourism, and navigation links to all five destination pages.</w:t>
             </w:r>
           </w:p>
         </w:tc>
@@ -2684,7 +3268,25 @@
                 <w:sz w:val="20"/>
                 <w:szCs w:val="20"/>
               </w:rPr>
-              <w:t>Dedicated page for Lahore covering the Badshahi Mosque, Lahore Fort, and Shalimar Gardens, with descriptive paragraphs and an HTML-only image placeholder section.</w:t>
+              <w:t xml:space="preserve">Dedicated page for Lahore covering the </w:t>
+            </w:r>
+            <w:proofErr w:type="spellStart"/>
+            <w:r>
+              <w:rPr>
+                <w:color w:val="000000"/>
+                <w:sz w:val="20"/>
+                <w:szCs w:val="20"/>
+              </w:rPr>
+              <w:t>Badshahi</w:t>
+            </w:r>
+            <w:proofErr w:type="spellEnd"/>
+            <w:r>
+              <w:rPr>
+                <w:color w:val="000000"/>
+                <w:sz w:val="20"/>
+                <w:szCs w:val="20"/>
+              </w:rPr>
+              <w:t xml:space="preserve"> Mosque, Lahore Fort, and Shalimar Gardens, with descriptive paragraphs and an HTML-only image placeholder section.</w:t>
             </w:r>
           </w:p>
         </w:tc>
@@ -2774,13 +3376,23 @@
             <w:vAlign w:val="center"/>
           </w:tcPr>
           <w:p>
-            <w:r>
-              <w:rPr>
-                <w:color w:val="000000"/>
-                <w:sz w:val="20"/>
-                <w:szCs w:val="20"/>
-              </w:rPr>
-              <w:t>Hunza Valley</w:t>
+            <w:proofErr w:type="spellStart"/>
+            <w:r>
+              <w:rPr>
+                <w:color w:val="000000"/>
+                <w:sz w:val="20"/>
+                <w:szCs w:val="20"/>
+              </w:rPr>
+              <w:t>Hunza</w:t>
+            </w:r>
+            <w:proofErr w:type="spellEnd"/>
+            <w:r>
+              <w:rPr>
+                <w:color w:val="000000"/>
+                <w:sz w:val="20"/>
+                <w:szCs w:val="20"/>
+              </w:rPr>
+              <w:t xml:space="preserve"> Valley</w:t>
             </w:r>
           </w:p>
         </w:tc>
@@ -2809,7 +3421,79 @@
                 <w:sz w:val="20"/>
                 <w:szCs w:val="20"/>
               </w:rPr>
-              <w:t>Dedicated page for Hunza Valley covering Rakaposhi viewpoint, Attabad Lake, and Baltit Fort, with descriptive paragraphs and an HTML-only image placeholder section.</w:t>
+              <w:t xml:space="preserve">Dedicated page for </w:t>
+            </w:r>
+            <w:proofErr w:type="spellStart"/>
+            <w:r>
+              <w:rPr>
+                <w:color w:val="000000"/>
+                <w:sz w:val="20"/>
+                <w:szCs w:val="20"/>
+              </w:rPr>
+              <w:t>Hunza</w:t>
+            </w:r>
+            <w:proofErr w:type="spellEnd"/>
+            <w:r>
+              <w:rPr>
+                <w:color w:val="000000"/>
+                <w:sz w:val="20"/>
+                <w:szCs w:val="20"/>
+              </w:rPr>
+              <w:t xml:space="preserve"> Valley covering </w:t>
+            </w:r>
+            <w:proofErr w:type="spellStart"/>
+            <w:r>
+              <w:rPr>
+                <w:color w:val="000000"/>
+                <w:sz w:val="20"/>
+                <w:szCs w:val="20"/>
+              </w:rPr>
+              <w:t>Rakaposhi</w:t>
+            </w:r>
+            <w:proofErr w:type="spellEnd"/>
+            <w:r>
+              <w:rPr>
+                <w:color w:val="000000"/>
+                <w:sz w:val="20"/>
+                <w:szCs w:val="20"/>
+              </w:rPr>
+              <w:t xml:space="preserve"> viewpoint, </w:t>
+            </w:r>
+            <w:proofErr w:type="spellStart"/>
+            <w:r>
+              <w:rPr>
+                <w:color w:val="000000"/>
+                <w:sz w:val="20"/>
+                <w:szCs w:val="20"/>
+              </w:rPr>
+              <w:t>Attabad</w:t>
+            </w:r>
+            <w:proofErr w:type="spellEnd"/>
+            <w:r>
+              <w:rPr>
+                <w:color w:val="000000"/>
+                <w:sz w:val="20"/>
+                <w:szCs w:val="20"/>
+              </w:rPr>
+              <w:t xml:space="preserve"> Lake, and </w:t>
+            </w:r>
+            <w:proofErr w:type="spellStart"/>
+            <w:r>
+              <w:rPr>
+                <w:color w:val="000000"/>
+                <w:sz w:val="20"/>
+                <w:szCs w:val="20"/>
+              </w:rPr>
+              <w:t>Baltit</w:t>
+            </w:r>
+            <w:proofErr w:type="spellEnd"/>
+            <w:r>
+              <w:rPr>
+                <w:color w:val="000000"/>
+                <w:sz w:val="20"/>
+                <w:szCs w:val="20"/>
+              </w:rPr>
+              <w:t xml:space="preserve"> Fort, with descriptive paragraphs and an HTML-only image placeholder section.</w:t>
             </w:r>
           </w:p>
         </w:tc>
@@ -2934,7 +3618,25 @@
                 <w:sz w:val="20"/>
                 <w:szCs w:val="20"/>
               </w:rPr>
-              <w:t>Dedicated page for Karachi covering Clifton Beach, Mohatta Palace, and the Pakistan Maritime Museum, with descriptive paragraphs and an HTML-only image placeholder section.</w:t>
+              <w:t xml:space="preserve">Dedicated page for Karachi covering Clifton Beach, </w:t>
+            </w:r>
+            <w:proofErr w:type="spellStart"/>
+            <w:r>
+              <w:rPr>
+                <w:color w:val="000000"/>
+                <w:sz w:val="20"/>
+                <w:szCs w:val="20"/>
+              </w:rPr>
+              <w:t>Mohatta</w:t>
+            </w:r>
+            <w:proofErr w:type="spellEnd"/>
+            <w:r>
+              <w:rPr>
+                <w:color w:val="000000"/>
+                <w:sz w:val="20"/>
+                <w:szCs w:val="20"/>
+              </w:rPr>
+              <w:t xml:space="preserve"> Palace, and the Pakistan Maritime Museum, with descriptive paragraphs and an HTML-only image placeholder section.</w:t>
             </w:r>
           </w:p>
         </w:tc>
@@ -3059,7 +3761,43 @@
                 <w:sz w:val="20"/>
                 <w:szCs w:val="20"/>
               </w:rPr>
-              <w:t>Dedicated page for Swat Valley covering Malam Jabba, Mingora Bazaar, and the Swat Museum, with descriptive paragraphs and an HTML-only image placeholder section.</w:t>
+              <w:t xml:space="preserve">Dedicated page for Swat Valley covering </w:t>
+            </w:r>
+            <w:proofErr w:type="spellStart"/>
+            <w:r>
+              <w:rPr>
+                <w:color w:val="000000"/>
+                <w:sz w:val="20"/>
+                <w:szCs w:val="20"/>
+              </w:rPr>
+              <w:t>Malam</w:t>
+            </w:r>
+            <w:proofErr w:type="spellEnd"/>
+            <w:r>
+              <w:rPr>
+                <w:color w:val="000000"/>
+                <w:sz w:val="20"/>
+                <w:szCs w:val="20"/>
+              </w:rPr>
+              <w:t xml:space="preserve"> </w:t>
+            </w:r>
+            <w:proofErr w:type="spellStart"/>
+            <w:r>
+              <w:rPr>
+                <w:color w:val="000000"/>
+                <w:sz w:val="20"/>
+                <w:szCs w:val="20"/>
+              </w:rPr>
+              <w:t>Jabba</w:t>
+            </w:r>
+            <w:proofErr w:type="spellEnd"/>
+            <w:r>
+              <w:rPr>
+                <w:color w:val="000000"/>
+                <w:sz w:val="20"/>
+                <w:szCs w:val="20"/>
+              </w:rPr>
+              <w:t>, Mingora Bazaar, and the Swat Museum, with descriptive paragraphs and an HTML-only image placeholder section.</w:t>
             </w:r>
           </w:p>
         </w:tc>
@@ -3133,6 +3871,7 @@
             <w:pPr>
               <w:jc w:val="center"/>
             </w:pPr>
+            <w:proofErr w:type="spellStart"/>
             <w:r>
               <w:rPr>
                 <w:b/>
@@ -3141,7 +3880,18 @@
                 <w:sz w:val="20"/>
                 <w:szCs w:val="20"/>
               </w:rPr>
-              <w:t>Sr #</w:t>
+              <w:t>Sr</w:t>
+            </w:r>
+            <w:proofErr w:type="spellEnd"/>
+            <w:r>
+              <w:rPr>
+                <w:b/>
+                <w:bCs/>
+                <w:color w:val="FFFFFF"/>
+                <w:sz w:val="20"/>
+                <w:szCs w:val="20"/>
+              </w:rPr>
+              <w:t xml:space="preserve"> #</w:t>
             </w:r>
           </w:p>
         </w:tc>
@@ -3344,8 +4094,42 @@
                 <w:sz w:val="20"/>
                 <w:szCs w:val="20"/>
               </w:rPr>
-              <w:t>.github/workflows/ci-dev.yml</w:t>
-            </w:r>
+              <w:t>.</w:t>
+            </w:r>
+            <w:proofErr w:type="spellStart"/>
+            <w:r>
+              <w:rPr>
+                <w:b/>
+                <w:bCs/>
+                <w:color w:val="000000"/>
+                <w:sz w:val="20"/>
+                <w:szCs w:val="20"/>
+              </w:rPr>
+              <w:t>github</w:t>
+            </w:r>
+            <w:proofErr w:type="spellEnd"/>
+            <w:r>
+              <w:rPr>
+                <w:b/>
+                <w:bCs/>
+                <w:color w:val="000000"/>
+                <w:sz w:val="20"/>
+                <w:szCs w:val="20"/>
+              </w:rPr>
+              <w:t>/workflows/ci-</w:t>
+            </w:r>
+            <w:proofErr w:type="spellStart"/>
+            <w:r>
+              <w:rPr>
+                <w:b/>
+                <w:bCs/>
+                <w:color w:val="000000"/>
+                <w:sz w:val="20"/>
+                <w:szCs w:val="20"/>
+              </w:rPr>
+              <w:t>dev.yml</w:t>
+            </w:r>
+            <w:proofErr w:type="spellEnd"/>
           </w:p>
         </w:tc>
         <w:tc>
@@ -3396,13 +4180,23 @@
             <w:vAlign w:val="center"/>
           </w:tcPr>
           <w:p>
-            <w:r>
-              <w:rPr>
-                <w:color w:val="000000"/>
-                <w:sz w:val="20"/>
-                <w:szCs w:val="20"/>
-              </w:rPr>
-              <w:t>pull_request → develop</w:t>
+            <w:proofErr w:type="spellStart"/>
+            <w:r>
+              <w:rPr>
+                <w:color w:val="000000"/>
+                <w:sz w:val="20"/>
+                <w:szCs w:val="20"/>
+              </w:rPr>
+              <w:t>pull_request</w:t>
+            </w:r>
+            <w:proofErr w:type="spellEnd"/>
+            <w:r>
+              <w:rPr>
+                <w:color w:val="000000"/>
+                <w:sz w:val="20"/>
+                <w:szCs w:val="20"/>
+              </w:rPr>
+              <w:t xml:space="preserve"> → develop</w:t>
             </w:r>
           </w:p>
         </w:tc>
@@ -3439,15 +4233,25 @@
                 <w:sz w:val="20"/>
                 <w:szCs w:val="20"/>
               </w:rPr>
-              <w:t xml:space="preserve"> HTML &amp; CSS Linting, Building with Parcel,</w:t>
-            </w:r>
-            <w:r>
-              <w:rPr>
-                <w:color w:val="000000"/>
-                <w:sz w:val="20"/>
-                <w:szCs w:val="20"/>
-              </w:rPr>
-              <w:t xml:space="preserve"> Docker Login, Build, Tag (:dev-latest, </w:t>
+              <w:t xml:space="preserve"> HTML &amp; CSS </w:t>
+            </w:r>
+            <w:proofErr w:type="spellStart"/>
+            <w:r>
+              <w:rPr>
+                <w:color w:val="000000"/>
+                <w:sz w:val="20"/>
+                <w:szCs w:val="20"/>
+              </w:rPr>
+              <w:t>Linting</w:t>
+            </w:r>
+            <w:proofErr w:type="spellEnd"/>
+            <w:r>
+              <w:rPr>
+                <w:color w:val="000000"/>
+                <w:sz w:val="20"/>
+                <w:szCs w:val="20"/>
+              </w:rPr>
+              <w:t xml:space="preserve">, Building with </w:t>
             </w:r>
             <w:r>
               <w:rPr>
@@ -3456,7 +4260,115 @@
                 <w:szCs w:val="20"/>
               </w:rPr>
               <w:lastRenderedPageBreak/>
-              <w:t>:dev-&lt;sha&gt;), Push to Docker Hub.</w:t>
+              <w:t>Parcel,</w:t>
+            </w:r>
+            <w:r>
+              <w:rPr>
+                <w:color w:val="000000"/>
+                <w:sz w:val="20"/>
+                <w:szCs w:val="20"/>
+              </w:rPr>
+              <w:t xml:space="preserve"> </w:t>
+            </w:r>
+            <w:proofErr w:type="spellStart"/>
+            <w:r>
+              <w:rPr>
+                <w:color w:val="000000"/>
+                <w:sz w:val="20"/>
+                <w:szCs w:val="20"/>
+              </w:rPr>
+              <w:t>Docker</w:t>
+            </w:r>
+            <w:proofErr w:type="spellEnd"/>
+            <w:r>
+              <w:rPr>
+                <w:color w:val="000000"/>
+                <w:sz w:val="20"/>
+                <w:szCs w:val="20"/>
+              </w:rPr>
+              <w:t xml:space="preserve"> Login, Build, Tag (</w:t>
+            </w:r>
+            <w:proofErr w:type="gramStart"/>
+            <w:r>
+              <w:rPr>
+                <w:color w:val="000000"/>
+                <w:sz w:val="20"/>
+                <w:szCs w:val="20"/>
+              </w:rPr>
+              <w:t>:</w:t>
+            </w:r>
+            <w:proofErr w:type="spellStart"/>
+            <w:r>
+              <w:rPr>
+                <w:color w:val="000000"/>
+                <w:sz w:val="20"/>
+                <w:szCs w:val="20"/>
+              </w:rPr>
+              <w:t>dev</w:t>
+            </w:r>
+            <w:proofErr w:type="spellEnd"/>
+            <w:proofErr w:type="gramEnd"/>
+            <w:r>
+              <w:rPr>
+                <w:color w:val="000000"/>
+                <w:sz w:val="20"/>
+                <w:szCs w:val="20"/>
+              </w:rPr>
+              <w:t>-latest, :</w:t>
+            </w:r>
+            <w:proofErr w:type="spellStart"/>
+            <w:r>
+              <w:rPr>
+                <w:color w:val="000000"/>
+                <w:sz w:val="20"/>
+                <w:szCs w:val="20"/>
+              </w:rPr>
+              <w:t>dev</w:t>
+            </w:r>
+            <w:proofErr w:type="spellEnd"/>
+            <w:r>
+              <w:rPr>
+                <w:color w:val="000000"/>
+                <w:sz w:val="20"/>
+                <w:szCs w:val="20"/>
+              </w:rPr>
+              <w:t>-&lt;</w:t>
+            </w:r>
+            <w:proofErr w:type="spellStart"/>
+            <w:r>
+              <w:rPr>
+                <w:color w:val="000000"/>
+                <w:sz w:val="20"/>
+                <w:szCs w:val="20"/>
+              </w:rPr>
+              <w:t>sha</w:t>
+            </w:r>
+            <w:proofErr w:type="spellEnd"/>
+            <w:r>
+              <w:rPr>
+                <w:color w:val="000000"/>
+                <w:sz w:val="20"/>
+                <w:szCs w:val="20"/>
+              </w:rPr>
+              <w:t xml:space="preserve">&gt;), Push to </w:t>
+            </w:r>
+            <w:proofErr w:type="spellStart"/>
+            <w:r>
+              <w:rPr>
+                <w:color w:val="000000"/>
+                <w:sz w:val="20"/>
+                <w:szCs w:val="20"/>
+              </w:rPr>
+              <w:t>Docker</w:t>
+            </w:r>
+            <w:proofErr w:type="spellEnd"/>
+            <w:r>
+              <w:rPr>
+                <w:color w:val="000000"/>
+                <w:sz w:val="20"/>
+                <w:szCs w:val="20"/>
+              </w:rPr>
+              <w:t xml:space="preserve"> Hub.</w:t>
             </w:r>
           </w:p>
         </w:tc>
@@ -3524,8 +4436,42 @@
                 <w:sz w:val="20"/>
                 <w:szCs w:val="20"/>
               </w:rPr>
-              <w:t>.github/workflows/cd-dev.yml</w:t>
-            </w:r>
+              <w:t>.</w:t>
+            </w:r>
+            <w:proofErr w:type="spellStart"/>
+            <w:r>
+              <w:rPr>
+                <w:b/>
+                <w:bCs/>
+                <w:color w:val="000000"/>
+                <w:sz w:val="20"/>
+                <w:szCs w:val="20"/>
+              </w:rPr>
+              <w:t>github</w:t>
+            </w:r>
+            <w:proofErr w:type="spellEnd"/>
+            <w:r>
+              <w:rPr>
+                <w:b/>
+                <w:bCs/>
+                <w:color w:val="000000"/>
+                <w:sz w:val="20"/>
+                <w:szCs w:val="20"/>
+              </w:rPr>
+              <w:t>/workflows/cd-</w:t>
+            </w:r>
+            <w:proofErr w:type="spellStart"/>
+            <w:r>
+              <w:rPr>
+                <w:b/>
+                <w:bCs/>
+                <w:color w:val="000000"/>
+                <w:sz w:val="20"/>
+                <w:szCs w:val="20"/>
+              </w:rPr>
+              <w:t>dev.yml</w:t>
+            </w:r>
+            <w:proofErr w:type="spellEnd"/>
           </w:p>
         </w:tc>
         <w:tc>
@@ -3678,8 +4624,42 @@
                 <w:sz w:val="20"/>
                 <w:szCs w:val="20"/>
               </w:rPr>
-              <w:t>.github/workflows/ci-staging.yml</w:t>
-            </w:r>
+              <w:t>.</w:t>
+            </w:r>
+            <w:proofErr w:type="spellStart"/>
+            <w:r>
+              <w:rPr>
+                <w:b/>
+                <w:bCs/>
+                <w:color w:val="000000"/>
+                <w:sz w:val="20"/>
+                <w:szCs w:val="20"/>
+              </w:rPr>
+              <w:t>github</w:t>
+            </w:r>
+            <w:proofErr w:type="spellEnd"/>
+            <w:r>
+              <w:rPr>
+                <w:b/>
+                <w:bCs/>
+                <w:color w:val="000000"/>
+                <w:sz w:val="20"/>
+                <w:szCs w:val="20"/>
+              </w:rPr>
+              <w:t>/workflows/ci-</w:t>
+            </w:r>
+            <w:proofErr w:type="spellStart"/>
+            <w:r>
+              <w:rPr>
+                <w:b/>
+                <w:bCs/>
+                <w:color w:val="000000"/>
+                <w:sz w:val="20"/>
+                <w:szCs w:val="20"/>
+              </w:rPr>
+              <w:t>staging.yml</w:t>
+            </w:r>
+            <w:proofErr w:type="spellEnd"/>
           </w:p>
         </w:tc>
         <w:tc>
@@ -3730,13 +4710,23 @@
             <w:vAlign w:val="center"/>
           </w:tcPr>
           <w:p>
-            <w:r>
-              <w:rPr>
-                <w:color w:val="000000"/>
-                <w:sz w:val="20"/>
-                <w:szCs w:val="20"/>
-              </w:rPr>
-              <w:t>pull_request → staging</w:t>
+            <w:proofErr w:type="spellStart"/>
+            <w:r>
+              <w:rPr>
+                <w:color w:val="000000"/>
+                <w:sz w:val="20"/>
+                <w:szCs w:val="20"/>
+              </w:rPr>
+              <w:t>pull_request</w:t>
+            </w:r>
+            <w:proofErr w:type="spellEnd"/>
+            <w:r>
+              <w:rPr>
+                <w:color w:val="000000"/>
+                <w:sz w:val="20"/>
+                <w:szCs w:val="20"/>
+              </w:rPr>
+              <w:t xml:space="preserve"> → staging</w:t>
             </w:r>
           </w:p>
         </w:tc>
@@ -3773,15 +4763,97 @@
                 <w:sz w:val="20"/>
                 <w:szCs w:val="20"/>
               </w:rPr>
-              <w:t xml:space="preserve">HTML &amp; CSS Linting, Building with Parcel, </w:t>
-            </w:r>
-            <w:r>
-              <w:rPr>
-                <w:color w:val="000000"/>
-                <w:sz w:val="20"/>
-                <w:szCs w:val="20"/>
-              </w:rPr>
-              <w:t>Docker Login, Build, Tag (:staging-latest, :staging-&lt;sha&gt;), Push to Docker Hub.</w:t>
+              <w:t xml:space="preserve">HTML &amp; CSS </w:t>
+            </w:r>
+            <w:proofErr w:type="spellStart"/>
+            <w:r>
+              <w:rPr>
+                <w:color w:val="000000"/>
+                <w:sz w:val="20"/>
+                <w:szCs w:val="20"/>
+              </w:rPr>
+              <w:t>Linting</w:t>
+            </w:r>
+            <w:proofErr w:type="spellEnd"/>
+            <w:r>
+              <w:rPr>
+                <w:color w:val="000000"/>
+                <w:sz w:val="20"/>
+                <w:szCs w:val="20"/>
+              </w:rPr>
+              <w:t xml:space="preserve">, Building with Parcel, </w:t>
+            </w:r>
+            <w:proofErr w:type="spellStart"/>
+            <w:r>
+              <w:rPr>
+                <w:color w:val="000000"/>
+                <w:sz w:val="20"/>
+                <w:szCs w:val="20"/>
+              </w:rPr>
+              <w:t>Docker</w:t>
+            </w:r>
+            <w:proofErr w:type="spellEnd"/>
+            <w:r>
+              <w:rPr>
+                <w:color w:val="000000"/>
+                <w:sz w:val="20"/>
+                <w:szCs w:val="20"/>
+              </w:rPr>
+              <w:t xml:space="preserve"> Login, Build, Tag (</w:t>
+            </w:r>
+            <w:proofErr w:type="gramStart"/>
+            <w:r>
+              <w:rPr>
+                <w:color w:val="000000"/>
+                <w:sz w:val="20"/>
+                <w:szCs w:val="20"/>
+              </w:rPr>
+              <w:t>:staging</w:t>
+            </w:r>
+            <w:proofErr w:type="gramEnd"/>
+            <w:r>
+              <w:rPr>
+                <w:color w:val="000000"/>
+                <w:sz w:val="20"/>
+                <w:szCs w:val="20"/>
+              </w:rPr>
+              <w:t>-latest, :staging-&lt;</w:t>
+            </w:r>
+            <w:proofErr w:type="spellStart"/>
+            <w:r>
+              <w:rPr>
+                <w:color w:val="000000"/>
+                <w:sz w:val="20"/>
+                <w:szCs w:val="20"/>
+              </w:rPr>
+              <w:t>sha</w:t>
+            </w:r>
+            <w:proofErr w:type="spellEnd"/>
+            <w:r>
+              <w:rPr>
+                <w:color w:val="000000"/>
+                <w:sz w:val="20"/>
+                <w:szCs w:val="20"/>
+              </w:rPr>
+              <w:t xml:space="preserve">&gt;), Push to </w:t>
+            </w:r>
+            <w:proofErr w:type="spellStart"/>
+            <w:r>
+              <w:rPr>
+                <w:color w:val="000000"/>
+                <w:sz w:val="20"/>
+                <w:szCs w:val="20"/>
+              </w:rPr>
+              <w:t>Docker</w:t>
+            </w:r>
+            <w:proofErr w:type="spellEnd"/>
+            <w:r>
+              <w:rPr>
+                <w:color w:val="000000"/>
+                <w:sz w:val="20"/>
+                <w:szCs w:val="20"/>
+              </w:rPr>
+              <w:t xml:space="preserve"> Hub.</w:t>
             </w:r>
           </w:p>
         </w:tc>
@@ -3848,8 +4920,42 @@
                 <w:sz w:val="20"/>
                 <w:szCs w:val="20"/>
               </w:rPr>
-              <w:t>.github/workflows/cd-staging.yml</w:t>
-            </w:r>
+              <w:t>.</w:t>
+            </w:r>
+            <w:proofErr w:type="spellStart"/>
+            <w:r>
+              <w:rPr>
+                <w:b/>
+                <w:bCs/>
+                <w:color w:val="000000"/>
+                <w:sz w:val="20"/>
+                <w:szCs w:val="20"/>
+              </w:rPr>
+              <w:t>github</w:t>
+            </w:r>
+            <w:proofErr w:type="spellEnd"/>
+            <w:r>
+              <w:rPr>
+                <w:b/>
+                <w:bCs/>
+                <w:color w:val="000000"/>
+                <w:sz w:val="20"/>
+                <w:szCs w:val="20"/>
+              </w:rPr>
+              <w:t>/workflows/cd-</w:t>
+            </w:r>
+            <w:proofErr w:type="spellStart"/>
+            <w:r>
+              <w:rPr>
+                <w:b/>
+                <w:bCs/>
+                <w:color w:val="000000"/>
+                <w:sz w:val="20"/>
+                <w:szCs w:val="20"/>
+              </w:rPr>
+              <w:t>staging.yml</w:t>
+            </w:r>
+            <w:proofErr w:type="spellEnd"/>
           </w:p>
         </w:tc>
         <w:tc>
@@ -4002,8 +5108,42 @@
                 <w:sz w:val="20"/>
                 <w:szCs w:val="20"/>
               </w:rPr>
-              <w:t>.github/workflows/ci-prod.yml</w:t>
-            </w:r>
+              <w:t>.</w:t>
+            </w:r>
+            <w:proofErr w:type="spellStart"/>
+            <w:r>
+              <w:rPr>
+                <w:b/>
+                <w:bCs/>
+                <w:color w:val="000000"/>
+                <w:sz w:val="20"/>
+                <w:szCs w:val="20"/>
+              </w:rPr>
+              <w:t>github</w:t>
+            </w:r>
+            <w:proofErr w:type="spellEnd"/>
+            <w:r>
+              <w:rPr>
+                <w:b/>
+                <w:bCs/>
+                <w:color w:val="000000"/>
+                <w:sz w:val="20"/>
+                <w:szCs w:val="20"/>
+              </w:rPr>
+              <w:t>/workflows/ci-</w:t>
+            </w:r>
+            <w:proofErr w:type="spellStart"/>
+            <w:r>
+              <w:rPr>
+                <w:b/>
+                <w:bCs/>
+                <w:color w:val="000000"/>
+                <w:sz w:val="20"/>
+                <w:szCs w:val="20"/>
+              </w:rPr>
+              <w:t>prod.yml</w:t>
+            </w:r>
+            <w:proofErr w:type="spellEnd"/>
           </w:p>
         </w:tc>
         <w:tc>
@@ -4054,13 +5194,23 @@
             <w:vAlign w:val="center"/>
           </w:tcPr>
           <w:p>
-            <w:r>
-              <w:rPr>
-                <w:color w:val="000000"/>
-                <w:sz w:val="20"/>
-                <w:szCs w:val="20"/>
-              </w:rPr>
-              <w:t>pull_request → main</w:t>
+            <w:proofErr w:type="spellStart"/>
+            <w:r>
+              <w:rPr>
+                <w:color w:val="000000"/>
+                <w:sz w:val="20"/>
+                <w:szCs w:val="20"/>
+              </w:rPr>
+              <w:t>pull_request</w:t>
+            </w:r>
+            <w:proofErr w:type="spellEnd"/>
+            <w:r>
+              <w:rPr>
+                <w:color w:val="000000"/>
+                <w:sz w:val="20"/>
+                <w:szCs w:val="20"/>
+              </w:rPr>
+              <w:t xml:space="preserve"> → main</w:t>
             </w:r>
           </w:p>
         </w:tc>
@@ -4097,15 +5247,97 @@
                 <w:sz w:val="20"/>
                 <w:szCs w:val="20"/>
               </w:rPr>
-              <w:t xml:space="preserve"> HTML &amp; CSS Linting, Building with Parcel, </w:t>
-            </w:r>
-            <w:r>
-              <w:rPr>
-                <w:color w:val="000000"/>
-                <w:sz w:val="20"/>
-                <w:szCs w:val="20"/>
-              </w:rPr>
-              <w:t>Docker Login, Build, Tag (:prod-latest, :prod-&lt;sha&gt;), Push to Docker Hub.</w:t>
+              <w:t xml:space="preserve"> HTML &amp; CSS </w:t>
+            </w:r>
+            <w:proofErr w:type="spellStart"/>
+            <w:r>
+              <w:rPr>
+                <w:color w:val="000000"/>
+                <w:sz w:val="20"/>
+                <w:szCs w:val="20"/>
+              </w:rPr>
+              <w:t>Linting</w:t>
+            </w:r>
+            <w:proofErr w:type="spellEnd"/>
+            <w:r>
+              <w:rPr>
+                <w:color w:val="000000"/>
+                <w:sz w:val="20"/>
+                <w:szCs w:val="20"/>
+              </w:rPr>
+              <w:t xml:space="preserve">, Building with Parcel, </w:t>
+            </w:r>
+            <w:proofErr w:type="spellStart"/>
+            <w:r>
+              <w:rPr>
+                <w:color w:val="000000"/>
+                <w:sz w:val="20"/>
+                <w:szCs w:val="20"/>
+              </w:rPr>
+              <w:t>Docker</w:t>
+            </w:r>
+            <w:proofErr w:type="spellEnd"/>
+            <w:r>
+              <w:rPr>
+                <w:color w:val="000000"/>
+                <w:sz w:val="20"/>
+                <w:szCs w:val="20"/>
+              </w:rPr>
+              <w:t xml:space="preserve"> Login, Build, Tag (</w:t>
+            </w:r>
+            <w:proofErr w:type="gramStart"/>
+            <w:r>
+              <w:rPr>
+                <w:color w:val="000000"/>
+                <w:sz w:val="20"/>
+                <w:szCs w:val="20"/>
+              </w:rPr>
+              <w:t>:prod</w:t>
+            </w:r>
+            <w:proofErr w:type="gramEnd"/>
+            <w:r>
+              <w:rPr>
+                <w:color w:val="000000"/>
+                <w:sz w:val="20"/>
+                <w:szCs w:val="20"/>
+              </w:rPr>
+              <w:t>-latest, :prod-&lt;</w:t>
+            </w:r>
+            <w:proofErr w:type="spellStart"/>
+            <w:r>
+              <w:rPr>
+                <w:color w:val="000000"/>
+                <w:sz w:val="20"/>
+                <w:szCs w:val="20"/>
+              </w:rPr>
+              <w:t>sha</w:t>
+            </w:r>
+            <w:proofErr w:type="spellEnd"/>
+            <w:r>
+              <w:rPr>
+                <w:color w:val="000000"/>
+                <w:sz w:val="20"/>
+                <w:szCs w:val="20"/>
+              </w:rPr>
+              <w:t xml:space="preserve">&gt;), Push to </w:t>
+            </w:r>
+            <w:proofErr w:type="spellStart"/>
+            <w:r>
+              <w:rPr>
+                <w:color w:val="000000"/>
+                <w:sz w:val="20"/>
+                <w:szCs w:val="20"/>
+              </w:rPr>
+              <w:t>Docker</w:t>
+            </w:r>
+            <w:proofErr w:type="spellEnd"/>
+            <w:r>
+              <w:rPr>
+                <w:color w:val="000000"/>
+                <w:sz w:val="20"/>
+                <w:szCs w:val="20"/>
+              </w:rPr>
+              <w:t xml:space="preserve"> Hub.</w:t>
             </w:r>
           </w:p>
         </w:tc>
@@ -4172,8 +5404,42 @@
                 <w:sz w:val="20"/>
                 <w:szCs w:val="20"/>
               </w:rPr>
-              <w:t>.github/workflows/cd-prod.yml</w:t>
-            </w:r>
+              <w:t>.</w:t>
+            </w:r>
+            <w:proofErr w:type="spellStart"/>
+            <w:r>
+              <w:rPr>
+                <w:b/>
+                <w:bCs/>
+                <w:color w:val="000000"/>
+                <w:sz w:val="20"/>
+                <w:szCs w:val="20"/>
+              </w:rPr>
+              <w:t>github</w:t>
+            </w:r>
+            <w:proofErr w:type="spellEnd"/>
+            <w:r>
+              <w:rPr>
+                <w:b/>
+                <w:bCs/>
+                <w:color w:val="000000"/>
+                <w:sz w:val="20"/>
+                <w:szCs w:val="20"/>
+              </w:rPr>
+              <w:t>/workflows/cd-</w:t>
+            </w:r>
+            <w:proofErr w:type="spellStart"/>
+            <w:r>
+              <w:rPr>
+                <w:b/>
+                <w:bCs/>
+                <w:color w:val="000000"/>
+                <w:sz w:val="20"/>
+                <w:szCs w:val="20"/>
+              </w:rPr>
+              <w:t>prod.yml</w:t>
+            </w:r>
+            <w:proofErr w:type="spellEnd"/>
           </w:p>
         </w:tc>
         <w:tc>
@@ -4282,7 +5548,21 @@
         <w:rPr>
           <w:color w:val="000000"/>
         </w:rPr>
-        <w:t>Each team member independently follows the complete GitFlow for their assigned page and workflow file:</w:t>
+        <w:t xml:space="preserve">Each team member independently follows the complete </w:t>
+      </w:r>
+      <w:proofErr w:type="spellStart"/>
+      <w:r>
+        <w:rPr>
+          <w:color w:val="000000"/>
+        </w:rPr>
+        <w:t>GitFlow</w:t>
+      </w:r>
+      <w:proofErr w:type="spellEnd"/>
+      <w:r>
+        <w:rPr>
+          <w:color w:val="000000"/>
+        </w:rPr>
+        <w:t xml:space="preserve"> for their assigned page and workflow file:</w:t>
       </w:r>
     </w:p>
     <w:p>
@@ -4308,6 +5588,7 @@
         <w:spacing w:before="40" w:after="40"/>
         <w:ind w:left="720"/>
       </w:pPr>
+      <w:proofErr w:type="gramStart"/>
       <w:r>
         <w:rPr>
           <w:rFonts w:ascii="Courier New" w:eastAsia="Courier New" w:hAnsi="Courier New" w:cs="Courier New"/>
@@ -4315,7 +5596,77 @@
           <w:sz w:val="20"/>
           <w:szCs w:val="20"/>
         </w:rPr>
-        <w:t>feature/&lt;github-username&gt;/&lt;page-name&gt;   (e.g., feature/sara-malik/lahore)</w:t>
+        <w:t>feature</w:t>
+      </w:r>
+      <w:proofErr w:type="gramEnd"/>
+      <w:r>
+        <w:rPr>
+          <w:rFonts w:ascii="Courier New" w:eastAsia="Courier New" w:hAnsi="Courier New" w:cs="Courier New"/>
+          <w:color w:val="C7254E"/>
+          <w:sz w:val="20"/>
+          <w:szCs w:val="20"/>
+        </w:rPr>
+        <w:t>/&lt;</w:t>
+      </w:r>
+      <w:proofErr w:type="spellStart"/>
+      <w:r>
+        <w:rPr>
+          <w:rFonts w:ascii="Courier New" w:eastAsia="Courier New" w:hAnsi="Courier New" w:cs="Courier New"/>
+          <w:color w:val="C7254E"/>
+          <w:sz w:val="20"/>
+          <w:szCs w:val="20"/>
+        </w:rPr>
+        <w:t>github</w:t>
+      </w:r>
+      <w:proofErr w:type="spellEnd"/>
+      <w:r>
+        <w:rPr>
+          <w:rFonts w:ascii="Courier New" w:eastAsia="Courier New" w:hAnsi="Courier New" w:cs="Courier New"/>
+          <w:color w:val="C7254E"/>
+          <w:sz w:val="20"/>
+          <w:szCs w:val="20"/>
+        </w:rPr>
+        <w:t>-username&gt;/&lt;page-name&gt;   (e.g., feature/</w:t>
+      </w:r>
+      <w:proofErr w:type="spellStart"/>
+      <w:r>
+        <w:rPr>
+          <w:rFonts w:ascii="Courier New" w:eastAsia="Courier New" w:hAnsi="Courier New" w:cs="Courier New"/>
+          <w:color w:val="C7254E"/>
+          <w:sz w:val="20"/>
+          <w:szCs w:val="20"/>
+        </w:rPr>
+        <w:t>sara-malik</w:t>
+      </w:r>
+      <w:proofErr w:type="spellEnd"/>
+      <w:r>
+        <w:rPr>
+          <w:rFonts w:ascii="Courier New" w:eastAsia="Courier New" w:hAnsi="Courier New" w:cs="Courier New"/>
+          <w:color w:val="C7254E"/>
+          <w:sz w:val="20"/>
+          <w:szCs w:val="20"/>
+        </w:rPr>
+        <w:t>/</w:t>
+      </w:r>
+      <w:proofErr w:type="spellStart"/>
+      <w:r>
+        <w:rPr>
+          <w:rFonts w:ascii="Courier New" w:eastAsia="Courier New" w:hAnsi="Courier New" w:cs="Courier New"/>
+          <w:color w:val="C7254E"/>
+          <w:sz w:val="20"/>
+          <w:szCs w:val="20"/>
+        </w:rPr>
+        <w:t>lahore</w:t>
+      </w:r>
+      <w:proofErr w:type="spellEnd"/>
+      <w:r>
+        <w:rPr>
+          <w:rFonts w:ascii="Courier New" w:eastAsia="Courier New" w:hAnsi="Courier New" w:cs="Courier New"/>
+          <w:color w:val="C7254E"/>
+          <w:sz w:val="20"/>
+          <w:szCs w:val="20"/>
+        </w:rPr>
+        <w:t>)</w:t>
       </w:r>
     </w:p>
     <w:p>
@@ -4347,7 +5698,21 @@
         <w:rPr>
           <w:color w:val="000000"/>
         </w:rPr>
-        <w:t>Author the assigned workflow file (Table 3) in .github/workflows/. The workflow must be syntactically correct YAML.</w:t>
+        <w:t>Author the assigned workflow file (Table 3) in .</w:t>
+      </w:r>
+      <w:proofErr w:type="spellStart"/>
+      <w:r>
+        <w:rPr>
+          <w:color w:val="000000"/>
+        </w:rPr>
+        <w:t>github</w:t>
+      </w:r>
+      <w:proofErr w:type="spellEnd"/>
+      <w:r>
+        <w:rPr>
+          <w:color w:val="000000"/>
+        </w:rPr>
+        <w:t>/workflows/. The workflow must be syntactically correct YAML.</w:t>
       </w:r>
     </w:p>
     <w:p>
@@ -4363,7 +5728,35 @@
         <w:rPr>
           <w:color w:val="000000"/>
         </w:rPr>
-        <w:t>Commit both the page file and the workflow file to the feature branch, then push to GitHub.</w:t>
+        <w:t xml:space="preserve">Commit both the page file and the workflow file to the feature branch, </w:t>
+      </w:r>
+      <w:proofErr w:type="gramStart"/>
+      <w:r>
+        <w:rPr>
+          <w:color w:val="000000"/>
+        </w:rPr>
+        <w:t>then</w:t>
+      </w:r>
+      <w:proofErr w:type="gramEnd"/>
+      <w:r>
+        <w:rPr>
+          <w:color w:val="000000"/>
+        </w:rPr>
+        <w:t xml:space="preserve"> push to </w:t>
+      </w:r>
+      <w:proofErr w:type="spellStart"/>
+      <w:r>
+        <w:rPr>
+          <w:color w:val="000000"/>
+        </w:rPr>
+        <w:t>GitHub</w:t>
+      </w:r>
+      <w:proofErr w:type="spellEnd"/>
+      <w:r>
+        <w:rPr>
+          <w:color w:val="000000"/>
+        </w:rPr>
+        <w:t>.</w:t>
       </w:r>
     </w:p>
     <w:p>
@@ -4379,7 +5772,21 @@
         <w:rPr>
           <w:color w:val="000000"/>
         </w:rPr>
-        <w:t>Open a Pull Request (PR) targeting the develop branch. The CI workflow for the development environment (ci-dev.yml) fires automatically. Verify all steps pass.</w:t>
+        <w:t>Open a Pull Request (PR) targeting the develop branch. The CI workflow for the development environment (ci-</w:t>
+      </w:r>
+      <w:proofErr w:type="spellStart"/>
+      <w:r>
+        <w:rPr>
+          <w:color w:val="000000"/>
+        </w:rPr>
+        <w:t>dev.yml</w:t>
+      </w:r>
+      <w:proofErr w:type="spellEnd"/>
+      <w:r>
+        <w:rPr>
+          <w:color w:val="000000"/>
+        </w:rPr>
+        <w:t>) fires automatically. Verify all steps pass.</w:t>
       </w:r>
     </w:p>
     <w:p>
@@ -4395,7 +5802,21 @@
         <w:rPr>
           <w:color w:val="000000"/>
         </w:rPr>
-        <w:t>Request a review from the Team Lead. Once CI passes and the PR is approved, the Team Lead merges it. The merge triggers the CD pipeline (cd-dev.yml) and deploys the updated site to the Render development service.</w:t>
+        <w:t>Request a review from the Team Lead. Once CI passes and the PR is approved, the Team Lead merges it. The merge triggers the CD pipeline (cd-</w:t>
+      </w:r>
+      <w:proofErr w:type="spellStart"/>
+      <w:r>
+        <w:rPr>
+          <w:color w:val="000000"/>
+        </w:rPr>
+        <w:t>dev.yml</w:t>
+      </w:r>
+      <w:proofErr w:type="spellEnd"/>
+      <w:r>
+        <w:rPr>
+          <w:color w:val="000000"/>
+        </w:rPr>
+        <w:t>) and deploys the updated site to the Render development service.</w:t>
       </w:r>
     </w:p>
     <w:p/>
@@ -4421,7 +5842,118 @@
           <w:sz w:val="19"/>
           <w:szCs w:val="19"/>
         </w:rPr>
-        <w:t>Feature Branch → PR to develop → ci-dev.yml builds &amp; pushes :dev-latest → PR merged → push on develop → cd-dev.yml deploys to pakvista-dev on Render → Live PakVista Development updated.</w:t>
+        <w:t>Feature Branch → PR to develop → ci-</w:t>
+      </w:r>
+      <w:proofErr w:type="spellStart"/>
+      <w:r>
+        <w:rPr>
+          <w:rFonts w:ascii="Courier New" w:eastAsia="Courier New" w:hAnsi="Courier New" w:cs="Courier New"/>
+          <w:color w:val="1F3864"/>
+          <w:sz w:val="19"/>
+          <w:szCs w:val="19"/>
+        </w:rPr>
+        <w:t>dev.yml</w:t>
+      </w:r>
+      <w:proofErr w:type="spellEnd"/>
+      <w:r>
+        <w:rPr>
+          <w:rFonts w:ascii="Courier New" w:eastAsia="Courier New" w:hAnsi="Courier New" w:cs="Courier New"/>
+          <w:color w:val="1F3864"/>
+          <w:sz w:val="19"/>
+          <w:szCs w:val="19"/>
+        </w:rPr>
+        <w:t xml:space="preserve"> builds &amp; </w:t>
+      </w:r>
+      <w:proofErr w:type="gramStart"/>
+      <w:r>
+        <w:rPr>
+          <w:rFonts w:ascii="Courier New" w:eastAsia="Courier New" w:hAnsi="Courier New" w:cs="Courier New"/>
+          <w:color w:val="1F3864"/>
+          <w:sz w:val="19"/>
+          <w:szCs w:val="19"/>
+        </w:rPr>
+        <w:t>pushes :</w:t>
+      </w:r>
+      <w:proofErr w:type="spellStart"/>
+      <w:r>
+        <w:rPr>
+          <w:rFonts w:ascii="Courier New" w:eastAsia="Courier New" w:hAnsi="Courier New" w:cs="Courier New"/>
+          <w:color w:val="1F3864"/>
+          <w:sz w:val="19"/>
+          <w:szCs w:val="19"/>
+        </w:rPr>
+        <w:t>dev</w:t>
+      </w:r>
+      <w:proofErr w:type="spellEnd"/>
+      <w:proofErr w:type="gramEnd"/>
+      <w:r>
+        <w:rPr>
+          <w:rFonts w:ascii="Courier New" w:eastAsia="Courier New" w:hAnsi="Courier New" w:cs="Courier New"/>
+          <w:color w:val="1F3864"/>
+          <w:sz w:val="19"/>
+          <w:szCs w:val="19"/>
+        </w:rPr>
+        <w:t>-latest → PR merged → push on develop → cd-</w:t>
+      </w:r>
+      <w:proofErr w:type="spellStart"/>
+      <w:r>
+        <w:rPr>
+          <w:rFonts w:ascii="Courier New" w:eastAsia="Courier New" w:hAnsi="Courier New" w:cs="Courier New"/>
+          <w:color w:val="1F3864"/>
+          <w:sz w:val="19"/>
+          <w:szCs w:val="19"/>
+        </w:rPr>
+        <w:t>dev.yml</w:t>
+      </w:r>
+      <w:proofErr w:type="spellEnd"/>
+      <w:r>
+        <w:rPr>
+          <w:rFonts w:ascii="Courier New" w:eastAsia="Courier New" w:hAnsi="Courier New" w:cs="Courier New"/>
+          <w:color w:val="1F3864"/>
+          <w:sz w:val="19"/>
+          <w:szCs w:val="19"/>
+        </w:rPr>
+        <w:t xml:space="preserve"> deploys to </w:t>
+      </w:r>
+      <w:proofErr w:type="spellStart"/>
+      <w:r>
+        <w:rPr>
+          <w:rFonts w:ascii="Courier New" w:eastAsia="Courier New" w:hAnsi="Courier New" w:cs="Courier New"/>
+          <w:color w:val="1F3864"/>
+          <w:sz w:val="19"/>
+          <w:szCs w:val="19"/>
+        </w:rPr>
+        <w:t>pakvista-dev</w:t>
+      </w:r>
+      <w:proofErr w:type="spellEnd"/>
+      <w:r>
+        <w:rPr>
+          <w:rFonts w:ascii="Courier New" w:eastAsia="Courier New" w:hAnsi="Courier New" w:cs="Courier New"/>
+          <w:color w:val="1F3864"/>
+          <w:sz w:val="19"/>
+          <w:szCs w:val="19"/>
+        </w:rPr>
+        <w:t xml:space="preserve"> on Render → Live </w:t>
+      </w:r>
+      <w:proofErr w:type="spellStart"/>
+      <w:r>
+        <w:rPr>
+          <w:rFonts w:ascii="Courier New" w:eastAsia="Courier New" w:hAnsi="Courier New" w:cs="Courier New"/>
+          <w:color w:val="1F3864"/>
+          <w:sz w:val="19"/>
+          <w:szCs w:val="19"/>
+        </w:rPr>
+        <w:t>PakVista</w:t>
+      </w:r>
+      <w:proofErr w:type="spellEnd"/>
+      <w:r>
+        <w:rPr>
+          <w:rFonts w:ascii="Courier New" w:eastAsia="Courier New" w:hAnsi="Courier New" w:cs="Courier New"/>
+          <w:color w:val="1F3864"/>
+          <w:sz w:val="19"/>
+          <w:szCs w:val="19"/>
+        </w:rPr>
+        <w:t xml:space="preserve"> Development updated.</w:t>
       </w:r>
     </w:p>
     <w:p/>
@@ -4455,8 +5987,21 @@
       <w:pPr>
         <w:pStyle w:val="Heading2"/>
       </w:pPr>
-      <w:r>
-        <w:t>5.1  Create the GitHub Repository</w:t>
+      <w:proofErr w:type="gramStart"/>
+      <w:r>
+        <w:t>5.1  Create</w:t>
+      </w:r>
+      <w:proofErr w:type="gramEnd"/>
+      <w:r>
+        <w:t xml:space="preserve"> the </w:t>
+      </w:r>
+      <w:proofErr w:type="spellStart"/>
+      <w:r>
+        <w:t>GitHub</w:t>
+      </w:r>
+      <w:proofErr w:type="spellEnd"/>
+      <w:r>
+        <w:t xml:space="preserve"> Repository</w:t>
       </w:r>
     </w:p>
     <w:p>
@@ -4472,7 +6017,35 @@
         <w:rPr>
           <w:color w:val="000000"/>
         </w:rPr>
-        <w:t>Create a new public GitHub repository named pakvista-cicd (or a name agreed by the team). Do NOT clone or fork any existing repository.</w:t>
+        <w:t xml:space="preserve">Create a new public </w:t>
+      </w:r>
+      <w:proofErr w:type="spellStart"/>
+      <w:r>
+        <w:rPr>
+          <w:color w:val="000000"/>
+        </w:rPr>
+        <w:t>GitHub</w:t>
+      </w:r>
+      <w:proofErr w:type="spellEnd"/>
+      <w:r>
+        <w:rPr>
+          <w:color w:val="000000"/>
+        </w:rPr>
+        <w:t xml:space="preserve"> repository named </w:t>
+      </w:r>
+      <w:proofErr w:type="spellStart"/>
+      <w:r>
+        <w:rPr>
+          <w:color w:val="000000"/>
+        </w:rPr>
+        <w:t>pakvista-cicd</w:t>
+      </w:r>
+      <w:proofErr w:type="spellEnd"/>
+      <w:r>
+        <w:rPr>
+          <w:color w:val="000000"/>
+        </w:rPr>
+        <w:t xml:space="preserve"> (or a name agreed by the team). Do NOT clone or fork any existing repository.</w:t>
       </w:r>
     </w:p>
     <w:p>
@@ -4488,7 +6061,21 @@
         <w:rPr>
           <w:color w:val="000000"/>
         </w:rPr>
-        <w:t>Create the develop, staging, and main branches. Set develop as the default working branch. The promotion flow is: develop → staging → main.</w:t>
+        <w:t xml:space="preserve">Create </w:t>
+      </w:r>
+      <w:proofErr w:type="gramStart"/>
+      <w:r>
+        <w:rPr>
+          <w:color w:val="000000"/>
+        </w:rPr>
+        <w:t>the develop</w:t>
+      </w:r>
+      <w:proofErr w:type="gramEnd"/>
+      <w:r>
+        <w:rPr>
+          <w:color w:val="000000"/>
+        </w:rPr>
+        <w:t>, staging, and main branches. Set develop as the default working branch. The promotion flow is: develop → staging → main.</w:t>
       </w:r>
     </w:p>
     <w:p>
@@ -4582,7 +6169,25 @@
           <w:bCs/>
           <w:color w:val="000000"/>
         </w:rPr>
-        <w:t>Require the corresponding CI status check to pass before merging (ci-dev for develop; ci-staging for staging; ci-prod for main).</w:t>
+        <w:t>Require the corresponding CI status check to pass before merging (ci-</w:t>
+      </w:r>
+      <w:proofErr w:type="spellStart"/>
+      <w:r>
+        <w:rPr>
+          <w:b/>
+          <w:bCs/>
+          <w:color w:val="000000"/>
+        </w:rPr>
+        <w:t>dev</w:t>
+      </w:r>
+      <w:proofErr w:type="spellEnd"/>
+      <w:r>
+        <w:rPr>
+          <w:b/>
+          <w:bCs/>
+          <w:color w:val="000000"/>
+        </w:rPr>
+        <w:t xml:space="preserve"> for develop; ci-staging for staging; ci-prod for main).</w:t>
       </w:r>
     </w:p>
     <w:p>
@@ -4598,7 +6203,21 @@
         <w:rPr>
           <w:color w:val="000000"/>
         </w:rPr>
-        <w:t>Commit the Term Project document (.docx) to the root of the repository.</w:t>
+        <w:t>Commit the Term Project document (.</w:t>
+      </w:r>
+      <w:proofErr w:type="spellStart"/>
+      <w:r>
+        <w:rPr>
+          <w:color w:val="000000"/>
+        </w:rPr>
+        <w:t>docx</w:t>
+      </w:r>
+      <w:proofErr w:type="spellEnd"/>
+      <w:r>
+        <w:rPr>
+          <w:color w:val="000000"/>
+        </w:rPr>
+        <w:t>) to the root of the repository.</w:t>
       </w:r>
     </w:p>
     <w:p/>
@@ -4606,8 +6225,13 @@
       <w:pPr>
         <w:pStyle w:val="Heading2"/>
       </w:pPr>
-      <w:r>
-        <w:t>5.2  Create Render Services</w:t>
+      <w:proofErr w:type="gramStart"/>
+      <w:r>
+        <w:t>5.2  Create</w:t>
+      </w:r>
+      <w:proofErr w:type="gramEnd"/>
+      <w:r>
+        <w:t xml:space="preserve"> Render Services</w:t>
       </w:r>
     </w:p>
     <w:p>
@@ -4618,7 +6242,21 @@
         <w:rPr>
           <w:color w:val="000000"/>
         </w:rPr>
-        <w:t>The Team Lead must sign up on Render (render.com) and create three separate Web Services, one per environment, each connected to the Team Lead's Docker Hub image repository. The deploy hook URL for each service is obtained from: Render Dashboard → Service → Settings → Deploy Hook.</w:t>
+        <w:t xml:space="preserve">The Team Lead must sign up on Render (render.com) and create three separate Web Services, one per environment, each connected to the Team Lead's </w:t>
+      </w:r>
+      <w:proofErr w:type="spellStart"/>
+      <w:r>
+        <w:rPr>
+          <w:color w:val="000000"/>
+        </w:rPr>
+        <w:t>Docker</w:t>
+      </w:r>
+      <w:proofErr w:type="spellEnd"/>
+      <w:r>
+        <w:rPr>
+          <w:color w:val="000000"/>
+        </w:rPr>
+        <w:t xml:space="preserve"> Hub image repository. The deploy hook URL for each service is obtained from: Render Dashboard → Service → Settings → Deploy Hook.</w:t>
       </w:r>
     </w:p>
     <w:p/>
@@ -4702,6 +6340,7 @@
             <w:pPr>
               <w:jc w:val="center"/>
             </w:pPr>
+            <w:proofErr w:type="spellStart"/>
             <w:r>
               <w:rPr>
                 <w:b/>
@@ -4710,7 +6349,18 @@
                 <w:sz w:val="20"/>
                 <w:szCs w:val="20"/>
               </w:rPr>
-              <w:t>Docker Image Tag Used</w:t>
+              <w:t>Docker</w:t>
+            </w:r>
+            <w:proofErr w:type="spellEnd"/>
+            <w:r>
+              <w:rPr>
+                <w:b/>
+                <w:bCs/>
+                <w:color w:val="FFFFFF"/>
+                <w:sz w:val="20"/>
+                <w:szCs w:val="20"/>
+              </w:rPr>
+              <w:t xml:space="preserve"> Image Tag Used</w:t>
             </w:r>
           </w:p>
         </w:tc>
@@ -4803,6 +6453,7 @@
             <w:vAlign w:val="center"/>
           </w:tcPr>
           <w:p>
+            <w:proofErr w:type="spellStart"/>
             <w:r>
               <w:rPr>
                 <w:b/>
@@ -4813,6 +6464,7 @@
               </w:rPr>
               <w:t>pakvista-dev</w:t>
             </w:r>
+            <w:proofErr w:type="spellEnd"/>
           </w:p>
         </w:tc>
         <w:tc>
@@ -4840,7 +6492,25 @@
                 <w:sz w:val="20"/>
                 <w:szCs w:val="20"/>
               </w:rPr>
-              <w:t>:dev-latest</w:t>
+              <w:t>:</w:t>
+            </w:r>
+            <w:proofErr w:type="spellStart"/>
+            <w:r>
+              <w:rPr>
+                <w:color w:val="000000"/>
+                <w:sz w:val="20"/>
+                <w:szCs w:val="20"/>
+              </w:rPr>
+              <w:t>dev</w:t>
+            </w:r>
+            <w:proofErr w:type="spellEnd"/>
+            <w:r>
+              <w:rPr>
+                <w:color w:val="000000"/>
+                <w:sz w:val="20"/>
+                <w:szCs w:val="20"/>
+              </w:rPr>
+              <w:t>-latest</w:t>
             </w:r>
           </w:p>
         </w:tc>
@@ -4898,7 +6568,25 @@
                 <w:sz w:val="20"/>
                 <w:szCs w:val="20"/>
               </w:rPr>
-              <w:t>Store in GitHub 'development' environment</w:t>
+              <w:t xml:space="preserve">Store in </w:t>
+            </w:r>
+            <w:proofErr w:type="spellStart"/>
+            <w:r>
+              <w:rPr>
+                <w:color w:val="000000"/>
+                <w:sz w:val="20"/>
+                <w:szCs w:val="20"/>
+              </w:rPr>
+              <w:t>GitHub</w:t>
+            </w:r>
+            <w:proofErr w:type="spellEnd"/>
+            <w:r>
+              <w:rPr>
+                <w:color w:val="000000"/>
+                <w:sz w:val="20"/>
+                <w:szCs w:val="20"/>
+              </w:rPr>
+              <w:t xml:space="preserve"> 'development' environment</w:t>
             </w:r>
           </w:p>
         </w:tc>
@@ -4923,15 +6611,27 @@
             <w:vAlign w:val="center"/>
           </w:tcPr>
           <w:p>
-            <w:r>
-              <w:rPr>
-                <w:b/>
-                <w:bCs/>
-                <w:color w:val="000000"/>
-                <w:sz w:val="20"/>
-                <w:szCs w:val="20"/>
-              </w:rPr>
-              <w:t>pakvista-staging</w:t>
+            <w:proofErr w:type="spellStart"/>
+            <w:r>
+              <w:rPr>
+                <w:b/>
+                <w:bCs/>
+                <w:color w:val="000000"/>
+                <w:sz w:val="20"/>
+                <w:szCs w:val="20"/>
+              </w:rPr>
+              <w:t>pakvista</w:t>
+            </w:r>
+            <w:proofErr w:type="spellEnd"/>
+            <w:r>
+              <w:rPr>
+                <w:b/>
+                <w:bCs/>
+                <w:color w:val="000000"/>
+                <w:sz w:val="20"/>
+                <w:szCs w:val="20"/>
+              </w:rPr>
+              <w:t>-staging</w:t>
             </w:r>
           </w:p>
         </w:tc>
@@ -5018,7 +6718,25 @@
                 <w:sz w:val="20"/>
                 <w:szCs w:val="20"/>
               </w:rPr>
-              <w:t>Store in GitHub 'staging' environment</w:t>
+              <w:t xml:space="preserve">Store in </w:t>
+            </w:r>
+            <w:proofErr w:type="spellStart"/>
+            <w:r>
+              <w:rPr>
+                <w:color w:val="000000"/>
+                <w:sz w:val="20"/>
+                <w:szCs w:val="20"/>
+              </w:rPr>
+              <w:t>GitHub</w:t>
+            </w:r>
+            <w:proofErr w:type="spellEnd"/>
+            <w:r>
+              <w:rPr>
+                <w:color w:val="000000"/>
+                <w:sz w:val="20"/>
+                <w:szCs w:val="20"/>
+              </w:rPr>
+              <w:t xml:space="preserve"> 'staging' environment</w:t>
             </w:r>
           </w:p>
         </w:tc>
@@ -5043,15 +6761,27 @@
             <w:vAlign w:val="center"/>
           </w:tcPr>
           <w:p>
-            <w:r>
-              <w:rPr>
-                <w:b/>
-                <w:bCs/>
-                <w:color w:val="000000"/>
-                <w:sz w:val="20"/>
-                <w:szCs w:val="20"/>
-              </w:rPr>
-              <w:t>pakvista-prod</w:t>
+            <w:proofErr w:type="spellStart"/>
+            <w:r>
+              <w:rPr>
+                <w:b/>
+                <w:bCs/>
+                <w:color w:val="000000"/>
+                <w:sz w:val="20"/>
+                <w:szCs w:val="20"/>
+              </w:rPr>
+              <w:t>pakvista</w:t>
+            </w:r>
+            <w:proofErr w:type="spellEnd"/>
+            <w:r>
+              <w:rPr>
+                <w:b/>
+                <w:bCs/>
+                <w:color w:val="000000"/>
+                <w:sz w:val="20"/>
+                <w:szCs w:val="20"/>
+              </w:rPr>
+              <w:t>-prod</w:t>
             </w:r>
           </w:p>
         </w:tc>
@@ -5138,7 +6868,25 @@
                 <w:sz w:val="20"/>
                 <w:szCs w:val="20"/>
               </w:rPr>
-              <w:t>Store in GitHub 'production' environment</w:t>
+              <w:t xml:space="preserve">Store in </w:t>
+            </w:r>
+            <w:proofErr w:type="spellStart"/>
+            <w:r>
+              <w:rPr>
+                <w:color w:val="000000"/>
+                <w:sz w:val="20"/>
+                <w:szCs w:val="20"/>
+              </w:rPr>
+              <w:t>GitHub</w:t>
+            </w:r>
+            <w:proofErr w:type="spellEnd"/>
+            <w:r>
+              <w:rPr>
+                <w:color w:val="000000"/>
+                <w:sz w:val="20"/>
+                <w:szCs w:val="20"/>
+              </w:rPr>
+              <w:t xml:space="preserve"> 'production' environment</w:t>
             </w:r>
           </w:p>
         </w:tc>
@@ -5149,8 +6897,13 @@
       <w:pPr>
         <w:pStyle w:val="Heading2"/>
       </w:pPr>
-      <w:r>
-        <w:t>5.3  Required Repository Structure</w:t>
+      <w:proofErr w:type="gramStart"/>
+      <w:r>
+        <w:t>5.3  Required</w:t>
+      </w:r>
+      <w:proofErr w:type="gramEnd"/>
+      <w:r>
+        <w:t xml:space="preserve"> Repository Structure</w:t>
       </w:r>
     </w:p>
     <w:p>
@@ -5307,13 +7060,23 @@
             <w:vAlign w:val="center"/>
           </w:tcPr>
           <w:p>
-            <w:r>
-              <w:rPr>
-                <w:color w:val="000000"/>
-                <w:sz w:val="20"/>
-                <w:szCs w:val="20"/>
-              </w:rPr>
-              <w:t>PakVista Home / Welcome page – created by Member 1 (Team Lead)</w:t>
+            <w:proofErr w:type="spellStart"/>
+            <w:r>
+              <w:rPr>
+                <w:color w:val="000000"/>
+                <w:sz w:val="20"/>
+                <w:szCs w:val="20"/>
+              </w:rPr>
+              <w:t>PakVista</w:t>
+            </w:r>
+            <w:proofErr w:type="spellEnd"/>
+            <w:r>
+              <w:rPr>
+                <w:color w:val="000000"/>
+                <w:sz w:val="20"/>
+                <w:szCs w:val="20"/>
+              </w:rPr>
+              <w:t xml:space="preserve"> Home / Welcome page – created by Member 1 (Team Lead)</w:t>
             </w:r>
           </w:p>
         </w:tc>
@@ -5431,13 +7194,23 @@
             <w:vAlign w:val="center"/>
           </w:tcPr>
           <w:p>
-            <w:r>
-              <w:rPr>
-                <w:color w:val="000000"/>
-                <w:sz w:val="20"/>
-                <w:szCs w:val="20"/>
-              </w:rPr>
-              <w:t>Hunza Valley destination page – created by Member 3</w:t>
+            <w:proofErr w:type="spellStart"/>
+            <w:r>
+              <w:rPr>
+                <w:color w:val="000000"/>
+                <w:sz w:val="20"/>
+                <w:szCs w:val="20"/>
+              </w:rPr>
+              <w:t>Hunza</w:t>
+            </w:r>
+            <w:proofErr w:type="spellEnd"/>
+            <w:r>
+              <w:rPr>
+                <w:color w:val="000000"/>
+                <w:sz w:val="20"/>
+                <w:szCs w:val="20"/>
+              </w:rPr>
+              <w:t xml:space="preserve"> Valley destination page – created by Member 3</w:t>
             </w:r>
           </w:p>
         </w:tc>
@@ -5624,7 +7397,25 @@
                 <w:sz w:val="20"/>
                 <w:szCs w:val="20"/>
               </w:rPr>
-              <w:t>Shared stylesheet enforcing consistent visual identity across all pages</w:t>
+              <w:t xml:space="preserve">Shared </w:t>
+            </w:r>
+            <w:proofErr w:type="spellStart"/>
+            <w:r>
+              <w:rPr>
+                <w:color w:val="000000"/>
+                <w:sz w:val="20"/>
+                <w:szCs w:val="20"/>
+              </w:rPr>
+              <w:t>stylesheet</w:t>
+            </w:r>
+            <w:proofErr w:type="spellEnd"/>
+            <w:r>
+              <w:rPr>
+                <w:color w:val="000000"/>
+                <w:sz w:val="20"/>
+                <w:szCs w:val="20"/>
+              </w:rPr>
+              <w:t xml:space="preserve"> enforcing consistent visual identity across all pages</w:t>
             </w:r>
           </w:p>
         </w:tc>
@@ -5649,6 +7440,7 @@
             <w:vAlign w:val="center"/>
           </w:tcPr>
           <w:p>
+            <w:proofErr w:type="spellStart"/>
             <w:r>
               <w:rPr>
                 <w:b/>
@@ -5659,6 +7451,7 @@
               </w:rPr>
               <w:t>Dockerfile</w:t>
             </w:r>
+            <w:proofErr w:type="spellEnd"/>
           </w:p>
         </w:tc>
         <w:tc>
@@ -5686,7 +7479,61 @@
                 <w:sz w:val="20"/>
                 <w:szCs w:val="20"/>
               </w:rPr>
-              <w:t>Multi-stage Dockerfile to containerise the application (nginx:alpine-based)</w:t>
+              <w:t xml:space="preserve">Multi-stage </w:t>
+            </w:r>
+            <w:proofErr w:type="spellStart"/>
+            <w:r>
+              <w:rPr>
+                <w:color w:val="000000"/>
+                <w:sz w:val="20"/>
+                <w:szCs w:val="20"/>
+              </w:rPr>
+              <w:t>Dockerfile</w:t>
+            </w:r>
+            <w:proofErr w:type="spellEnd"/>
+            <w:r>
+              <w:rPr>
+                <w:color w:val="000000"/>
+                <w:sz w:val="20"/>
+                <w:szCs w:val="20"/>
+              </w:rPr>
+              <w:t xml:space="preserve"> to </w:t>
+            </w:r>
+            <w:proofErr w:type="spellStart"/>
+            <w:r>
+              <w:rPr>
+                <w:color w:val="000000"/>
+                <w:sz w:val="20"/>
+                <w:szCs w:val="20"/>
+              </w:rPr>
+              <w:t>containerise</w:t>
+            </w:r>
+            <w:proofErr w:type="spellEnd"/>
+            <w:r>
+              <w:rPr>
+                <w:color w:val="000000"/>
+                <w:sz w:val="20"/>
+                <w:szCs w:val="20"/>
+              </w:rPr>
+              <w:t xml:space="preserve"> the application (</w:t>
+            </w:r>
+            <w:proofErr w:type="spellStart"/>
+            <w:r>
+              <w:rPr>
+                <w:color w:val="000000"/>
+                <w:sz w:val="20"/>
+                <w:szCs w:val="20"/>
+              </w:rPr>
+              <w:t>nginx:alpine-based</w:t>
+            </w:r>
+            <w:proofErr w:type="spellEnd"/>
+            <w:r>
+              <w:rPr>
+                <w:color w:val="000000"/>
+                <w:sz w:val="20"/>
+                <w:szCs w:val="20"/>
+              </w:rPr>
+              <w:t>)</w:t>
             </w:r>
           </w:p>
         </w:tc>
@@ -5719,8 +7566,42 @@
                 <w:sz w:val="20"/>
                 <w:szCs w:val="20"/>
               </w:rPr>
-              <w:t>.github/workflows/ci-dev.yml</w:t>
-            </w:r>
+              <w:t>.</w:t>
+            </w:r>
+            <w:proofErr w:type="spellStart"/>
+            <w:r>
+              <w:rPr>
+                <w:b/>
+                <w:bCs/>
+                <w:color w:val="000000"/>
+                <w:sz w:val="20"/>
+                <w:szCs w:val="20"/>
+              </w:rPr>
+              <w:t>github</w:t>
+            </w:r>
+            <w:proofErr w:type="spellEnd"/>
+            <w:r>
+              <w:rPr>
+                <w:b/>
+                <w:bCs/>
+                <w:color w:val="000000"/>
+                <w:sz w:val="20"/>
+                <w:szCs w:val="20"/>
+              </w:rPr>
+              <w:t>/workflows/ci-</w:t>
+            </w:r>
+            <w:proofErr w:type="spellStart"/>
+            <w:r>
+              <w:rPr>
+                <w:b/>
+                <w:bCs/>
+                <w:color w:val="000000"/>
+                <w:sz w:val="20"/>
+                <w:szCs w:val="20"/>
+              </w:rPr>
+              <w:t>dev.yml</w:t>
+            </w:r>
+            <w:proofErr w:type="spellEnd"/>
           </w:p>
         </w:tc>
         <w:tc>
@@ -5748,7 +7629,25 @@
                 <w:sz w:val="20"/>
                 <w:szCs w:val="20"/>
               </w:rPr>
-              <w:t>CI workflow for Development – triggered on pull_request targeting develop</w:t>
+              <w:t xml:space="preserve">CI workflow for Development – triggered on </w:t>
+            </w:r>
+            <w:proofErr w:type="spellStart"/>
+            <w:r>
+              <w:rPr>
+                <w:color w:val="000000"/>
+                <w:sz w:val="20"/>
+                <w:szCs w:val="20"/>
+              </w:rPr>
+              <w:t>pull_request</w:t>
+            </w:r>
+            <w:proofErr w:type="spellEnd"/>
+            <w:r>
+              <w:rPr>
+                <w:color w:val="000000"/>
+                <w:sz w:val="20"/>
+                <w:szCs w:val="20"/>
+              </w:rPr>
+              <w:t xml:space="preserve"> targeting develop</w:t>
             </w:r>
           </w:p>
         </w:tc>
@@ -5781,8 +7680,42 @@
                 <w:sz w:val="20"/>
                 <w:szCs w:val="20"/>
               </w:rPr>
-              <w:t>.github/workflows/cd-dev.yml</w:t>
-            </w:r>
+              <w:t>.</w:t>
+            </w:r>
+            <w:proofErr w:type="spellStart"/>
+            <w:r>
+              <w:rPr>
+                <w:b/>
+                <w:bCs/>
+                <w:color w:val="000000"/>
+                <w:sz w:val="20"/>
+                <w:szCs w:val="20"/>
+              </w:rPr>
+              <w:t>github</w:t>
+            </w:r>
+            <w:proofErr w:type="spellEnd"/>
+            <w:r>
+              <w:rPr>
+                <w:b/>
+                <w:bCs/>
+                <w:color w:val="000000"/>
+                <w:sz w:val="20"/>
+                <w:szCs w:val="20"/>
+              </w:rPr>
+              <w:t>/workflows/cd-</w:t>
+            </w:r>
+            <w:proofErr w:type="spellStart"/>
+            <w:r>
+              <w:rPr>
+                <w:b/>
+                <w:bCs/>
+                <w:color w:val="000000"/>
+                <w:sz w:val="20"/>
+                <w:szCs w:val="20"/>
+              </w:rPr>
+              <w:t>dev.yml</w:t>
+            </w:r>
+            <w:proofErr w:type="spellEnd"/>
           </w:p>
         </w:tc>
         <w:tc>
@@ -5843,8 +7776,42 @@
                 <w:sz w:val="20"/>
                 <w:szCs w:val="20"/>
               </w:rPr>
-              <w:t>.github/workflows/ci-staging.yml</w:t>
-            </w:r>
+              <w:t>.</w:t>
+            </w:r>
+            <w:proofErr w:type="spellStart"/>
+            <w:r>
+              <w:rPr>
+                <w:b/>
+                <w:bCs/>
+                <w:color w:val="000000"/>
+                <w:sz w:val="20"/>
+                <w:szCs w:val="20"/>
+              </w:rPr>
+              <w:t>github</w:t>
+            </w:r>
+            <w:proofErr w:type="spellEnd"/>
+            <w:r>
+              <w:rPr>
+                <w:b/>
+                <w:bCs/>
+                <w:color w:val="000000"/>
+                <w:sz w:val="20"/>
+                <w:szCs w:val="20"/>
+              </w:rPr>
+              <w:t>/workflows/ci-</w:t>
+            </w:r>
+            <w:proofErr w:type="spellStart"/>
+            <w:r>
+              <w:rPr>
+                <w:b/>
+                <w:bCs/>
+                <w:color w:val="000000"/>
+                <w:sz w:val="20"/>
+                <w:szCs w:val="20"/>
+              </w:rPr>
+              <w:t>staging.yml</w:t>
+            </w:r>
+            <w:proofErr w:type="spellEnd"/>
           </w:p>
         </w:tc>
         <w:tc>
@@ -5872,7 +7839,25 @@
                 <w:sz w:val="20"/>
                 <w:szCs w:val="20"/>
               </w:rPr>
-              <w:t>CI workflow for Staging – triggered on pull_request targeting staging</w:t>
+              <w:t xml:space="preserve">CI workflow for Staging – triggered on </w:t>
+            </w:r>
+            <w:proofErr w:type="spellStart"/>
+            <w:r>
+              <w:rPr>
+                <w:color w:val="000000"/>
+                <w:sz w:val="20"/>
+                <w:szCs w:val="20"/>
+              </w:rPr>
+              <w:t>pull_request</w:t>
+            </w:r>
+            <w:proofErr w:type="spellEnd"/>
+            <w:r>
+              <w:rPr>
+                <w:color w:val="000000"/>
+                <w:sz w:val="20"/>
+                <w:szCs w:val="20"/>
+              </w:rPr>
+              <w:t xml:space="preserve"> targeting staging</w:t>
             </w:r>
           </w:p>
         </w:tc>
@@ -5905,8 +7890,42 @@
                 <w:sz w:val="20"/>
                 <w:szCs w:val="20"/>
               </w:rPr>
-              <w:t>.github/workflows/cd-staging.yml</w:t>
-            </w:r>
+              <w:t>.</w:t>
+            </w:r>
+            <w:proofErr w:type="spellStart"/>
+            <w:r>
+              <w:rPr>
+                <w:b/>
+                <w:bCs/>
+                <w:color w:val="000000"/>
+                <w:sz w:val="20"/>
+                <w:szCs w:val="20"/>
+              </w:rPr>
+              <w:t>github</w:t>
+            </w:r>
+            <w:proofErr w:type="spellEnd"/>
+            <w:r>
+              <w:rPr>
+                <w:b/>
+                <w:bCs/>
+                <w:color w:val="000000"/>
+                <w:sz w:val="20"/>
+                <w:szCs w:val="20"/>
+              </w:rPr>
+              <w:t>/workflows/cd-</w:t>
+            </w:r>
+            <w:proofErr w:type="spellStart"/>
+            <w:r>
+              <w:rPr>
+                <w:b/>
+                <w:bCs/>
+                <w:color w:val="000000"/>
+                <w:sz w:val="20"/>
+                <w:szCs w:val="20"/>
+              </w:rPr>
+              <w:t>staging.yml</w:t>
+            </w:r>
+            <w:proofErr w:type="spellEnd"/>
           </w:p>
         </w:tc>
         <w:tc>
@@ -5967,8 +7986,42 @@
                 <w:sz w:val="20"/>
                 <w:szCs w:val="20"/>
               </w:rPr>
-              <w:t>.github/workflows/ci-prod.yml</w:t>
-            </w:r>
+              <w:t>.</w:t>
+            </w:r>
+            <w:proofErr w:type="spellStart"/>
+            <w:r>
+              <w:rPr>
+                <w:b/>
+                <w:bCs/>
+                <w:color w:val="000000"/>
+                <w:sz w:val="20"/>
+                <w:szCs w:val="20"/>
+              </w:rPr>
+              <w:t>github</w:t>
+            </w:r>
+            <w:proofErr w:type="spellEnd"/>
+            <w:r>
+              <w:rPr>
+                <w:b/>
+                <w:bCs/>
+                <w:color w:val="000000"/>
+                <w:sz w:val="20"/>
+                <w:szCs w:val="20"/>
+              </w:rPr>
+              <w:t>/workflows/ci-</w:t>
+            </w:r>
+            <w:proofErr w:type="spellStart"/>
+            <w:r>
+              <w:rPr>
+                <w:b/>
+                <w:bCs/>
+                <w:color w:val="000000"/>
+                <w:sz w:val="20"/>
+                <w:szCs w:val="20"/>
+              </w:rPr>
+              <w:t>prod.yml</w:t>
+            </w:r>
+            <w:proofErr w:type="spellEnd"/>
           </w:p>
         </w:tc>
         <w:tc>
@@ -5996,7 +8049,25 @@
                 <w:sz w:val="20"/>
                 <w:szCs w:val="20"/>
               </w:rPr>
-              <w:t>CI workflow for Production – triggered on pull_request targeting main</w:t>
+              <w:t xml:space="preserve">CI workflow for Production – triggered on </w:t>
+            </w:r>
+            <w:proofErr w:type="spellStart"/>
+            <w:r>
+              <w:rPr>
+                <w:color w:val="000000"/>
+                <w:sz w:val="20"/>
+                <w:szCs w:val="20"/>
+              </w:rPr>
+              <w:t>pull_request</w:t>
+            </w:r>
+            <w:proofErr w:type="spellEnd"/>
+            <w:r>
+              <w:rPr>
+                <w:color w:val="000000"/>
+                <w:sz w:val="20"/>
+                <w:szCs w:val="20"/>
+              </w:rPr>
+              <w:t xml:space="preserve"> targeting main</w:t>
             </w:r>
           </w:p>
         </w:tc>
@@ -6029,8 +8100,42 @@
                 <w:sz w:val="20"/>
                 <w:szCs w:val="20"/>
               </w:rPr>
-              <w:t>.github/workflows/cd-prod.yml</w:t>
-            </w:r>
+              <w:t>.</w:t>
+            </w:r>
+            <w:proofErr w:type="spellStart"/>
+            <w:r>
+              <w:rPr>
+                <w:b/>
+                <w:bCs/>
+                <w:color w:val="000000"/>
+                <w:sz w:val="20"/>
+                <w:szCs w:val="20"/>
+              </w:rPr>
+              <w:t>github</w:t>
+            </w:r>
+            <w:proofErr w:type="spellEnd"/>
+            <w:r>
+              <w:rPr>
+                <w:b/>
+                <w:bCs/>
+                <w:color w:val="000000"/>
+                <w:sz w:val="20"/>
+                <w:szCs w:val="20"/>
+              </w:rPr>
+              <w:t>/workflows/cd-</w:t>
+            </w:r>
+            <w:proofErr w:type="spellStart"/>
+            <w:r>
+              <w:rPr>
+                <w:b/>
+                <w:bCs/>
+                <w:color w:val="000000"/>
+                <w:sz w:val="20"/>
+                <w:szCs w:val="20"/>
+              </w:rPr>
+              <w:t>prod.yml</w:t>
+            </w:r>
+            <w:proofErr w:type="spellEnd"/>
           </w:p>
         </w:tc>
         <w:tc>
@@ -6149,7 +8254,35 @@
         <w:rPr>
           <w:color w:val="000000"/>
         </w:rPr>
-        <w:t>The Team Lead is responsible for creating all three GitHub Environments and all secrets listed below. The TL is the repository admin and the credentials belong exclusively to the TL's Docker Hub and Render accounts. No other team member should create or modify secrets.</w:t>
+        <w:t xml:space="preserve">The Team Lead is responsible for creating all three </w:t>
+      </w:r>
+      <w:proofErr w:type="spellStart"/>
+      <w:r>
+        <w:rPr>
+          <w:color w:val="000000"/>
+        </w:rPr>
+        <w:t>GitHub</w:t>
+      </w:r>
+      <w:proofErr w:type="spellEnd"/>
+      <w:r>
+        <w:rPr>
+          <w:color w:val="000000"/>
+        </w:rPr>
+        <w:t xml:space="preserve"> Environments and all secrets listed below. The TL is the repository admin and the credentials belong exclusively to the TL's </w:t>
+      </w:r>
+      <w:proofErr w:type="spellStart"/>
+      <w:r>
+        <w:rPr>
+          <w:color w:val="000000"/>
+        </w:rPr>
+        <w:t>Docker</w:t>
+      </w:r>
+      <w:proofErr w:type="spellEnd"/>
+      <w:r>
+        <w:rPr>
+          <w:color w:val="000000"/>
+        </w:rPr>
+        <w:t xml:space="preserve"> Hub and Render accounts. No other team member should create or modify secrets.</w:t>
       </w:r>
     </w:p>
     <w:p/>
@@ -6157,8 +8290,21 @@
       <w:pPr>
         <w:pStyle w:val="Heading2"/>
       </w:pPr>
-      <w:r>
-        <w:t>6.1  Create GitHub Environments</w:t>
+      <w:proofErr w:type="gramStart"/>
+      <w:r>
+        <w:t>6.1  Create</w:t>
+      </w:r>
+      <w:proofErr w:type="gramEnd"/>
+      <w:r>
+        <w:t xml:space="preserve"> </w:t>
+      </w:r>
+      <w:proofErr w:type="spellStart"/>
+      <w:r>
+        <w:t>GitHub</w:t>
+      </w:r>
+      <w:proofErr w:type="spellEnd"/>
+      <w:r>
+        <w:t xml:space="preserve"> Environments</w:t>
       </w:r>
     </w:p>
     <w:p>
@@ -6232,8 +8378,13 @@
       <w:pPr>
         <w:pStyle w:val="Heading2"/>
       </w:pPr>
-      <w:r>
-        <w:t>6.2  Required Secrets</w:t>
+      <w:proofErr w:type="gramStart"/>
+      <w:r>
+        <w:t>6.2  Required</w:t>
+      </w:r>
+      <w:proofErr w:type="gramEnd"/>
+      <w:r>
+        <w:t xml:space="preserve"> Secrets</w:t>
       </w:r>
     </w:p>
     <w:p>
@@ -6462,7 +8613,25 @@
                 <w:sz w:val="20"/>
                 <w:szCs w:val="20"/>
               </w:rPr>
-              <w:t>Team Lead's Docker Hub account username. Added at: Settings → Secrets and variables → Actions → Repository secrets.</w:t>
+              <w:t xml:space="preserve">Team Lead's </w:t>
+            </w:r>
+            <w:proofErr w:type="spellStart"/>
+            <w:r>
+              <w:rPr>
+                <w:color w:val="000000"/>
+                <w:sz w:val="20"/>
+                <w:szCs w:val="20"/>
+              </w:rPr>
+              <w:t>Docker</w:t>
+            </w:r>
+            <w:proofErr w:type="spellEnd"/>
+            <w:r>
+              <w:rPr>
+                <w:color w:val="000000"/>
+                <w:sz w:val="20"/>
+                <w:szCs w:val="20"/>
+              </w:rPr>
+              <w:t xml:space="preserve"> Hub account username. Added at: Settings → Secrets and variables → Actions → Repository secrets.</w:t>
             </w:r>
           </w:p>
         </w:tc>
@@ -6555,7 +8724,43 @@
                 <w:sz w:val="20"/>
                 <w:szCs w:val="20"/>
               </w:rPr>
-              <w:t>Team Lead's Docker Hub Personal Access Token (PAT) generated from Docker Hub → Account Settings → Security. Reference: https://docs.docker.com/security/for-developers/access-tokens/</w:t>
+              <w:t xml:space="preserve">Team Lead's </w:t>
+            </w:r>
+            <w:proofErr w:type="spellStart"/>
+            <w:r>
+              <w:rPr>
+                <w:color w:val="000000"/>
+                <w:sz w:val="20"/>
+                <w:szCs w:val="20"/>
+              </w:rPr>
+              <w:t>Docker</w:t>
+            </w:r>
+            <w:proofErr w:type="spellEnd"/>
+            <w:r>
+              <w:rPr>
+                <w:color w:val="000000"/>
+                <w:sz w:val="20"/>
+                <w:szCs w:val="20"/>
+              </w:rPr>
+              <w:t xml:space="preserve"> Hub Personal Access Token (PAT) generated from </w:t>
+            </w:r>
+            <w:proofErr w:type="spellStart"/>
+            <w:r>
+              <w:rPr>
+                <w:color w:val="000000"/>
+                <w:sz w:val="20"/>
+                <w:szCs w:val="20"/>
+              </w:rPr>
+              <w:t>Docker</w:t>
+            </w:r>
+            <w:proofErr w:type="spellEnd"/>
+            <w:r>
+              <w:rPr>
+                <w:color w:val="000000"/>
+                <w:sz w:val="20"/>
+                <w:szCs w:val="20"/>
+              </w:rPr>
+              <w:t xml:space="preserve"> Hub → Account Settings → Security. Reference: https://docs.docker.com/security/for-developers/access-tokens/</w:t>
             </w:r>
           </w:p>
         </w:tc>
@@ -6648,7 +8853,43 @@
                 <w:sz w:val="20"/>
                 <w:szCs w:val="20"/>
               </w:rPr>
-              <w:t>Deploy-hook webhook URL from the pakvista-dev Render service. Added inside the 'development' environment secrets.</w:t>
+              <w:t xml:space="preserve">Deploy-hook </w:t>
+            </w:r>
+            <w:proofErr w:type="spellStart"/>
+            <w:r>
+              <w:rPr>
+                <w:color w:val="000000"/>
+                <w:sz w:val="20"/>
+                <w:szCs w:val="20"/>
+              </w:rPr>
+              <w:t>webhook</w:t>
+            </w:r>
+            <w:proofErr w:type="spellEnd"/>
+            <w:r>
+              <w:rPr>
+                <w:color w:val="000000"/>
+                <w:sz w:val="20"/>
+                <w:szCs w:val="20"/>
+              </w:rPr>
+              <w:t xml:space="preserve"> URL from the </w:t>
+            </w:r>
+            <w:proofErr w:type="spellStart"/>
+            <w:r>
+              <w:rPr>
+                <w:color w:val="000000"/>
+                <w:sz w:val="20"/>
+                <w:szCs w:val="20"/>
+              </w:rPr>
+              <w:t>pakvista-dev</w:t>
+            </w:r>
+            <w:proofErr w:type="spellEnd"/>
+            <w:r>
+              <w:rPr>
+                <w:color w:val="000000"/>
+                <w:sz w:val="20"/>
+                <w:szCs w:val="20"/>
+              </w:rPr>
+              <w:t xml:space="preserve"> Render service. Added inside the 'development' environment secrets.</w:t>
             </w:r>
           </w:p>
         </w:tc>
@@ -6741,7 +8982,43 @@
                 <w:sz w:val="20"/>
                 <w:szCs w:val="20"/>
               </w:rPr>
-              <w:t>Deploy-hook webhook URL from the pakvista-staging Render service. Added inside the 'staging' environment secrets.</w:t>
+              <w:t xml:space="preserve">Deploy-hook </w:t>
+            </w:r>
+            <w:proofErr w:type="spellStart"/>
+            <w:r>
+              <w:rPr>
+                <w:color w:val="000000"/>
+                <w:sz w:val="20"/>
+                <w:szCs w:val="20"/>
+              </w:rPr>
+              <w:t>webhook</w:t>
+            </w:r>
+            <w:proofErr w:type="spellEnd"/>
+            <w:r>
+              <w:rPr>
+                <w:color w:val="000000"/>
+                <w:sz w:val="20"/>
+                <w:szCs w:val="20"/>
+              </w:rPr>
+              <w:t xml:space="preserve"> URL from the </w:t>
+            </w:r>
+            <w:proofErr w:type="spellStart"/>
+            <w:r>
+              <w:rPr>
+                <w:color w:val="000000"/>
+                <w:sz w:val="20"/>
+                <w:szCs w:val="20"/>
+              </w:rPr>
+              <w:t>pakvista</w:t>
+            </w:r>
+            <w:proofErr w:type="spellEnd"/>
+            <w:r>
+              <w:rPr>
+                <w:color w:val="000000"/>
+                <w:sz w:val="20"/>
+                <w:szCs w:val="20"/>
+              </w:rPr>
+              <w:t>-staging Render service. Added inside the 'staging' environment secrets.</w:t>
             </w:r>
           </w:p>
         </w:tc>
@@ -6834,7 +9111,43 @@
                 <w:sz w:val="20"/>
                 <w:szCs w:val="20"/>
               </w:rPr>
-              <w:t>Deploy-hook webhook URL from the pakvista-prod Render service. Added inside the 'production' environment secrets.</w:t>
+              <w:t xml:space="preserve">Deploy-hook </w:t>
+            </w:r>
+            <w:proofErr w:type="spellStart"/>
+            <w:r>
+              <w:rPr>
+                <w:color w:val="000000"/>
+                <w:sz w:val="20"/>
+                <w:szCs w:val="20"/>
+              </w:rPr>
+              <w:t>webhook</w:t>
+            </w:r>
+            <w:proofErr w:type="spellEnd"/>
+            <w:r>
+              <w:rPr>
+                <w:color w:val="000000"/>
+                <w:sz w:val="20"/>
+                <w:szCs w:val="20"/>
+              </w:rPr>
+              <w:t xml:space="preserve"> URL from the </w:t>
+            </w:r>
+            <w:proofErr w:type="spellStart"/>
+            <w:r>
+              <w:rPr>
+                <w:color w:val="000000"/>
+                <w:sz w:val="20"/>
+                <w:szCs w:val="20"/>
+              </w:rPr>
+              <w:t>pakvista</w:t>
+            </w:r>
+            <w:proofErr w:type="spellEnd"/>
+            <w:r>
+              <w:rPr>
+                <w:color w:val="000000"/>
+                <w:sz w:val="20"/>
+                <w:szCs w:val="20"/>
+              </w:rPr>
+              <w:t>-prod Render service. Added inside the 'production' environment secrets.</w:t>
             </w:r>
           </w:p>
         </w:tc>
@@ -6853,7 +9166,51 @@
           <w:sz w:val="20"/>
           <w:szCs w:val="20"/>
         </w:rPr>
-        <w:t>Reference: GitHub Encrypted Secrets – https://docs.github.com/en/actions/security-guides/encrypted-secrets | GitHub Environments – https://docs.github.com/en/actions/deployment/targeting-different-environments/using-environments-for-deployment</w:t>
+        <w:t xml:space="preserve">Reference: </w:t>
+      </w:r>
+      <w:proofErr w:type="spellStart"/>
+      <w:r>
+        <w:rPr>
+          <w:i/>
+          <w:iCs/>
+          <w:color w:val="595959"/>
+          <w:sz w:val="20"/>
+          <w:szCs w:val="20"/>
+        </w:rPr>
+        <w:t>GitHub</w:t>
+      </w:r>
+      <w:proofErr w:type="spellEnd"/>
+      <w:r>
+        <w:rPr>
+          <w:i/>
+          <w:iCs/>
+          <w:color w:val="595959"/>
+          <w:sz w:val="20"/>
+          <w:szCs w:val="20"/>
+        </w:rPr>
+        <w:t xml:space="preserve"> Encrypted Secrets – https://docs.github.com/en/actions/security-guides/encrypted-secrets | </w:t>
+      </w:r>
+      <w:proofErr w:type="spellStart"/>
+      <w:r>
+        <w:rPr>
+          <w:i/>
+          <w:iCs/>
+          <w:color w:val="595959"/>
+          <w:sz w:val="20"/>
+          <w:szCs w:val="20"/>
+        </w:rPr>
+        <w:t>GitHub</w:t>
+      </w:r>
+      <w:proofErr w:type="spellEnd"/>
+      <w:r>
+        <w:rPr>
+          <w:i/>
+          <w:iCs/>
+          <w:color w:val="595959"/>
+          <w:sz w:val="20"/>
+          <w:szCs w:val="20"/>
+        </w:rPr>
+        <w:t xml:space="preserve"> Environments – https://docs.github.com/en/actions/deployment/targeting-different-environments/using-environments-for-deployment</w:t>
       </w:r>
     </w:p>
     <w:p/>
@@ -6882,8 +9239,13 @@
       <w:pPr>
         <w:pStyle w:val="Heading2"/>
       </w:pPr>
-      <w:r>
-        <w:t>7.1  Trigger Configuration</w:t>
+      <w:proofErr w:type="gramStart"/>
+      <w:r>
+        <w:t>7.1  Trigger</w:t>
+      </w:r>
+      <w:proofErr w:type="gramEnd"/>
+      <w:r>
+        <w:t xml:space="preserve"> Configuration</w:t>
       </w:r>
     </w:p>
     <w:tbl>
@@ -7075,8 +9437,20 @@
                 <w:sz w:val="20"/>
                 <w:szCs w:val="20"/>
               </w:rPr>
-              <w:t>ci-dev.yml</w:t>
-            </w:r>
+              <w:t>ci-</w:t>
+            </w:r>
+            <w:proofErr w:type="spellStart"/>
+            <w:r>
+              <w:rPr>
+                <w:b/>
+                <w:bCs/>
+                <w:color w:val="000000"/>
+                <w:sz w:val="20"/>
+                <w:szCs w:val="20"/>
+              </w:rPr>
+              <w:t>dev.yml</w:t>
+            </w:r>
+            <w:proofErr w:type="spellEnd"/>
           </w:p>
         </w:tc>
         <w:tc>
@@ -7098,6 +9472,7 @@
             <w:vAlign w:val="center"/>
           </w:tcPr>
           <w:p>
+            <w:proofErr w:type="spellStart"/>
             <w:r>
               <w:rPr>
                 <w:color w:val="000000"/>
@@ -7106,6 +9481,7 @@
               </w:rPr>
               <w:t>pull_request</w:t>
             </w:r>
+            <w:proofErr w:type="spellEnd"/>
           </w:p>
         </w:tc>
         <w:tc>
@@ -7162,7 +9538,61 @@
                 <w:sz w:val="20"/>
                 <w:szCs w:val="20"/>
               </w:rPr>
-              <w:t>:dev-latest  and  :dev-&lt;sha&gt;</w:t>
+              <w:t>:</w:t>
+            </w:r>
+            <w:proofErr w:type="spellStart"/>
+            <w:r>
+              <w:rPr>
+                <w:color w:val="000000"/>
+                <w:sz w:val="20"/>
+                <w:szCs w:val="20"/>
+              </w:rPr>
+              <w:t>dev</w:t>
+            </w:r>
+            <w:proofErr w:type="spellEnd"/>
+            <w:r>
+              <w:rPr>
+                <w:color w:val="000000"/>
+                <w:sz w:val="20"/>
+                <w:szCs w:val="20"/>
+              </w:rPr>
+              <w:t>-latest  and  :</w:t>
+            </w:r>
+            <w:proofErr w:type="spellStart"/>
+            <w:r>
+              <w:rPr>
+                <w:color w:val="000000"/>
+                <w:sz w:val="20"/>
+                <w:szCs w:val="20"/>
+              </w:rPr>
+              <w:t>dev</w:t>
+            </w:r>
+            <w:proofErr w:type="spellEnd"/>
+            <w:r>
+              <w:rPr>
+                <w:color w:val="000000"/>
+                <w:sz w:val="20"/>
+                <w:szCs w:val="20"/>
+              </w:rPr>
+              <w:t>-&lt;</w:t>
+            </w:r>
+            <w:proofErr w:type="spellStart"/>
+            <w:r>
+              <w:rPr>
+                <w:color w:val="000000"/>
+                <w:sz w:val="20"/>
+                <w:szCs w:val="20"/>
+              </w:rPr>
+              <w:t>sha</w:t>
+            </w:r>
+            <w:proofErr w:type="spellEnd"/>
+            <w:r>
+              <w:rPr>
+                <w:color w:val="000000"/>
+                <w:sz w:val="20"/>
+                <w:szCs w:val="20"/>
+              </w:rPr>
+              <w:t>&gt;</w:t>
             </w:r>
           </w:p>
         </w:tc>
@@ -7195,8 +9625,20 @@
                 <w:sz w:val="20"/>
                 <w:szCs w:val="20"/>
               </w:rPr>
-              <w:t>ci-staging.yml</w:t>
-            </w:r>
+              <w:t>ci-</w:t>
+            </w:r>
+            <w:proofErr w:type="spellStart"/>
+            <w:r>
+              <w:rPr>
+                <w:b/>
+                <w:bCs/>
+                <w:color w:val="000000"/>
+                <w:sz w:val="20"/>
+                <w:szCs w:val="20"/>
+              </w:rPr>
+              <w:t>staging.yml</w:t>
+            </w:r>
+            <w:proofErr w:type="spellEnd"/>
           </w:p>
         </w:tc>
         <w:tc>
@@ -7218,6 +9660,7 @@
             <w:vAlign w:val="center"/>
           </w:tcPr>
           <w:p>
+            <w:proofErr w:type="spellStart"/>
             <w:r>
               <w:rPr>
                 <w:color w:val="000000"/>
@@ -7226,6 +9669,7 @@
               </w:rPr>
               <w:t>pull_request</w:t>
             </w:r>
+            <w:proofErr w:type="spellEnd"/>
           </w:p>
         </w:tc>
         <w:tc>
@@ -7282,7 +9726,25 @@
                 <w:sz w:val="20"/>
                 <w:szCs w:val="20"/>
               </w:rPr>
-              <w:t>:staging-latest  and  :staging-&lt;sha&gt;</w:t>
+              <w:t>:staging-latest  and  :staging-&lt;</w:t>
+            </w:r>
+            <w:proofErr w:type="spellStart"/>
+            <w:r>
+              <w:rPr>
+                <w:color w:val="000000"/>
+                <w:sz w:val="20"/>
+                <w:szCs w:val="20"/>
+              </w:rPr>
+              <w:t>sha</w:t>
+            </w:r>
+            <w:proofErr w:type="spellEnd"/>
+            <w:r>
+              <w:rPr>
+                <w:color w:val="000000"/>
+                <w:sz w:val="20"/>
+                <w:szCs w:val="20"/>
+              </w:rPr>
+              <w:t>&gt;</w:t>
             </w:r>
           </w:p>
         </w:tc>
@@ -7315,8 +9777,20 @@
                 <w:sz w:val="20"/>
                 <w:szCs w:val="20"/>
               </w:rPr>
-              <w:t>ci-prod.yml</w:t>
-            </w:r>
+              <w:t>ci-</w:t>
+            </w:r>
+            <w:proofErr w:type="spellStart"/>
+            <w:r>
+              <w:rPr>
+                <w:b/>
+                <w:bCs/>
+                <w:color w:val="000000"/>
+                <w:sz w:val="20"/>
+                <w:szCs w:val="20"/>
+              </w:rPr>
+              <w:t>prod.yml</w:t>
+            </w:r>
+            <w:proofErr w:type="spellEnd"/>
           </w:p>
         </w:tc>
         <w:tc>
@@ -7338,6 +9812,7 @@
             <w:vAlign w:val="center"/>
           </w:tcPr>
           <w:p>
+            <w:proofErr w:type="spellStart"/>
             <w:r>
               <w:rPr>
                 <w:color w:val="000000"/>
@@ -7346,6 +9821,7 @@
               </w:rPr>
               <w:t>pull_request</w:t>
             </w:r>
+            <w:proofErr w:type="spellEnd"/>
           </w:p>
         </w:tc>
         <w:tc>
@@ -7402,7 +9878,25 @@
                 <w:sz w:val="20"/>
                 <w:szCs w:val="20"/>
               </w:rPr>
-              <w:t>:prod-latest  and  :prod-&lt;sha&gt;</w:t>
+              <w:t>:prod-latest  and  :prod-&lt;</w:t>
+            </w:r>
+            <w:proofErr w:type="spellStart"/>
+            <w:r>
+              <w:rPr>
+                <w:color w:val="000000"/>
+                <w:sz w:val="20"/>
+                <w:szCs w:val="20"/>
+              </w:rPr>
+              <w:t>sha</w:t>
+            </w:r>
+            <w:proofErr w:type="spellEnd"/>
+            <w:r>
+              <w:rPr>
+                <w:color w:val="000000"/>
+                <w:sz w:val="20"/>
+                <w:szCs w:val="20"/>
+              </w:rPr>
+              <w:t>&gt;</w:t>
             </w:r>
           </w:p>
         </w:tc>
@@ -7413,8 +9907,13 @@
       <w:pPr>
         <w:pStyle w:val="Heading2"/>
       </w:pPr>
-      <w:r>
-        <w:t>7.2  Mandatory Steps (all CI workflows)</w:t>
+      <w:proofErr w:type="gramStart"/>
+      <w:r>
+        <w:t>7.2  Mandatory</w:t>
+      </w:r>
+      <w:proofErr w:type="gramEnd"/>
+      <w:r>
+        <w:t xml:space="preserve"> Steps (all CI workflows)</w:t>
       </w:r>
     </w:p>
     <w:p>
@@ -7499,9 +9998,27 @@
       </w:r>
     </w:p>
     <w:p>
-      <w:r>
-        <w:t>Lint HTML with HTMLHint, CSS with Stylelint and Build with Parcel.</w:t>
-      </w:r>
+      <w:proofErr w:type="gramStart"/>
+      <w:r>
+        <w:t xml:space="preserve">Lint HTML with </w:t>
+      </w:r>
+      <w:proofErr w:type="spellStart"/>
+      <w:r>
+        <w:t>HTMLHint</w:t>
+      </w:r>
+      <w:proofErr w:type="spellEnd"/>
+      <w:r>
+        <w:t xml:space="preserve">, CSS with </w:t>
+      </w:r>
+      <w:proofErr w:type="spellStart"/>
+      <w:r>
+        <w:t>Stylelint</w:t>
+      </w:r>
+      <w:proofErr w:type="spellEnd"/>
+      <w:r>
+        <w:t xml:space="preserve"> and Build with Parcel.</w:t>
+      </w:r>
+      <w:proofErr w:type="gramEnd"/>
     </w:p>
     <w:p/>
     <w:p>
@@ -7530,7 +10047,25 @@
           <w:bCs/>
           <w:color w:val="1F3864"/>
         </w:rPr>
-        <w:t xml:space="preserve"> – Docker Login</w:t>
+        <w:t xml:space="preserve"> – </w:t>
+      </w:r>
+      <w:proofErr w:type="spellStart"/>
+      <w:r>
+        <w:rPr>
+          <w:b/>
+          <w:bCs/>
+          <w:color w:val="1F3864"/>
+        </w:rPr>
+        <w:t>Docker</w:t>
+      </w:r>
+      <w:proofErr w:type="spellEnd"/>
+      <w:r>
+        <w:rPr>
+          <w:b/>
+          <w:bCs/>
+          <w:color w:val="1F3864"/>
+        </w:rPr>
+        <w:t xml:space="preserve"> Login</w:t>
       </w:r>
     </w:p>
     <w:p>
@@ -7541,7 +10076,35 @@
         <w:rPr>
           <w:color w:val="000000"/>
         </w:rPr>
-        <w:t>Authenticate with Docker Hub using docker/login-action@v3 and the DOCKERHUB_USERNAME and DOCKERHUB_TOKEN repository-level secrets.</w:t>
+        <w:t xml:space="preserve">Authenticate with </w:t>
+      </w:r>
+      <w:proofErr w:type="spellStart"/>
+      <w:r>
+        <w:rPr>
+          <w:color w:val="000000"/>
+        </w:rPr>
+        <w:t>Docker</w:t>
+      </w:r>
+      <w:proofErr w:type="spellEnd"/>
+      <w:r>
+        <w:rPr>
+          <w:color w:val="000000"/>
+        </w:rPr>
+        <w:t xml:space="preserve"> Hub using </w:t>
+      </w:r>
+      <w:proofErr w:type="spellStart"/>
+      <w:r>
+        <w:rPr>
+          <w:color w:val="000000"/>
+        </w:rPr>
+        <w:t>docker</w:t>
+      </w:r>
+      <w:proofErr w:type="spellEnd"/>
+      <w:r>
+        <w:rPr>
+          <w:color w:val="000000"/>
+        </w:rPr>
+        <w:t>/login-action@v3 and the DOCKERHUB_USERNAME and DOCKERHUB_TOKEN repository-level secrets.</w:t>
       </w:r>
     </w:p>
     <w:p>
@@ -7597,7 +10160,49 @@
         <w:rPr>
           <w:color w:val="000000"/>
         </w:rPr>
-        <w:t>Build the Docker image from the Dockerfile in the project root using docker/build-push-action@v5 with push: false.</w:t>
+        <w:t xml:space="preserve">Build the </w:t>
+      </w:r>
+      <w:proofErr w:type="spellStart"/>
+      <w:r>
+        <w:rPr>
+          <w:color w:val="000000"/>
+        </w:rPr>
+        <w:t>Docker</w:t>
+      </w:r>
+      <w:proofErr w:type="spellEnd"/>
+      <w:r>
+        <w:rPr>
+          <w:color w:val="000000"/>
+        </w:rPr>
+        <w:t xml:space="preserve"> image from the </w:t>
+      </w:r>
+      <w:proofErr w:type="spellStart"/>
+      <w:r>
+        <w:rPr>
+          <w:color w:val="000000"/>
+        </w:rPr>
+        <w:t>Dockerfile</w:t>
+      </w:r>
+      <w:proofErr w:type="spellEnd"/>
+      <w:r>
+        <w:rPr>
+          <w:color w:val="000000"/>
+        </w:rPr>
+        <w:t xml:space="preserve"> in the project root using </w:t>
+      </w:r>
+      <w:proofErr w:type="spellStart"/>
+      <w:r>
+        <w:rPr>
+          <w:color w:val="000000"/>
+        </w:rPr>
+        <w:t>docker</w:t>
+      </w:r>
+      <w:proofErr w:type="spellEnd"/>
+      <w:r>
+        <w:rPr>
+          <w:color w:val="000000"/>
+        </w:rPr>
+        <w:t>/build-push-action@v5 with push: false.</w:t>
       </w:r>
     </w:p>
     <w:p>
@@ -7694,7 +10299,35 @@
         <w:rPr>
           <w:color w:val="000000"/>
         </w:rPr>
-        <w:t>Re-run docker/build-push-action@v5 with push: true to push the tagged image to Docker Hub.</w:t>
+        <w:t xml:space="preserve">Re-run </w:t>
+      </w:r>
+      <w:proofErr w:type="spellStart"/>
+      <w:r>
+        <w:rPr>
+          <w:color w:val="000000"/>
+        </w:rPr>
+        <w:t>docker</w:t>
+      </w:r>
+      <w:proofErr w:type="spellEnd"/>
+      <w:r>
+        <w:rPr>
+          <w:color w:val="000000"/>
+        </w:rPr>
+        <w:t xml:space="preserve">/build-push-action@v5 with push: true to push the tagged image to </w:t>
+      </w:r>
+      <w:proofErr w:type="spellStart"/>
+      <w:r>
+        <w:rPr>
+          <w:color w:val="000000"/>
+        </w:rPr>
+        <w:t>Docker</w:t>
+      </w:r>
+      <w:proofErr w:type="spellEnd"/>
+      <w:r>
+        <w:rPr>
+          <w:color w:val="000000"/>
+        </w:rPr>
+        <w:t xml:space="preserve"> Hub.</w:t>
       </w:r>
     </w:p>
     <w:p>
@@ -7717,9 +10350,14 @@
       <w:pPr>
         <w:pStyle w:val="Heading2"/>
       </w:pPr>
+      <w:proofErr w:type="gramStart"/>
       <w:r>
         <w:lastRenderedPageBreak/>
-        <w:t>7.3  Additional CI Requirements</w:t>
+        <w:t>7.3  Additional</w:t>
+      </w:r>
+      <w:proofErr w:type="gramEnd"/>
+      <w:r>
+        <w:t xml:space="preserve"> CI Requirements</w:t>
       </w:r>
     </w:p>
     <w:p>
@@ -7735,7 +10373,35 @@
         <w:rPr>
           <w:color w:val="000000"/>
         </w:rPr>
-        <w:t>The workflow must exit with a non-zero code if any step fails, preventing a broken image from being available for deployment. This is the default behaviour of GitHub Actions (fail-fast).</w:t>
+        <w:t xml:space="preserve">The workflow must exit with a non-zero code if any step fails, preventing a broken image from being available for deployment. This is the default </w:t>
+      </w:r>
+      <w:proofErr w:type="spellStart"/>
+      <w:r>
+        <w:rPr>
+          <w:color w:val="000000"/>
+        </w:rPr>
+        <w:t>behaviour</w:t>
+      </w:r>
+      <w:proofErr w:type="spellEnd"/>
+      <w:r>
+        <w:rPr>
+          <w:color w:val="000000"/>
+        </w:rPr>
+        <w:t xml:space="preserve"> of </w:t>
+      </w:r>
+      <w:proofErr w:type="spellStart"/>
+      <w:r>
+        <w:rPr>
+          <w:color w:val="000000"/>
+        </w:rPr>
+        <w:t>GitHub</w:t>
+      </w:r>
+      <w:proofErr w:type="spellEnd"/>
+      <w:r>
+        <w:rPr>
+          <w:color w:val="000000"/>
+        </w:rPr>
+        <w:t xml:space="preserve"> Actions (fail-fast).</w:t>
       </w:r>
     </w:p>
     <w:p>
@@ -7775,7 +10441,21 @@
         <w:rPr>
           <w:color w:val="000000"/>
         </w:rPr>
-        <w:t>The workflow file must specify runs-on: ubuntu-latest.</w:t>
+        <w:t xml:space="preserve">The workflow file must specify runs-on: </w:t>
+      </w:r>
+      <w:proofErr w:type="spellStart"/>
+      <w:r>
+        <w:rPr>
+          <w:color w:val="000000"/>
+        </w:rPr>
+        <w:t>ubuntu</w:t>
+      </w:r>
+      <w:proofErr w:type="spellEnd"/>
+      <w:r>
+        <w:rPr>
+          <w:color w:val="000000"/>
+        </w:rPr>
+        <w:t>-latest.</w:t>
       </w:r>
     </w:p>
     <w:p/>
@@ -7795,7 +10475,21 @@
         <w:rPr>
           <w:color w:val="000000"/>
         </w:rPr>
-        <w:t>There are three CD workflow files, one per environment. All three follow the same structure; the only differences are the trigger branch, the GitHub Environment declared, and the deploy hook secret name.</w:t>
+        <w:t xml:space="preserve">There are three CD workflow files, one per environment. All three follow the same structure; the only differences are the trigger branch, the </w:t>
+      </w:r>
+      <w:proofErr w:type="spellStart"/>
+      <w:r>
+        <w:rPr>
+          <w:color w:val="000000"/>
+        </w:rPr>
+        <w:t>GitHub</w:t>
+      </w:r>
+      <w:proofErr w:type="spellEnd"/>
+      <w:r>
+        <w:rPr>
+          <w:color w:val="000000"/>
+        </w:rPr>
+        <w:t xml:space="preserve"> Environment declared, and the deploy hook secret name.</w:t>
       </w:r>
     </w:p>
     <w:p/>
@@ -7803,8 +10497,13 @@
       <w:pPr>
         <w:pStyle w:val="Heading2"/>
       </w:pPr>
-      <w:r>
-        <w:t>8.1  Trigger Configuration</w:t>
+      <w:proofErr w:type="gramStart"/>
+      <w:r>
+        <w:t>8.1  Trigger</w:t>
+      </w:r>
+      <w:proofErr w:type="gramEnd"/>
+      <w:r>
+        <w:t xml:space="preserve"> Configuration</w:t>
       </w:r>
     </w:p>
     <w:tbl>
@@ -7996,8 +10695,20 @@
                 <w:sz w:val="20"/>
                 <w:szCs w:val="20"/>
               </w:rPr>
-              <w:t>cd-dev.yml</w:t>
-            </w:r>
+              <w:t>cd-</w:t>
+            </w:r>
+            <w:proofErr w:type="spellStart"/>
+            <w:r>
+              <w:rPr>
+                <w:b/>
+                <w:bCs/>
+                <w:color w:val="000000"/>
+                <w:sz w:val="20"/>
+                <w:szCs w:val="20"/>
+              </w:rPr>
+              <w:t>dev.yml</w:t>
+            </w:r>
+            <w:proofErr w:type="spellEnd"/>
           </w:p>
         </w:tc>
         <w:tc>
@@ -8083,7 +10794,25 @@
                 <w:sz w:val="20"/>
                 <w:szCs w:val="20"/>
               </w:rPr>
-              <w:t>RENDER_DEPLOY_HOOK_DEV_URL (in 'development' env)</w:t>
+              <w:t xml:space="preserve">RENDER_DEPLOY_HOOK_DEV_URL (in 'development' </w:t>
+            </w:r>
+            <w:proofErr w:type="spellStart"/>
+            <w:r>
+              <w:rPr>
+                <w:color w:val="000000"/>
+                <w:sz w:val="20"/>
+                <w:szCs w:val="20"/>
+              </w:rPr>
+              <w:t>env</w:t>
+            </w:r>
+            <w:proofErr w:type="spellEnd"/>
+            <w:r>
+              <w:rPr>
+                <w:color w:val="000000"/>
+                <w:sz w:val="20"/>
+                <w:szCs w:val="20"/>
+              </w:rPr>
+              <w:t>)</w:t>
             </w:r>
           </w:p>
         </w:tc>
@@ -8116,8 +10845,20 @@
                 <w:sz w:val="20"/>
                 <w:szCs w:val="20"/>
               </w:rPr>
-              <w:t>cd-staging.yml</w:t>
-            </w:r>
+              <w:t>cd-</w:t>
+            </w:r>
+            <w:proofErr w:type="spellStart"/>
+            <w:r>
+              <w:rPr>
+                <w:b/>
+                <w:bCs/>
+                <w:color w:val="000000"/>
+                <w:sz w:val="20"/>
+                <w:szCs w:val="20"/>
+              </w:rPr>
+              <w:t>staging.yml</w:t>
+            </w:r>
+            <w:proofErr w:type="spellEnd"/>
           </w:p>
         </w:tc>
         <w:tc>
@@ -8203,7 +10944,25 @@
                 <w:sz w:val="20"/>
                 <w:szCs w:val="20"/>
               </w:rPr>
-              <w:t>RENDER_DEPLOY_HOOK_STAGING_URL (in 'staging' env)</w:t>
+              <w:t xml:space="preserve">RENDER_DEPLOY_HOOK_STAGING_URL (in 'staging' </w:t>
+            </w:r>
+            <w:proofErr w:type="spellStart"/>
+            <w:r>
+              <w:rPr>
+                <w:color w:val="000000"/>
+                <w:sz w:val="20"/>
+                <w:szCs w:val="20"/>
+              </w:rPr>
+              <w:t>env</w:t>
+            </w:r>
+            <w:proofErr w:type="spellEnd"/>
+            <w:r>
+              <w:rPr>
+                <w:color w:val="000000"/>
+                <w:sz w:val="20"/>
+                <w:szCs w:val="20"/>
+              </w:rPr>
+              <w:t>)</w:t>
             </w:r>
           </w:p>
         </w:tc>
@@ -8236,8 +10995,20 @@
                 <w:sz w:val="20"/>
                 <w:szCs w:val="20"/>
               </w:rPr>
-              <w:t>cd-prod.yml</w:t>
-            </w:r>
+              <w:t>cd-</w:t>
+            </w:r>
+            <w:proofErr w:type="spellStart"/>
+            <w:r>
+              <w:rPr>
+                <w:b/>
+                <w:bCs/>
+                <w:color w:val="000000"/>
+                <w:sz w:val="20"/>
+                <w:szCs w:val="20"/>
+              </w:rPr>
+              <w:t>prod.yml</w:t>
+            </w:r>
+            <w:proofErr w:type="spellEnd"/>
           </w:p>
         </w:tc>
         <w:tc>
@@ -8323,7 +11094,25 @@
                 <w:sz w:val="20"/>
                 <w:szCs w:val="20"/>
               </w:rPr>
-              <w:t>RENDER_DEPLOY_HOOK_PROD_URL (in 'production' env)</w:t>
+              <w:t xml:space="preserve">RENDER_DEPLOY_HOOK_PROD_URL (in 'production' </w:t>
+            </w:r>
+            <w:proofErr w:type="spellStart"/>
+            <w:r>
+              <w:rPr>
+                <w:color w:val="000000"/>
+                <w:sz w:val="20"/>
+                <w:szCs w:val="20"/>
+              </w:rPr>
+              <w:t>env</w:t>
+            </w:r>
+            <w:proofErr w:type="spellEnd"/>
+            <w:r>
+              <w:rPr>
+                <w:color w:val="000000"/>
+                <w:sz w:val="20"/>
+                <w:szCs w:val="20"/>
+              </w:rPr>
+              <w:t>)</w:t>
             </w:r>
           </w:p>
         </w:tc>
@@ -8334,8 +11123,13 @@
       <w:pPr>
         <w:pStyle w:val="Heading2"/>
       </w:pPr>
-      <w:r>
-        <w:t>8.2  Mandatory Steps (all CD workflows)</w:t>
+      <w:proofErr w:type="gramStart"/>
+      <w:r>
+        <w:t>8.2  Mandatory</w:t>
+      </w:r>
+      <w:proofErr w:type="gramEnd"/>
+      <w:r>
+        <w:t xml:space="preserve"> Steps (all CD workflows)</w:t>
       </w:r>
     </w:p>
     <w:p>
@@ -8411,7 +11205,21 @@
         <w:rPr>
           <w:color w:val="000000"/>
         </w:rPr>
-        <w:t>The job must declare the appropriate GitHub Environment (environment: development | staging | production) so that the environment-level deploy hook secret is injected into the job.</w:t>
+        <w:t xml:space="preserve">The job must declare the appropriate </w:t>
+      </w:r>
+      <w:proofErr w:type="spellStart"/>
+      <w:r>
+        <w:rPr>
+          <w:color w:val="000000"/>
+        </w:rPr>
+        <w:t>GitHub</w:t>
+      </w:r>
+      <w:proofErr w:type="spellEnd"/>
+      <w:r>
+        <w:rPr>
+          <w:color w:val="000000"/>
+        </w:rPr>
+        <w:t xml:space="preserve"> Environment (environment: development | staging | production) so that the environment-level deploy hook secret is injected into the job.</w:t>
       </w:r>
     </w:p>
     <w:p>
@@ -8459,6 +11267,7 @@
         <w:spacing w:before="40" w:after="40"/>
         <w:ind w:left="720"/>
       </w:pPr>
+      <w:proofErr w:type="gramStart"/>
       <w:r>
         <w:rPr>
           <w:rFonts w:ascii="Courier New" w:eastAsia="Courier New" w:hAnsi="Courier New" w:cs="Courier New"/>
@@ -8466,14 +11275,9 @@
           <w:sz w:val="20"/>
           <w:szCs w:val="20"/>
         </w:rPr>
-        <w:t>curl -X POST ${{ secrets.RENDER_DEPLOY_HOOK_DEV_URL }}    # cd-dev.yml</w:t>
-      </w:r>
-    </w:p>
-    <w:p>
-      <w:pPr>
-        <w:spacing w:before="40" w:after="40"/>
-        <w:ind w:left="720"/>
-      </w:pPr>
+        <w:t>curl</w:t>
+      </w:r>
+      <w:proofErr w:type="gramEnd"/>
       <w:r>
         <w:rPr>
           <w:rFonts w:ascii="Courier New" w:eastAsia="Courier New" w:hAnsi="Courier New" w:cs="Courier New"/>
@@ -8481,14 +11285,9 @@
           <w:sz w:val="20"/>
           <w:szCs w:val="20"/>
         </w:rPr>
-        <w:t>curl -X POST ${{ secrets.RENDER_DEPLOY_HOOK_STAGING_URL }} # cd-staging.yml</w:t>
-      </w:r>
-    </w:p>
-    <w:p>
-      <w:pPr>
-        <w:spacing w:before="40" w:after="40"/>
-        <w:ind w:left="720"/>
-      </w:pPr>
+        <w:t xml:space="preserve"> -X POST ${{ </w:t>
+      </w:r>
+      <w:proofErr w:type="spellStart"/>
       <w:r>
         <w:rPr>
           <w:rFonts w:ascii="Courier New" w:eastAsia="Courier New" w:hAnsi="Courier New" w:cs="Courier New"/>
@@ -8496,8 +11295,143 @@
           <w:sz w:val="20"/>
           <w:szCs w:val="20"/>
         </w:rPr>
-        <w:t>curl -X POST ${{ secrets.RENDER_DEPLOY_HOOK_PROD_URL }}    # cd-prod.yml</w:t>
-      </w:r>
+        <w:t>secrets.RENDER_DEPLOY_HOOK_DEV_URL</w:t>
+      </w:r>
+      <w:proofErr w:type="spellEnd"/>
+      <w:r>
+        <w:rPr>
+          <w:rFonts w:ascii="Courier New" w:eastAsia="Courier New" w:hAnsi="Courier New" w:cs="Courier New"/>
+          <w:color w:val="C7254E"/>
+          <w:sz w:val="20"/>
+          <w:szCs w:val="20"/>
+        </w:rPr>
+        <w:t xml:space="preserve"> }}    # cd-</w:t>
+      </w:r>
+      <w:proofErr w:type="spellStart"/>
+      <w:r>
+        <w:rPr>
+          <w:rFonts w:ascii="Courier New" w:eastAsia="Courier New" w:hAnsi="Courier New" w:cs="Courier New"/>
+          <w:color w:val="C7254E"/>
+          <w:sz w:val="20"/>
+          <w:szCs w:val="20"/>
+        </w:rPr>
+        <w:t>dev.yml</w:t>
+      </w:r>
+      <w:proofErr w:type="spellEnd"/>
+    </w:p>
+    <w:p>
+      <w:pPr>
+        <w:spacing w:before="40" w:after="40"/>
+        <w:ind w:left="720"/>
+      </w:pPr>
+      <w:proofErr w:type="gramStart"/>
+      <w:r>
+        <w:rPr>
+          <w:rFonts w:ascii="Courier New" w:eastAsia="Courier New" w:hAnsi="Courier New" w:cs="Courier New"/>
+          <w:color w:val="C7254E"/>
+          <w:sz w:val="20"/>
+          <w:szCs w:val="20"/>
+        </w:rPr>
+        <w:t>curl</w:t>
+      </w:r>
+      <w:proofErr w:type="gramEnd"/>
+      <w:r>
+        <w:rPr>
+          <w:rFonts w:ascii="Courier New" w:eastAsia="Courier New" w:hAnsi="Courier New" w:cs="Courier New"/>
+          <w:color w:val="C7254E"/>
+          <w:sz w:val="20"/>
+          <w:szCs w:val="20"/>
+        </w:rPr>
+        <w:t xml:space="preserve"> -X POST ${{ </w:t>
+      </w:r>
+      <w:proofErr w:type="spellStart"/>
+      <w:r>
+        <w:rPr>
+          <w:rFonts w:ascii="Courier New" w:eastAsia="Courier New" w:hAnsi="Courier New" w:cs="Courier New"/>
+          <w:color w:val="C7254E"/>
+          <w:sz w:val="20"/>
+          <w:szCs w:val="20"/>
+        </w:rPr>
+        <w:t>secrets.RENDER_DEPLOY_HOOK_STAGING_URL</w:t>
+      </w:r>
+      <w:proofErr w:type="spellEnd"/>
+      <w:r>
+        <w:rPr>
+          <w:rFonts w:ascii="Courier New" w:eastAsia="Courier New" w:hAnsi="Courier New" w:cs="Courier New"/>
+          <w:color w:val="C7254E"/>
+          <w:sz w:val="20"/>
+          <w:szCs w:val="20"/>
+        </w:rPr>
+        <w:t xml:space="preserve"> }} # cd-</w:t>
+      </w:r>
+      <w:proofErr w:type="spellStart"/>
+      <w:r>
+        <w:rPr>
+          <w:rFonts w:ascii="Courier New" w:eastAsia="Courier New" w:hAnsi="Courier New" w:cs="Courier New"/>
+          <w:color w:val="C7254E"/>
+          <w:sz w:val="20"/>
+          <w:szCs w:val="20"/>
+        </w:rPr>
+        <w:t>staging.yml</w:t>
+      </w:r>
+      <w:proofErr w:type="spellEnd"/>
+    </w:p>
+    <w:p>
+      <w:pPr>
+        <w:spacing w:before="40" w:after="40"/>
+        <w:ind w:left="720"/>
+      </w:pPr>
+      <w:proofErr w:type="gramStart"/>
+      <w:r>
+        <w:rPr>
+          <w:rFonts w:ascii="Courier New" w:eastAsia="Courier New" w:hAnsi="Courier New" w:cs="Courier New"/>
+          <w:color w:val="C7254E"/>
+          <w:sz w:val="20"/>
+          <w:szCs w:val="20"/>
+        </w:rPr>
+        <w:t>curl</w:t>
+      </w:r>
+      <w:proofErr w:type="gramEnd"/>
+      <w:r>
+        <w:rPr>
+          <w:rFonts w:ascii="Courier New" w:eastAsia="Courier New" w:hAnsi="Courier New" w:cs="Courier New"/>
+          <w:color w:val="C7254E"/>
+          <w:sz w:val="20"/>
+          <w:szCs w:val="20"/>
+        </w:rPr>
+        <w:t xml:space="preserve"> -X POST ${{ </w:t>
+      </w:r>
+      <w:proofErr w:type="spellStart"/>
+      <w:r>
+        <w:rPr>
+          <w:rFonts w:ascii="Courier New" w:eastAsia="Courier New" w:hAnsi="Courier New" w:cs="Courier New"/>
+          <w:color w:val="C7254E"/>
+          <w:sz w:val="20"/>
+          <w:szCs w:val="20"/>
+        </w:rPr>
+        <w:t>secrets.RENDER_DEPLOY_HOOK_PROD_URL</w:t>
+      </w:r>
+      <w:proofErr w:type="spellEnd"/>
+      <w:r>
+        <w:rPr>
+          <w:rFonts w:ascii="Courier New" w:eastAsia="Courier New" w:hAnsi="Courier New" w:cs="Courier New"/>
+          <w:color w:val="C7254E"/>
+          <w:sz w:val="20"/>
+          <w:szCs w:val="20"/>
+        </w:rPr>
+        <w:t xml:space="preserve"> }}    # cd-</w:t>
+      </w:r>
+      <w:proofErr w:type="spellStart"/>
+      <w:r>
+        <w:rPr>
+          <w:rFonts w:ascii="Courier New" w:eastAsia="Courier New" w:hAnsi="Courier New" w:cs="Courier New"/>
+          <w:color w:val="C7254E"/>
+          <w:sz w:val="20"/>
+          <w:szCs w:val="20"/>
+        </w:rPr>
+        <w:t>prod.yml</w:t>
+      </w:r>
+      <w:proofErr w:type="spellEnd"/>
     </w:p>
     <w:p>
       <w:pPr>
@@ -8537,7 +11471,21 @@
         <w:rPr>
           <w:color w:val="000000"/>
         </w:rPr>
-        <w:t>Output a timestamped deployment confirmation message as the final step using echo, e.g.: echo "Deployment to &lt;environment&gt; triggered at $(date)"</w:t>
+        <w:t xml:space="preserve">Output a </w:t>
+      </w:r>
+      <w:proofErr w:type="spellStart"/>
+      <w:r>
+        <w:rPr>
+          <w:color w:val="000000"/>
+        </w:rPr>
+        <w:t>timestamped</w:t>
+      </w:r>
+      <w:proofErr w:type="spellEnd"/>
+      <w:r>
+        <w:rPr>
+          <w:color w:val="000000"/>
+        </w:rPr>
+        <w:t xml:space="preserve"> deployment confirmation message as the final step using echo, e.g.: echo "Deployment to &lt;environment&gt; triggered at $(date)"</w:t>
       </w:r>
     </w:p>
     <w:p>
@@ -8560,8 +11508,13 @@
       <w:pPr>
         <w:pStyle w:val="Heading2"/>
       </w:pPr>
-      <w:r>
-        <w:t>8.3  Additional CD Requirements</w:t>
+      <w:proofErr w:type="gramStart"/>
+      <w:r>
+        <w:t>8.3  Additional</w:t>
+      </w:r>
+      <w:proofErr w:type="gramEnd"/>
+      <w:r>
+        <w:t xml:space="preserve"> CD Requirements</w:t>
       </w:r>
     </w:p>
     <w:p>
@@ -8577,7 +11530,21 @@
         <w:rPr>
           <w:color w:val="000000"/>
         </w:rPr>
-        <w:t>The CD workflow file must declare runs-on: ubuntu-latest.</w:t>
+        <w:t xml:space="preserve">The CD workflow file must declare runs-on: </w:t>
+      </w:r>
+      <w:proofErr w:type="spellStart"/>
+      <w:r>
+        <w:rPr>
+          <w:color w:val="000000"/>
+        </w:rPr>
+        <w:t>ubuntu</w:t>
+      </w:r>
+      <w:proofErr w:type="spellEnd"/>
+      <w:r>
+        <w:rPr>
+          <w:color w:val="000000"/>
+        </w:rPr>
+        <w:t>-latest.</w:t>
       </w:r>
     </w:p>
     <w:p>
@@ -8593,7 +11560,21 @@
         <w:rPr>
           <w:color w:val="000000"/>
         </w:rPr>
-        <w:t>The job must NOT contain any Docker build or push steps – those responsibilities belong exclusively to the CI workflows.</w:t>
+        <w:t xml:space="preserve">The job must NOT contain any </w:t>
+      </w:r>
+      <w:proofErr w:type="spellStart"/>
+      <w:r>
+        <w:rPr>
+          <w:color w:val="000000"/>
+        </w:rPr>
+        <w:t>Docker</w:t>
+      </w:r>
+      <w:proofErr w:type="spellEnd"/>
+      <w:r>
+        <w:rPr>
+          <w:color w:val="000000"/>
+        </w:rPr>
+        <w:t xml:space="preserve"> build or push steps – those responsibilities belong exclusively to the CI workflows.</w:t>
       </w:r>
     </w:p>
     <w:p>
@@ -8609,7 +11590,21 @@
         <w:rPr>
           <w:color w:val="000000"/>
         </w:rPr>
-        <w:t>The workflow must be triggered only on push events to the specified branch (no workflow_dispatch or schedule triggers are required, though they may be added as extras).</w:t>
+        <w:t xml:space="preserve">The workflow must be triggered only on push events to the specified branch (no </w:t>
+      </w:r>
+      <w:proofErr w:type="spellStart"/>
+      <w:r>
+        <w:rPr>
+          <w:color w:val="000000"/>
+        </w:rPr>
+        <w:t>workflow_dispatch</w:t>
+      </w:r>
+      <w:proofErr w:type="spellEnd"/>
+      <w:r>
+        <w:rPr>
+          <w:color w:val="000000"/>
+        </w:rPr>
+        <w:t xml:space="preserve"> or schedule triggers are required, though they may be added as extras).</w:t>
       </w:r>
     </w:p>
     <w:p/>
@@ -8635,7 +11630,21 @@
         <w:rPr>
           <w:color w:val="000000"/>
         </w:rPr>
-        <w:t>The Team Lead must create the Dockerfile in the repository root. The following requirements must be met:</w:t>
+        <w:t xml:space="preserve">The Team Lead must create the </w:t>
+      </w:r>
+      <w:proofErr w:type="spellStart"/>
+      <w:r>
+        <w:rPr>
+          <w:color w:val="000000"/>
+        </w:rPr>
+        <w:t>Dockerfile</w:t>
+      </w:r>
+      <w:proofErr w:type="spellEnd"/>
+      <w:r>
+        <w:rPr>
+          <w:color w:val="000000"/>
+        </w:rPr>
+        <w:t xml:space="preserve"> in the repository root. The following requirements must be met:</w:t>
       </w:r>
     </w:p>
     <w:p/>
@@ -8652,7 +11661,43 @@
         <w:rPr>
           <w:color w:val="000000"/>
         </w:rPr>
-        <w:t>Base image: nginx:alpine (official Nginx image on Alpine Linux). Reference: https://hub.docker.com/_/nginx</w:t>
+        <w:t xml:space="preserve">Base image: </w:t>
+      </w:r>
+      <w:proofErr w:type="spellStart"/>
+      <w:r>
+        <w:rPr>
+          <w:color w:val="000000"/>
+        </w:rPr>
+        <w:t>nginx</w:t>
+      </w:r>
+      <w:proofErr w:type="gramStart"/>
+      <w:r>
+        <w:rPr>
+          <w:color w:val="000000"/>
+        </w:rPr>
+        <w:t>:alpine</w:t>
+      </w:r>
+      <w:proofErr w:type="spellEnd"/>
+      <w:proofErr w:type="gramEnd"/>
+      <w:r>
+        <w:rPr>
+          <w:color w:val="000000"/>
+        </w:rPr>
+        <w:t xml:space="preserve"> (official </w:t>
+      </w:r>
+      <w:proofErr w:type="spellStart"/>
+      <w:r>
+        <w:rPr>
+          <w:color w:val="000000"/>
+        </w:rPr>
+        <w:t>Nginx</w:t>
+      </w:r>
+      <w:proofErr w:type="spellEnd"/>
+      <w:r>
+        <w:rPr>
+          <w:color w:val="000000"/>
+        </w:rPr>
+        <w:t xml:space="preserve"> image on Alpine Linux). Reference: https://hub.docker.com/_/nginx</w:t>
       </w:r>
     </w:p>
     <w:p>
@@ -8668,7 +11713,35 @@
         <w:rPr>
           <w:color w:val="000000"/>
         </w:rPr>
-        <w:t>The COPY instruction must copy all HTML pages and style.css from the project root into /usr/share/nginx/html/.</w:t>
+        <w:t>The COPY instruction must copy all HTML pages and style.css from the project root into /</w:t>
+      </w:r>
+      <w:proofErr w:type="spellStart"/>
+      <w:r>
+        <w:rPr>
+          <w:color w:val="000000"/>
+        </w:rPr>
+        <w:t>usr</w:t>
+      </w:r>
+      <w:proofErr w:type="spellEnd"/>
+      <w:r>
+        <w:rPr>
+          <w:color w:val="000000"/>
+        </w:rPr>
+        <w:t>/share/</w:t>
+      </w:r>
+      <w:proofErr w:type="spellStart"/>
+      <w:r>
+        <w:rPr>
+          <w:color w:val="000000"/>
+        </w:rPr>
+        <w:t>nginx</w:t>
+      </w:r>
+      <w:proofErr w:type="spellEnd"/>
+      <w:r>
+        <w:rPr>
+          <w:color w:val="000000"/>
+        </w:rPr>
+        <w:t>/html/.</w:t>
       </w:r>
     </w:p>
     <w:p>
@@ -8716,7 +11789,21 @@
         <w:rPr>
           <w:color w:val="000000"/>
         </w:rPr>
-        <w:t>The Dockerfile must be placed in the repository root (not in a subdirectory).</w:t>
+        <w:t xml:space="preserve">The </w:t>
+      </w:r>
+      <w:proofErr w:type="spellStart"/>
+      <w:r>
+        <w:rPr>
+          <w:color w:val="000000"/>
+        </w:rPr>
+        <w:t>Dockerfile</w:t>
+      </w:r>
+      <w:proofErr w:type="spellEnd"/>
+      <w:r>
+        <w:rPr>
+          <w:color w:val="000000"/>
+        </w:rPr>
+        <w:t xml:space="preserve"> must be placed in the repository root (not in a subdirectory).</w:t>
       </w:r>
     </w:p>
     <w:p/>
@@ -8728,7 +11815,21 @@
         <w:rPr>
           <w:color w:val="000000"/>
         </w:rPr>
-        <w:t>Example minimal Dockerfile:</w:t>
+        <w:t xml:space="preserve">Example minimal </w:t>
+      </w:r>
+      <w:proofErr w:type="spellStart"/>
+      <w:r>
+        <w:rPr>
+          <w:color w:val="000000"/>
+        </w:rPr>
+        <w:t>Dockerfile</w:t>
+      </w:r>
+      <w:proofErr w:type="spellEnd"/>
+      <w:r>
+        <w:rPr>
+          <w:color w:val="000000"/>
+        </w:rPr>
+        <w:t>:</w:t>
       </w:r>
     </w:p>
     <w:p>
@@ -8743,14 +11844,9 @@
           <w:sz w:val="20"/>
           <w:szCs w:val="20"/>
         </w:rPr>
-        <w:t>FROM nginx:alpine</w:t>
-      </w:r>
-    </w:p>
-    <w:p>
-      <w:pPr>
-        <w:spacing w:before="40" w:after="40"/>
-        <w:ind w:left="720"/>
-      </w:pPr>
+        <w:t xml:space="preserve">FROM </w:t>
+      </w:r>
+      <w:proofErr w:type="spellStart"/>
       <w:r>
         <w:rPr>
           <w:rFonts w:ascii="Courier New" w:eastAsia="Courier New" w:hAnsi="Courier New" w:cs="Courier New"/>
@@ -8758,14 +11854,9 @@
           <w:sz w:val="20"/>
           <w:szCs w:val="20"/>
         </w:rPr>
-        <w:t>COPY *.html /usr/share/nginx/html/</w:t>
-      </w:r>
-    </w:p>
-    <w:p>
-      <w:pPr>
-        <w:spacing w:before="40" w:after="40"/>
-        <w:ind w:left="720"/>
-      </w:pPr>
+        <w:t>nginx</w:t>
+      </w:r>
+      <w:proofErr w:type="gramStart"/>
       <w:r>
         <w:rPr>
           <w:rFonts w:ascii="Courier New" w:eastAsia="Courier New" w:hAnsi="Courier New" w:cs="Courier New"/>
@@ -8773,7 +11864,119 @@
           <w:sz w:val="20"/>
           <w:szCs w:val="20"/>
         </w:rPr>
-        <w:t>COPY style.css /usr/share/nginx/html/</w:t>
+        <w:t>:alpine</w:t>
+      </w:r>
+      <w:proofErr w:type="spellEnd"/>
+      <w:proofErr w:type="gramEnd"/>
+    </w:p>
+    <w:p>
+      <w:pPr>
+        <w:spacing w:before="40" w:after="40"/>
+        <w:ind w:left="720"/>
+      </w:pPr>
+      <w:r>
+        <w:rPr>
+          <w:rFonts w:ascii="Courier New" w:eastAsia="Courier New" w:hAnsi="Courier New" w:cs="Courier New"/>
+          <w:color w:val="C7254E"/>
+          <w:sz w:val="20"/>
+          <w:szCs w:val="20"/>
+        </w:rPr>
+        <w:t>COPY *.html /</w:t>
+      </w:r>
+      <w:proofErr w:type="spellStart"/>
+      <w:r>
+        <w:rPr>
+          <w:rFonts w:ascii="Courier New" w:eastAsia="Courier New" w:hAnsi="Courier New" w:cs="Courier New"/>
+          <w:color w:val="C7254E"/>
+          <w:sz w:val="20"/>
+          <w:szCs w:val="20"/>
+        </w:rPr>
+        <w:t>usr</w:t>
+      </w:r>
+      <w:proofErr w:type="spellEnd"/>
+      <w:r>
+        <w:rPr>
+          <w:rFonts w:ascii="Courier New" w:eastAsia="Courier New" w:hAnsi="Courier New" w:cs="Courier New"/>
+          <w:color w:val="C7254E"/>
+          <w:sz w:val="20"/>
+          <w:szCs w:val="20"/>
+        </w:rPr>
+        <w:t>/share/</w:t>
+      </w:r>
+      <w:proofErr w:type="spellStart"/>
+      <w:r>
+        <w:rPr>
+          <w:rFonts w:ascii="Courier New" w:eastAsia="Courier New" w:hAnsi="Courier New" w:cs="Courier New"/>
+          <w:color w:val="C7254E"/>
+          <w:sz w:val="20"/>
+          <w:szCs w:val="20"/>
+        </w:rPr>
+        <w:t>nginx</w:t>
+      </w:r>
+      <w:proofErr w:type="spellEnd"/>
+      <w:r>
+        <w:rPr>
+          <w:rFonts w:ascii="Courier New" w:eastAsia="Courier New" w:hAnsi="Courier New" w:cs="Courier New"/>
+          <w:color w:val="C7254E"/>
+          <w:sz w:val="20"/>
+          <w:szCs w:val="20"/>
+        </w:rPr>
+        <w:t>/html/</w:t>
+      </w:r>
+    </w:p>
+    <w:p>
+      <w:pPr>
+        <w:spacing w:before="40" w:after="40"/>
+        <w:ind w:left="720"/>
+      </w:pPr>
+      <w:r>
+        <w:rPr>
+          <w:rFonts w:ascii="Courier New" w:eastAsia="Courier New" w:hAnsi="Courier New" w:cs="Courier New"/>
+          <w:color w:val="C7254E"/>
+          <w:sz w:val="20"/>
+          <w:szCs w:val="20"/>
+        </w:rPr>
+        <w:t>COPY style.css /</w:t>
+      </w:r>
+      <w:proofErr w:type="spellStart"/>
+      <w:r>
+        <w:rPr>
+          <w:rFonts w:ascii="Courier New" w:eastAsia="Courier New" w:hAnsi="Courier New" w:cs="Courier New"/>
+          <w:color w:val="C7254E"/>
+          <w:sz w:val="20"/>
+          <w:szCs w:val="20"/>
+        </w:rPr>
+        <w:t>usr</w:t>
+      </w:r>
+      <w:proofErr w:type="spellEnd"/>
+      <w:r>
+        <w:rPr>
+          <w:rFonts w:ascii="Courier New" w:eastAsia="Courier New" w:hAnsi="Courier New" w:cs="Courier New"/>
+          <w:color w:val="C7254E"/>
+          <w:sz w:val="20"/>
+          <w:szCs w:val="20"/>
+        </w:rPr>
+        <w:t>/share/</w:t>
+      </w:r>
+      <w:proofErr w:type="spellStart"/>
+      <w:r>
+        <w:rPr>
+          <w:rFonts w:ascii="Courier New" w:eastAsia="Courier New" w:hAnsi="Courier New" w:cs="Courier New"/>
+          <w:color w:val="C7254E"/>
+          <w:sz w:val="20"/>
+          <w:szCs w:val="20"/>
+        </w:rPr>
+        <w:t>nginx</w:t>
+      </w:r>
+      <w:proofErr w:type="spellEnd"/>
+      <w:r>
+        <w:rPr>
+          <w:rFonts w:ascii="Courier New" w:eastAsia="Courier New" w:hAnsi="Courier New" w:cs="Courier New"/>
+          <w:color w:val="C7254E"/>
+          <w:sz w:val="20"/>
+          <w:szCs w:val="20"/>
+        </w:rPr>
+        <w:t>/html/</w:t>
       </w:r>
     </w:p>
     <w:p>
@@ -8804,7 +12007,73 @@
           <w:sz w:val="20"/>
           <w:szCs w:val="20"/>
         </w:rPr>
-        <w:t>Reference – Docker Official nginx Image: https://hub.docker.com/_/nginx | Dockerfile Reference: https://docs.docker.com/reference/dockerfile/</w:t>
+        <w:t xml:space="preserve">Reference – </w:t>
+      </w:r>
+      <w:proofErr w:type="spellStart"/>
+      <w:r>
+        <w:rPr>
+          <w:i/>
+          <w:iCs/>
+          <w:color w:val="595959"/>
+          <w:sz w:val="20"/>
+          <w:szCs w:val="20"/>
+        </w:rPr>
+        <w:t>Docker</w:t>
+      </w:r>
+      <w:proofErr w:type="spellEnd"/>
+      <w:r>
+        <w:rPr>
+          <w:i/>
+          <w:iCs/>
+          <w:color w:val="595959"/>
+          <w:sz w:val="20"/>
+          <w:szCs w:val="20"/>
+        </w:rPr>
+        <w:t xml:space="preserve"> Official </w:t>
+      </w:r>
+      <w:proofErr w:type="spellStart"/>
+      <w:r>
+        <w:rPr>
+          <w:i/>
+          <w:iCs/>
+          <w:color w:val="595959"/>
+          <w:sz w:val="20"/>
+          <w:szCs w:val="20"/>
+        </w:rPr>
+        <w:t>nginx</w:t>
+      </w:r>
+      <w:proofErr w:type="spellEnd"/>
+      <w:r>
+        <w:rPr>
+          <w:i/>
+          <w:iCs/>
+          <w:color w:val="595959"/>
+          <w:sz w:val="20"/>
+          <w:szCs w:val="20"/>
+        </w:rPr>
+        <w:t xml:space="preserve"> Image: https://hub.docker.com/_/nginx | </w:t>
+      </w:r>
+      <w:proofErr w:type="spellStart"/>
+      <w:r>
+        <w:rPr>
+          <w:i/>
+          <w:iCs/>
+          <w:color w:val="595959"/>
+          <w:sz w:val="20"/>
+          <w:szCs w:val="20"/>
+        </w:rPr>
+        <w:t>Dockerfile</w:t>
+      </w:r>
+      <w:proofErr w:type="spellEnd"/>
+      <w:r>
+        <w:rPr>
+          <w:i/>
+          <w:iCs/>
+          <w:color w:val="595959"/>
+          <w:sz w:val="20"/>
+          <w:szCs w:val="20"/>
+        </w:rPr>
+        <w:t xml:space="preserve"> Reference: https://docs.docker.com/reference/dockerfile/</w:t>
       </w:r>
     </w:p>
     <w:p/>
@@ -8841,7 +12110,21 @@
         <w:rPr>
           <w:color w:val="000000"/>
         </w:rPr>
-        <w:t>All pages must be valid HTML5 documents, starting with &lt;!DOCTYPE html&gt;.</w:t>
+        <w:t>All pages must be valid HTML5 documents, starting with &lt;</w:t>
+      </w:r>
+      <w:proofErr w:type="gramStart"/>
+      <w:r>
+        <w:rPr>
+          <w:color w:val="000000"/>
+        </w:rPr>
+        <w:t>!DOCTYPE</w:t>
+      </w:r>
+      <w:proofErr w:type="gramEnd"/>
+      <w:r>
+        <w:rPr>
+          <w:color w:val="000000"/>
+        </w:rPr>
+        <w:t xml:space="preserve"> html&gt;.</w:t>
       </w:r>
     </w:p>
     <w:p>
@@ -8857,7 +12140,21 @@
         <w:rPr>
           <w:color w:val="000000"/>
         </w:rPr>
-        <w:t>Each page must include a &lt;meta charset="UTF-8"&gt; and a descriptive &lt;title&gt; tag.</w:t>
+        <w:t>Each page must include a &lt;</w:t>
+      </w:r>
+      <w:proofErr w:type="gramStart"/>
+      <w:r>
+        <w:rPr>
+          <w:color w:val="000000"/>
+        </w:rPr>
+        <w:t>meta</w:t>
+      </w:r>
+      <w:proofErr w:type="gramEnd"/>
+      <w:r>
+        <w:rPr>
+          <w:color w:val="000000"/>
+        </w:rPr>
+        <w:t xml:space="preserve"> charset="UTF-8"&gt; and a descriptive &lt;title&gt; tag.</w:t>
       </w:r>
     </w:p>
     <w:p>
@@ -8873,7 +12170,49 @@
         <w:rPr>
           <w:color w:val="000000"/>
         </w:rPr>
-        <w:t>All pages must link to the shared style.css using: &lt;link rel="stylesheet" href="style.css"&gt;</w:t>
+        <w:t xml:space="preserve">All pages must link to the shared style.css using: &lt;link </w:t>
+      </w:r>
+      <w:proofErr w:type="spellStart"/>
+      <w:r>
+        <w:rPr>
+          <w:color w:val="000000"/>
+        </w:rPr>
+        <w:t>rel</w:t>
+      </w:r>
+      <w:proofErr w:type="spellEnd"/>
+      <w:r>
+        <w:rPr>
+          <w:color w:val="000000"/>
+        </w:rPr>
+        <w:t>="</w:t>
+      </w:r>
+      <w:proofErr w:type="spellStart"/>
+      <w:r>
+        <w:rPr>
+          <w:color w:val="000000"/>
+        </w:rPr>
+        <w:t>stylesheet</w:t>
+      </w:r>
+      <w:proofErr w:type="spellEnd"/>
+      <w:r>
+        <w:rPr>
+          <w:color w:val="000000"/>
+        </w:rPr>
+        <w:t xml:space="preserve">" </w:t>
+      </w:r>
+      <w:proofErr w:type="spellStart"/>
+      <w:r>
+        <w:rPr>
+          <w:color w:val="000000"/>
+        </w:rPr>
+        <w:t>href</w:t>
+      </w:r>
+      <w:proofErr w:type="spellEnd"/>
+      <w:r>
+        <w:rPr>
+          <w:color w:val="000000"/>
+        </w:rPr>
+        <w:t>="style.css"&gt;</w:t>
       </w:r>
     </w:p>
     <w:p>
@@ -8889,7 +12228,21 @@
         <w:rPr>
           <w:color w:val="000000"/>
         </w:rPr>
-        <w:t>Every page must contain a consistent navigation bar (&lt;nav&gt;) with anchor links to all five destination pages and the home page.</w:t>
+        <w:t>Every page must contain a consistent navigation bar (&lt;</w:t>
+      </w:r>
+      <w:proofErr w:type="spellStart"/>
+      <w:r>
+        <w:rPr>
+          <w:color w:val="000000"/>
+        </w:rPr>
+        <w:t>nav</w:t>
+      </w:r>
+      <w:proofErr w:type="spellEnd"/>
+      <w:r>
+        <w:rPr>
+          <w:color w:val="000000"/>
+        </w:rPr>
+        <w:t>&gt;) with anchor links to all five destination pages and the home page.</w:t>
       </w:r>
     </w:p>
     <w:p>
@@ -8905,7 +12258,35 @@
         <w:rPr>
           <w:color w:val="000000"/>
         </w:rPr>
-        <w:t>Content must be relevant and complete – placeholder text (e.g., 'Lorem Ipsum') is NOT acceptable.</w:t>
+        <w:t>Content must be relevant and complete – placeholder text (e.g., '</w:t>
+      </w:r>
+      <w:proofErr w:type="spellStart"/>
+      <w:r>
+        <w:rPr>
+          <w:color w:val="000000"/>
+        </w:rPr>
+        <w:t>Lorem</w:t>
+      </w:r>
+      <w:proofErr w:type="spellEnd"/>
+      <w:r>
+        <w:rPr>
+          <w:color w:val="000000"/>
+        </w:rPr>
+        <w:t xml:space="preserve"> </w:t>
+      </w:r>
+      <w:proofErr w:type="spellStart"/>
+      <w:r>
+        <w:rPr>
+          <w:color w:val="000000"/>
+        </w:rPr>
+        <w:t>Ipsum</w:t>
+      </w:r>
+      <w:proofErr w:type="spellEnd"/>
+      <w:r>
+        <w:rPr>
+          <w:color w:val="000000"/>
+        </w:rPr>
+        <w:t>') is NOT acceptable.</w:t>
       </w:r>
     </w:p>
     <w:p>
@@ -8921,7 +12302,49 @@
         <w:rPr>
           <w:color w:val="000000"/>
         </w:rPr>
-        <w:t>No JavaScript: &lt;script&gt; tags, inline event handlers (onclick, onsubmit, etc.), and external .js file links are strictly prohibited.</w:t>
+        <w:t>No JavaScript: &lt;script&gt; tags, inline event handlers (</w:t>
+      </w:r>
+      <w:proofErr w:type="spellStart"/>
+      <w:r>
+        <w:rPr>
+          <w:color w:val="000000"/>
+        </w:rPr>
+        <w:t>onclick</w:t>
+      </w:r>
+      <w:proofErr w:type="spellEnd"/>
+      <w:r>
+        <w:rPr>
+          <w:color w:val="000000"/>
+        </w:rPr>
+        <w:t xml:space="preserve">, </w:t>
+      </w:r>
+      <w:proofErr w:type="spellStart"/>
+      <w:r>
+        <w:rPr>
+          <w:color w:val="000000"/>
+        </w:rPr>
+        <w:t>onsubmit</w:t>
+      </w:r>
+      <w:proofErr w:type="spellEnd"/>
+      <w:r>
+        <w:rPr>
+          <w:color w:val="000000"/>
+        </w:rPr>
+        <w:t>, etc.), and external .</w:t>
+      </w:r>
+      <w:proofErr w:type="spellStart"/>
+      <w:r>
+        <w:rPr>
+          <w:color w:val="000000"/>
+        </w:rPr>
+        <w:t>js</w:t>
+      </w:r>
+      <w:proofErr w:type="spellEnd"/>
+      <w:r>
+        <w:rPr>
+          <w:color w:val="000000"/>
+        </w:rPr>
+        <w:t xml:space="preserve"> file links are strictly prohibited.</w:t>
       </w:r>
     </w:p>
     <w:p>
@@ -8937,7 +12360,35 @@
         <w:rPr>
           <w:color w:val="000000"/>
         </w:rPr>
-        <w:t>All images must use HTML &lt;figure&gt; and &lt;figcaption&gt; elements with descriptive alt attributes. Actual image files are optional; a styled empty &lt;div class="img-placeholder"&gt; with a descriptive label inside is acceptable.</w:t>
+        <w:t>All images must use HTML &lt;figure&gt; and &lt;</w:t>
+      </w:r>
+      <w:proofErr w:type="spellStart"/>
+      <w:r>
+        <w:rPr>
+          <w:color w:val="000000"/>
+        </w:rPr>
+        <w:t>figcaption</w:t>
+      </w:r>
+      <w:proofErr w:type="spellEnd"/>
+      <w:r>
+        <w:rPr>
+          <w:color w:val="000000"/>
+        </w:rPr>
+        <w:t>&gt; elements with descriptive alt attributes. Actual image files are optional; a styled empty &lt;div class="</w:t>
+      </w:r>
+      <w:proofErr w:type="spellStart"/>
+      <w:r>
+        <w:rPr>
+          <w:color w:val="000000"/>
+        </w:rPr>
+        <w:t>img</w:t>
+      </w:r>
+      <w:proofErr w:type="spellEnd"/>
+      <w:r>
+        <w:rPr>
+          <w:color w:val="000000"/>
+        </w:rPr>
+        <w:t>-placeholder"&gt; with a descriptive label inside is acceptable.</w:t>
       </w:r>
     </w:p>
     <w:p>
@@ -9007,7 +12458,35 @@
         <w:rPr>
           <w:color w:val="000000"/>
         </w:rPr>
-        <w:t>Define a consistent colour palette using CSS custom properties (CSS variables) at :root level.</w:t>
+        <w:t xml:space="preserve">Define a consistent </w:t>
+      </w:r>
+      <w:proofErr w:type="spellStart"/>
+      <w:r>
+        <w:rPr>
+          <w:color w:val="000000"/>
+        </w:rPr>
+        <w:t>colour</w:t>
+      </w:r>
+      <w:proofErr w:type="spellEnd"/>
+      <w:r>
+        <w:rPr>
+          <w:color w:val="000000"/>
+        </w:rPr>
+        <w:t xml:space="preserve"> palette using CSS custom properties (CSS variables) </w:t>
+      </w:r>
+      <w:proofErr w:type="gramStart"/>
+      <w:r>
+        <w:rPr>
+          <w:color w:val="000000"/>
+        </w:rPr>
+        <w:t>at :root</w:t>
+      </w:r>
+      <w:proofErr w:type="gramEnd"/>
+      <w:r>
+        <w:rPr>
+          <w:color w:val="000000"/>
+        </w:rPr>
+        <w:t xml:space="preserve"> level.</w:t>
       </w:r>
     </w:p>
     <w:p>
@@ -9023,7 +12502,51 @@
         <w:rPr>
           <w:color w:val="000000"/>
         </w:rPr>
-        <w:t>Provide base styles for: body, h1–h3, p, a, nav, ul/li, table, th, td, footer.</w:t>
+        <w:t xml:space="preserve">Provide base styles for: body, h1–h3, p, a, </w:t>
+      </w:r>
+      <w:proofErr w:type="spellStart"/>
+      <w:r>
+        <w:rPr>
+          <w:color w:val="000000"/>
+        </w:rPr>
+        <w:t>nav</w:t>
+      </w:r>
+      <w:proofErr w:type="spellEnd"/>
+      <w:r>
+        <w:rPr>
+          <w:color w:val="000000"/>
+        </w:rPr>
+        <w:t xml:space="preserve">, </w:t>
+      </w:r>
+      <w:proofErr w:type="spellStart"/>
+      <w:r>
+        <w:rPr>
+          <w:color w:val="000000"/>
+        </w:rPr>
+        <w:t>ul</w:t>
+      </w:r>
+      <w:proofErr w:type="spellEnd"/>
+      <w:r>
+        <w:rPr>
+          <w:color w:val="000000"/>
+        </w:rPr>
+        <w:t xml:space="preserve">/li, table, </w:t>
+      </w:r>
+      <w:proofErr w:type="spellStart"/>
+      <w:proofErr w:type="gramStart"/>
+      <w:r>
+        <w:rPr>
+          <w:color w:val="000000"/>
+        </w:rPr>
+        <w:t>th</w:t>
+      </w:r>
+      <w:proofErr w:type="spellEnd"/>
+      <w:proofErr w:type="gramEnd"/>
+      <w:r>
+        <w:rPr>
+          <w:color w:val="000000"/>
+        </w:rPr>
+        <w:t>, td, footer.</w:t>
       </w:r>
     </w:p>
     <w:p>
@@ -9039,7 +12562,21 @@
         <w:rPr>
           <w:color w:val="000000"/>
         </w:rPr>
-        <w:t>Provide a .nav-bar class or equivalent that renders a horizontal navigation bar visible on all pages.</w:t>
+        <w:t>Provide a .</w:t>
+      </w:r>
+      <w:proofErr w:type="spellStart"/>
+      <w:r>
+        <w:rPr>
+          <w:color w:val="000000"/>
+        </w:rPr>
+        <w:t>nav</w:t>
+      </w:r>
+      <w:proofErr w:type="spellEnd"/>
+      <w:r>
+        <w:rPr>
+          <w:color w:val="000000"/>
+        </w:rPr>
+        <w:t>-bar class or equivalent that renders a horizontal navigation bar visible on all pages.</w:t>
       </w:r>
     </w:p>
     <w:p>
@@ -9055,7 +12592,49 @@
         <w:rPr>
           <w:color w:val="000000"/>
         </w:rPr>
-        <w:t>Provide a .img-placeholder class that renders an empty box (e.g., 200px × 150px, with a border and background colour) as a stand-in for actual images.</w:t>
+        <w:t xml:space="preserve">Provide </w:t>
+      </w:r>
+      <w:proofErr w:type="gramStart"/>
+      <w:r>
+        <w:rPr>
+          <w:color w:val="000000"/>
+        </w:rPr>
+        <w:t>a</w:t>
+      </w:r>
+      <w:proofErr w:type="gramEnd"/>
+      <w:r>
+        <w:rPr>
+          <w:color w:val="000000"/>
+        </w:rPr>
+        <w:t xml:space="preserve"> .</w:t>
+      </w:r>
+      <w:proofErr w:type="spellStart"/>
+      <w:r>
+        <w:rPr>
+          <w:color w:val="000000"/>
+        </w:rPr>
+        <w:t>img</w:t>
+      </w:r>
+      <w:proofErr w:type="spellEnd"/>
+      <w:r>
+        <w:rPr>
+          <w:color w:val="000000"/>
+        </w:rPr>
+        <w:t xml:space="preserve">-placeholder class that renders an empty box (e.g., 200px × 150px, with a border and background </w:t>
+      </w:r>
+      <w:proofErr w:type="spellStart"/>
+      <w:r>
+        <w:rPr>
+          <w:color w:val="000000"/>
+        </w:rPr>
+        <w:t>colour</w:t>
+      </w:r>
+      <w:proofErr w:type="spellEnd"/>
+      <w:r>
+        <w:rPr>
+          <w:color w:val="000000"/>
+        </w:rPr>
+        <w:t>) as a stand-in for actual images.</w:t>
       </w:r>
     </w:p>
     <w:p>
@@ -9071,7 +12650,21 @@
         <w:rPr>
           <w:color w:val="000000"/>
         </w:rPr>
-        <w:t>The stylesheet must produce a consistent, professional appearance across all five pages when viewed in a modern browser.</w:t>
+        <w:t xml:space="preserve">The </w:t>
+      </w:r>
+      <w:proofErr w:type="spellStart"/>
+      <w:r>
+        <w:rPr>
+          <w:color w:val="000000"/>
+        </w:rPr>
+        <w:t>stylesheet</w:t>
+      </w:r>
+      <w:proofErr w:type="spellEnd"/>
+      <w:r>
+        <w:rPr>
+          <w:color w:val="000000"/>
+        </w:rPr>
+        <w:t xml:space="preserve"> must produce a consistent, professional appearance across all five pages when viewed in a modern browser.</w:t>
       </w:r>
     </w:p>
     <w:p>
@@ -9322,8 +12915,20 @@
                 <w:sz w:val="20"/>
                 <w:szCs w:val="20"/>
               </w:rPr>
-              <w:t>ci-dev.yml</w:t>
-            </w:r>
+              <w:t>ci-</w:t>
+            </w:r>
+            <w:proofErr w:type="spellStart"/>
+            <w:r>
+              <w:rPr>
+                <w:b/>
+                <w:bCs/>
+                <w:color w:val="000000"/>
+                <w:sz w:val="20"/>
+                <w:szCs w:val="20"/>
+              </w:rPr>
+              <w:t>dev.yml</w:t>
+            </w:r>
+            <w:proofErr w:type="spellEnd"/>
           </w:p>
         </w:tc>
         <w:tc>
@@ -9345,13 +12950,23 @@
             <w:vAlign w:val="center"/>
           </w:tcPr>
           <w:p>
-            <w:r>
-              <w:rPr>
-                <w:color w:val="000000"/>
-                <w:sz w:val="20"/>
-                <w:szCs w:val="20"/>
-              </w:rPr>
-              <w:t>pull_request → develop</w:t>
+            <w:proofErr w:type="spellStart"/>
+            <w:r>
+              <w:rPr>
+                <w:color w:val="000000"/>
+                <w:sz w:val="20"/>
+                <w:szCs w:val="20"/>
+              </w:rPr>
+              <w:t>pull_request</w:t>
+            </w:r>
+            <w:proofErr w:type="spellEnd"/>
+            <w:r>
+              <w:rPr>
+                <w:color w:val="000000"/>
+                <w:sz w:val="20"/>
+                <w:szCs w:val="20"/>
+              </w:rPr>
+              <w:t xml:space="preserve"> → develop</w:t>
             </w:r>
           </w:p>
         </w:tc>
@@ -9409,7 +13024,97 @@
                 <w:sz w:val="20"/>
                 <w:szCs w:val="20"/>
               </w:rPr>
-              <w:t>Checkout → Docker Login → Build Image → Tag (:dev-latest, :dev-&lt;sha&gt;) → Push to Docker Hub</w:t>
+              <w:t xml:space="preserve">Checkout → </w:t>
+            </w:r>
+            <w:proofErr w:type="spellStart"/>
+            <w:r>
+              <w:rPr>
+                <w:color w:val="000000"/>
+                <w:sz w:val="20"/>
+                <w:szCs w:val="20"/>
+              </w:rPr>
+              <w:t>Docker</w:t>
+            </w:r>
+            <w:proofErr w:type="spellEnd"/>
+            <w:r>
+              <w:rPr>
+                <w:color w:val="000000"/>
+                <w:sz w:val="20"/>
+                <w:szCs w:val="20"/>
+              </w:rPr>
+              <w:t xml:space="preserve"> Login → Build Image → Tag (:</w:t>
+            </w:r>
+            <w:proofErr w:type="spellStart"/>
+            <w:r>
+              <w:rPr>
+                <w:color w:val="000000"/>
+                <w:sz w:val="20"/>
+                <w:szCs w:val="20"/>
+              </w:rPr>
+              <w:t>dev</w:t>
+            </w:r>
+            <w:proofErr w:type="spellEnd"/>
+            <w:r>
+              <w:rPr>
+                <w:color w:val="000000"/>
+                <w:sz w:val="20"/>
+                <w:szCs w:val="20"/>
+              </w:rPr>
+              <w:t>-latest, :</w:t>
+            </w:r>
+            <w:proofErr w:type="spellStart"/>
+            <w:r>
+              <w:rPr>
+                <w:color w:val="000000"/>
+                <w:sz w:val="20"/>
+                <w:szCs w:val="20"/>
+              </w:rPr>
+              <w:t>dev</w:t>
+            </w:r>
+            <w:proofErr w:type="spellEnd"/>
+            <w:r>
+              <w:rPr>
+                <w:color w:val="000000"/>
+                <w:sz w:val="20"/>
+                <w:szCs w:val="20"/>
+              </w:rPr>
+              <w:t>-&lt;</w:t>
+            </w:r>
+            <w:proofErr w:type="spellStart"/>
+            <w:r>
+              <w:rPr>
+                <w:color w:val="000000"/>
+                <w:sz w:val="20"/>
+                <w:szCs w:val="20"/>
+              </w:rPr>
+              <w:t>sha</w:t>
+            </w:r>
+            <w:proofErr w:type="spellEnd"/>
+            <w:r>
+              <w:rPr>
+                <w:color w:val="000000"/>
+                <w:sz w:val="20"/>
+                <w:szCs w:val="20"/>
+              </w:rPr>
+              <w:t xml:space="preserve">&gt;) → Push to </w:t>
+            </w:r>
+            <w:proofErr w:type="spellStart"/>
+            <w:r>
+              <w:rPr>
+                <w:color w:val="000000"/>
+                <w:sz w:val="20"/>
+                <w:szCs w:val="20"/>
+              </w:rPr>
+              <w:t>Docker</w:t>
+            </w:r>
+            <w:proofErr w:type="spellEnd"/>
+            <w:r>
+              <w:rPr>
+                <w:color w:val="000000"/>
+                <w:sz w:val="20"/>
+                <w:szCs w:val="20"/>
+              </w:rPr>
+              <w:t xml:space="preserve"> Hub</w:t>
             </w:r>
           </w:p>
         </w:tc>
@@ -9442,8 +13147,20 @@
                 <w:sz w:val="20"/>
                 <w:szCs w:val="20"/>
               </w:rPr>
-              <w:t>cd-dev.yml</w:t>
-            </w:r>
+              <w:t>cd-</w:t>
+            </w:r>
+            <w:proofErr w:type="spellStart"/>
+            <w:r>
+              <w:rPr>
+                <w:b/>
+                <w:bCs/>
+                <w:color w:val="000000"/>
+                <w:sz w:val="20"/>
+                <w:szCs w:val="20"/>
+              </w:rPr>
+              <w:t>dev.yml</w:t>
+            </w:r>
+            <w:proofErr w:type="spellEnd"/>
           </w:p>
         </w:tc>
         <w:tc>
@@ -9529,7 +13246,25 @@
                 <w:sz w:val="20"/>
                 <w:szCs w:val="20"/>
               </w:rPr>
-              <w:t>Checkout → env: development → curl POST RENDER_DEPLOY_HOOK_DEV_URL → echo confirmation</w:t>
+              <w:t xml:space="preserve">Checkout → </w:t>
+            </w:r>
+            <w:proofErr w:type="spellStart"/>
+            <w:r>
+              <w:rPr>
+                <w:color w:val="000000"/>
+                <w:sz w:val="20"/>
+                <w:szCs w:val="20"/>
+              </w:rPr>
+              <w:t>env</w:t>
+            </w:r>
+            <w:proofErr w:type="spellEnd"/>
+            <w:r>
+              <w:rPr>
+                <w:color w:val="000000"/>
+                <w:sz w:val="20"/>
+                <w:szCs w:val="20"/>
+              </w:rPr>
+              <w:t>: development → curl POST RENDER_DEPLOY_HOOK_DEV_URL → echo confirmation</w:t>
             </w:r>
           </w:p>
         </w:tc>
@@ -9562,8 +13297,20 @@
                 <w:sz w:val="20"/>
                 <w:szCs w:val="20"/>
               </w:rPr>
-              <w:t>ci-staging.yml</w:t>
-            </w:r>
+              <w:t>ci-</w:t>
+            </w:r>
+            <w:proofErr w:type="spellStart"/>
+            <w:r>
+              <w:rPr>
+                <w:b/>
+                <w:bCs/>
+                <w:color w:val="000000"/>
+                <w:sz w:val="20"/>
+                <w:szCs w:val="20"/>
+              </w:rPr>
+              <w:t>staging.yml</w:t>
+            </w:r>
+            <w:proofErr w:type="spellEnd"/>
           </w:p>
         </w:tc>
         <w:tc>
@@ -9585,13 +13332,23 @@
             <w:vAlign w:val="center"/>
           </w:tcPr>
           <w:p>
-            <w:r>
-              <w:rPr>
-                <w:color w:val="000000"/>
-                <w:sz w:val="20"/>
-                <w:szCs w:val="20"/>
-              </w:rPr>
-              <w:t>pull_request → staging</w:t>
+            <w:proofErr w:type="spellStart"/>
+            <w:r>
+              <w:rPr>
+                <w:color w:val="000000"/>
+                <w:sz w:val="20"/>
+                <w:szCs w:val="20"/>
+              </w:rPr>
+              <w:t>pull_request</w:t>
+            </w:r>
+            <w:proofErr w:type="spellEnd"/>
+            <w:r>
+              <w:rPr>
+                <w:color w:val="000000"/>
+                <w:sz w:val="20"/>
+                <w:szCs w:val="20"/>
+              </w:rPr>
+              <w:t xml:space="preserve"> → staging</w:t>
             </w:r>
           </w:p>
         </w:tc>
@@ -9649,7 +13406,61 @@
                 <w:sz w:val="20"/>
                 <w:szCs w:val="20"/>
               </w:rPr>
-              <w:t>Checkout → Docker Login → Build Image → Tag (:staging-latest, :staging-&lt;sha&gt;) → Push to Docker Hub</w:t>
+              <w:t xml:space="preserve">Checkout → </w:t>
+            </w:r>
+            <w:proofErr w:type="spellStart"/>
+            <w:r>
+              <w:rPr>
+                <w:color w:val="000000"/>
+                <w:sz w:val="20"/>
+                <w:szCs w:val="20"/>
+              </w:rPr>
+              <w:t>Docker</w:t>
+            </w:r>
+            <w:proofErr w:type="spellEnd"/>
+            <w:r>
+              <w:rPr>
+                <w:color w:val="000000"/>
+                <w:sz w:val="20"/>
+                <w:szCs w:val="20"/>
+              </w:rPr>
+              <w:t xml:space="preserve"> Login → Build Image → Tag (:staging-latest, :staging-&lt;</w:t>
+            </w:r>
+            <w:proofErr w:type="spellStart"/>
+            <w:r>
+              <w:rPr>
+                <w:color w:val="000000"/>
+                <w:sz w:val="20"/>
+                <w:szCs w:val="20"/>
+              </w:rPr>
+              <w:t>sha</w:t>
+            </w:r>
+            <w:proofErr w:type="spellEnd"/>
+            <w:r>
+              <w:rPr>
+                <w:color w:val="000000"/>
+                <w:sz w:val="20"/>
+                <w:szCs w:val="20"/>
+              </w:rPr>
+              <w:t xml:space="preserve">&gt;) → Push to </w:t>
+            </w:r>
+            <w:proofErr w:type="spellStart"/>
+            <w:r>
+              <w:rPr>
+                <w:color w:val="000000"/>
+                <w:sz w:val="20"/>
+                <w:szCs w:val="20"/>
+              </w:rPr>
+              <w:t>Docker</w:t>
+            </w:r>
+            <w:proofErr w:type="spellEnd"/>
+            <w:r>
+              <w:rPr>
+                <w:color w:val="000000"/>
+                <w:sz w:val="20"/>
+                <w:szCs w:val="20"/>
+              </w:rPr>
+              <w:t xml:space="preserve"> Hub</w:t>
             </w:r>
           </w:p>
         </w:tc>
@@ -9682,8 +13493,20 @@
                 <w:sz w:val="20"/>
                 <w:szCs w:val="20"/>
               </w:rPr>
-              <w:t>cd-staging.yml</w:t>
-            </w:r>
+              <w:t>cd-</w:t>
+            </w:r>
+            <w:proofErr w:type="spellStart"/>
+            <w:r>
+              <w:rPr>
+                <w:b/>
+                <w:bCs/>
+                <w:color w:val="000000"/>
+                <w:sz w:val="20"/>
+                <w:szCs w:val="20"/>
+              </w:rPr>
+              <w:t>staging.yml</w:t>
+            </w:r>
+            <w:proofErr w:type="spellEnd"/>
           </w:p>
         </w:tc>
         <w:tc>
@@ -9769,7 +13592,25 @@
                 <w:sz w:val="20"/>
                 <w:szCs w:val="20"/>
               </w:rPr>
-              <w:t>Checkout → env: staging → curl POST RENDER_DEPLOY_HOOK_STAGING_URL → echo confirmation</w:t>
+              <w:t xml:space="preserve">Checkout → </w:t>
+            </w:r>
+            <w:proofErr w:type="spellStart"/>
+            <w:r>
+              <w:rPr>
+                <w:color w:val="000000"/>
+                <w:sz w:val="20"/>
+                <w:szCs w:val="20"/>
+              </w:rPr>
+              <w:t>env</w:t>
+            </w:r>
+            <w:proofErr w:type="spellEnd"/>
+            <w:r>
+              <w:rPr>
+                <w:color w:val="000000"/>
+                <w:sz w:val="20"/>
+                <w:szCs w:val="20"/>
+              </w:rPr>
+              <w:t>: staging → curl POST RENDER_DEPLOY_HOOK_STAGING_URL → echo confirmation</w:t>
             </w:r>
           </w:p>
         </w:tc>
@@ -9802,8 +13643,20 @@
                 <w:sz w:val="20"/>
                 <w:szCs w:val="20"/>
               </w:rPr>
-              <w:t>ci-prod.yml</w:t>
-            </w:r>
+              <w:t>ci-</w:t>
+            </w:r>
+            <w:proofErr w:type="spellStart"/>
+            <w:r>
+              <w:rPr>
+                <w:b/>
+                <w:bCs/>
+                <w:color w:val="000000"/>
+                <w:sz w:val="20"/>
+                <w:szCs w:val="20"/>
+              </w:rPr>
+              <w:t>prod.yml</w:t>
+            </w:r>
+            <w:proofErr w:type="spellEnd"/>
           </w:p>
         </w:tc>
         <w:tc>
@@ -9825,13 +13678,23 @@
             <w:vAlign w:val="center"/>
           </w:tcPr>
           <w:p>
-            <w:r>
-              <w:rPr>
-                <w:color w:val="000000"/>
-                <w:sz w:val="20"/>
-                <w:szCs w:val="20"/>
-              </w:rPr>
-              <w:t>pull_request → main</w:t>
+            <w:proofErr w:type="spellStart"/>
+            <w:r>
+              <w:rPr>
+                <w:color w:val="000000"/>
+                <w:sz w:val="20"/>
+                <w:szCs w:val="20"/>
+              </w:rPr>
+              <w:t>pull_request</w:t>
+            </w:r>
+            <w:proofErr w:type="spellEnd"/>
+            <w:r>
+              <w:rPr>
+                <w:color w:val="000000"/>
+                <w:sz w:val="20"/>
+                <w:szCs w:val="20"/>
+              </w:rPr>
+              <w:t xml:space="preserve"> → main</w:t>
             </w:r>
           </w:p>
         </w:tc>
@@ -9889,7 +13752,61 @@
                 <w:sz w:val="20"/>
                 <w:szCs w:val="20"/>
               </w:rPr>
-              <w:t>Checkout → Docker Login → Build Image → Tag (:prod-latest, :prod-&lt;sha&gt;) → Push to Docker Hub</w:t>
+              <w:t xml:space="preserve">Checkout → </w:t>
+            </w:r>
+            <w:proofErr w:type="spellStart"/>
+            <w:r>
+              <w:rPr>
+                <w:color w:val="000000"/>
+                <w:sz w:val="20"/>
+                <w:szCs w:val="20"/>
+              </w:rPr>
+              <w:t>Docker</w:t>
+            </w:r>
+            <w:proofErr w:type="spellEnd"/>
+            <w:r>
+              <w:rPr>
+                <w:color w:val="000000"/>
+                <w:sz w:val="20"/>
+                <w:szCs w:val="20"/>
+              </w:rPr>
+              <w:t xml:space="preserve"> Login → Build Image → Tag (:prod-latest, :prod-&lt;</w:t>
+            </w:r>
+            <w:proofErr w:type="spellStart"/>
+            <w:r>
+              <w:rPr>
+                <w:color w:val="000000"/>
+                <w:sz w:val="20"/>
+                <w:szCs w:val="20"/>
+              </w:rPr>
+              <w:t>sha</w:t>
+            </w:r>
+            <w:proofErr w:type="spellEnd"/>
+            <w:r>
+              <w:rPr>
+                <w:color w:val="000000"/>
+                <w:sz w:val="20"/>
+                <w:szCs w:val="20"/>
+              </w:rPr>
+              <w:t xml:space="preserve">&gt;) → Push to </w:t>
+            </w:r>
+            <w:proofErr w:type="spellStart"/>
+            <w:r>
+              <w:rPr>
+                <w:color w:val="000000"/>
+                <w:sz w:val="20"/>
+                <w:szCs w:val="20"/>
+              </w:rPr>
+              <w:t>Docker</w:t>
+            </w:r>
+            <w:proofErr w:type="spellEnd"/>
+            <w:r>
+              <w:rPr>
+                <w:color w:val="000000"/>
+                <w:sz w:val="20"/>
+                <w:szCs w:val="20"/>
+              </w:rPr>
+              <w:t xml:space="preserve"> Hub</w:t>
             </w:r>
           </w:p>
         </w:tc>
@@ -9922,8 +13839,20 @@
                 <w:sz w:val="20"/>
                 <w:szCs w:val="20"/>
               </w:rPr>
-              <w:t>cd-prod.yml</w:t>
-            </w:r>
+              <w:t>cd-</w:t>
+            </w:r>
+            <w:proofErr w:type="spellStart"/>
+            <w:r>
+              <w:rPr>
+                <w:b/>
+                <w:bCs/>
+                <w:color w:val="000000"/>
+                <w:sz w:val="20"/>
+                <w:szCs w:val="20"/>
+              </w:rPr>
+              <w:t>prod.yml</w:t>
+            </w:r>
+            <w:proofErr w:type="spellEnd"/>
           </w:p>
         </w:tc>
         <w:tc>
@@ -10009,7 +13938,25 @@
                 <w:sz w:val="20"/>
                 <w:szCs w:val="20"/>
               </w:rPr>
-              <w:t>Checkout → env: production → curl POST RENDER_DEPLOY_HOOK_PROD_URL → echo confirmation</w:t>
+              <w:t xml:space="preserve">Checkout → </w:t>
+            </w:r>
+            <w:proofErr w:type="spellStart"/>
+            <w:r>
+              <w:rPr>
+                <w:color w:val="000000"/>
+                <w:sz w:val="20"/>
+                <w:szCs w:val="20"/>
+              </w:rPr>
+              <w:t>env</w:t>
+            </w:r>
+            <w:proofErr w:type="spellEnd"/>
+            <w:r>
+              <w:rPr>
+                <w:color w:val="000000"/>
+                <w:sz w:val="20"/>
+                <w:szCs w:val="20"/>
+              </w:rPr>
+              <w:t>: production → curl POST RENDER_DEPLOY_HOOK_PROD_URL → echo confirmation</w:t>
             </w:r>
           </w:p>
         </w:tc>
@@ -10040,8 +13987,13 @@
       <w:pPr>
         <w:pStyle w:val="Heading2"/>
       </w:pPr>
-      <w:r>
-        <w:t>13.1  Team Lead Tasks</w:t>
+      <w:proofErr w:type="gramStart"/>
+      <w:r>
+        <w:t>13.1  Team</w:t>
+      </w:r>
+      <w:proofErr w:type="gramEnd"/>
+      <w:r>
+        <w:t xml:space="preserve"> Lead Tasks</w:t>
       </w:r>
     </w:p>
     <w:p>
@@ -10057,7 +14009,35 @@
         <w:rPr>
           <w:color w:val="000000"/>
         </w:rPr>
-        <w:t>Create a new GitHub repository from scratch (pakvista-cicd or team-agreed name). Do NOT reuse any previous repository.</w:t>
+        <w:t xml:space="preserve">Create a new </w:t>
+      </w:r>
+      <w:proofErr w:type="spellStart"/>
+      <w:r>
+        <w:rPr>
+          <w:color w:val="000000"/>
+        </w:rPr>
+        <w:t>GitHub</w:t>
+      </w:r>
+      <w:proofErr w:type="spellEnd"/>
+      <w:r>
+        <w:rPr>
+          <w:color w:val="000000"/>
+        </w:rPr>
+        <w:t xml:space="preserve"> repository from scratch (</w:t>
+      </w:r>
+      <w:proofErr w:type="spellStart"/>
+      <w:r>
+        <w:rPr>
+          <w:color w:val="000000"/>
+        </w:rPr>
+        <w:t>pakvista-cicd</w:t>
+      </w:r>
+      <w:proofErr w:type="spellEnd"/>
+      <w:r>
+        <w:rPr>
+          <w:color w:val="000000"/>
+        </w:rPr>
+        <w:t xml:space="preserve"> or team-agreed name). Do NOT reuse any previous repository.</w:t>
       </w:r>
     </w:p>
     <w:p>
@@ -10105,7 +14085,21 @@
         <w:rPr>
           <w:color w:val="000000"/>
         </w:rPr>
-        <w:t>Create three GitHub Environments (development, staging, production) and configure all five secrets (Table 5).</w:t>
+        <w:t xml:space="preserve">Create three </w:t>
+      </w:r>
+      <w:proofErr w:type="spellStart"/>
+      <w:r>
+        <w:rPr>
+          <w:color w:val="000000"/>
+        </w:rPr>
+        <w:t>GitHub</w:t>
+      </w:r>
+      <w:proofErr w:type="spellEnd"/>
+      <w:r>
+        <w:rPr>
+          <w:color w:val="000000"/>
+        </w:rPr>
+        <w:t xml:space="preserve"> Environments (development, staging, production) and configure all five secrets (Table 5).</w:t>
       </w:r>
     </w:p>
     <w:p>
@@ -10121,7 +14115,93 @@
         <w:rPr>
           <w:color w:val="000000"/>
         </w:rPr>
-        <w:t>Create three Render Web Services (pakvista-dev, pakvista-staging, pakvista-prod) each connected to the TL's Docker Hub image. Copy each deploy hook URL and store it in the correct GitHub Environment secret.</w:t>
+        <w:t>Create three Render Web Services (</w:t>
+      </w:r>
+      <w:proofErr w:type="spellStart"/>
+      <w:r>
+        <w:rPr>
+          <w:color w:val="000000"/>
+        </w:rPr>
+        <w:t>pakvista-dev</w:t>
+      </w:r>
+      <w:proofErr w:type="spellEnd"/>
+      <w:r>
+        <w:rPr>
+          <w:color w:val="000000"/>
+        </w:rPr>
+        <w:t xml:space="preserve">, </w:t>
+      </w:r>
+      <w:proofErr w:type="spellStart"/>
+      <w:r>
+        <w:rPr>
+          <w:color w:val="000000"/>
+        </w:rPr>
+        <w:t>pakvista</w:t>
+      </w:r>
+      <w:proofErr w:type="spellEnd"/>
+      <w:r>
+        <w:rPr>
+          <w:color w:val="000000"/>
+        </w:rPr>
+        <w:t xml:space="preserve">-staging, </w:t>
+      </w:r>
+      <w:proofErr w:type="spellStart"/>
+      <w:proofErr w:type="gramStart"/>
+      <w:r>
+        <w:rPr>
+          <w:color w:val="000000"/>
+        </w:rPr>
+        <w:t>pakvista</w:t>
+      </w:r>
+      <w:proofErr w:type="spellEnd"/>
+      <w:proofErr w:type="gramEnd"/>
+      <w:r>
+        <w:rPr>
+          <w:color w:val="000000"/>
+        </w:rPr>
+        <w:t xml:space="preserve">-prod) each connected to the TL's </w:t>
+      </w:r>
+      <w:proofErr w:type="spellStart"/>
+      <w:r>
+        <w:rPr>
+          <w:color w:val="000000"/>
+        </w:rPr>
+        <w:t>Docker</w:t>
+      </w:r>
+      <w:proofErr w:type="spellEnd"/>
+      <w:r>
+        <w:rPr>
+          <w:color w:val="000000"/>
+        </w:rPr>
+        <w:t xml:space="preserve"> Hub image. </w:t>
+      </w:r>
+      <w:proofErr w:type="gramStart"/>
+      <w:r>
+        <w:rPr>
+          <w:color w:val="000000"/>
+        </w:rPr>
+        <w:t>Copy</w:t>
+      </w:r>
+      <w:proofErr w:type="gramEnd"/>
+      <w:r>
+        <w:rPr>
+          <w:color w:val="000000"/>
+        </w:rPr>
+        <w:t xml:space="preserve"> each deploy hook URL and store it in the correct </w:t>
+      </w:r>
+      <w:proofErr w:type="spellStart"/>
+      <w:r>
+        <w:rPr>
+          <w:color w:val="000000"/>
+        </w:rPr>
+        <w:t>GitHub</w:t>
+      </w:r>
+      <w:proofErr w:type="spellEnd"/>
+      <w:r>
+        <w:rPr>
+          <w:color w:val="000000"/>
+        </w:rPr>
+        <w:t xml:space="preserve"> Environment secret.</w:t>
       </w:r>
     </w:p>
     <w:p>
@@ -10137,7 +14217,21 @@
         <w:rPr>
           <w:color w:val="000000"/>
         </w:rPr>
-        <w:t>Commit the Term Project document (.docx) to the repository root.</w:t>
+        <w:t>Commit the Term Project document (.</w:t>
+      </w:r>
+      <w:proofErr w:type="spellStart"/>
+      <w:r>
+        <w:rPr>
+          <w:color w:val="000000"/>
+        </w:rPr>
+        <w:t>docx</w:t>
+      </w:r>
+      <w:proofErr w:type="spellEnd"/>
+      <w:r>
+        <w:rPr>
+          <w:color w:val="000000"/>
+        </w:rPr>
+        <w:t>) to the repository root.</w:t>
       </w:r>
     </w:p>
     <w:p>
@@ -10153,7 +14247,21 @@
         <w:rPr>
           <w:color w:val="000000"/>
         </w:rPr>
-        <w:t>Set up the initial repository structure: commit style.css, the Dockerfile, and a skeleton index.html (Home / Welcome page).</w:t>
+        <w:t xml:space="preserve">Set up the initial repository structure: commit style.css, the </w:t>
+      </w:r>
+      <w:proofErr w:type="spellStart"/>
+      <w:r>
+        <w:rPr>
+          <w:color w:val="000000"/>
+        </w:rPr>
+        <w:t>Dockerfile</w:t>
+      </w:r>
+      <w:proofErr w:type="spellEnd"/>
+      <w:r>
+        <w:rPr>
+          <w:color w:val="000000"/>
+        </w:rPr>
+        <w:t>, and a skeleton index.html (Home / Welcome page).</w:t>
       </w:r>
     </w:p>
     <w:p>
@@ -10210,8 +14318,13 @@
       <w:pPr>
         <w:pStyle w:val="Heading2"/>
       </w:pPr>
-      <w:r>
-        <w:t>13.2  Each Team Member's Individual Tasks</w:t>
+      <w:proofErr w:type="gramStart"/>
+      <w:r>
+        <w:t>13.2  Each</w:t>
+      </w:r>
+      <w:proofErr w:type="gramEnd"/>
+      <w:r>
+        <w:t xml:space="preserve"> Team Member's Individual Tasks</w:t>
       </w:r>
     </w:p>
     <w:p>
@@ -10227,7 +14340,21 @@
         <w:rPr>
           <w:color w:val="000000"/>
         </w:rPr>
-        <w:t>Create a personal feature branch from develop using the convention: feature/&lt;github-username&gt;/&lt;page-name&gt;.</w:t>
+        <w:t>Create a personal feature branch from develop using the convention: feature/&lt;</w:t>
+      </w:r>
+      <w:proofErr w:type="spellStart"/>
+      <w:r>
+        <w:rPr>
+          <w:color w:val="000000"/>
+        </w:rPr>
+        <w:t>github</w:t>
+      </w:r>
+      <w:proofErr w:type="spellEnd"/>
+      <w:r>
+        <w:rPr>
+          <w:color w:val="000000"/>
+        </w:rPr>
+        <w:t>-username&gt;/&lt;page-name&gt;.</w:t>
       </w:r>
     </w:p>
     <w:p>
@@ -10259,7 +14386,21 @@
         <w:rPr>
           <w:color w:val="000000"/>
         </w:rPr>
-        <w:t>Author the assigned workflow file (Table 3) in .github/workflows/. The workflow must be syntactically correct, well-commented YAML.</w:t>
+        <w:t>Author the assigned workflow file (Table 3) in .</w:t>
+      </w:r>
+      <w:proofErr w:type="spellStart"/>
+      <w:r>
+        <w:rPr>
+          <w:color w:val="000000"/>
+        </w:rPr>
+        <w:t>github</w:t>
+      </w:r>
+      <w:proofErr w:type="spellEnd"/>
+      <w:r>
+        <w:rPr>
+          <w:color w:val="000000"/>
+        </w:rPr>
+        <w:t>/workflows/. The workflow must be syntactically correct, well-commented YAML.</w:t>
       </w:r>
     </w:p>
     <w:p>
@@ -10275,7 +14416,21 @@
         <w:rPr>
           <w:color w:val="000000"/>
         </w:rPr>
-        <w:t>Commit both files (HTML page and workflow file) to the feature branch and push to GitHub.</w:t>
+        <w:t xml:space="preserve">Commit both files (HTML page and workflow file) to the feature branch and push to </w:t>
+      </w:r>
+      <w:proofErr w:type="spellStart"/>
+      <w:r>
+        <w:rPr>
+          <w:color w:val="000000"/>
+        </w:rPr>
+        <w:t>GitHub</w:t>
+      </w:r>
+      <w:proofErr w:type="spellEnd"/>
+      <w:r>
+        <w:rPr>
+          <w:color w:val="000000"/>
+        </w:rPr>
+        <w:t>.</w:t>
       </w:r>
     </w:p>
     <w:p>
@@ -10291,7 +14446,21 @@
         <w:rPr>
           <w:color w:val="000000"/>
         </w:rPr>
-        <w:t>Open a Pull Request targeting the develop branch with a meaningful PR description. Verify the CI workflow (ci-dev.yml) fires and all steps pass.</w:t>
+        <w:t>Open a Pull Request targeting the develop branch with a meaningful PR description. Verify the CI workflow (ci-</w:t>
+      </w:r>
+      <w:proofErr w:type="spellStart"/>
+      <w:r>
+        <w:rPr>
+          <w:color w:val="000000"/>
+        </w:rPr>
+        <w:t>dev.yml</w:t>
+      </w:r>
+      <w:proofErr w:type="spellEnd"/>
+      <w:r>
+        <w:rPr>
+          <w:color w:val="000000"/>
+        </w:rPr>
+        <w:t>) fires and all steps pass.</w:t>
       </w:r>
     </w:p>
     <w:p>
@@ -10307,7 +14476,21 @@
         <w:rPr>
           <w:color w:val="000000"/>
         </w:rPr>
-        <w:t>After the Team Lead reviews and approves the PR, confirm the PR is merged and the CD workflow (cd-dev.yml) fires automatically.</w:t>
+        <w:t>After the Team Lead reviews and approves the PR, confirm the PR is merged and the CD workflow (cd-</w:t>
+      </w:r>
+      <w:proofErr w:type="spellStart"/>
+      <w:r>
+        <w:rPr>
+          <w:color w:val="000000"/>
+        </w:rPr>
+        <w:t>dev.yml</w:t>
+      </w:r>
+      <w:proofErr w:type="spellEnd"/>
+      <w:r>
+        <w:rPr>
+          <w:color w:val="000000"/>
+        </w:rPr>
+        <w:t>) fires automatically.</w:t>
       </w:r>
     </w:p>
     <w:p>
@@ -10323,7 +14506,21 @@
         <w:rPr>
           <w:color w:val="000000"/>
         </w:rPr>
-        <w:t>Verify the live PakVista Development site on Render reflects the newly added page.</w:t>
+        <w:t xml:space="preserve">Verify the live </w:t>
+      </w:r>
+      <w:proofErr w:type="spellStart"/>
+      <w:r>
+        <w:rPr>
+          <w:color w:val="000000"/>
+        </w:rPr>
+        <w:t>PakVista</w:t>
+      </w:r>
+      <w:proofErr w:type="spellEnd"/>
+      <w:r>
+        <w:rPr>
+          <w:color w:val="000000"/>
+        </w:rPr>
+        <w:t xml:space="preserve"> Development site on Render reflects the newly added page.</w:t>
       </w:r>
     </w:p>
     <w:p>
@@ -10430,6 +14627,7 @@
             <w:pPr>
               <w:jc w:val="center"/>
             </w:pPr>
+            <w:proofErr w:type="spellStart"/>
             <w:r>
               <w:rPr>
                 <w:b/>
@@ -10438,7 +14636,18 @@
                 <w:sz w:val="20"/>
                 <w:szCs w:val="20"/>
               </w:rPr>
-              <w:t>Sr #</w:t>
+              <w:t>Sr</w:t>
+            </w:r>
+            <w:proofErr w:type="spellEnd"/>
+            <w:r>
+              <w:rPr>
+                <w:b/>
+                <w:bCs/>
+                <w:color w:val="FFFFFF"/>
+                <w:sz w:val="20"/>
+                <w:szCs w:val="20"/>
+              </w:rPr>
+              <w:t xml:space="preserve"> #</w:t>
             </w:r>
           </w:p>
         </w:tc>
@@ -10637,7 +14846,43 @@
                 <w:sz w:val="20"/>
                 <w:szCs w:val="20"/>
               </w:rPr>
-              <w:t>Create a new GitHub repository from scratch (pakvista-cicd or team-agreed name). Do NOT reuse any previous assignment repository.</w:t>
+              <w:t xml:space="preserve">Create a new </w:t>
+            </w:r>
+            <w:proofErr w:type="spellStart"/>
+            <w:r>
+              <w:rPr>
+                <w:color w:val="000000"/>
+                <w:sz w:val="20"/>
+                <w:szCs w:val="20"/>
+              </w:rPr>
+              <w:t>GitHub</w:t>
+            </w:r>
+            <w:proofErr w:type="spellEnd"/>
+            <w:r>
+              <w:rPr>
+                <w:color w:val="000000"/>
+                <w:sz w:val="20"/>
+                <w:szCs w:val="20"/>
+              </w:rPr>
+              <w:t xml:space="preserve"> repository from scratch (</w:t>
+            </w:r>
+            <w:proofErr w:type="spellStart"/>
+            <w:r>
+              <w:rPr>
+                <w:color w:val="000000"/>
+                <w:sz w:val="20"/>
+                <w:szCs w:val="20"/>
+              </w:rPr>
+              <w:t>pakvista-cicd</w:t>
+            </w:r>
+            <w:proofErr w:type="spellEnd"/>
+            <w:r>
+              <w:rPr>
+                <w:color w:val="000000"/>
+                <w:sz w:val="20"/>
+                <w:szCs w:val="20"/>
+              </w:rPr>
+              <w:t xml:space="preserve"> or team-agreed name). Do NOT reuse any previous assignment repository.</w:t>
             </w:r>
           </w:p>
         </w:tc>
@@ -10799,7 +15044,29 @@
                 <w:sz w:val="21"/>
                 <w:szCs w:val="21"/>
               </w:rPr>
-              <w:t>Three-Environment GitHub Setup (Environments, Secrets &amp; Branch Protection)</w:t>
+              <w:t xml:space="preserve">Three-Environment </w:t>
+            </w:r>
+            <w:proofErr w:type="spellStart"/>
+            <w:r>
+              <w:rPr>
+                <w:b/>
+                <w:bCs/>
+                <w:color w:val="1F3864"/>
+                <w:sz w:val="21"/>
+                <w:szCs w:val="21"/>
+              </w:rPr>
+              <w:t>GitHub</w:t>
+            </w:r>
+            <w:proofErr w:type="spellEnd"/>
+            <w:r>
+              <w:rPr>
+                <w:b/>
+                <w:bCs/>
+                <w:color w:val="1F3864"/>
+                <w:sz w:val="21"/>
+                <w:szCs w:val="21"/>
+              </w:rPr>
+              <w:t xml:space="preserve"> Setup (Environments, Secrets &amp; Branch Protection)</w:t>
             </w:r>
           </w:p>
         </w:tc>
@@ -10897,7 +15164,25 @@
                 <w:sz w:val="20"/>
                 <w:szCs w:val="20"/>
               </w:rPr>
-              <w:t>Create three GitHub Environments: development, staging, production.</w:t>
+              <w:t xml:space="preserve">Create three </w:t>
+            </w:r>
+            <w:proofErr w:type="spellStart"/>
+            <w:r>
+              <w:rPr>
+                <w:color w:val="000000"/>
+                <w:sz w:val="20"/>
+                <w:szCs w:val="20"/>
+              </w:rPr>
+              <w:t>GitHub</w:t>
+            </w:r>
+            <w:proofErr w:type="spellEnd"/>
+            <w:r>
+              <w:rPr>
+                <w:color w:val="000000"/>
+                <w:sz w:val="20"/>
+                <w:szCs w:val="20"/>
+              </w:rPr>
+              <w:t xml:space="preserve"> Environments: development, staging, production.</w:t>
             </w:r>
           </w:p>
         </w:tc>
@@ -11091,7 +15376,43 @@
                 <w:sz w:val="20"/>
                 <w:szCs w:val="20"/>
               </w:rPr>
-              <w:t>Configure three environment-level secrets: RENDER_DEPLOY_HOOK_DEV_URL, RENDER_DEPLOY_HOOK_STAGING_URL, RENDER_DEPLOY_HOOK_PROD_URL inside their respective GitHub Environments.</w:t>
+              <w:t xml:space="preserve">Configure three environment-level secrets: RENDER_DEPLOY_HOOK_DEV_URL, RENDER_DEPLOY_HOOK_STAGING_URL, </w:t>
+            </w:r>
+            <w:proofErr w:type="gramStart"/>
+            <w:r>
+              <w:rPr>
+                <w:color w:val="000000"/>
+                <w:sz w:val="20"/>
+                <w:szCs w:val="20"/>
+              </w:rPr>
+              <w:t>RENDER</w:t>
+            </w:r>
+            <w:proofErr w:type="gramEnd"/>
+            <w:r>
+              <w:rPr>
+                <w:color w:val="000000"/>
+                <w:sz w:val="20"/>
+                <w:szCs w:val="20"/>
+              </w:rPr>
+              <w:t xml:space="preserve">_DEPLOY_HOOK_PROD_URL inside their respective </w:t>
+            </w:r>
+            <w:proofErr w:type="spellStart"/>
+            <w:r>
+              <w:rPr>
+                <w:color w:val="000000"/>
+                <w:sz w:val="20"/>
+                <w:szCs w:val="20"/>
+              </w:rPr>
+              <w:t>GitHub</w:t>
+            </w:r>
+            <w:proofErr w:type="spellEnd"/>
+            <w:r>
+              <w:rPr>
+                <w:color w:val="000000"/>
+                <w:sz w:val="20"/>
+                <w:szCs w:val="20"/>
+              </w:rPr>
+              <w:t xml:space="preserve"> Environments.</w:t>
             </w:r>
           </w:p>
         </w:tc>
@@ -11253,7 +15574,51 @@
                 <w:sz w:val="21"/>
                 <w:szCs w:val="21"/>
               </w:rPr>
-              <w:t>HTML Page Development (Full Git &amp; GitHub Flow)</w:t>
+              <w:t xml:space="preserve">HTML Page Development (Full </w:t>
+            </w:r>
+            <w:proofErr w:type="spellStart"/>
+            <w:r>
+              <w:rPr>
+                <w:b/>
+                <w:bCs/>
+                <w:color w:val="1F3864"/>
+                <w:sz w:val="21"/>
+                <w:szCs w:val="21"/>
+              </w:rPr>
+              <w:t>Git</w:t>
+            </w:r>
+            <w:proofErr w:type="spellEnd"/>
+            <w:r>
+              <w:rPr>
+                <w:b/>
+                <w:bCs/>
+                <w:color w:val="1F3864"/>
+                <w:sz w:val="21"/>
+                <w:szCs w:val="21"/>
+              </w:rPr>
+              <w:t xml:space="preserve"> &amp; </w:t>
+            </w:r>
+            <w:proofErr w:type="spellStart"/>
+            <w:r>
+              <w:rPr>
+                <w:b/>
+                <w:bCs/>
+                <w:color w:val="1F3864"/>
+                <w:sz w:val="21"/>
+                <w:szCs w:val="21"/>
+              </w:rPr>
+              <w:t>GitHub</w:t>
+            </w:r>
+            <w:proofErr w:type="spellEnd"/>
+            <w:r>
+              <w:rPr>
+                <w:b/>
+                <w:bCs/>
+                <w:color w:val="1F3864"/>
+                <w:sz w:val="21"/>
+                <w:szCs w:val="21"/>
+              </w:rPr>
+              <w:t xml:space="preserve"> Flow)</w:t>
             </w:r>
           </w:p>
         </w:tc>
@@ -11448,7 +15813,43 @@
                 <w:sz w:val="20"/>
                 <w:szCs w:val="20"/>
               </w:rPr>
-              <w:t>Each member builds their assigned HTML page with complete, relevant content (no Lorem Ipsum), linked to shared style.css, no JavaScript.</w:t>
+              <w:t xml:space="preserve">Each member builds their assigned HTML page with complete, relevant content (no </w:t>
+            </w:r>
+            <w:proofErr w:type="spellStart"/>
+            <w:r>
+              <w:rPr>
+                <w:color w:val="000000"/>
+                <w:sz w:val="20"/>
+                <w:szCs w:val="20"/>
+              </w:rPr>
+              <w:t>Lorem</w:t>
+            </w:r>
+            <w:proofErr w:type="spellEnd"/>
+            <w:r>
+              <w:rPr>
+                <w:color w:val="000000"/>
+                <w:sz w:val="20"/>
+                <w:szCs w:val="20"/>
+              </w:rPr>
+              <w:t xml:space="preserve"> </w:t>
+            </w:r>
+            <w:proofErr w:type="spellStart"/>
+            <w:r>
+              <w:rPr>
+                <w:color w:val="000000"/>
+                <w:sz w:val="20"/>
+                <w:szCs w:val="20"/>
+              </w:rPr>
+              <w:t>Ipsum</w:t>
+            </w:r>
+            <w:proofErr w:type="spellEnd"/>
+            <w:r>
+              <w:rPr>
+                <w:color w:val="000000"/>
+                <w:sz w:val="20"/>
+                <w:szCs w:val="20"/>
+              </w:rPr>
+              <w:t>), linked to shared style.css, no JavaScript.</w:t>
             </w:r>
           </w:p>
         </w:tc>
@@ -11618,7 +16019,51 @@
                 <w:sz w:val="21"/>
                 <w:szCs w:val="21"/>
               </w:rPr>
-              <w:t>CI Pipelines – Build &amp; Push Docker Images (ci-dev, ci-staging, ci-prod)</w:t>
+              <w:t xml:space="preserve">CI Pipelines – Build &amp; Push </w:t>
+            </w:r>
+            <w:proofErr w:type="spellStart"/>
+            <w:r>
+              <w:rPr>
+                <w:b/>
+                <w:bCs/>
+                <w:color w:val="1F3864"/>
+                <w:sz w:val="21"/>
+                <w:szCs w:val="21"/>
+              </w:rPr>
+              <w:t>Docker</w:t>
+            </w:r>
+            <w:proofErr w:type="spellEnd"/>
+            <w:r>
+              <w:rPr>
+                <w:b/>
+                <w:bCs/>
+                <w:color w:val="1F3864"/>
+                <w:sz w:val="21"/>
+                <w:szCs w:val="21"/>
+              </w:rPr>
+              <w:t xml:space="preserve"> Images (ci-</w:t>
+            </w:r>
+            <w:proofErr w:type="spellStart"/>
+            <w:r>
+              <w:rPr>
+                <w:b/>
+                <w:bCs/>
+                <w:color w:val="1F3864"/>
+                <w:sz w:val="21"/>
+                <w:szCs w:val="21"/>
+              </w:rPr>
+              <w:t>dev</w:t>
+            </w:r>
+            <w:proofErr w:type="spellEnd"/>
+            <w:r>
+              <w:rPr>
+                <w:b/>
+                <w:bCs/>
+                <w:color w:val="1F3864"/>
+                <w:sz w:val="21"/>
+                <w:szCs w:val="21"/>
+              </w:rPr>
+              <w:t>, ci-staging, ci-prod)</w:t>
             </w:r>
           </w:p>
         </w:tc>
@@ -11710,13 +16155,51 @@
             <w:vAlign w:val="center"/>
           </w:tcPr>
           <w:p>
-            <w:r>
-              <w:rPr>
-                <w:color w:val="000000"/>
-                <w:sz w:val="20"/>
-                <w:szCs w:val="20"/>
-              </w:rPr>
-              <w:t>ci-dev.yml: correct pull_request trigger targeting develop, all five mandatory steps present and correctly configured.</w:t>
+            <w:proofErr w:type="gramStart"/>
+            <w:r>
+              <w:rPr>
+                <w:color w:val="000000"/>
+                <w:sz w:val="20"/>
+                <w:szCs w:val="20"/>
+              </w:rPr>
+              <w:t>ci-</w:t>
+            </w:r>
+            <w:proofErr w:type="spellStart"/>
+            <w:r>
+              <w:rPr>
+                <w:color w:val="000000"/>
+                <w:sz w:val="20"/>
+                <w:szCs w:val="20"/>
+              </w:rPr>
+              <w:t>dev.yml</w:t>
+            </w:r>
+            <w:proofErr w:type="spellEnd"/>
+            <w:proofErr w:type="gramEnd"/>
+            <w:r>
+              <w:rPr>
+                <w:color w:val="000000"/>
+                <w:sz w:val="20"/>
+                <w:szCs w:val="20"/>
+              </w:rPr>
+              <w:t xml:space="preserve">: correct </w:t>
+            </w:r>
+            <w:proofErr w:type="spellStart"/>
+            <w:r>
+              <w:rPr>
+                <w:color w:val="000000"/>
+                <w:sz w:val="20"/>
+                <w:szCs w:val="20"/>
+              </w:rPr>
+              <w:t>pull_request</w:t>
+            </w:r>
+            <w:proofErr w:type="spellEnd"/>
+            <w:r>
+              <w:rPr>
+                <w:color w:val="000000"/>
+                <w:sz w:val="20"/>
+                <w:szCs w:val="20"/>
+              </w:rPr>
+              <w:t xml:space="preserve"> trigger targeting develop, all five mandatory steps present and correctly configured.</w:t>
             </w:r>
           </w:p>
         </w:tc>
@@ -11807,13 +16290,87 @@
             <w:vAlign w:val="center"/>
           </w:tcPr>
           <w:p>
-            <w:r>
-              <w:rPr>
-                <w:color w:val="000000"/>
-                <w:sz w:val="20"/>
-                <w:szCs w:val="20"/>
-              </w:rPr>
-              <w:t>ci-staging.yml: correct pull_request trigger targeting staging, environment-specific image tags (:staging-latest, :staging-&lt;sha&gt;), push to Docker Hub succeeds.</w:t>
+            <w:proofErr w:type="gramStart"/>
+            <w:r>
+              <w:rPr>
+                <w:color w:val="000000"/>
+                <w:sz w:val="20"/>
+                <w:szCs w:val="20"/>
+              </w:rPr>
+              <w:t>ci-</w:t>
+            </w:r>
+            <w:proofErr w:type="spellStart"/>
+            <w:r>
+              <w:rPr>
+                <w:color w:val="000000"/>
+                <w:sz w:val="20"/>
+                <w:szCs w:val="20"/>
+              </w:rPr>
+              <w:t>staging.yml</w:t>
+            </w:r>
+            <w:proofErr w:type="spellEnd"/>
+            <w:proofErr w:type="gramEnd"/>
+            <w:r>
+              <w:rPr>
+                <w:color w:val="000000"/>
+                <w:sz w:val="20"/>
+                <w:szCs w:val="20"/>
+              </w:rPr>
+              <w:t xml:space="preserve">: correct </w:t>
+            </w:r>
+            <w:proofErr w:type="spellStart"/>
+            <w:r>
+              <w:rPr>
+                <w:color w:val="000000"/>
+                <w:sz w:val="20"/>
+                <w:szCs w:val="20"/>
+              </w:rPr>
+              <w:t>pull_request</w:t>
+            </w:r>
+            <w:proofErr w:type="spellEnd"/>
+            <w:r>
+              <w:rPr>
+                <w:color w:val="000000"/>
+                <w:sz w:val="20"/>
+                <w:szCs w:val="20"/>
+              </w:rPr>
+              <w:t xml:space="preserve"> trigger targeting staging, environment-specific image tags (:staging-latest, :staging-&lt;</w:t>
+            </w:r>
+            <w:proofErr w:type="spellStart"/>
+            <w:r>
+              <w:rPr>
+                <w:color w:val="000000"/>
+                <w:sz w:val="20"/>
+                <w:szCs w:val="20"/>
+              </w:rPr>
+              <w:t>sha</w:t>
+            </w:r>
+            <w:proofErr w:type="spellEnd"/>
+            <w:r>
+              <w:rPr>
+                <w:color w:val="000000"/>
+                <w:sz w:val="20"/>
+                <w:szCs w:val="20"/>
+              </w:rPr>
+              <w:t xml:space="preserve">&gt;), push to </w:t>
+            </w:r>
+            <w:proofErr w:type="spellStart"/>
+            <w:r>
+              <w:rPr>
+                <w:color w:val="000000"/>
+                <w:sz w:val="20"/>
+                <w:szCs w:val="20"/>
+              </w:rPr>
+              <w:t>Docker</w:t>
+            </w:r>
+            <w:proofErr w:type="spellEnd"/>
+            <w:r>
+              <w:rPr>
+                <w:color w:val="000000"/>
+                <w:sz w:val="20"/>
+                <w:szCs w:val="20"/>
+              </w:rPr>
+              <w:t xml:space="preserve"> Hub succeeds.</w:t>
             </w:r>
           </w:p>
         </w:tc>
@@ -11904,13 +16461,87 @@
             <w:vAlign w:val="center"/>
           </w:tcPr>
           <w:p>
-            <w:r>
-              <w:rPr>
-                <w:color w:val="000000"/>
-                <w:sz w:val="20"/>
-                <w:szCs w:val="20"/>
-              </w:rPr>
-              <w:t>ci-prod.yml: correct pull_request trigger targeting main, environment-specific image tags (:prod-latest, :prod-&lt;sha&gt;), push to Docker Hub succeeds.</w:t>
+            <w:proofErr w:type="gramStart"/>
+            <w:r>
+              <w:rPr>
+                <w:color w:val="000000"/>
+                <w:sz w:val="20"/>
+                <w:szCs w:val="20"/>
+              </w:rPr>
+              <w:t>ci-</w:t>
+            </w:r>
+            <w:proofErr w:type="spellStart"/>
+            <w:r>
+              <w:rPr>
+                <w:color w:val="000000"/>
+                <w:sz w:val="20"/>
+                <w:szCs w:val="20"/>
+              </w:rPr>
+              <w:t>prod.yml</w:t>
+            </w:r>
+            <w:proofErr w:type="spellEnd"/>
+            <w:proofErr w:type="gramEnd"/>
+            <w:r>
+              <w:rPr>
+                <w:color w:val="000000"/>
+                <w:sz w:val="20"/>
+                <w:szCs w:val="20"/>
+              </w:rPr>
+              <w:t xml:space="preserve">: correct </w:t>
+            </w:r>
+            <w:proofErr w:type="spellStart"/>
+            <w:r>
+              <w:rPr>
+                <w:color w:val="000000"/>
+                <w:sz w:val="20"/>
+                <w:szCs w:val="20"/>
+              </w:rPr>
+              <w:t>pull_request</w:t>
+            </w:r>
+            <w:proofErr w:type="spellEnd"/>
+            <w:r>
+              <w:rPr>
+                <w:color w:val="000000"/>
+                <w:sz w:val="20"/>
+                <w:szCs w:val="20"/>
+              </w:rPr>
+              <w:t xml:space="preserve"> trigger targeting main, environment-specific image tags (:prod-latest, :prod-&lt;</w:t>
+            </w:r>
+            <w:proofErr w:type="spellStart"/>
+            <w:r>
+              <w:rPr>
+                <w:color w:val="000000"/>
+                <w:sz w:val="20"/>
+                <w:szCs w:val="20"/>
+              </w:rPr>
+              <w:t>sha</w:t>
+            </w:r>
+            <w:proofErr w:type="spellEnd"/>
+            <w:r>
+              <w:rPr>
+                <w:color w:val="000000"/>
+                <w:sz w:val="20"/>
+                <w:szCs w:val="20"/>
+              </w:rPr>
+              <w:t xml:space="preserve">&gt;), push to </w:t>
+            </w:r>
+            <w:proofErr w:type="spellStart"/>
+            <w:r>
+              <w:rPr>
+                <w:color w:val="000000"/>
+                <w:sz w:val="20"/>
+                <w:szCs w:val="20"/>
+              </w:rPr>
+              <w:t>Docker</w:t>
+            </w:r>
+            <w:proofErr w:type="spellEnd"/>
+            <w:r>
+              <w:rPr>
+                <w:color w:val="000000"/>
+                <w:sz w:val="20"/>
+                <w:szCs w:val="20"/>
+              </w:rPr>
+              <w:t xml:space="preserve"> Hub succeeds.</w:t>
             </w:r>
           </w:p>
         </w:tc>
@@ -11975,7 +16606,29 @@
                 <w:sz w:val="21"/>
                 <w:szCs w:val="21"/>
               </w:rPr>
-              <w:t>CD Pipelines – Automated Deployment to Render (cd-dev, cd-staging, cd-prod)</w:t>
+              <w:t>CD Pipelines – Automated Deployment to Render (cd-</w:t>
+            </w:r>
+            <w:proofErr w:type="spellStart"/>
+            <w:r>
+              <w:rPr>
+                <w:b/>
+                <w:bCs/>
+                <w:color w:val="1F3864"/>
+                <w:sz w:val="21"/>
+                <w:szCs w:val="21"/>
+              </w:rPr>
+              <w:t>dev</w:t>
+            </w:r>
+            <w:proofErr w:type="spellEnd"/>
+            <w:r>
+              <w:rPr>
+                <w:b/>
+                <w:bCs/>
+                <w:color w:val="1F3864"/>
+                <w:sz w:val="21"/>
+                <w:szCs w:val="21"/>
+              </w:rPr>
+              <w:t>, cd-staging, cd-prod)</w:t>
             </w:r>
           </w:p>
         </w:tc>
@@ -12067,13 +16720,33 @@
             <w:vAlign w:val="center"/>
           </w:tcPr>
           <w:p>
-            <w:r>
-              <w:rPr>
-                <w:color w:val="000000"/>
-                <w:sz w:val="20"/>
-                <w:szCs w:val="20"/>
-              </w:rPr>
-              <w:t xml:space="preserve">cd-dev.yml: correct push trigger on develop, declares environment: development, curl POST to RENDER_DEPLOY_HOOK_DEV_URL, echo </w:t>
+            <w:proofErr w:type="gramStart"/>
+            <w:r>
+              <w:rPr>
+                <w:color w:val="000000"/>
+                <w:sz w:val="20"/>
+                <w:szCs w:val="20"/>
+              </w:rPr>
+              <w:t>cd-</w:t>
+            </w:r>
+            <w:proofErr w:type="spellStart"/>
+            <w:r>
+              <w:rPr>
+                <w:color w:val="000000"/>
+                <w:sz w:val="20"/>
+                <w:szCs w:val="20"/>
+              </w:rPr>
+              <w:t>dev.yml</w:t>
+            </w:r>
+            <w:proofErr w:type="spellEnd"/>
+            <w:proofErr w:type="gramEnd"/>
+            <w:r>
+              <w:rPr>
+                <w:color w:val="000000"/>
+                <w:sz w:val="20"/>
+                <w:szCs w:val="20"/>
+              </w:rPr>
+              <w:t xml:space="preserve">: correct push trigger on develop, declares environment: development, curl POST to RENDER_DEPLOY_HOOK_DEV_URL, echo </w:t>
             </w:r>
             <w:r>
               <w:rPr>
@@ -12175,13 +16848,33 @@
             <w:vAlign w:val="center"/>
           </w:tcPr>
           <w:p>
-            <w:r>
-              <w:rPr>
-                <w:color w:val="000000"/>
-                <w:sz w:val="20"/>
-                <w:szCs w:val="20"/>
-              </w:rPr>
-              <w:t>cd-staging.yml: correct push trigger on staging, declares environment: staging, curl POST to RENDER_DEPLOY_HOOK_STAGING_URL, echo confirmation.</w:t>
+            <w:proofErr w:type="gramStart"/>
+            <w:r>
+              <w:rPr>
+                <w:color w:val="000000"/>
+                <w:sz w:val="20"/>
+                <w:szCs w:val="20"/>
+              </w:rPr>
+              <w:t>cd-</w:t>
+            </w:r>
+            <w:proofErr w:type="spellStart"/>
+            <w:r>
+              <w:rPr>
+                <w:color w:val="000000"/>
+                <w:sz w:val="20"/>
+                <w:szCs w:val="20"/>
+              </w:rPr>
+              <w:t>staging.yml</w:t>
+            </w:r>
+            <w:proofErr w:type="spellEnd"/>
+            <w:proofErr w:type="gramEnd"/>
+            <w:r>
+              <w:rPr>
+                <w:color w:val="000000"/>
+                <w:sz w:val="20"/>
+                <w:szCs w:val="20"/>
+              </w:rPr>
+              <w:t>: correct push trigger on staging, declares environment: staging, curl POST to RENDER_DEPLOY_HOOK_STAGING_URL, echo confirmation.</w:t>
             </w:r>
           </w:p>
         </w:tc>
@@ -12272,13 +16965,51 @@
             <w:vAlign w:val="center"/>
           </w:tcPr>
           <w:p>
-            <w:r>
-              <w:rPr>
-                <w:color w:val="000000"/>
-                <w:sz w:val="20"/>
-                <w:szCs w:val="20"/>
-              </w:rPr>
-              <w:t>cd-prod.yml: correct push trigger on main, declares environment: production, curl POST to RENDER_DEPLOY_HOOK_PROD_URL, echo confirmation. Live production PakVista on Render displays all five pages.</w:t>
+            <w:proofErr w:type="gramStart"/>
+            <w:r>
+              <w:rPr>
+                <w:color w:val="000000"/>
+                <w:sz w:val="20"/>
+                <w:szCs w:val="20"/>
+              </w:rPr>
+              <w:t>cd-</w:t>
+            </w:r>
+            <w:proofErr w:type="spellStart"/>
+            <w:r>
+              <w:rPr>
+                <w:color w:val="000000"/>
+                <w:sz w:val="20"/>
+                <w:szCs w:val="20"/>
+              </w:rPr>
+              <w:t>prod.yml</w:t>
+            </w:r>
+            <w:proofErr w:type="spellEnd"/>
+            <w:proofErr w:type="gramEnd"/>
+            <w:r>
+              <w:rPr>
+                <w:color w:val="000000"/>
+                <w:sz w:val="20"/>
+                <w:szCs w:val="20"/>
+              </w:rPr>
+              <w:t xml:space="preserve">: correct push trigger on main, declares environment: production, curl POST to RENDER_DEPLOY_HOOK_PROD_URL, echo confirmation. Live production </w:t>
+            </w:r>
+            <w:proofErr w:type="spellStart"/>
+            <w:r>
+              <w:rPr>
+                <w:color w:val="000000"/>
+                <w:sz w:val="20"/>
+                <w:szCs w:val="20"/>
+              </w:rPr>
+              <w:t>PakVista</w:t>
+            </w:r>
+            <w:proofErr w:type="spellEnd"/>
+            <w:r>
+              <w:rPr>
+                <w:color w:val="000000"/>
+                <w:sz w:val="20"/>
+                <w:szCs w:val="20"/>
+              </w:rPr>
+              <w:t xml:space="preserve"> on Render displays all five pages.</w:t>
             </w:r>
           </w:p>
         </w:tc>
@@ -12441,7 +17172,25 @@
                 <w:sz w:val="20"/>
                 <w:szCs w:val="20"/>
               </w:rPr>
-              <w:t>Screenshots: all six workflow runs (CI + CD per environment), Docker Hub image tags, three live Render service URLs with all pages accessible.</w:t>
+              <w:t xml:space="preserve">Screenshots: all six workflow runs (CI + CD per environment), </w:t>
+            </w:r>
+            <w:proofErr w:type="spellStart"/>
+            <w:r>
+              <w:rPr>
+                <w:color w:val="000000"/>
+                <w:sz w:val="20"/>
+                <w:szCs w:val="20"/>
+              </w:rPr>
+              <w:t>Docker</w:t>
+            </w:r>
+            <w:proofErr w:type="spellEnd"/>
+            <w:r>
+              <w:rPr>
+                <w:color w:val="000000"/>
+                <w:sz w:val="20"/>
+                <w:szCs w:val="20"/>
+              </w:rPr>
+              <w:t xml:space="preserve"> Hub image tags, three live Render service URLs with all pages accessible.</w:t>
             </w:r>
           </w:p>
         </w:tc>
@@ -12697,11 +17446,19 @@
         </w:numPr>
         <w:spacing w:before="40" w:after="40"/>
       </w:pPr>
-      <w:r>
-        <w:rPr>
-          <w:color w:val="000000"/>
-        </w:rPr>
-        <w:t>GitHub repository URL (must be public or shared with the instructor).</w:t>
+      <w:proofErr w:type="spellStart"/>
+      <w:r>
+        <w:rPr>
+          <w:color w:val="000000"/>
+        </w:rPr>
+        <w:t>GitHub</w:t>
+      </w:r>
+      <w:proofErr w:type="spellEnd"/>
+      <w:r>
+        <w:rPr>
+          <w:color w:val="000000"/>
+        </w:rPr>
+        <w:t xml:space="preserve"> repository URL (must be public or shared with the instructor).</w:t>
       </w:r>
     </w:p>
     <w:p>
@@ -12733,7 +17490,35 @@
         <w:rPr>
           <w:color w:val="000000"/>
         </w:rPr>
-        <w:t>Screenshot 1: GitHub repository showing all three GitHub Environments (development, staging, production) with their respective secrets configured.</w:t>
+        <w:t xml:space="preserve">Screenshot 1: </w:t>
+      </w:r>
+      <w:proofErr w:type="spellStart"/>
+      <w:r>
+        <w:rPr>
+          <w:color w:val="000000"/>
+        </w:rPr>
+        <w:t>GitHub</w:t>
+      </w:r>
+      <w:proofErr w:type="spellEnd"/>
+      <w:r>
+        <w:rPr>
+          <w:color w:val="000000"/>
+        </w:rPr>
+        <w:t xml:space="preserve"> repository showing all three </w:t>
+      </w:r>
+      <w:proofErr w:type="spellStart"/>
+      <w:r>
+        <w:rPr>
+          <w:color w:val="000000"/>
+        </w:rPr>
+        <w:t>GitHub</w:t>
+      </w:r>
+      <w:proofErr w:type="spellEnd"/>
+      <w:r>
+        <w:rPr>
+          <w:color w:val="000000"/>
+        </w:rPr>
+        <w:t xml:space="preserve"> Environments (development, staging, production) with their respective secrets configured.</w:t>
       </w:r>
     </w:p>
     <w:p>
@@ -12749,7 +17534,21 @@
         <w:rPr>
           <w:color w:val="000000"/>
         </w:rPr>
-        <w:t>Screenshot 2: Each member's CI workflow run (ci-dev.yml) triggered by their individual PR – all steps green. One screenshot per member or a combined view showing all members' runs.</w:t>
+        <w:t>Screenshot 2: Each member's CI workflow run (ci-</w:t>
+      </w:r>
+      <w:proofErr w:type="spellStart"/>
+      <w:r>
+        <w:rPr>
+          <w:color w:val="000000"/>
+        </w:rPr>
+        <w:t>dev.yml</w:t>
+      </w:r>
+      <w:proofErr w:type="spellEnd"/>
+      <w:r>
+        <w:rPr>
+          <w:color w:val="000000"/>
+        </w:rPr>
+        <w:t>) triggered by their individual PR – all steps green. One screenshot per member or a combined view showing all members' runs.</w:t>
       </w:r>
     </w:p>
     <w:p>
@@ -12765,7 +17564,49 @@
         <w:rPr>
           <w:color w:val="000000"/>
         </w:rPr>
-        <w:t>Screenshot 3: Docker Hub repository page showing pushed images with all correct environment-specific tags (dev-latest, staging-latest, prod-latest, along with SHA-tagged variants).</w:t>
+        <w:t xml:space="preserve">Screenshot 3: </w:t>
+      </w:r>
+      <w:proofErr w:type="spellStart"/>
+      <w:r>
+        <w:rPr>
+          <w:color w:val="000000"/>
+        </w:rPr>
+        <w:t>Docker</w:t>
+      </w:r>
+      <w:proofErr w:type="spellEnd"/>
+      <w:r>
+        <w:rPr>
+          <w:color w:val="000000"/>
+        </w:rPr>
+        <w:t xml:space="preserve"> Hub repository page showing pushed images with all correct environment-specific tags (</w:t>
+      </w:r>
+      <w:proofErr w:type="spellStart"/>
+      <w:r>
+        <w:rPr>
+          <w:color w:val="000000"/>
+        </w:rPr>
+        <w:t>dev</w:t>
+      </w:r>
+      <w:proofErr w:type="spellEnd"/>
+      <w:r>
+        <w:rPr>
+          <w:color w:val="000000"/>
+        </w:rPr>
+        <w:t xml:space="preserve">-latest, staging-latest, </w:t>
+      </w:r>
+      <w:proofErr w:type="gramStart"/>
+      <w:r>
+        <w:rPr>
+          <w:color w:val="000000"/>
+        </w:rPr>
+        <w:t>prod</w:t>
+      </w:r>
+      <w:proofErr w:type="gramEnd"/>
+      <w:r>
+        <w:rPr>
+          <w:color w:val="000000"/>
+        </w:rPr>
+        <w:t>-latest, along with SHA-tagged variants).</w:t>
       </w:r>
     </w:p>
     <w:p>
@@ -12781,7 +17622,49 @@
         <w:rPr>
           <w:color w:val="000000"/>
         </w:rPr>
-        <w:t>Screenshot 4: All three CD workflow runs (cd-dev.yml, cd-staging.yml, cd-prod.yml) – deploy step completed and confirmation echo visible.</w:t>
+        <w:t>Screenshot 4: All three CD workflow runs (cd-</w:t>
+      </w:r>
+      <w:proofErr w:type="spellStart"/>
+      <w:r>
+        <w:rPr>
+          <w:color w:val="000000"/>
+        </w:rPr>
+        <w:t>dev.yml</w:t>
+      </w:r>
+      <w:proofErr w:type="spellEnd"/>
+      <w:r>
+        <w:rPr>
+          <w:color w:val="000000"/>
+        </w:rPr>
+        <w:t>, cd-</w:t>
+      </w:r>
+      <w:proofErr w:type="spellStart"/>
+      <w:r>
+        <w:rPr>
+          <w:color w:val="000000"/>
+        </w:rPr>
+        <w:t>staging.yml</w:t>
+      </w:r>
+      <w:proofErr w:type="spellEnd"/>
+      <w:r>
+        <w:rPr>
+          <w:color w:val="000000"/>
+        </w:rPr>
+        <w:t>, cd-</w:t>
+      </w:r>
+      <w:proofErr w:type="spellStart"/>
+      <w:r>
+        <w:rPr>
+          <w:color w:val="000000"/>
+        </w:rPr>
+        <w:t>prod.yml</w:t>
+      </w:r>
+      <w:proofErr w:type="spellEnd"/>
+      <w:r>
+        <w:rPr>
+          <w:color w:val="000000"/>
+        </w:rPr>
+        <w:t>) – deploy step completed and confirmation echo visible.</w:t>
       </w:r>
     </w:p>
     <w:p>
@@ -12797,7 +17680,21 @@
         <w:rPr>
           <w:color w:val="000000"/>
         </w:rPr>
-        <w:t>Screenshot 5: Live PakVista site on each of the three Render services showing all five pages are accessible (three screenshots total, one per environment).</w:t>
+        <w:t xml:space="preserve">Screenshot 5: Live </w:t>
+      </w:r>
+      <w:proofErr w:type="spellStart"/>
+      <w:r>
+        <w:rPr>
+          <w:color w:val="000000"/>
+        </w:rPr>
+        <w:t>PakVista</w:t>
+      </w:r>
+      <w:proofErr w:type="spellEnd"/>
+      <w:r>
+        <w:rPr>
+          <w:color w:val="000000"/>
+        </w:rPr>
+        <w:t xml:space="preserve"> site on each of the three Render services showing all five pages are accessible (three screenshots total, one per environment).</w:t>
       </w:r>
     </w:p>
     <w:p>
@@ -12813,7 +17710,49 @@
         <w:rPr>
           <w:color w:val="000000"/>
         </w:rPr>
-        <w:t>Screenshot 6: The Term Project .docx file visible in the GitHub repository file listing.</w:t>
+        <w:t>Screenshot 6: The Term Project .</w:t>
+      </w:r>
+      <w:proofErr w:type="spellStart"/>
+      <w:r>
+        <w:rPr>
+          <w:color w:val="000000"/>
+        </w:rPr>
+        <w:t>docx</w:t>
+      </w:r>
+      <w:proofErr w:type="spellEnd"/>
+      <w:r>
+        <w:rPr>
+          <w:color w:val="000000"/>
+        </w:rPr>
+        <w:t xml:space="preserve"> </w:t>
+      </w:r>
+      <w:proofErr w:type="gramStart"/>
+      <w:r>
+        <w:rPr>
+          <w:color w:val="000000"/>
+        </w:rPr>
+        <w:t xml:space="preserve">file visible in the </w:t>
+      </w:r>
+      <w:proofErr w:type="spellStart"/>
+      <w:r>
+        <w:rPr>
+          <w:color w:val="000000"/>
+        </w:rPr>
+        <w:t>GitHub</w:t>
+      </w:r>
+      <w:proofErr w:type="spellEnd"/>
+      <w:r>
+        <w:rPr>
+          <w:color w:val="000000"/>
+        </w:rPr>
+        <w:t xml:space="preserve"> repository file</w:t>
+      </w:r>
+      <w:proofErr w:type="gramEnd"/>
+      <w:r>
+        <w:rPr>
+          <w:color w:val="000000"/>
+        </w:rPr>
+        <w:t xml:space="preserve"> listing.</w:t>
       </w:r>
     </w:p>
     <w:p>
@@ -12829,7 +17768,21 @@
         <w:rPr>
           <w:color w:val="000000"/>
         </w:rPr>
-        <w:t>Individual Reflection: Each team member must write 4–5 lines on what they learnt and any challenges they faced, especially regarding authoring a GitHub Actions workflow file and building their HTML page.</w:t>
+        <w:t xml:space="preserve">Individual Reflection: Each team member must write 4–5 lines on what they learnt and any challenges they faced, especially regarding authoring a </w:t>
+      </w:r>
+      <w:proofErr w:type="spellStart"/>
+      <w:r>
+        <w:rPr>
+          <w:color w:val="000000"/>
+        </w:rPr>
+        <w:t>GitHub</w:t>
+      </w:r>
+      <w:proofErr w:type="spellEnd"/>
+      <w:r>
+        <w:rPr>
+          <w:color w:val="000000"/>
+        </w:rPr>
+        <w:t xml:space="preserve"> Actions workflow file and building their HTML page.</w:t>
       </w:r>
     </w:p>
     <w:p/>
@@ -12964,15 +17917,27 @@
             <w:vAlign w:val="center"/>
           </w:tcPr>
           <w:p>
-            <w:r>
-              <w:rPr>
-                <w:b/>
-                <w:bCs/>
-                <w:color w:val="000000"/>
-                <w:sz w:val="20"/>
-                <w:szCs w:val="20"/>
-              </w:rPr>
-              <w:t>GitHub Environments (development, staging, production) &amp; All Secrets</w:t>
+            <w:proofErr w:type="spellStart"/>
+            <w:r>
+              <w:rPr>
+                <w:b/>
+                <w:bCs/>
+                <w:color w:val="000000"/>
+                <w:sz w:val="20"/>
+                <w:szCs w:val="20"/>
+              </w:rPr>
+              <w:t>GitHub</w:t>
+            </w:r>
+            <w:proofErr w:type="spellEnd"/>
+            <w:r>
+              <w:rPr>
+                <w:b/>
+                <w:bCs/>
+                <w:color w:val="000000"/>
+                <w:sz w:val="20"/>
+                <w:szCs w:val="20"/>
+              </w:rPr>
+              <w:t xml:space="preserve"> Environments (development, staging, production) &amp; All Secrets</w:t>
             </w:r>
           </w:p>
         </w:tc>
@@ -13090,15 +18055,27 @@
             <w:vAlign w:val="center"/>
           </w:tcPr>
           <w:p>
-            <w:r>
-              <w:rPr>
-                <w:b/>
-                <w:bCs/>
-                <w:color w:val="000000"/>
-                <w:sz w:val="20"/>
-                <w:szCs w:val="20"/>
-              </w:rPr>
-              <w:t xml:space="preserve">Docker Hub – Pushed Images with All Environment </w:t>
+            <w:proofErr w:type="spellStart"/>
+            <w:r>
+              <w:rPr>
+                <w:b/>
+                <w:bCs/>
+                <w:color w:val="000000"/>
+                <w:sz w:val="20"/>
+                <w:szCs w:val="20"/>
+              </w:rPr>
+              <w:t>Docker</w:t>
+            </w:r>
+            <w:proofErr w:type="spellEnd"/>
+            <w:r>
+              <w:rPr>
+                <w:b/>
+                <w:bCs/>
+                <w:color w:val="000000"/>
+                <w:sz w:val="20"/>
+                <w:szCs w:val="20"/>
+              </w:rPr>
+              <w:t xml:space="preserve"> Hub – Pushed Images with All Environment </w:t>
             </w:r>
             <w:r>
               <w:rPr>
@@ -13109,7 +18086,29 @@
                 <w:szCs w:val="20"/>
               </w:rPr>
               <w:lastRenderedPageBreak/>
-              <w:t>Tags (dev, staging, prod)</w:t>
+              <w:t>Tags (</w:t>
+            </w:r>
+            <w:proofErr w:type="spellStart"/>
+            <w:r>
+              <w:rPr>
+                <w:b/>
+                <w:bCs/>
+                <w:color w:val="000000"/>
+                <w:sz w:val="20"/>
+                <w:szCs w:val="20"/>
+              </w:rPr>
+              <w:t>dev</w:t>
+            </w:r>
+            <w:proofErr w:type="spellEnd"/>
+            <w:r>
+              <w:rPr>
+                <w:b/>
+                <w:bCs/>
+                <w:color w:val="000000"/>
+                <w:sz w:val="20"/>
+                <w:szCs w:val="20"/>
+              </w:rPr>
+              <w:t>, staging, prod)</w:t>
             </w:r>
           </w:p>
         </w:tc>
@@ -13236,8 +18235,6 @@
                 </wp:inline>
               </w:drawing>
             </w:r>
-            <w:bookmarkStart w:id="0" w:name="_GoBack"/>
-            <w:bookmarkEnd w:id="0"/>
           </w:p>
         </w:tc>
       </w:tr>
@@ -13269,7 +18266,29 @@
                 <w:sz w:val="20"/>
                 <w:szCs w:val="20"/>
               </w:rPr>
-              <w:t>Live PakVista – Development Render Service (all 5 pages accessible)</w:t>
+              <w:t xml:space="preserve">Live </w:t>
+            </w:r>
+            <w:proofErr w:type="spellStart"/>
+            <w:r>
+              <w:rPr>
+                <w:b/>
+                <w:bCs/>
+                <w:color w:val="000000"/>
+                <w:sz w:val="20"/>
+                <w:szCs w:val="20"/>
+              </w:rPr>
+              <w:t>PakVista</w:t>
+            </w:r>
+            <w:proofErr w:type="spellEnd"/>
+            <w:r>
+              <w:rPr>
+                <w:b/>
+                <w:bCs/>
+                <w:color w:val="000000"/>
+                <w:sz w:val="20"/>
+                <w:szCs w:val="20"/>
+              </w:rPr>
+              <w:t xml:space="preserve"> – Development Render Service (all 5 pages accessible)</w:t>
             </w:r>
           </w:p>
         </w:tc>
@@ -13332,7 +18351,29 @@
                 <w:sz w:val="20"/>
                 <w:szCs w:val="20"/>
               </w:rPr>
-              <w:t>Live PakVista – Staging Render Service (all 5 pages accessible)</w:t>
+              <w:t xml:space="preserve">Live </w:t>
+            </w:r>
+            <w:proofErr w:type="spellStart"/>
+            <w:r>
+              <w:rPr>
+                <w:b/>
+                <w:bCs/>
+                <w:color w:val="000000"/>
+                <w:sz w:val="20"/>
+                <w:szCs w:val="20"/>
+              </w:rPr>
+              <w:t>PakVista</w:t>
+            </w:r>
+            <w:proofErr w:type="spellEnd"/>
+            <w:r>
+              <w:rPr>
+                <w:b/>
+                <w:bCs/>
+                <w:color w:val="000000"/>
+                <w:sz w:val="20"/>
+                <w:szCs w:val="20"/>
+              </w:rPr>
+              <w:t xml:space="preserve"> – Staging Render Service (all 5 pages accessible)</w:t>
             </w:r>
           </w:p>
         </w:tc>
@@ -13395,7 +18436,29 @@
                 <w:sz w:val="20"/>
                 <w:szCs w:val="20"/>
               </w:rPr>
-              <w:t>Live PakVista – Production Render Service (all 5 pages accessible)</w:t>
+              <w:t xml:space="preserve">Live </w:t>
+            </w:r>
+            <w:proofErr w:type="spellStart"/>
+            <w:r>
+              <w:rPr>
+                <w:b/>
+                <w:bCs/>
+                <w:color w:val="000000"/>
+                <w:sz w:val="20"/>
+                <w:szCs w:val="20"/>
+              </w:rPr>
+              <w:t>PakVista</w:t>
+            </w:r>
+            <w:proofErr w:type="spellEnd"/>
+            <w:r>
+              <w:rPr>
+                <w:b/>
+                <w:bCs/>
+                <w:color w:val="000000"/>
+                <w:sz w:val="20"/>
+                <w:szCs w:val="20"/>
+              </w:rPr>
+              <w:t xml:space="preserve"> – Production Render Service (all 5 pages accessible)</w:t>
             </w:r>
           </w:p>
         </w:tc>
@@ -13459,7 +18522,51 @@
                 <w:szCs w:val="20"/>
               </w:rPr>
               <w:lastRenderedPageBreak/>
-              <w:t>Term Project .docx visible in GitHub Repository file listing</w:t>
+              <w:t>Term Project .</w:t>
+            </w:r>
+            <w:proofErr w:type="spellStart"/>
+            <w:r>
+              <w:rPr>
+                <w:b/>
+                <w:bCs/>
+                <w:color w:val="000000"/>
+                <w:sz w:val="20"/>
+                <w:szCs w:val="20"/>
+              </w:rPr>
+              <w:t>docx</w:t>
+            </w:r>
+            <w:proofErr w:type="spellEnd"/>
+            <w:r>
+              <w:rPr>
+                <w:b/>
+                <w:bCs/>
+                <w:color w:val="000000"/>
+                <w:sz w:val="20"/>
+                <w:szCs w:val="20"/>
+              </w:rPr>
+              <w:t xml:space="preserve"> visible in </w:t>
+            </w:r>
+            <w:proofErr w:type="spellStart"/>
+            <w:r>
+              <w:rPr>
+                <w:b/>
+                <w:bCs/>
+                <w:color w:val="000000"/>
+                <w:sz w:val="20"/>
+                <w:szCs w:val="20"/>
+              </w:rPr>
+              <w:t>GitHub</w:t>
+            </w:r>
+            <w:proofErr w:type="spellEnd"/>
+            <w:r>
+              <w:rPr>
+                <w:b/>
+                <w:bCs/>
+                <w:color w:val="000000"/>
+                <w:sz w:val="20"/>
+                <w:szCs w:val="20"/>
+              </w:rPr>
+              <w:t xml:space="preserve"> Repository file listing</w:t>
             </w:r>
           </w:p>
         </w:tc>
@@ -13586,8 +18693,36 @@
           <w:bCs/>
           <w:color w:val="2E75B6"/>
         </w:rPr>
-        <w:t>Member 2: Aleeza Ejaz</w:t>
-      </w:r>
+        <w:t xml:space="preserve">Member 2: </w:t>
+      </w:r>
+      <w:proofErr w:type="spellStart"/>
+      <w:r>
+        <w:rPr>
+          <w:b/>
+          <w:bCs/>
+          <w:color w:val="2E75B6"/>
+        </w:rPr>
+        <w:t>Aleeza</w:t>
+      </w:r>
+      <w:proofErr w:type="spellEnd"/>
+      <w:r>
+        <w:rPr>
+          <w:b/>
+          <w:bCs/>
+          <w:color w:val="2E75B6"/>
+        </w:rPr>
+        <w:t xml:space="preserve"> </w:t>
+      </w:r>
+      <w:proofErr w:type="spellStart"/>
+      <w:r>
+        <w:rPr>
+          <w:b/>
+          <w:bCs/>
+          <w:color w:val="2E75B6"/>
+        </w:rPr>
+        <w:t>Ejaz</w:t>
+      </w:r>
+      <w:proofErr w:type="spellEnd"/>
       <w:r>
         <w:rPr>
           <w:b/>
@@ -13614,19 +18749,46 @@
         <w:t>Hunza.html page</w:t>
       </w:r>
       <w:r>
-        <w:t xml:space="preserve"> for the PakVista project and improved the website structure. I also created a</w:t>
-      </w:r>
-      <w:r>
-        <w:t xml:space="preserve"> </w:t>
+        <w:t xml:space="preserve"> for the </w:t>
+      </w:r>
+      <w:proofErr w:type="spellStart"/>
+      <w:r>
+        <w:t>PakVista</w:t>
+      </w:r>
+      <w:proofErr w:type="spellEnd"/>
+      <w:r>
+        <w:t xml:space="preserve"> project and improved the website structure. I also created a </w:t>
       </w:r>
       <w:r>
         <w:rPr>
           <w:rStyle w:val="Strong"/>
         </w:rPr>
-        <w:t>CD production workflow using GitHub Actions</w:t>
-      </w:r>
-      <w:r>
-        <w:t xml:space="preserve"> to automate deployment on every push to the main branch. During the process, I fixed a Stylelint error, which helped me understand code quality rules in CSS. This task gave me practical experience in web development, version control, and automated deployment.</w:t>
+        <w:t xml:space="preserve">CD production workflow using </w:t>
+      </w:r>
+      <w:proofErr w:type="spellStart"/>
+      <w:r>
+        <w:rPr>
+          <w:rStyle w:val="Strong"/>
+        </w:rPr>
+        <w:t>GitHub</w:t>
+      </w:r>
+      <w:proofErr w:type="spellEnd"/>
+      <w:r>
+        <w:rPr>
+          <w:rStyle w:val="Strong"/>
+        </w:rPr>
+        <w:t xml:space="preserve"> Actions</w:t>
+      </w:r>
+      <w:r>
+        <w:t xml:space="preserve"> to automate deployment on every push to the main branch. During the process, I fixed a </w:t>
+      </w:r>
+      <w:proofErr w:type="spellStart"/>
+      <w:r>
+        <w:t>Stylelint</w:t>
+      </w:r>
+      <w:proofErr w:type="spellEnd"/>
+      <w:r>
+        <w:t xml:space="preserve"> error, which helped me understand code quality rules in CSS. This task gave me practical experience in web development, version control, and automated deployment.</w:t>
       </w:r>
     </w:p>
     <w:p/>
@@ -13742,7 +18904,21 @@
         <w:rPr>
           <w:color w:val="000000"/>
         </w:rPr>
-        <w:t>All technical work must align with the official documentation listed below. Students are expected to consult these resources while building their workflow files, Dockerfile, and HTML pages.</w:t>
+        <w:t xml:space="preserve">All technical work must align with the official documentation listed below. Students are expected to consult these resources while building their workflow files, </w:t>
+      </w:r>
+      <w:proofErr w:type="spellStart"/>
+      <w:r>
+        <w:rPr>
+          <w:color w:val="000000"/>
+        </w:rPr>
+        <w:t>Dockerfile</w:t>
+      </w:r>
+      <w:proofErr w:type="spellEnd"/>
+      <w:r>
+        <w:rPr>
+          <w:color w:val="000000"/>
+        </w:rPr>
+        <w:t>, and HTML pages.</w:t>
       </w:r>
     </w:p>
     <w:p/>
@@ -13857,15 +19033,27 @@
             <w:vAlign w:val="center"/>
           </w:tcPr>
           <w:p>
-            <w:r>
-              <w:rPr>
-                <w:b/>
-                <w:bCs/>
-                <w:color w:val="000000"/>
-                <w:sz w:val="20"/>
-                <w:szCs w:val="20"/>
-              </w:rPr>
-              <w:t>GitHub Actions – Workflow Syntax</w:t>
+            <w:proofErr w:type="spellStart"/>
+            <w:r>
+              <w:rPr>
+                <w:b/>
+                <w:bCs/>
+                <w:color w:val="000000"/>
+                <w:sz w:val="20"/>
+                <w:szCs w:val="20"/>
+              </w:rPr>
+              <w:t>GitHub</w:t>
+            </w:r>
+            <w:proofErr w:type="spellEnd"/>
+            <w:r>
+              <w:rPr>
+                <w:b/>
+                <w:bCs/>
+                <w:color w:val="000000"/>
+                <w:sz w:val="20"/>
+                <w:szCs w:val="20"/>
+              </w:rPr>
+              <w:t xml:space="preserve"> Actions – Workflow Syntax</w:t>
             </w:r>
           </w:p>
         </w:tc>
@@ -13919,15 +19107,27 @@
             <w:vAlign w:val="center"/>
           </w:tcPr>
           <w:p>
-            <w:r>
-              <w:rPr>
-                <w:b/>
-                <w:bCs/>
-                <w:color w:val="000000"/>
-                <w:sz w:val="20"/>
-                <w:szCs w:val="20"/>
-              </w:rPr>
-              <w:t>GitHub Actions – Events that Trigger Workflows</w:t>
+            <w:proofErr w:type="spellStart"/>
+            <w:r>
+              <w:rPr>
+                <w:b/>
+                <w:bCs/>
+                <w:color w:val="000000"/>
+                <w:sz w:val="20"/>
+                <w:szCs w:val="20"/>
+              </w:rPr>
+              <w:t>GitHub</w:t>
+            </w:r>
+            <w:proofErr w:type="spellEnd"/>
+            <w:r>
+              <w:rPr>
+                <w:b/>
+                <w:bCs/>
+                <w:color w:val="000000"/>
+                <w:sz w:val="20"/>
+                <w:szCs w:val="20"/>
+              </w:rPr>
+              <w:t xml:space="preserve"> Actions – Events that Trigger Workflows</w:t>
             </w:r>
           </w:p>
         </w:tc>
@@ -13981,15 +19181,49 @@
             <w:vAlign w:val="center"/>
           </w:tcPr>
           <w:p>
-            <w:r>
-              <w:rPr>
-                <w:b/>
-                <w:bCs/>
-                <w:color w:val="000000"/>
-                <w:sz w:val="20"/>
-                <w:szCs w:val="20"/>
-              </w:rPr>
-              <w:t>GitHub Actions – Contexts (github.sha, secrets, etc.)</w:t>
+            <w:proofErr w:type="spellStart"/>
+            <w:r>
+              <w:rPr>
+                <w:b/>
+                <w:bCs/>
+                <w:color w:val="000000"/>
+                <w:sz w:val="20"/>
+                <w:szCs w:val="20"/>
+              </w:rPr>
+              <w:t>GitHub</w:t>
+            </w:r>
+            <w:proofErr w:type="spellEnd"/>
+            <w:r>
+              <w:rPr>
+                <w:b/>
+                <w:bCs/>
+                <w:color w:val="000000"/>
+                <w:sz w:val="20"/>
+                <w:szCs w:val="20"/>
+              </w:rPr>
+              <w:t xml:space="preserve"> Actions – Contexts (</w:t>
+            </w:r>
+            <w:proofErr w:type="spellStart"/>
+            <w:r>
+              <w:rPr>
+                <w:b/>
+                <w:bCs/>
+                <w:color w:val="000000"/>
+                <w:sz w:val="20"/>
+                <w:szCs w:val="20"/>
+              </w:rPr>
+              <w:t>github.sha</w:t>
+            </w:r>
+            <w:proofErr w:type="spellEnd"/>
+            <w:r>
+              <w:rPr>
+                <w:b/>
+                <w:bCs/>
+                <w:color w:val="000000"/>
+                <w:sz w:val="20"/>
+                <w:szCs w:val="20"/>
+              </w:rPr>
+              <w:t>, secrets, etc.)</w:t>
             </w:r>
           </w:p>
         </w:tc>
@@ -14043,15 +19277,27 @@
             <w:vAlign w:val="center"/>
           </w:tcPr>
           <w:p>
-            <w:r>
-              <w:rPr>
-                <w:b/>
-                <w:bCs/>
-                <w:color w:val="000000"/>
-                <w:sz w:val="20"/>
-                <w:szCs w:val="20"/>
-              </w:rPr>
-              <w:t>GitHub Actions – Encrypted Secrets</w:t>
+            <w:proofErr w:type="spellStart"/>
+            <w:r>
+              <w:rPr>
+                <w:b/>
+                <w:bCs/>
+                <w:color w:val="000000"/>
+                <w:sz w:val="20"/>
+                <w:szCs w:val="20"/>
+              </w:rPr>
+              <w:t>GitHub</w:t>
+            </w:r>
+            <w:proofErr w:type="spellEnd"/>
+            <w:r>
+              <w:rPr>
+                <w:b/>
+                <w:bCs/>
+                <w:color w:val="000000"/>
+                <w:sz w:val="20"/>
+                <w:szCs w:val="20"/>
+              </w:rPr>
+              <w:t xml:space="preserve"> Actions – Encrypted Secrets</w:t>
             </w:r>
           </w:p>
         </w:tc>
@@ -14105,15 +19351,27 @@
             <w:vAlign w:val="center"/>
           </w:tcPr>
           <w:p>
-            <w:r>
-              <w:rPr>
-                <w:b/>
-                <w:bCs/>
-                <w:color w:val="000000"/>
-                <w:sz w:val="20"/>
-                <w:szCs w:val="20"/>
-              </w:rPr>
-              <w:t>GitHub Actions – Environments for Deployment</w:t>
+            <w:proofErr w:type="spellStart"/>
+            <w:r>
+              <w:rPr>
+                <w:b/>
+                <w:bCs/>
+                <w:color w:val="000000"/>
+                <w:sz w:val="20"/>
+                <w:szCs w:val="20"/>
+              </w:rPr>
+              <w:t>GitHub</w:t>
+            </w:r>
+            <w:proofErr w:type="spellEnd"/>
+            <w:r>
+              <w:rPr>
+                <w:b/>
+                <w:bCs/>
+                <w:color w:val="000000"/>
+                <w:sz w:val="20"/>
+                <w:szCs w:val="20"/>
+              </w:rPr>
+              <w:t xml:space="preserve"> Actions – Environments for Deployment</w:t>
             </w:r>
           </w:p>
         </w:tc>
@@ -14167,15 +19425,27 @@
             <w:vAlign w:val="center"/>
           </w:tcPr>
           <w:p>
-            <w:r>
-              <w:rPr>
-                <w:b/>
-                <w:bCs/>
-                <w:color w:val="000000"/>
-                <w:sz w:val="20"/>
-                <w:szCs w:val="20"/>
-              </w:rPr>
-              <w:t>GitHub Actions – Branch Protection Rules</w:t>
+            <w:proofErr w:type="spellStart"/>
+            <w:r>
+              <w:rPr>
+                <w:b/>
+                <w:bCs/>
+                <w:color w:val="000000"/>
+                <w:sz w:val="20"/>
+                <w:szCs w:val="20"/>
+              </w:rPr>
+              <w:t>GitHub</w:t>
+            </w:r>
+            <w:proofErr w:type="spellEnd"/>
+            <w:r>
+              <w:rPr>
+                <w:b/>
+                <w:bCs/>
+                <w:color w:val="000000"/>
+                <w:sz w:val="20"/>
+                <w:szCs w:val="20"/>
+              </w:rPr>
+              <w:t xml:space="preserve"> Actions – Branch Protection Rules</w:t>
             </w:r>
           </w:p>
         </w:tc>
@@ -14291,15 +19561,49 @@
             <w:vAlign w:val="center"/>
           </w:tcPr>
           <w:p>
-            <w:r>
-              <w:rPr>
-                <w:b/>
-                <w:bCs/>
-                <w:color w:val="000000"/>
-                <w:sz w:val="20"/>
-                <w:szCs w:val="20"/>
-              </w:rPr>
-              <w:t>docker/login-action@v3 (Official Docker Action)</w:t>
+            <w:proofErr w:type="spellStart"/>
+            <w:r>
+              <w:rPr>
+                <w:b/>
+                <w:bCs/>
+                <w:color w:val="000000"/>
+                <w:sz w:val="20"/>
+                <w:szCs w:val="20"/>
+              </w:rPr>
+              <w:t>docker</w:t>
+            </w:r>
+            <w:proofErr w:type="spellEnd"/>
+            <w:r>
+              <w:rPr>
+                <w:b/>
+                <w:bCs/>
+                <w:color w:val="000000"/>
+                <w:sz w:val="20"/>
+                <w:szCs w:val="20"/>
+              </w:rPr>
+              <w:t xml:space="preserve">/login-action@v3 (Official </w:t>
+            </w:r>
+            <w:proofErr w:type="spellStart"/>
+            <w:r>
+              <w:rPr>
+                <w:b/>
+                <w:bCs/>
+                <w:color w:val="000000"/>
+                <w:sz w:val="20"/>
+                <w:szCs w:val="20"/>
+              </w:rPr>
+              <w:t>Docker</w:t>
+            </w:r>
+            <w:proofErr w:type="spellEnd"/>
+            <w:r>
+              <w:rPr>
+                <w:b/>
+                <w:bCs/>
+                <w:color w:val="000000"/>
+                <w:sz w:val="20"/>
+                <w:szCs w:val="20"/>
+              </w:rPr>
+              <w:t xml:space="preserve"> Action)</w:t>
             </w:r>
           </w:p>
         </w:tc>
@@ -14353,15 +19657,49 @@
             <w:vAlign w:val="center"/>
           </w:tcPr>
           <w:p>
-            <w:r>
-              <w:rPr>
-                <w:b/>
-                <w:bCs/>
-                <w:color w:val="000000"/>
-                <w:sz w:val="20"/>
-                <w:szCs w:val="20"/>
-              </w:rPr>
-              <w:t>docker/build-push-action@v5 (Official Docker Action)</w:t>
+            <w:proofErr w:type="spellStart"/>
+            <w:r>
+              <w:rPr>
+                <w:b/>
+                <w:bCs/>
+                <w:color w:val="000000"/>
+                <w:sz w:val="20"/>
+                <w:szCs w:val="20"/>
+              </w:rPr>
+              <w:t>docker</w:t>
+            </w:r>
+            <w:proofErr w:type="spellEnd"/>
+            <w:r>
+              <w:rPr>
+                <w:b/>
+                <w:bCs/>
+                <w:color w:val="000000"/>
+                <w:sz w:val="20"/>
+                <w:szCs w:val="20"/>
+              </w:rPr>
+              <w:t xml:space="preserve">/build-push-action@v5 (Official </w:t>
+            </w:r>
+            <w:proofErr w:type="spellStart"/>
+            <w:r>
+              <w:rPr>
+                <w:b/>
+                <w:bCs/>
+                <w:color w:val="000000"/>
+                <w:sz w:val="20"/>
+                <w:szCs w:val="20"/>
+              </w:rPr>
+              <w:t>Docker</w:t>
+            </w:r>
+            <w:proofErr w:type="spellEnd"/>
+            <w:r>
+              <w:rPr>
+                <w:b/>
+                <w:bCs/>
+                <w:color w:val="000000"/>
+                <w:sz w:val="20"/>
+                <w:szCs w:val="20"/>
+              </w:rPr>
+              <w:t xml:space="preserve"> Action)</w:t>
             </w:r>
           </w:p>
         </w:tc>
@@ -14415,15 +19753,49 @@
             <w:vAlign w:val="center"/>
           </w:tcPr>
           <w:p>
-            <w:r>
-              <w:rPr>
-                <w:b/>
-                <w:bCs/>
-                <w:color w:val="000000"/>
-                <w:sz w:val="20"/>
-                <w:szCs w:val="20"/>
-              </w:rPr>
-              <w:t>docker/metadata-action@v5 (Official Docker Action)</w:t>
+            <w:proofErr w:type="spellStart"/>
+            <w:r>
+              <w:rPr>
+                <w:b/>
+                <w:bCs/>
+                <w:color w:val="000000"/>
+                <w:sz w:val="20"/>
+                <w:szCs w:val="20"/>
+              </w:rPr>
+              <w:t>docker</w:t>
+            </w:r>
+            <w:proofErr w:type="spellEnd"/>
+            <w:r>
+              <w:rPr>
+                <w:b/>
+                <w:bCs/>
+                <w:color w:val="000000"/>
+                <w:sz w:val="20"/>
+                <w:szCs w:val="20"/>
+              </w:rPr>
+              <w:t xml:space="preserve">/metadata-action@v5 (Official </w:t>
+            </w:r>
+            <w:proofErr w:type="spellStart"/>
+            <w:r>
+              <w:rPr>
+                <w:b/>
+                <w:bCs/>
+                <w:color w:val="000000"/>
+                <w:sz w:val="20"/>
+                <w:szCs w:val="20"/>
+              </w:rPr>
+              <w:t>Docker</w:t>
+            </w:r>
+            <w:proofErr w:type="spellEnd"/>
+            <w:r>
+              <w:rPr>
+                <w:b/>
+                <w:bCs/>
+                <w:color w:val="000000"/>
+                <w:sz w:val="20"/>
+                <w:szCs w:val="20"/>
+              </w:rPr>
+              <w:t xml:space="preserve"> Action)</w:t>
             </w:r>
           </w:p>
         </w:tc>
@@ -14477,15 +19849,27 @@
             <w:vAlign w:val="center"/>
           </w:tcPr>
           <w:p>
-            <w:r>
-              <w:rPr>
-                <w:b/>
-                <w:bCs/>
-                <w:color w:val="000000"/>
-                <w:sz w:val="20"/>
-                <w:szCs w:val="20"/>
-              </w:rPr>
-              <w:t>Docker Hub – Repositories &amp; Access Tokens</w:t>
+            <w:proofErr w:type="spellStart"/>
+            <w:r>
+              <w:rPr>
+                <w:b/>
+                <w:bCs/>
+                <w:color w:val="000000"/>
+                <w:sz w:val="20"/>
+                <w:szCs w:val="20"/>
+              </w:rPr>
+              <w:t>Docker</w:t>
+            </w:r>
+            <w:proofErr w:type="spellEnd"/>
+            <w:r>
+              <w:rPr>
+                <w:b/>
+                <w:bCs/>
+                <w:color w:val="000000"/>
+                <w:sz w:val="20"/>
+                <w:szCs w:val="20"/>
+              </w:rPr>
+              <w:t xml:space="preserve"> Hub – Repositories &amp; Access Tokens</w:t>
             </w:r>
           </w:p>
         </w:tc>
@@ -14539,15 +19923,49 @@
             <w:vAlign w:val="center"/>
           </w:tcPr>
           <w:p>
-            <w:r>
-              <w:rPr>
-                <w:b/>
-                <w:bCs/>
-                <w:color w:val="000000"/>
-                <w:sz w:val="20"/>
-                <w:szCs w:val="20"/>
-              </w:rPr>
-              <w:t>Docker Official nginx Image</w:t>
+            <w:proofErr w:type="spellStart"/>
+            <w:r>
+              <w:rPr>
+                <w:b/>
+                <w:bCs/>
+                <w:color w:val="000000"/>
+                <w:sz w:val="20"/>
+                <w:szCs w:val="20"/>
+              </w:rPr>
+              <w:t>Docker</w:t>
+            </w:r>
+            <w:proofErr w:type="spellEnd"/>
+            <w:r>
+              <w:rPr>
+                <w:b/>
+                <w:bCs/>
+                <w:color w:val="000000"/>
+                <w:sz w:val="20"/>
+                <w:szCs w:val="20"/>
+              </w:rPr>
+              <w:t xml:space="preserve"> Official </w:t>
+            </w:r>
+            <w:proofErr w:type="spellStart"/>
+            <w:r>
+              <w:rPr>
+                <w:b/>
+                <w:bCs/>
+                <w:color w:val="000000"/>
+                <w:sz w:val="20"/>
+                <w:szCs w:val="20"/>
+              </w:rPr>
+              <w:t>nginx</w:t>
+            </w:r>
+            <w:proofErr w:type="spellEnd"/>
+            <w:r>
+              <w:rPr>
+                <w:b/>
+                <w:bCs/>
+                <w:color w:val="000000"/>
+                <w:sz w:val="20"/>
+                <w:szCs w:val="20"/>
+              </w:rPr>
+              <w:t xml:space="preserve"> Image</w:t>
             </w:r>
           </w:p>
         </w:tc>
@@ -14601,15 +20019,27 @@
             <w:vAlign w:val="center"/>
           </w:tcPr>
           <w:p>
-            <w:r>
-              <w:rPr>
-                <w:b/>
-                <w:bCs/>
-                <w:color w:val="000000"/>
-                <w:sz w:val="20"/>
-                <w:szCs w:val="20"/>
-              </w:rPr>
-              <w:t>Dockerfile Reference</w:t>
+            <w:proofErr w:type="spellStart"/>
+            <w:r>
+              <w:rPr>
+                <w:b/>
+                <w:bCs/>
+                <w:color w:val="000000"/>
+                <w:sz w:val="20"/>
+                <w:szCs w:val="20"/>
+              </w:rPr>
+              <w:t>Dockerfile</w:t>
+            </w:r>
+            <w:proofErr w:type="spellEnd"/>
+            <w:r>
+              <w:rPr>
+                <w:b/>
+                <w:bCs/>
+                <w:color w:val="000000"/>
+                <w:sz w:val="20"/>
+                <w:szCs w:val="20"/>
+              </w:rPr>
+              <w:t xml:space="preserve"> Reference</w:t>
             </w:r>
           </w:p>
         </w:tc>
@@ -14733,7 +20163,29 @@
                 <w:sz w:val="20"/>
                 <w:szCs w:val="20"/>
               </w:rPr>
-              <w:t>Render.com – Docker Deploys</w:t>
+              <w:t xml:space="preserve">Render.com – </w:t>
+            </w:r>
+            <w:proofErr w:type="spellStart"/>
+            <w:r>
+              <w:rPr>
+                <w:b/>
+                <w:bCs/>
+                <w:color w:val="000000"/>
+                <w:sz w:val="20"/>
+                <w:szCs w:val="20"/>
+              </w:rPr>
+              <w:t>Docker</w:t>
+            </w:r>
+            <w:proofErr w:type="spellEnd"/>
+            <w:r>
+              <w:rPr>
+                <w:b/>
+                <w:bCs/>
+                <w:color w:val="000000"/>
+                <w:sz w:val="20"/>
+                <w:szCs w:val="20"/>
+              </w:rPr>
+              <w:t xml:space="preserve"> Deploys</w:t>
             </w:r>
           </w:p>
         </w:tc>
@@ -15087,7 +20539,43 @@
         <w:sz w:val="18"/>
         <w:szCs w:val="18"/>
       </w:rPr>
-      <w:t>CSST4713 – DevOps Fundamentals  |  BSSE Spring 2026</w:t>
+      <w:t xml:space="preserve">CSST4713 – </w:t>
+    </w:r>
+    <w:proofErr w:type="spellStart"/>
+    <w:r>
+      <w:rPr>
+        <w:color w:val="595959"/>
+        <w:sz w:val="18"/>
+        <w:szCs w:val="18"/>
+      </w:rPr>
+      <w:t>DevOps</w:t>
+    </w:r>
+    <w:proofErr w:type="spellEnd"/>
+    <w:r>
+      <w:rPr>
+        <w:color w:val="595959"/>
+        <w:sz w:val="18"/>
+        <w:szCs w:val="18"/>
+      </w:rPr>
+      <w:t xml:space="preserve"> </w:t>
+    </w:r>
+    <w:proofErr w:type="gramStart"/>
+    <w:r>
+      <w:rPr>
+        <w:color w:val="595959"/>
+        <w:sz w:val="18"/>
+        <w:szCs w:val="18"/>
+      </w:rPr>
+      <w:t>Fundamentals  |</w:t>
+    </w:r>
+    <w:proofErr w:type="gramEnd"/>
+    <w:r>
+      <w:rPr>
+        <w:color w:val="595959"/>
+        <w:sz w:val="18"/>
+        <w:szCs w:val="18"/>
+      </w:rPr>
+      <w:t xml:space="preserve">  BSSE Spring 2026</w:t>
     </w:r>
     <w:r>
       <w:rPr>
@@ -15129,7 +20617,7 @@
         <w:sz w:val="18"/>
         <w:szCs w:val="18"/>
       </w:rPr>
-      <w:t>13</w:t>
+      <w:t>2</w:t>
     </w:r>
     <w:r>
       <w:rPr>
@@ -15230,7 +20718,29 @@
         <w:sz w:val="18"/>
         <w:szCs w:val="18"/>
       </w:rPr>
-      <w:t>University of Central Punjab – DevOps Fundamentals [Spring, 2026]</w:t>
+      <w:t xml:space="preserve">University of Central Punjab – </w:t>
+    </w:r>
+    <w:proofErr w:type="spellStart"/>
+    <w:r>
+      <w:rPr>
+        <w:b/>
+        <w:bCs/>
+        <w:color w:val="1F3864"/>
+        <w:sz w:val="18"/>
+        <w:szCs w:val="18"/>
+      </w:rPr>
+      <w:t>DevOps</w:t>
+    </w:r>
+    <w:proofErr w:type="spellEnd"/>
+    <w:r>
+      <w:rPr>
+        <w:b/>
+        <w:bCs/>
+        <w:color w:val="1F3864"/>
+        <w:sz w:val="18"/>
+        <w:szCs w:val="18"/>
+      </w:rPr>
+      <w:t xml:space="preserve"> Fundamentals [Spring, 2026]</w:t>
     </w:r>
     <w:r>
       <w:rPr>
@@ -16820,7 +22330,7 @@
   <a:extraClrSchemeLst/>
   <a:extLst>
     <a:ext uri="{05A4C25C-085E-4340-85A3-A5531E510DB2}">
-      <thm15:themeFamily xmlns:thm15="http://schemas.microsoft.com/office/thememl/2012/main" xmlns="" name="Office Theme" id="{62F939B6-93AF-4DB8-9C6B-D6C7DFDC589F}" vid="{4A3C46E8-61CC-4603-A589-7422A47A8E4A}"/>
+      <thm15:themeFamily xmlns="" xmlns:thm15="http://schemas.microsoft.com/office/thememl/2012/main" name="Office Theme" id="{62F939B6-93AF-4DB8-9C6B-D6C7DFDC589F}" vid="{4A3C46E8-61CC-4603-A589-7422A47A8E4A}"/>
     </a:ext>
   </a:extLst>
 </a:theme>
